--- a/economy/Гумаров_ИС-222б_экономика.docx
+++ b/economy/Гумаров_ИС-222б_экономика.docx
@@ -1,6 +1,6 @@
 
 <file path=word/document.xml><?xml version="1.0" encoding="utf-8"?>
-<w:document xmlns:wpc="http://schemas.microsoft.com/office/word/2010/wordprocessingCanvas" xmlns:cx="http://schemas.microsoft.com/office/drawing/2014/chartex" xmlns:cx1="http://schemas.microsoft.com/office/drawing/2015/9/8/chartex" xmlns:cx2="http://schemas.microsoft.com/office/drawing/2015/10/21/chartex" xmlns:cx3="http://schemas.microsoft.com/office/drawing/2016/5/9/chartex" xmlns:cx4="http://schemas.microsoft.com/office/drawing/2016/5/10/chartex" xmlns:cx5="http://schemas.microsoft.com/office/drawing/2016/5/11/chartex" xmlns:cx6="http://schemas.microsoft.com/office/drawing/2016/5/12/chartex" xmlns:cx7="http://schemas.microsoft.com/office/drawing/2016/5/13/chartex" xmlns:cx8="http://schemas.microsoft.com/office/drawing/2016/5/14/chartex" xmlns:mc="http://schemas.openxmlformats.org/markup-compatibility/2006" xmlns:aink="http://schemas.microsoft.com/office/drawing/2016/ink" xmlns:am3d="http://schemas.microsoft.com/office/drawing/2017/model3d" xmlns:o="urn:schemas-microsoft-com:office:office" xmlns:r="http://schemas.openxmlformats.org/officeDocument/2006/relationships" xmlns:m="http://schemas.openxmlformats.org/officeDocument/2006/math" xmlns:v="urn:schemas-microsoft-com:vml" xmlns:wp14="http://schemas.microsoft.com/office/word/2010/wordprocessingDrawing" xmlns:wp="http://schemas.openxmlformats.org/drawingml/2006/wordprocessingDrawing" xmlns:w10="urn:schemas-microsoft-com:office:word" xmlns:w="http://schemas.openxmlformats.org/wordprocessingml/2006/main" xmlns:w14="http://schemas.microsoft.com/office/word/2010/wordml" xmlns:w15="http://schemas.microsoft.com/office/word/2012/wordml" xmlns:w16cex="http://schemas.microsoft.com/office/word/2018/wordml/cex" xmlns:w16cid="http://schemas.microsoft.com/office/word/2016/wordml/cid" xmlns:w16="http://schemas.microsoft.com/office/word/2018/wordml" xmlns:w16sdtdh="http://schemas.microsoft.com/office/word/2020/wordml/sdtdatahash" xmlns:w16se="http://schemas.microsoft.com/office/word/2015/wordml/symex" xmlns:wpg="http://schemas.microsoft.com/office/word/2010/wordprocessingGroup" xmlns:wpi="http://schemas.microsoft.com/office/word/2010/wordprocessingInk" xmlns:wne="http://schemas.microsoft.com/office/word/2006/wordml" xmlns:wps="http://schemas.microsoft.com/office/word/2010/wordprocessingShape" mc:Ignorable="w14 w15 w16se w16cid w16 w16cex w16sdtdh wp14">
+<w:document xmlns:wpc="http://schemas.microsoft.com/office/word/2010/wordprocessingCanvas" xmlns:cx="http://schemas.microsoft.com/office/drawing/2014/chartex" xmlns:mc="http://schemas.openxmlformats.org/markup-compatibility/2006" xmlns:o="urn:schemas-microsoft-com:office:office" xmlns:r="http://schemas.openxmlformats.org/officeDocument/2006/relationships" xmlns:m="http://schemas.openxmlformats.org/officeDocument/2006/math" xmlns:v="urn:schemas-microsoft-com:vml" xmlns:wp14="http://schemas.microsoft.com/office/word/2010/wordprocessingDrawing" xmlns:wp="http://schemas.openxmlformats.org/drawingml/2006/wordprocessingDrawing" xmlns:w10="urn:schemas-microsoft-com:office:word" xmlns:w="http://schemas.openxmlformats.org/wordprocessingml/2006/main" xmlns:w14="http://schemas.microsoft.com/office/word/2010/wordml" xmlns:w15="http://schemas.microsoft.com/office/word/2012/wordml" xmlns:w16se="http://schemas.microsoft.com/office/word/2015/wordml/symex" xmlns:wpg="http://schemas.microsoft.com/office/word/2010/wordprocessingGroup" xmlns:wpi="http://schemas.microsoft.com/office/word/2010/wordprocessingInk" xmlns:wne="http://schemas.microsoft.com/office/word/2006/wordml" xmlns:wps="http://schemas.microsoft.com/office/word/2010/wordprocessingShape" mc:Ignorable="w14 w15 w16se wp14">
   <w:body>
     <w:p>
       <w:pPr>
@@ -27,7 +27,6 @@
           <w:docPartUnique/>
         </w:docPartObj>
       </w:sdtPr>
-      <w:sdtEndPr/>
       <w:sdtContent>
         <w:p>
           <w:pPr>
@@ -50,7 +49,7 @@
           <w:r>
             <w:fldChar w:fldCharType="separate"/>
           </w:r>
-          <w:hyperlink w:anchor="_Toc223639652" w:history="1">
+          <w:hyperlink w:anchor="_Toc223785689" w:history="1">
             <w:r>
               <w:rPr>
                 <w:rStyle w:val="afe"/>
@@ -77,7 +76,7 @@
                 <w:noProof/>
                 <w:webHidden/>
               </w:rPr>
-              <w:instrText xml:space="preserve"> PAGEREF _Toc223639652 \h </w:instrText>
+              <w:instrText xml:space="preserve"> PAGEREF _Toc223785689 \h </w:instrText>
             </w:r>
             <w:r>
               <w:rPr>
@@ -120,7 +119,7 @@
               <w:lang w:eastAsia="ru-RU"/>
             </w:rPr>
           </w:pPr>
-          <w:hyperlink w:anchor="_Toc223639653" w:history="1">
+          <w:hyperlink w:anchor="_Toc223785690" w:history="1">
             <w:r>
               <w:rPr>
                 <w:rStyle w:val="afe"/>
@@ -147,7 +146,7 @@
                 <w:noProof/>
                 <w:webHidden/>
               </w:rPr>
-              <w:instrText xml:space="preserve"> PAGEREF _Toc223639653 \h </w:instrText>
+              <w:instrText xml:space="preserve"> PAGEREF _Toc223785690 \h </w:instrText>
             </w:r>
             <w:r>
               <w:rPr>
@@ -190,7 +189,7 @@
               <w:lang w:eastAsia="ru-RU"/>
             </w:rPr>
           </w:pPr>
-          <w:hyperlink w:anchor="_Toc223639654" w:history="1">
+          <w:hyperlink w:anchor="_Toc223785691" w:history="1">
             <w:r>
               <w:rPr>
                 <w:rStyle w:val="afe"/>
@@ -217,7 +216,7 @@
                 <w:noProof/>
                 <w:webHidden/>
               </w:rPr>
-              <w:instrText xml:space="preserve"> PAGEREF _Toc223639654 \h </w:instrText>
+              <w:instrText xml:space="preserve"> PAGEREF _Toc223785691 \h </w:instrText>
             </w:r>
             <w:r>
               <w:rPr>
@@ -260,13 +259,13 @@
               <w:lang w:eastAsia="ru-RU"/>
             </w:rPr>
           </w:pPr>
-          <w:hyperlink w:anchor="_Toc223639655" w:history="1">
+          <w:hyperlink w:anchor="_Toc223785692" w:history="1">
             <w:r>
               <w:rPr>
                 <w:rStyle w:val="afe"/>
                 <w:noProof/>
               </w:rPr>
-              <w:t>3 Расчет экономической эффективности проектирование и разработка информационной системы серверная часть системы управления корпоративной базой знаний с чат-ботом</w:t>
+              <w:t>3 Расчет экономической эффективности проектирования и разработки серверной части системы управления корпоративной базой знаний с чат-ботом.</w:t>
             </w:r>
             <w:r>
               <w:rPr>
@@ -287,7 +286,7 @@
                 <w:noProof/>
                 <w:webHidden/>
               </w:rPr>
-              <w:instrText xml:space="preserve"> PAGEREF _Toc223639655 \h </w:instrText>
+              <w:instrText xml:space="preserve"> PAGEREF _Toc223785692 \h </w:instrText>
             </w:r>
             <w:r>
               <w:rPr>
@@ -330,7 +329,7 @@
               <w:lang w:eastAsia="ru-RU"/>
             </w:rPr>
           </w:pPr>
-          <w:hyperlink w:anchor="_Toc223639656" w:history="1">
+          <w:hyperlink w:anchor="_Toc223785693" w:history="1">
             <w:r>
               <w:rPr>
                 <w:rStyle w:val="afe"/>
@@ -357,7 +356,7 @@
                 <w:noProof/>
                 <w:webHidden/>
               </w:rPr>
-              <w:instrText xml:space="preserve"> PAGEREF _Toc223639656 \h </w:instrText>
+              <w:instrText xml:space="preserve"> PAGEREF _Toc223785693 \h </w:instrText>
             </w:r>
             <w:r>
               <w:rPr>
@@ -398,7 +397,7 @@
               <w:lang w:eastAsia="ru-RU"/>
             </w:rPr>
           </w:pPr>
-          <w:hyperlink w:anchor="_Toc223639657" w:history="1">
+          <w:hyperlink w:anchor="_Toc223785694" w:history="1">
             <w:r>
               <w:rPr>
                 <w:rStyle w:val="afe"/>
@@ -425,7 +424,7 @@
                 <w:noProof/>
                 <w:webHidden/>
               </w:rPr>
-              <w:instrText xml:space="preserve"> PAGEREF _Toc223639657 \h </w:instrText>
+              <w:instrText xml:space="preserve"> PAGEREF _Toc223785694 \h </w:instrText>
             </w:r>
             <w:r>
               <w:rPr>
@@ -466,7 +465,7 @@
               <w:lang w:eastAsia="ru-RU"/>
             </w:rPr>
           </w:pPr>
-          <w:hyperlink w:anchor="_Toc223639658" w:history="1">
+          <w:hyperlink w:anchor="_Toc223785695" w:history="1">
             <w:r>
               <w:rPr>
                 <w:rStyle w:val="afe"/>
@@ -493,7 +492,7 @@
                 <w:noProof/>
                 <w:webHidden/>
               </w:rPr>
-              <w:instrText xml:space="preserve"> PAGEREF _Toc223639658 \h </w:instrText>
+              <w:instrText xml:space="preserve"> PAGEREF _Toc223785695 \h </w:instrText>
             </w:r>
             <w:r>
               <w:rPr>
@@ -536,7 +535,7 @@
               <w:lang w:eastAsia="ru-RU"/>
             </w:rPr>
           </w:pPr>
-          <w:hyperlink w:anchor="_Toc223639659" w:history="1">
+          <w:hyperlink w:anchor="_Toc223785696" w:history="1">
             <w:r>
               <w:rPr>
                 <w:rStyle w:val="afe"/>
@@ -563,7 +562,7 @@
                 <w:noProof/>
                 <w:webHidden/>
               </w:rPr>
-              <w:instrText xml:space="preserve"> PAGEREF _Toc223639659 \h </w:instrText>
+              <w:instrText xml:space="preserve"> PAGEREF _Toc223785696 \h </w:instrText>
             </w:r>
             <w:r>
               <w:rPr>
@@ -606,7 +605,7 @@
               <w:lang w:eastAsia="ru-RU"/>
             </w:rPr>
           </w:pPr>
-          <w:hyperlink w:anchor="_Toc223639660" w:history="1">
+          <w:hyperlink w:anchor="_Toc223785697" w:history="1">
             <w:r>
               <w:rPr>
                 <w:rStyle w:val="afe"/>
@@ -633,7 +632,7 @@
                 <w:noProof/>
                 <w:webHidden/>
               </w:rPr>
-              <w:instrText xml:space="preserve"> PAGEREF _Toc223639660 \h </w:instrText>
+              <w:instrText xml:space="preserve"> PAGEREF _Toc223785697 \h </w:instrText>
             </w:r>
             <w:r>
               <w:rPr>
@@ -705,7 +704,7 @@
         <w:spacing w:before="0" w:after="0" w:line="360" w:lineRule="auto"/>
         <w:jc w:val="center"/>
       </w:pPr>
-      <w:bookmarkStart w:id="2" w:name="_Toc223639652"/>
+      <w:bookmarkStart w:id="2" w:name="_Toc223785689"/>
       <w:r>
         <w:lastRenderedPageBreak/>
         <w:t>Введение</w:t>
@@ -793,28 +792,7 @@
           <w:rFonts w:eastAsia="Times New Roman"/>
           <w:szCs w:val="28"/>
         </w:rPr>
-        <w:t xml:space="preserve">серверной части системы управления корпоративной базой знаний с интеллектуальным поиском с помощью чат-бота на примере ООО </w:t>
-      </w:r>
-      <w:r>
-        <w:rPr>
-          <w:rFonts w:eastAsia="Times New Roman"/>
-          <w:szCs w:val="28"/>
-        </w:rPr>
-        <w:t>«</w:t>
-      </w:r>
-      <w:r>
-        <w:rPr>
-          <w:rFonts w:eastAsia="Times New Roman"/>
-          <w:szCs w:val="28"/>
-        </w:rPr>
-        <w:t>БС-Платформа</w:t>
-      </w:r>
-      <w:r>
-        <w:rPr>
-          <w:rFonts w:eastAsia="Times New Roman"/>
-          <w:szCs w:val="28"/>
-        </w:rPr>
-        <w:t>»».</w:t>
+        <w:t>серверной части системы управления корпоративной базой знаний с интеллектуальным поиском с помощью чат-бота на примере ООО «БС-Платформа»».</w:t>
       </w:r>
     </w:p>
     <w:p>
@@ -920,7 +898,7 @@
         <w:pStyle w:val="afc"/>
         <w:numPr>
           <w:ilvl w:val="0"/>
-          <w:numId w:val="7"/>
+          <w:numId w:val="10"/>
         </w:numPr>
         <w:spacing w:after="0" w:line="360" w:lineRule="auto"/>
         <w:ind w:left="0" w:firstLine="709"/>
@@ -935,7 +913,7 @@
           <w:rFonts w:eastAsia="Times New Roman"/>
           <w:szCs w:val="28"/>
         </w:rPr>
-        <w:t>рассмотреть организационно-экономическую характеристику предприятия ООО «БС-Платформа»;</w:t>
+        <w:t>рассмотреть состав и структуру собственного и заемного капитала предприятия;</w:t>
       </w:r>
     </w:p>
     <w:p>
@@ -943,7 +921,7 @@
         <w:pStyle w:val="afc"/>
         <w:numPr>
           <w:ilvl w:val="0"/>
-          <w:numId w:val="7"/>
+          <w:numId w:val="10"/>
         </w:numPr>
         <w:spacing w:after="0" w:line="360" w:lineRule="auto"/>
         <w:ind w:left="0" w:firstLine="709"/>
@@ -958,7 +936,7 @@
           <w:rFonts w:eastAsia="Times New Roman"/>
           <w:szCs w:val="28"/>
         </w:rPr>
-        <w:t>определить состав и структуру затрат на проектирование и разработку серверной части системы;</w:t>
+        <w:t>рассчитать величину затрат на проектирование и разработку системы;</w:t>
       </w:r>
     </w:p>
     <w:p>
@@ -966,7 +944,7 @@
         <w:pStyle w:val="afc"/>
         <w:numPr>
           <w:ilvl w:val="0"/>
-          <w:numId w:val="7"/>
+          <w:numId w:val="10"/>
         </w:numPr>
         <w:spacing w:after="0" w:line="360" w:lineRule="auto"/>
         <w:ind w:left="0" w:firstLine="709"/>
@@ -981,82 +959,14 @@
           <w:rFonts w:eastAsia="Times New Roman"/>
           <w:szCs w:val="28"/>
         </w:rPr>
-        <w:t>рассчитать трудоёмкость выполнения работ по разработке программного продукта;</w:t>
+        <w:t xml:space="preserve">рассчитать годовой экономический эффект, экономическую эффективность и срок окупаемости проекта. </w:t>
       </w:r>
     </w:p>
     <w:p>
       <w:pPr>
         <w:pStyle w:val="afc"/>
-        <w:numPr>
-          <w:ilvl w:val="0"/>
-          <w:numId w:val="7"/>
-        </w:numPr>
         <w:spacing w:after="0" w:line="360" w:lineRule="auto"/>
-        <w:ind w:left="0" w:firstLine="709"/>
-        <w:jc w:val="both"/>
-        <w:rPr>
-          <w:rFonts w:eastAsia="Times New Roman"/>
-          <w:szCs w:val="28"/>
-        </w:rPr>
-      </w:pPr>
-      <w:r>
-        <w:rPr>
-          <w:rFonts w:eastAsia="Times New Roman"/>
-          <w:szCs w:val="28"/>
-        </w:rPr>
-        <w:t>определить величину единовременных затрат на создание системы;</w:t>
-      </w:r>
-    </w:p>
-    <w:p>
-      <w:pPr>
-        <w:pStyle w:val="afc"/>
-        <w:numPr>
-          <w:ilvl w:val="0"/>
-          <w:numId w:val="7"/>
-        </w:numPr>
-        <w:spacing w:after="0" w:line="360" w:lineRule="auto"/>
-        <w:ind w:left="0" w:firstLine="709"/>
-        <w:jc w:val="both"/>
-        <w:rPr>
-          <w:rFonts w:eastAsia="Times New Roman"/>
-          <w:szCs w:val="28"/>
-        </w:rPr>
-      </w:pPr>
-      <w:r>
-        <w:rPr>
-          <w:rFonts w:eastAsia="Times New Roman"/>
-          <w:szCs w:val="28"/>
-        </w:rPr>
-        <w:t>рассчитать годовой экономический эффект от внедрения системы;</w:t>
-      </w:r>
-    </w:p>
-    <w:p>
-      <w:pPr>
-        <w:pStyle w:val="afc"/>
-        <w:numPr>
-          <w:ilvl w:val="0"/>
-          <w:numId w:val="7"/>
-        </w:numPr>
-        <w:spacing w:after="0" w:line="360" w:lineRule="auto"/>
-        <w:ind w:left="0" w:firstLine="709"/>
-        <w:jc w:val="both"/>
-        <w:rPr>
-          <w:rFonts w:eastAsia="Times New Roman"/>
-          <w:szCs w:val="28"/>
-        </w:rPr>
-      </w:pPr>
-      <w:r>
-        <w:rPr>
-          <w:rFonts w:eastAsia="Times New Roman"/>
-          <w:szCs w:val="28"/>
-        </w:rPr>
-        <w:t>оценить экономическую эффективность и срок окупаемости проекта.</w:t>
-      </w:r>
-    </w:p>
-    <w:p>
-      <w:pPr>
-        <w:spacing w:after="0" w:line="360" w:lineRule="auto"/>
-        <w:ind w:firstLine="709"/>
+        <w:ind w:left="709"/>
         <w:jc w:val="both"/>
         <w:rPr>
           <w:rFonts w:eastAsia="Times New Roman"/>
@@ -1111,7 +1021,7 @@
           <w:bCs w:val="0"/>
         </w:rPr>
       </w:pPr>
-      <w:bookmarkStart w:id="3" w:name="_Toc223639653"/>
+      <w:bookmarkStart w:id="3" w:name="_Toc223785690"/>
       <w:r>
         <w:rPr>
           <w:szCs w:val="28"/>
@@ -1278,7 +1188,7 @@
           <w:szCs w:val="28"/>
         </w:rPr>
       </w:pPr>
-      <w:bookmarkStart w:id="4" w:name="_Toc223639654"/>
+      <w:bookmarkStart w:id="4" w:name="_Toc223785691"/>
       <w:r>
         <w:rPr>
           <w:szCs w:val="28"/>
@@ -1663,8 +1573,8 @@
           <w:szCs w:val="28"/>
         </w:rPr>
       </w:pPr>
-      <w:bookmarkStart w:id="5" w:name="_Hlk223637589"/>
-      <w:bookmarkStart w:id="6" w:name="_Toc223639655"/>
+      <w:bookmarkStart w:id="5" w:name="_Toc223785692"/>
+      <w:bookmarkStart w:id="6" w:name="_Hlk223637589"/>
       <w:r>
         <w:rPr>
           <w:szCs w:val="28"/>
@@ -1677,19 +1587,23 @@
           <w:bCs w:val="0"/>
           <w:szCs w:val="28"/>
         </w:rPr>
-        <w:t xml:space="preserve">Расчет экономической эффективности </w:t>
+        <w:t>Расчет экономической эффективности проектирования и разработки серверной части системы управления корпоративной базой знаний с чат-ботом</w:t>
       </w:r>
       <w:r>
         <w:rPr>
           <w:bCs w:val="0"/>
           <w:szCs w:val="28"/>
         </w:rPr>
-        <w:t xml:space="preserve">проектирование и разработка информационной системы </w:t>
-      </w:r>
-      <w:r>
-        <w:t>серверная часть системы управления корпоративной базой знаний с чат-ботом</w:t>
-      </w:r>
-      <w:bookmarkEnd w:id="6"/>
+        <w:t>.</w:t>
+      </w:r>
+      <w:bookmarkEnd w:id="5"/>
+      <w:r>
+        <w:rPr>
+          <w:bCs w:val="0"/>
+          <w:szCs w:val="28"/>
+        </w:rPr>
+        <w:t xml:space="preserve"> </w:t>
+      </w:r>
     </w:p>
     <w:p>
       <w:pPr>
@@ -1705,15 +1619,15 @@
           <w:szCs w:val="28"/>
         </w:rPr>
       </w:pPr>
-      <w:bookmarkStart w:id="7" w:name="_Hlk223632583"/>
-      <w:bookmarkStart w:id="8" w:name="_Toc223639656"/>
+      <w:bookmarkStart w:id="7" w:name="_Toc223785693"/>
+      <w:bookmarkStart w:id="8" w:name="_Hlk223632583"/>
       <w:r>
         <w:rPr>
           <w:szCs w:val="28"/>
         </w:rPr>
         <w:t>3.1 Постоянные издержки</w:t>
       </w:r>
-      <w:bookmarkEnd w:id="8"/>
+      <w:bookmarkEnd w:id="7"/>
     </w:p>
     <w:p/>
     <w:p>
@@ -3009,11 +2923,6 @@
     </w:p>
     <w:p>
       <w:pPr>
-        <w:pStyle w:val="afc"/>
-        <w:numPr>
-          <w:ilvl w:val="0"/>
-          <w:numId w:val="7"/>
-        </w:numPr>
         <w:pBdr>
           <w:top w:val="none" w:sz="4" w:space="0" w:color="000000"/>
           <w:left w:val="none" w:sz="4" w:space="0" w:color="000000"/>
@@ -3021,6 +2930,7 @@
           <w:right w:val="none" w:sz="4" w:space="0" w:color="000000"/>
         </w:pBdr>
         <w:spacing w:after="0" w:line="360" w:lineRule="auto"/>
+        <w:ind w:firstLine="708"/>
         <w:jc w:val="both"/>
         <w:rPr>
           <w:rFonts w:eastAsia="Times New Roman"/>
@@ -3727,7 +3637,7 @@
               </wp:inline>
             </w:drawing>
           </mc:Choice>
-          <mc:Fallback xmlns:a="http://schemas.openxmlformats.org/drawingml/2006/main">
+          <mc:Fallback xmlns:a="http://schemas.openxmlformats.org/drawingml/2006/main" xmlns:w16sdtdh="http://schemas.microsoft.com/office/word/2020/wordml/sdtdatahash" xmlns:w16="http://schemas.microsoft.com/office/word/2018/wordml" xmlns:w16cid="http://schemas.microsoft.com/office/word/2016/wordml/cid" xmlns:w16cex="http://schemas.microsoft.com/office/word/2018/wordml/cex" xmlns:am3d="http://schemas.microsoft.com/office/drawing/2017/model3d" xmlns:aink="http://schemas.microsoft.com/office/drawing/2016/ink" xmlns:cx8="http://schemas.microsoft.com/office/drawing/2016/5/14/chartex" xmlns:cx7="http://schemas.microsoft.com/office/drawing/2016/5/13/chartex" xmlns:cx6="http://schemas.microsoft.com/office/drawing/2016/5/12/chartex" xmlns:cx5="http://schemas.microsoft.com/office/drawing/2016/5/11/chartex" xmlns:cx4="http://schemas.microsoft.com/office/drawing/2016/5/10/chartex" xmlns:cx3="http://schemas.microsoft.com/office/drawing/2016/5/9/chartex" xmlns:cx2="http://schemas.microsoft.com/office/drawing/2015/10/21/chartex" xmlns:cx1="http://schemas.microsoft.com/office/drawing/2015/9/8/chartex">
             <w:pict>
               <v:shapetype id="_x0000_t75" coordsize="21600,21600" o:spt="75" o:preferrelative="t" path="m@4@5l@4@11@9@11@9@5xe" filled="f" stroked="f">
                 <v:stroke joinstyle="miter"/>
@@ -3833,7 +3743,7 @@
               </wp:inline>
             </w:drawing>
           </mc:Choice>
-          <mc:Fallback xmlns:a="http://schemas.openxmlformats.org/drawingml/2006/main">
+          <mc:Fallback xmlns:a="http://schemas.openxmlformats.org/drawingml/2006/main" xmlns:w16sdtdh="http://schemas.microsoft.com/office/word/2020/wordml/sdtdatahash" xmlns:w16="http://schemas.microsoft.com/office/word/2018/wordml" xmlns:w16cid="http://schemas.microsoft.com/office/word/2016/wordml/cid" xmlns:w16cex="http://schemas.microsoft.com/office/word/2018/wordml/cex" xmlns:am3d="http://schemas.microsoft.com/office/drawing/2017/model3d" xmlns:aink="http://schemas.microsoft.com/office/drawing/2016/ink" xmlns:cx8="http://schemas.microsoft.com/office/drawing/2016/5/14/chartex" xmlns:cx7="http://schemas.microsoft.com/office/drawing/2016/5/13/chartex" xmlns:cx6="http://schemas.microsoft.com/office/drawing/2016/5/12/chartex" xmlns:cx5="http://schemas.microsoft.com/office/drawing/2016/5/11/chartex" xmlns:cx4="http://schemas.microsoft.com/office/drawing/2016/5/10/chartex" xmlns:cx3="http://schemas.microsoft.com/office/drawing/2016/5/9/chartex" xmlns:cx2="http://schemas.microsoft.com/office/drawing/2015/10/21/chartex" xmlns:cx1="http://schemas.microsoft.com/office/drawing/2015/9/8/chartex">
             <w:pict>
               <v:shapetype id="_x0000_t75" coordsize="21600,21600" o:spt="75" o:preferrelative="t" path="m@4@5l@4@11@9@11@9@5xe" filled="f" stroked="f">
                 <v:stroke joinstyle="miter"/>
@@ -3929,7 +3839,7 @@
               </wp:inline>
             </w:drawing>
           </mc:Choice>
-          <mc:Fallback xmlns:a="http://schemas.openxmlformats.org/drawingml/2006/main">
+          <mc:Fallback xmlns:a="http://schemas.openxmlformats.org/drawingml/2006/main" xmlns:w16sdtdh="http://schemas.microsoft.com/office/word/2020/wordml/sdtdatahash" xmlns:w16="http://schemas.microsoft.com/office/word/2018/wordml" xmlns:w16cid="http://schemas.microsoft.com/office/word/2016/wordml/cid" xmlns:w16cex="http://schemas.microsoft.com/office/word/2018/wordml/cex" xmlns:am3d="http://schemas.microsoft.com/office/drawing/2017/model3d" xmlns:aink="http://schemas.microsoft.com/office/drawing/2016/ink" xmlns:cx8="http://schemas.microsoft.com/office/drawing/2016/5/14/chartex" xmlns:cx7="http://schemas.microsoft.com/office/drawing/2016/5/13/chartex" xmlns:cx6="http://schemas.microsoft.com/office/drawing/2016/5/12/chartex" xmlns:cx5="http://schemas.microsoft.com/office/drawing/2016/5/11/chartex" xmlns:cx4="http://schemas.microsoft.com/office/drawing/2016/5/10/chartex" xmlns:cx3="http://schemas.microsoft.com/office/drawing/2016/5/9/chartex" xmlns:cx2="http://schemas.microsoft.com/office/drawing/2015/10/21/chartex" xmlns:cx1="http://schemas.microsoft.com/office/drawing/2015/9/8/chartex">
             <w:pict>
               <v:shapetype id="_x0000_t75" coordsize="21600,21600" o:spt="75" o:preferrelative="t" path="m@4@5l@4@11@9@11@9@5xe" filled="f" stroked="f">
                 <v:stroke joinstyle="miter"/>
@@ -4025,7 +3935,7 @@
               </wp:inline>
             </w:drawing>
           </mc:Choice>
-          <mc:Fallback xmlns:a="http://schemas.openxmlformats.org/drawingml/2006/main">
+          <mc:Fallback xmlns:a="http://schemas.openxmlformats.org/drawingml/2006/main" xmlns:w16sdtdh="http://schemas.microsoft.com/office/word/2020/wordml/sdtdatahash" xmlns:w16="http://schemas.microsoft.com/office/word/2018/wordml" xmlns:w16cid="http://schemas.microsoft.com/office/word/2016/wordml/cid" xmlns:w16cex="http://schemas.microsoft.com/office/word/2018/wordml/cex" xmlns:am3d="http://schemas.microsoft.com/office/drawing/2017/model3d" xmlns:aink="http://schemas.microsoft.com/office/drawing/2016/ink" xmlns:cx8="http://schemas.microsoft.com/office/drawing/2016/5/14/chartex" xmlns:cx7="http://schemas.microsoft.com/office/drawing/2016/5/13/chartex" xmlns:cx6="http://schemas.microsoft.com/office/drawing/2016/5/12/chartex" xmlns:cx5="http://schemas.microsoft.com/office/drawing/2016/5/11/chartex" xmlns:cx4="http://schemas.microsoft.com/office/drawing/2016/5/10/chartex" xmlns:cx3="http://schemas.microsoft.com/office/drawing/2016/5/9/chartex" xmlns:cx2="http://schemas.microsoft.com/office/drawing/2015/10/21/chartex" xmlns:cx1="http://schemas.microsoft.com/office/drawing/2015/9/8/chartex">
             <w:pict>
               <v:shapetype id="_x0000_t75" coordsize="21600,21600" o:spt="75" o:preferrelative="t" path="m@4@5l@4@11@9@11@9@5xe" filled="f" stroked="f">
                 <v:stroke joinstyle="miter"/>
@@ -4079,10 +3989,7 @@
         <w:t xml:space="preserve">Из таблицы 2 видно, что первоначальная стоимость данного оборудования составляет </w:t>
       </w:r>
       <w:r>
-        <w:t>84200</w:t>
-      </w:r>
-      <w:r>
-        <w:t xml:space="preserve"> </w:t>
+        <w:t xml:space="preserve">84200 </w:t>
       </w:r>
       <w:r>
         <w:rPr>
@@ -4170,7 +4077,23 @@
       </w:r>
       <w:proofErr w:type="spellEnd"/>
       <w:r>
-        <w:t xml:space="preserve">, Spring Boot, </w:t>
+        <w:t xml:space="preserve">, </w:t>
+      </w:r>
+      <w:proofErr w:type="spellStart"/>
+      <w:r>
+        <w:t>Spring</w:t>
+      </w:r>
+      <w:proofErr w:type="spellEnd"/>
+      <w:r>
+        <w:t xml:space="preserve"> </w:t>
+      </w:r>
+      <w:proofErr w:type="spellStart"/>
+      <w:r>
+        <w:t>Boot</w:t>
+      </w:r>
+      <w:proofErr w:type="spellEnd"/>
+      <w:r>
+        <w:t xml:space="preserve">, </w:t>
       </w:r>
       <w:proofErr w:type="spellStart"/>
       <w:r>
@@ -4289,7 +4212,7 @@
               </wp:inline>
             </w:drawing>
           </mc:Choice>
-          <mc:Fallback xmlns:a="http://schemas.openxmlformats.org/drawingml/2006/main">
+          <mc:Fallback xmlns:a="http://schemas.openxmlformats.org/drawingml/2006/main" xmlns:w16sdtdh="http://schemas.microsoft.com/office/word/2020/wordml/sdtdatahash" xmlns:w16="http://schemas.microsoft.com/office/word/2018/wordml" xmlns:w16cid="http://schemas.microsoft.com/office/word/2016/wordml/cid" xmlns:w16cex="http://schemas.microsoft.com/office/word/2018/wordml/cex" xmlns:am3d="http://schemas.microsoft.com/office/drawing/2017/model3d" xmlns:aink="http://schemas.microsoft.com/office/drawing/2016/ink" xmlns:cx8="http://schemas.microsoft.com/office/drawing/2016/5/14/chartex" xmlns:cx7="http://schemas.microsoft.com/office/drawing/2016/5/13/chartex" xmlns:cx6="http://schemas.microsoft.com/office/drawing/2016/5/12/chartex" xmlns:cx5="http://schemas.microsoft.com/office/drawing/2016/5/11/chartex" xmlns:cx4="http://schemas.microsoft.com/office/drawing/2016/5/10/chartex" xmlns:cx3="http://schemas.microsoft.com/office/drawing/2016/5/9/chartex" xmlns:cx2="http://schemas.microsoft.com/office/drawing/2015/10/21/chartex" xmlns:cx1="http://schemas.microsoft.com/office/drawing/2015/9/8/chartex">
             <w:pict>
               <v:shapetype id="_x0000_t75" coordsize="21600,21600" o:spt="75" o:preferrelative="t" path="m@4@5l@4@11@9@11@9@5xe" filled="f" stroked="f">
                 <v:stroke joinstyle="miter"/>
@@ -4392,7 +4315,7 @@
               </wp:inline>
             </w:drawing>
           </mc:Choice>
-          <mc:Fallback xmlns:a="http://schemas.openxmlformats.org/drawingml/2006/main">
+          <mc:Fallback xmlns:a="http://schemas.openxmlformats.org/drawingml/2006/main" xmlns:w16sdtdh="http://schemas.microsoft.com/office/word/2020/wordml/sdtdatahash" xmlns:w16="http://schemas.microsoft.com/office/word/2018/wordml" xmlns:w16cid="http://schemas.microsoft.com/office/word/2016/wordml/cid" xmlns:w16cex="http://schemas.microsoft.com/office/word/2018/wordml/cex" xmlns:am3d="http://schemas.microsoft.com/office/drawing/2017/model3d" xmlns:aink="http://schemas.microsoft.com/office/drawing/2016/ink" xmlns:cx8="http://schemas.microsoft.com/office/drawing/2016/5/14/chartex" xmlns:cx7="http://schemas.microsoft.com/office/drawing/2016/5/13/chartex" xmlns:cx6="http://schemas.microsoft.com/office/drawing/2016/5/12/chartex" xmlns:cx5="http://schemas.microsoft.com/office/drawing/2016/5/11/chartex" xmlns:cx4="http://schemas.microsoft.com/office/drawing/2016/5/10/chartex" xmlns:cx3="http://schemas.microsoft.com/office/drawing/2016/5/9/chartex" xmlns:cx2="http://schemas.microsoft.com/office/drawing/2015/10/21/chartex" xmlns:cx1="http://schemas.microsoft.com/office/drawing/2015/9/8/chartex">
             <w:pict>
               <v:shapetype id="_x0000_t75" coordsize="21600,21600" o:spt="75" o:preferrelative="t" path="m@4@5l@4@11@9@11@9@5xe" filled="f" stroked="f">
                 <v:stroke joinstyle="miter"/>
@@ -4488,7 +4411,7 @@
               </wp:inline>
             </w:drawing>
           </mc:Choice>
-          <mc:Fallback xmlns:a="http://schemas.openxmlformats.org/drawingml/2006/main">
+          <mc:Fallback xmlns:a="http://schemas.openxmlformats.org/drawingml/2006/main" xmlns:w16sdtdh="http://schemas.microsoft.com/office/word/2020/wordml/sdtdatahash" xmlns:w16="http://schemas.microsoft.com/office/word/2018/wordml" xmlns:w16cid="http://schemas.microsoft.com/office/word/2016/wordml/cid" xmlns:w16cex="http://schemas.microsoft.com/office/word/2018/wordml/cex" xmlns:am3d="http://schemas.microsoft.com/office/drawing/2017/model3d" xmlns:aink="http://schemas.microsoft.com/office/drawing/2016/ink" xmlns:cx8="http://schemas.microsoft.com/office/drawing/2016/5/14/chartex" xmlns:cx7="http://schemas.microsoft.com/office/drawing/2016/5/13/chartex" xmlns:cx6="http://schemas.microsoft.com/office/drawing/2016/5/12/chartex" xmlns:cx5="http://schemas.microsoft.com/office/drawing/2016/5/11/chartex" xmlns:cx4="http://schemas.microsoft.com/office/drawing/2016/5/10/chartex" xmlns:cx3="http://schemas.microsoft.com/office/drawing/2016/5/9/chartex" xmlns:cx2="http://schemas.microsoft.com/office/drawing/2015/10/21/chartex" xmlns:cx1="http://schemas.microsoft.com/office/drawing/2015/9/8/chartex">
             <w:pict>
               <v:shapetype id="_x0000_t75" coordsize="21600,21600" o:spt="75" o:preferrelative="t" path="m@4@5l@4@11@9@11@9@5xe" filled="f" stroked="f">
                 <v:stroke joinstyle="miter"/>
@@ -4584,7 +4507,7 @@
               </wp:inline>
             </w:drawing>
           </mc:Choice>
-          <mc:Fallback xmlns:a="http://schemas.openxmlformats.org/drawingml/2006/main">
+          <mc:Fallback xmlns:a="http://schemas.openxmlformats.org/drawingml/2006/main" xmlns:w16sdtdh="http://schemas.microsoft.com/office/word/2020/wordml/sdtdatahash" xmlns:w16="http://schemas.microsoft.com/office/word/2018/wordml" xmlns:w16cid="http://schemas.microsoft.com/office/word/2016/wordml/cid" xmlns:w16cex="http://schemas.microsoft.com/office/word/2018/wordml/cex" xmlns:am3d="http://schemas.microsoft.com/office/drawing/2017/model3d" xmlns:aink="http://schemas.microsoft.com/office/drawing/2016/ink" xmlns:cx8="http://schemas.microsoft.com/office/drawing/2016/5/14/chartex" xmlns:cx7="http://schemas.microsoft.com/office/drawing/2016/5/13/chartex" xmlns:cx6="http://schemas.microsoft.com/office/drawing/2016/5/12/chartex" xmlns:cx5="http://schemas.microsoft.com/office/drawing/2016/5/11/chartex" xmlns:cx4="http://schemas.microsoft.com/office/drawing/2016/5/10/chartex" xmlns:cx3="http://schemas.microsoft.com/office/drawing/2016/5/9/chartex" xmlns:cx2="http://schemas.microsoft.com/office/drawing/2015/10/21/chartex" xmlns:cx1="http://schemas.microsoft.com/office/drawing/2015/9/8/chartex">
             <w:pict>
               <v:shapetype id="_x0000_t75" coordsize="21600,21600" o:spt="75" o:preferrelative="t" path="m@4@5l@4@11@9@11@9@5xe" filled="f" stroked="f">
                 <v:stroke joinstyle="miter"/>
@@ -5388,7 +5311,7 @@
           <w:szCs w:val="28"/>
         </w:rPr>
       </w:pPr>
-      <w:bookmarkStart w:id="9" w:name="_Toc223639657"/>
+      <w:bookmarkStart w:id="9" w:name="_Toc223785694"/>
       <w:r>
         <w:rPr>
           <w:szCs w:val="28"/>
@@ -5411,6 +5334,7 @@
         <w:t xml:space="preserve">Для выполнения работ по проектированию и разработке серверной части системы управления корпоративной базой знаний с интеллектуальным поиском и чат-ботом для ООО «БС-Платформа» использовались персональный компьютер потребляемой мощностью 450 Вт и принтер потребляемой мощностью 60 Вт. К затратам на электроэнергию относится стоимость потребляемой электроэнергии ЭВМ за период разработки программного </w:t>
       </w:r>
       <w:proofErr w:type="spellStart"/>
+      <w:proofErr w:type="gramStart"/>
       <w:r>
         <w:t>модуля.</w:t>
       </w:r>
@@ -5422,6 +5346,7 @@
         <w:t>Затраты</w:t>
       </w:r>
       <w:proofErr w:type="spellEnd"/>
+      <w:proofErr w:type="gramEnd"/>
       <w:r>
         <w:rPr>
           <w:rFonts w:eastAsia="Times New Roman"/>
@@ -5446,76 +5371,45 @@
           <w:lang w:eastAsia="ru-RU"/>
         </w:rPr>
         <w:lastRenderedPageBreak/>
-        <mc:AlternateContent>
-          <mc:Choice Requires="wpg">
-            <w:drawing>
-              <wp:inline distT="0" distB="0" distL="0" distR="0" wp14:anchorId="7AEB02B2" wp14:editId="24D35DE1">
-                <wp:extent cx="1495425" cy="600075"/>
-                <wp:effectExtent l="0" t="0" r="9525" b="9525"/>
-                <wp:docPr id="13" name="Рисунок 120" descr="https://konspekta.net/megaobuchalkaru/imgbaza/baza14/8190227292689.files/image014.gif"/>
-                <wp:cNvGraphicFramePr>
-                  <a:graphicFrameLocks xmlns:a="http://schemas.openxmlformats.org/drawingml/2006/main" noChangeAspect="1"/>
-                </wp:cNvGraphicFramePr>
-                <a:graphic xmlns:a="http://schemas.openxmlformats.org/drawingml/2006/main">
-                  <a:graphicData uri="http://schemas.openxmlformats.org/drawingml/2006/picture">
-                    <pic:pic xmlns:pic="http://schemas.openxmlformats.org/drawingml/2006/picture">
-                      <pic:nvPicPr>
-                        <pic:cNvPr id="1211527085" name="Picture 9" descr="https://konspekta.net/megaobuchalkaru/imgbaza/baza14/8190227292689.files/image014.gif"/>
-                        <pic:cNvPicPr>
-                          <a:picLocks noChangeAspect="1"/>
-                        </pic:cNvPicPr>
-                      </pic:nvPicPr>
-                      <pic:blipFill rotWithShape="1">
-                        <a:blip r:embed="rId34"/>
-                        <a:stretch/>
-                      </pic:blipFill>
-                      <pic:spPr bwMode="auto">
-                        <a:xfrm>
-                          <a:off x="0" y="0"/>
-                          <a:ext cx="1495423" cy="600075"/>
-                        </a:xfrm>
-                        <a:prstGeom prst="rect">
-                          <a:avLst/>
-                        </a:prstGeom>
-                        <a:noFill/>
-                        <a:ln>
-                          <a:noFill/>
-                        </a:ln>
-                      </pic:spPr>
-                    </pic:pic>
-                  </a:graphicData>
-                </a:graphic>
-              </wp:inline>
-            </w:drawing>
-          </mc:Choice>
-          <mc:Fallback xmlns:a="http://schemas.openxmlformats.org/drawingml/2006/main">
-            <w:pict>
-              <v:shapetype id="_x0000_t75" coordsize="21600,21600" o:spt="75" o:preferrelative="t" path="m@4@5l@4@11@9@11@9@5xe" filled="f" stroked="f">
-                <v:stroke joinstyle="miter"/>
-                <v:formulas>
-                  <v:f eqn="if lineDrawn pixelLineWidth 0"/>
-                  <v:f eqn="sum @0 1 0"/>
-                  <v:f eqn="sum 0 0 @1"/>
-                  <v:f eqn="prod @2 1 2"/>
-                  <v:f eqn="prod @3 21600 pixelWidth"/>
-                  <v:f eqn="prod @3 21600 pixelHeight"/>
-                  <v:f eqn="sum @0 0 1"/>
-                  <v:f eqn="prod @6 1 2"/>
-                  <v:f eqn="prod @7 21600 pixelWidth"/>
-                  <v:f eqn="sum @8 21600 0"/>
-                  <v:f eqn="prod @7 21600 pixelHeight"/>
-                  <v:f eqn="sum @10 21600 0"/>
-                </v:formulas>
-                <v:path o:extrusionok="f" gradientshapeok="t" o:connecttype="rect"/>
-                <o:lock v:ext="edit" aspectratio="t"/>
-              </v:shapetype>
-              <v:shape id="_x0000_i69" o:spid="_x0000_s69" type="#_x0000_t75" style="width:117.75pt;height:47.25pt;mso-wrap-distance-left:0.00pt;mso-wrap-distance-top:0.00pt;mso-wrap-distance-right:0.00pt;mso-wrap-distance-bottom:0.00pt;z-index:1;" stroked="f">
-                <v:imagedata r:id="rId35" o:title=""/>
-                <o:lock v:ext="edit" rotation="t"/>
-              </v:shape>
-            </w:pict>
-          </mc:Fallback>
-        </mc:AlternateContent>
+        <w:drawing>
+          <wp:inline distT="0" distB="0" distL="0" distR="0" wp14:anchorId="5C5440F9" wp14:editId="274D69EC">
+            <wp:extent cx="1495425" cy="600075"/>
+            <wp:effectExtent l="0" t="0" r="9525" b="9525"/>
+            <wp:docPr id="13" name="Рисунок 120" descr="https://konspekta.net/megaobuchalkaru/imgbaza/baza14/8190227292689.files/image014.gif"/>
+            <wp:cNvGraphicFramePr>
+              <a:graphicFrameLocks xmlns:a="http://schemas.openxmlformats.org/drawingml/2006/main" noChangeAspect="1"/>
+            </wp:cNvGraphicFramePr>
+            <a:graphic xmlns:a="http://schemas.openxmlformats.org/drawingml/2006/main">
+              <a:graphicData uri="http://schemas.openxmlformats.org/drawingml/2006/picture">
+                <pic:pic xmlns:pic="http://schemas.openxmlformats.org/drawingml/2006/picture">
+                  <pic:nvPicPr>
+                    <pic:cNvPr id="1211527085" name="Picture 9" descr="https://konspekta.net/megaobuchalkaru/imgbaza/baza14/8190227292689.files/image014.gif"/>
+                    <pic:cNvPicPr>
+                      <a:picLocks noChangeAspect="1"/>
+                    </pic:cNvPicPr>
+                  </pic:nvPicPr>
+                  <pic:blipFill rotWithShape="1">
+                    <a:blip r:embed="rId34"/>
+                    <a:stretch/>
+                  </pic:blipFill>
+                  <pic:spPr bwMode="auto">
+                    <a:xfrm>
+                      <a:off x="0" y="0"/>
+                      <a:ext cx="1495423" cy="600075"/>
+                    </a:xfrm>
+                    <a:prstGeom prst="rect">
+                      <a:avLst/>
+                    </a:prstGeom>
+                    <a:noFill/>
+                    <a:ln>
+                      <a:noFill/>
+                    </a:ln>
+                  </pic:spPr>
+                </pic:pic>
+              </a:graphicData>
+            </a:graphic>
+          </wp:inline>
+        </w:drawing>
       </w:r>
       <w:r>
         <w:rPr>
@@ -5561,76 +5455,45 @@
           <w:szCs w:val="28"/>
           <w:lang w:eastAsia="ru-RU"/>
         </w:rPr>
-        <mc:AlternateContent>
-          <mc:Choice Requires="wpg">
-            <w:drawing>
-              <wp:inline distT="0" distB="0" distL="0" distR="0" wp14:anchorId="5BC533EA" wp14:editId="3765742C">
-                <wp:extent cx="295275" cy="247650"/>
-                <wp:effectExtent l="0" t="0" r="9525" b="0"/>
-                <wp:docPr id="14" name="Рисунок 119" descr="https://konspekta.net/megaobuchalkaru/imgbaza/baza14/8190227292689.files/image016.gif"/>
-                <wp:cNvGraphicFramePr>
-                  <a:graphicFrameLocks xmlns:a="http://schemas.openxmlformats.org/drawingml/2006/main" noChangeAspect="1"/>
-                </wp:cNvGraphicFramePr>
-                <a:graphic xmlns:a="http://schemas.openxmlformats.org/drawingml/2006/main">
-                  <a:graphicData uri="http://schemas.openxmlformats.org/drawingml/2006/picture">
-                    <pic:pic xmlns:pic="http://schemas.openxmlformats.org/drawingml/2006/picture">
-                      <pic:nvPicPr>
-                        <pic:cNvPr id="1839661987" name="Picture 10" descr="https://konspekta.net/megaobuchalkaru/imgbaza/baza14/8190227292689.files/image016.gif"/>
-                        <pic:cNvPicPr>
-                          <a:picLocks noChangeAspect="1"/>
-                        </pic:cNvPicPr>
-                      </pic:nvPicPr>
-                      <pic:blipFill rotWithShape="1">
-                        <a:blip r:embed="rId36"/>
-                        <a:stretch/>
-                      </pic:blipFill>
-                      <pic:spPr bwMode="auto">
-                        <a:xfrm>
-                          <a:off x="0" y="0"/>
-                          <a:ext cx="295272" cy="247648"/>
-                        </a:xfrm>
-                        <a:prstGeom prst="rect">
-                          <a:avLst/>
-                        </a:prstGeom>
-                        <a:noFill/>
-                        <a:ln>
-                          <a:noFill/>
-                        </a:ln>
-                      </pic:spPr>
-                    </pic:pic>
-                  </a:graphicData>
-                </a:graphic>
-              </wp:inline>
-            </w:drawing>
-          </mc:Choice>
-          <mc:Fallback xmlns:a="http://schemas.openxmlformats.org/drawingml/2006/main">
-            <w:pict>
-              <v:shapetype id="_x0000_t75" coordsize="21600,21600" o:spt="75" o:preferrelative="t" path="m@4@5l@4@11@9@11@9@5xe" filled="f" stroked="f">
-                <v:stroke joinstyle="miter"/>
-                <v:formulas>
-                  <v:f eqn="if lineDrawn pixelLineWidth 0"/>
-                  <v:f eqn="sum @0 1 0"/>
-                  <v:f eqn="sum 0 0 @1"/>
-                  <v:f eqn="prod @2 1 2"/>
-                  <v:f eqn="prod @3 21600 pixelWidth"/>
-                  <v:f eqn="prod @3 21600 pixelHeight"/>
-                  <v:f eqn="sum @0 0 1"/>
-                  <v:f eqn="prod @6 1 2"/>
-                  <v:f eqn="prod @7 21600 pixelWidth"/>
-                  <v:f eqn="sum @8 21600 0"/>
-                  <v:f eqn="prod @7 21600 pixelHeight"/>
-                  <v:f eqn="sum @10 21600 0"/>
-                </v:formulas>
-                <v:path o:extrusionok="f" gradientshapeok="t" o:connecttype="rect"/>
-                <o:lock v:ext="edit" aspectratio="t"/>
-              </v:shapetype>
-              <v:shape id="_x0000_i70" o:spid="_x0000_s70" type="#_x0000_t75" style="width:23.25pt;height:19.50pt;mso-wrap-distance-left:0.00pt;mso-wrap-distance-top:0.00pt;mso-wrap-distance-right:0.00pt;mso-wrap-distance-bottom:0.00pt;z-index:1;" stroked="f">
-                <v:imagedata r:id="rId37" o:title=""/>
-                <o:lock v:ext="edit" rotation="t"/>
-              </v:shape>
-            </w:pict>
-          </mc:Fallback>
-        </mc:AlternateContent>
+        <w:drawing>
+          <wp:inline distT="0" distB="0" distL="0" distR="0" wp14:anchorId="5FE557ED" wp14:editId="7C6B0D17">
+            <wp:extent cx="295275" cy="247650"/>
+            <wp:effectExtent l="0" t="0" r="9525" b="0"/>
+            <wp:docPr id="14" name="Рисунок 119" descr="https://konspekta.net/megaobuchalkaru/imgbaza/baza14/8190227292689.files/image016.gif"/>
+            <wp:cNvGraphicFramePr>
+              <a:graphicFrameLocks xmlns:a="http://schemas.openxmlformats.org/drawingml/2006/main" noChangeAspect="1"/>
+            </wp:cNvGraphicFramePr>
+            <a:graphic xmlns:a="http://schemas.openxmlformats.org/drawingml/2006/main">
+              <a:graphicData uri="http://schemas.openxmlformats.org/drawingml/2006/picture">
+                <pic:pic xmlns:pic="http://schemas.openxmlformats.org/drawingml/2006/picture">
+                  <pic:nvPicPr>
+                    <pic:cNvPr id="1839661987" name="Picture 10" descr="https://konspekta.net/megaobuchalkaru/imgbaza/baza14/8190227292689.files/image016.gif"/>
+                    <pic:cNvPicPr>
+                      <a:picLocks noChangeAspect="1"/>
+                    </pic:cNvPicPr>
+                  </pic:nvPicPr>
+                  <pic:blipFill rotWithShape="1">
+                    <a:blip r:embed="rId35"/>
+                    <a:stretch/>
+                  </pic:blipFill>
+                  <pic:spPr bwMode="auto">
+                    <a:xfrm>
+                      <a:off x="0" y="0"/>
+                      <a:ext cx="295272" cy="247648"/>
+                    </a:xfrm>
+                    <a:prstGeom prst="rect">
+                      <a:avLst/>
+                    </a:prstGeom>
+                    <a:noFill/>
+                    <a:ln>
+                      <a:noFill/>
+                    </a:ln>
+                  </pic:spPr>
+                </pic:pic>
+              </a:graphicData>
+            </a:graphic>
+          </wp:inline>
+        </w:drawing>
       </w:r>
       <w:r>
         <w:rPr>
@@ -5654,76 +5517,45 @@
           <w:szCs w:val="28"/>
           <w:lang w:eastAsia="ru-RU"/>
         </w:rPr>
-        <mc:AlternateContent>
-          <mc:Choice Requires="wpg">
-            <w:drawing>
-              <wp:inline distT="0" distB="0" distL="0" distR="0" wp14:anchorId="4A267F7F" wp14:editId="41F5F7DD">
-                <wp:extent cx="142875" cy="247650"/>
-                <wp:effectExtent l="0" t="0" r="9525" b="0"/>
-                <wp:docPr id="15" name="Рисунок 118" descr="https://konspekta.net/megaobuchalkaru/imgbaza/baza14/8190227292689.files/image018.gif"/>
-                <wp:cNvGraphicFramePr>
-                  <a:graphicFrameLocks xmlns:a="http://schemas.openxmlformats.org/drawingml/2006/main" noChangeAspect="1"/>
-                </wp:cNvGraphicFramePr>
-                <a:graphic xmlns:a="http://schemas.openxmlformats.org/drawingml/2006/main">
-                  <a:graphicData uri="http://schemas.openxmlformats.org/drawingml/2006/picture">
-                    <pic:pic xmlns:pic="http://schemas.openxmlformats.org/drawingml/2006/picture">
-                      <pic:nvPicPr>
-                        <pic:cNvPr id="1198425013" name="Picture 11" descr="https://konspekta.net/megaobuchalkaru/imgbaza/baza14/8190227292689.files/image018.gif"/>
-                        <pic:cNvPicPr>
-                          <a:picLocks noChangeAspect="1"/>
-                        </pic:cNvPicPr>
-                      </pic:nvPicPr>
-                      <pic:blipFill rotWithShape="1">
-                        <a:blip r:embed="rId38"/>
-                        <a:stretch/>
-                      </pic:blipFill>
-                      <pic:spPr bwMode="auto">
-                        <a:xfrm>
-                          <a:off x="0" y="0"/>
-                          <a:ext cx="142875" cy="247648"/>
-                        </a:xfrm>
-                        <a:prstGeom prst="rect">
-                          <a:avLst/>
-                        </a:prstGeom>
-                        <a:noFill/>
-                        <a:ln>
-                          <a:noFill/>
-                        </a:ln>
-                      </pic:spPr>
-                    </pic:pic>
-                  </a:graphicData>
-                </a:graphic>
-              </wp:inline>
-            </w:drawing>
-          </mc:Choice>
-          <mc:Fallback xmlns:a="http://schemas.openxmlformats.org/drawingml/2006/main">
-            <w:pict>
-              <v:shapetype id="_x0000_t75" coordsize="21600,21600" o:spt="75" o:preferrelative="t" path="m@4@5l@4@11@9@11@9@5xe" filled="f" stroked="f">
-                <v:stroke joinstyle="miter"/>
-                <v:formulas>
-                  <v:f eqn="if lineDrawn pixelLineWidth 0"/>
-                  <v:f eqn="sum @0 1 0"/>
-                  <v:f eqn="sum 0 0 @1"/>
-                  <v:f eqn="prod @2 1 2"/>
-                  <v:f eqn="prod @3 21600 pixelWidth"/>
-                  <v:f eqn="prod @3 21600 pixelHeight"/>
-                  <v:f eqn="sum @0 0 1"/>
-                  <v:f eqn="prod @6 1 2"/>
-                  <v:f eqn="prod @7 21600 pixelWidth"/>
-                  <v:f eqn="sum @8 21600 0"/>
-                  <v:f eqn="prod @7 21600 pixelHeight"/>
-                  <v:f eqn="sum @10 21600 0"/>
-                </v:formulas>
-                <v:path o:extrusionok="f" gradientshapeok="t" o:connecttype="rect"/>
-                <o:lock v:ext="edit" aspectratio="t"/>
-              </v:shapetype>
-              <v:shape id="_x0000_i71" o:spid="_x0000_s71" type="#_x0000_t75" style="width:11.25pt;height:19.50pt;mso-wrap-distance-left:0.00pt;mso-wrap-distance-top:0.00pt;mso-wrap-distance-right:0.00pt;mso-wrap-distance-bottom:0.00pt;z-index:1;" stroked="f">
-                <v:imagedata r:id="rId39" o:title=""/>
-                <o:lock v:ext="edit" rotation="t"/>
-              </v:shape>
-            </w:pict>
-          </mc:Fallback>
-        </mc:AlternateContent>
+        <w:drawing>
+          <wp:inline distT="0" distB="0" distL="0" distR="0" wp14:anchorId="31E21E12" wp14:editId="4AA875F9">
+            <wp:extent cx="142875" cy="247650"/>
+            <wp:effectExtent l="0" t="0" r="9525" b="0"/>
+            <wp:docPr id="15" name="Рисунок 118" descr="https://konspekta.net/megaobuchalkaru/imgbaza/baza14/8190227292689.files/image018.gif"/>
+            <wp:cNvGraphicFramePr>
+              <a:graphicFrameLocks xmlns:a="http://schemas.openxmlformats.org/drawingml/2006/main" noChangeAspect="1"/>
+            </wp:cNvGraphicFramePr>
+            <a:graphic xmlns:a="http://schemas.openxmlformats.org/drawingml/2006/main">
+              <a:graphicData uri="http://schemas.openxmlformats.org/drawingml/2006/picture">
+                <pic:pic xmlns:pic="http://schemas.openxmlformats.org/drawingml/2006/picture">
+                  <pic:nvPicPr>
+                    <pic:cNvPr id="1198425013" name="Picture 11" descr="https://konspekta.net/megaobuchalkaru/imgbaza/baza14/8190227292689.files/image018.gif"/>
+                    <pic:cNvPicPr>
+                      <a:picLocks noChangeAspect="1"/>
+                    </pic:cNvPicPr>
+                  </pic:nvPicPr>
+                  <pic:blipFill rotWithShape="1">
+                    <a:blip r:embed="rId36"/>
+                    <a:stretch/>
+                  </pic:blipFill>
+                  <pic:spPr bwMode="auto">
+                    <a:xfrm>
+                      <a:off x="0" y="0"/>
+                      <a:ext cx="142875" cy="247648"/>
+                    </a:xfrm>
+                    <a:prstGeom prst="rect">
+                      <a:avLst/>
+                    </a:prstGeom>
+                    <a:noFill/>
+                    <a:ln>
+                      <a:noFill/>
+                    </a:ln>
+                  </pic:spPr>
+                </pic:pic>
+              </a:graphicData>
+            </a:graphic>
+          </wp:inline>
+        </w:drawing>
       </w:r>
       <w:r>
         <w:rPr>
@@ -5747,76 +5579,45 @@
           <w:szCs w:val="28"/>
           <w:lang w:eastAsia="ru-RU"/>
         </w:rPr>
-        <mc:AlternateContent>
-          <mc:Choice Requires="wpg">
-            <w:drawing>
-              <wp:inline distT="0" distB="0" distL="0" distR="0" wp14:anchorId="1432B321" wp14:editId="780EA44B">
-                <wp:extent cx="247650" cy="247650"/>
-                <wp:effectExtent l="0" t="0" r="0" b="0"/>
-                <wp:docPr id="16" name="Рисунок 117" descr="https://konspekta.net/megaobuchalkaru/imgbaza/baza14/8190227292689.files/image020.gif"/>
-                <wp:cNvGraphicFramePr>
-                  <a:graphicFrameLocks xmlns:a="http://schemas.openxmlformats.org/drawingml/2006/main" noChangeAspect="1"/>
-                </wp:cNvGraphicFramePr>
-                <a:graphic xmlns:a="http://schemas.openxmlformats.org/drawingml/2006/main">
-                  <a:graphicData uri="http://schemas.openxmlformats.org/drawingml/2006/picture">
-                    <pic:pic xmlns:pic="http://schemas.openxmlformats.org/drawingml/2006/picture">
-                      <pic:nvPicPr>
-                        <pic:cNvPr id="1007380492" name="Picture 12" descr="https://konspekta.net/megaobuchalkaru/imgbaza/baza14/8190227292689.files/image020.gif"/>
-                        <pic:cNvPicPr>
-                          <a:picLocks noChangeAspect="1"/>
-                        </pic:cNvPicPr>
-                      </pic:nvPicPr>
-                      <pic:blipFill rotWithShape="1">
-                        <a:blip r:embed="rId40"/>
-                        <a:stretch/>
-                      </pic:blipFill>
-                      <pic:spPr bwMode="auto">
-                        <a:xfrm>
-                          <a:off x="0" y="0"/>
-                          <a:ext cx="247648" cy="247648"/>
-                        </a:xfrm>
-                        <a:prstGeom prst="rect">
-                          <a:avLst/>
-                        </a:prstGeom>
-                        <a:noFill/>
-                        <a:ln>
-                          <a:noFill/>
-                        </a:ln>
-                      </pic:spPr>
-                    </pic:pic>
-                  </a:graphicData>
-                </a:graphic>
-              </wp:inline>
-            </w:drawing>
-          </mc:Choice>
-          <mc:Fallback xmlns:a="http://schemas.openxmlformats.org/drawingml/2006/main">
-            <w:pict>
-              <v:shapetype id="_x0000_t75" coordsize="21600,21600" o:spt="75" o:preferrelative="t" path="m@4@5l@4@11@9@11@9@5xe" filled="f" stroked="f">
-                <v:stroke joinstyle="miter"/>
-                <v:formulas>
-                  <v:f eqn="if lineDrawn pixelLineWidth 0"/>
-                  <v:f eqn="sum @0 1 0"/>
-                  <v:f eqn="sum 0 0 @1"/>
-                  <v:f eqn="prod @2 1 2"/>
-                  <v:f eqn="prod @3 21600 pixelWidth"/>
-                  <v:f eqn="prod @3 21600 pixelHeight"/>
-                  <v:f eqn="sum @0 0 1"/>
-                  <v:f eqn="prod @6 1 2"/>
-                  <v:f eqn="prod @7 21600 pixelWidth"/>
-                  <v:f eqn="sum @8 21600 0"/>
-                  <v:f eqn="prod @7 21600 pixelHeight"/>
-                  <v:f eqn="sum @10 21600 0"/>
-                </v:formulas>
-                <v:path o:extrusionok="f" gradientshapeok="t" o:connecttype="rect"/>
-                <o:lock v:ext="edit" aspectratio="t"/>
-              </v:shapetype>
-              <v:shape id="_x0000_i72" o:spid="_x0000_s72" type="#_x0000_t75" style="width:19.50pt;height:19.50pt;mso-wrap-distance-left:0.00pt;mso-wrap-distance-top:0.00pt;mso-wrap-distance-right:0.00pt;mso-wrap-distance-bottom:0.00pt;z-index:1;" stroked="f">
-                <v:imagedata r:id="rId41" o:title=""/>
-                <o:lock v:ext="edit" rotation="t"/>
-              </v:shape>
-            </w:pict>
-          </mc:Fallback>
-        </mc:AlternateContent>
+        <w:drawing>
+          <wp:inline distT="0" distB="0" distL="0" distR="0" wp14:anchorId="3BC2BEB4" wp14:editId="391AD2C9">
+            <wp:extent cx="247650" cy="247650"/>
+            <wp:effectExtent l="0" t="0" r="0" b="0"/>
+            <wp:docPr id="16" name="Рисунок 117" descr="https://konspekta.net/megaobuchalkaru/imgbaza/baza14/8190227292689.files/image020.gif"/>
+            <wp:cNvGraphicFramePr>
+              <a:graphicFrameLocks xmlns:a="http://schemas.openxmlformats.org/drawingml/2006/main" noChangeAspect="1"/>
+            </wp:cNvGraphicFramePr>
+            <a:graphic xmlns:a="http://schemas.openxmlformats.org/drawingml/2006/main">
+              <a:graphicData uri="http://schemas.openxmlformats.org/drawingml/2006/picture">
+                <pic:pic xmlns:pic="http://schemas.openxmlformats.org/drawingml/2006/picture">
+                  <pic:nvPicPr>
+                    <pic:cNvPr id="1007380492" name="Picture 12" descr="https://konspekta.net/megaobuchalkaru/imgbaza/baza14/8190227292689.files/image020.gif"/>
+                    <pic:cNvPicPr>
+                      <a:picLocks noChangeAspect="1"/>
+                    </pic:cNvPicPr>
+                  </pic:nvPicPr>
+                  <pic:blipFill rotWithShape="1">
+                    <a:blip r:embed="rId37"/>
+                    <a:stretch/>
+                  </pic:blipFill>
+                  <pic:spPr bwMode="auto">
+                    <a:xfrm>
+                      <a:off x="0" y="0"/>
+                      <a:ext cx="247648" cy="247648"/>
+                    </a:xfrm>
+                    <a:prstGeom prst="rect">
+                      <a:avLst/>
+                    </a:prstGeom>
+                    <a:noFill/>
+                    <a:ln>
+                      <a:noFill/>
+                    </a:ln>
+                  </pic:spPr>
+                </pic:pic>
+              </a:graphicData>
+            </a:graphic>
+          </wp:inline>
+        </w:drawing>
       </w:r>
       <w:r>
         <w:rPr>
@@ -5840,76 +5641,45 @@
           <w:szCs w:val="28"/>
           <w:lang w:eastAsia="ru-RU"/>
         </w:rPr>
-        <mc:AlternateContent>
-          <mc:Choice Requires="wpg">
-            <w:drawing>
-              <wp:inline distT="0" distB="0" distL="0" distR="0" wp14:anchorId="64C1D0FF" wp14:editId="7A7BBB4C">
-                <wp:extent cx="190500" cy="200025"/>
-                <wp:effectExtent l="0" t="0" r="0" b="9525"/>
-                <wp:docPr id="17" name="Рисунок 116" descr="https://konspekta.net/megaobuchalkaru/imgbaza/baza14/8190227292689.files/image012.gif"/>
-                <wp:cNvGraphicFramePr>
-                  <a:graphicFrameLocks xmlns:a="http://schemas.openxmlformats.org/drawingml/2006/main" noChangeAspect="1"/>
-                </wp:cNvGraphicFramePr>
-                <a:graphic xmlns:a="http://schemas.openxmlformats.org/drawingml/2006/main">
-                  <a:graphicData uri="http://schemas.openxmlformats.org/drawingml/2006/picture">
-                    <pic:pic xmlns:pic="http://schemas.openxmlformats.org/drawingml/2006/picture">
-                      <pic:nvPicPr>
-                        <pic:cNvPr id="335490884" name="Picture 13" descr="https://konspekta.net/megaobuchalkaru/imgbaza/baza14/8190227292689.files/image012.gif"/>
-                        <pic:cNvPicPr>
-                          <a:picLocks noChangeAspect="1"/>
-                        </pic:cNvPicPr>
-                      </pic:nvPicPr>
-                      <pic:blipFill rotWithShape="1">
-                        <a:blip r:embed="rId42"/>
-                        <a:stretch/>
-                      </pic:blipFill>
-                      <pic:spPr bwMode="auto">
-                        <a:xfrm>
-                          <a:off x="0" y="0"/>
-                          <a:ext cx="190498" cy="200025"/>
-                        </a:xfrm>
-                        <a:prstGeom prst="rect">
-                          <a:avLst/>
-                        </a:prstGeom>
-                        <a:noFill/>
-                        <a:ln>
-                          <a:noFill/>
-                        </a:ln>
-                      </pic:spPr>
-                    </pic:pic>
-                  </a:graphicData>
-                </a:graphic>
-              </wp:inline>
-            </w:drawing>
-          </mc:Choice>
-          <mc:Fallback xmlns:a="http://schemas.openxmlformats.org/drawingml/2006/main">
-            <w:pict>
-              <v:shapetype id="_x0000_t75" coordsize="21600,21600" o:spt="75" o:preferrelative="t" path="m@4@5l@4@11@9@11@9@5xe" filled="f" stroked="f">
-                <v:stroke joinstyle="miter"/>
-                <v:formulas>
-                  <v:f eqn="if lineDrawn pixelLineWidth 0"/>
-                  <v:f eqn="sum @0 1 0"/>
-                  <v:f eqn="sum 0 0 @1"/>
-                  <v:f eqn="prod @2 1 2"/>
-                  <v:f eqn="prod @3 21600 pixelWidth"/>
-                  <v:f eqn="prod @3 21600 pixelHeight"/>
-                  <v:f eqn="sum @0 0 1"/>
-                  <v:f eqn="prod @6 1 2"/>
-                  <v:f eqn="prod @7 21600 pixelWidth"/>
-                  <v:f eqn="sum @8 21600 0"/>
-                  <v:f eqn="prod @7 21600 pixelHeight"/>
-                  <v:f eqn="sum @10 21600 0"/>
-                </v:formulas>
-                <v:path o:extrusionok="f" gradientshapeok="t" o:connecttype="rect"/>
-                <o:lock v:ext="edit" aspectratio="t"/>
-              </v:shapetype>
-              <v:shape id="_x0000_i73" o:spid="_x0000_s73" type="#_x0000_t75" style="width:15.00pt;height:15.75pt;mso-wrap-distance-left:0.00pt;mso-wrap-distance-top:0.00pt;mso-wrap-distance-right:0.00pt;mso-wrap-distance-bottom:0.00pt;z-index:1;" stroked="f">
-                <v:imagedata r:id="rId43" o:title=""/>
-                <o:lock v:ext="edit" rotation="t"/>
-              </v:shape>
-            </w:pict>
-          </mc:Fallback>
-        </mc:AlternateContent>
+        <w:drawing>
+          <wp:inline distT="0" distB="0" distL="0" distR="0" wp14:anchorId="5515493A" wp14:editId="2CA7189A">
+            <wp:extent cx="190500" cy="200025"/>
+            <wp:effectExtent l="0" t="0" r="0" b="9525"/>
+            <wp:docPr id="17" name="Рисунок 116" descr="https://konspekta.net/megaobuchalkaru/imgbaza/baza14/8190227292689.files/image012.gif"/>
+            <wp:cNvGraphicFramePr>
+              <a:graphicFrameLocks xmlns:a="http://schemas.openxmlformats.org/drawingml/2006/main" noChangeAspect="1"/>
+            </wp:cNvGraphicFramePr>
+            <a:graphic xmlns:a="http://schemas.openxmlformats.org/drawingml/2006/main">
+              <a:graphicData uri="http://schemas.openxmlformats.org/drawingml/2006/picture">
+                <pic:pic xmlns:pic="http://schemas.openxmlformats.org/drawingml/2006/picture">
+                  <pic:nvPicPr>
+                    <pic:cNvPr id="335490884" name="Picture 13" descr="https://konspekta.net/megaobuchalkaru/imgbaza/baza14/8190227292689.files/image012.gif"/>
+                    <pic:cNvPicPr>
+                      <a:picLocks noChangeAspect="1"/>
+                    </pic:cNvPicPr>
+                  </pic:nvPicPr>
+                  <pic:blipFill rotWithShape="1">
+                    <a:blip r:embed="rId38"/>
+                    <a:stretch/>
+                  </pic:blipFill>
+                  <pic:spPr bwMode="auto">
+                    <a:xfrm>
+                      <a:off x="0" y="0"/>
+                      <a:ext cx="190498" cy="200025"/>
+                    </a:xfrm>
+                    <a:prstGeom prst="rect">
+                      <a:avLst/>
+                    </a:prstGeom>
+                    <a:noFill/>
+                    <a:ln>
+                      <a:noFill/>
+                    </a:ln>
+                  </pic:spPr>
+                </pic:pic>
+              </a:graphicData>
+            </a:graphic>
+          </wp:inline>
+        </w:drawing>
       </w:r>
       <w:r>
         <w:rPr>
@@ -6943,320 +6713,7 @@
           <w:sz w:val="28"/>
           <w:szCs w:val="28"/>
         </w:rPr>
-        <w:t>При расчете основной заработной платы,</w:t>
-      </w:r>
-      <w:r>
-        <w:rPr>
-          <w:spacing w:val="70"/>
-          <w:sz w:val="28"/>
-          <w:szCs w:val="28"/>
-        </w:rPr>
-        <w:t xml:space="preserve"> </w:t>
-      </w:r>
-      <w:r>
-        <w:rPr>
-          <w:sz w:val="28"/>
-          <w:szCs w:val="28"/>
-        </w:rPr>
-        <w:t>представленном в таблице</w:t>
-      </w:r>
-      <w:r>
-        <w:rPr>
-          <w:spacing w:val="1"/>
-          <w:sz w:val="28"/>
-          <w:szCs w:val="28"/>
-        </w:rPr>
-        <w:t xml:space="preserve"> </w:t>
-      </w:r>
-      <w:r>
-        <w:rPr>
-          <w:sz w:val="28"/>
-          <w:szCs w:val="28"/>
-        </w:rPr>
-        <w:t>, за период разработки необходимо учесть, что руководитель участвует в</w:t>
-      </w:r>
-      <w:r>
-        <w:rPr>
-          <w:spacing w:val="1"/>
-          <w:sz w:val="28"/>
-          <w:szCs w:val="28"/>
-        </w:rPr>
-        <w:t xml:space="preserve"> </w:t>
-      </w:r>
-      <w:r>
-        <w:rPr>
-          <w:sz w:val="28"/>
-          <w:szCs w:val="28"/>
-        </w:rPr>
-        <w:t>разработке</w:t>
-      </w:r>
-      <w:r>
-        <w:rPr>
-          <w:spacing w:val="1"/>
-          <w:sz w:val="28"/>
-          <w:szCs w:val="28"/>
-        </w:rPr>
-        <w:t xml:space="preserve"> </w:t>
-      </w:r>
-      <w:r>
-        <w:rPr>
-          <w:sz w:val="28"/>
-          <w:szCs w:val="28"/>
-        </w:rPr>
-        <w:t>проекта</w:t>
-      </w:r>
-      <w:r>
-        <w:rPr>
-          <w:spacing w:val="1"/>
-          <w:sz w:val="28"/>
-          <w:szCs w:val="28"/>
-        </w:rPr>
-        <w:t xml:space="preserve"> </w:t>
-      </w:r>
-      <w:r>
-        <w:rPr>
-          <w:sz w:val="28"/>
-          <w:szCs w:val="28"/>
-        </w:rPr>
-        <w:t>только</w:t>
-      </w:r>
-      <w:r>
-        <w:rPr>
-          <w:spacing w:val="1"/>
-          <w:sz w:val="28"/>
-          <w:szCs w:val="28"/>
-        </w:rPr>
-        <w:t xml:space="preserve"> </w:t>
-      </w:r>
-      <w:r>
-        <w:rPr>
-          <w:sz w:val="28"/>
-          <w:szCs w:val="28"/>
-        </w:rPr>
-        <w:t>на</w:t>
-      </w:r>
-      <w:r>
-        <w:rPr>
-          <w:spacing w:val="1"/>
-          <w:sz w:val="28"/>
-          <w:szCs w:val="28"/>
-        </w:rPr>
-        <w:t xml:space="preserve"> </w:t>
-      </w:r>
-      <w:r>
-        <w:rPr>
-          <w:sz w:val="28"/>
-          <w:szCs w:val="28"/>
-        </w:rPr>
-        <w:t>этапах</w:t>
-      </w:r>
-      <w:r>
-        <w:rPr>
-          <w:spacing w:val="1"/>
-          <w:sz w:val="28"/>
-          <w:szCs w:val="28"/>
-        </w:rPr>
-        <w:t xml:space="preserve"> </w:t>
-      </w:r>
-      <w:r>
-        <w:rPr>
-          <w:sz w:val="28"/>
-          <w:szCs w:val="28"/>
-        </w:rPr>
-        <w:t>системного</w:t>
-      </w:r>
-      <w:r>
-        <w:rPr>
-          <w:spacing w:val="1"/>
-          <w:sz w:val="28"/>
-          <w:szCs w:val="28"/>
-        </w:rPr>
-        <w:t xml:space="preserve"> </w:t>
-      </w:r>
-      <w:r>
-        <w:rPr>
-          <w:sz w:val="28"/>
-          <w:szCs w:val="28"/>
-        </w:rPr>
-        <w:t>анализа</w:t>
-      </w:r>
-      <w:r>
-        <w:rPr>
-          <w:spacing w:val="1"/>
-          <w:sz w:val="28"/>
-          <w:szCs w:val="28"/>
-        </w:rPr>
-        <w:t xml:space="preserve"> </w:t>
-      </w:r>
-      <w:r>
-        <w:rPr>
-          <w:sz w:val="28"/>
-          <w:szCs w:val="28"/>
-        </w:rPr>
-        <w:t>и</w:t>
-      </w:r>
-      <w:r>
-        <w:rPr>
-          <w:spacing w:val="1"/>
-          <w:sz w:val="28"/>
-          <w:szCs w:val="28"/>
-        </w:rPr>
-        <w:t xml:space="preserve"> </w:t>
-      </w:r>
-      <w:r>
-        <w:rPr>
-          <w:sz w:val="28"/>
-          <w:szCs w:val="28"/>
-        </w:rPr>
-        <w:t>анализа</w:t>
-      </w:r>
-      <w:r>
-        <w:rPr>
-          <w:spacing w:val="1"/>
-          <w:sz w:val="28"/>
-          <w:szCs w:val="28"/>
-        </w:rPr>
-        <w:t xml:space="preserve"> </w:t>
-      </w:r>
-      <w:r>
-        <w:rPr>
-          <w:sz w:val="28"/>
-          <w:szCs w:val="28"/>
-        </w:rPr>
-        <w:t>требований,</w:t>
-      </w:r>
-      <w:r>
-        <w:rPr>
-          <w:spacing w:val="1"/>
-          <w:sz w:val="28"/>
-          <w:szCs w:val="28"/>
-        </w:rPr>
-        <w:t xml:space="preserve"> </w:t>
-      </w:r>
-      <w:r>
-        <w:rPr>
-          <w:sz w:val="28"/>
-          <w:szCs w:val="28"/>
-        </w:rPr>
-        <w:t>которые</w:t>
-      </w:r>
-      <w:r>
-        <w:rPr>
-          <w:spacing w:val="1"/>
-          <w:sz w:val="28"/>
-          <w:szCs w:val="28"/>
-        </w:rPr>
-        <w:t xml:space="preserve"> </w:t>
-      </w:r>
-      <w:r>
-        <w:rPr>
-          <w:sz w:val="28"/>
-          <w:szCs w:val="28"/>
-        </w:rPr>
-        <w:t>занимают</w:t>
-      </w:r>
-      <w:r>
-        <w:rPr>
-          <w:spacing w:val="1"/>
-          <w:sz w:val="28"/>
-          <w:szCs w:val="28"/>
-        </w:rPr>
-        <w:t xml:space="preserve"> </w:t>
-      </w:r>
-      <w:r>
-        <w:rPr>
-          <w:sz w:val="28"/>
-          <w:szCs w:val="28"/>
-        </w:rPr>
-        <w:t>10%</w:t>
-      </w:r>
-      <w:r>
-        <w:rPr>
-          <w:spacing w:val="1"/>
-          <w:sz w:val="28"/>
-          <w:szCs w:val="28"/>
-        </w:rPr>
-        <w:t xml:space="preserve"> </w:t>
-      </w:r>
-      <w:r>
-        <w:rPr>
-          <w:sz w:val="28"/>
-          <w:szCs w:val="28"/>
-        </w:rPr>
-        <w:t>всего</w:t>
-      </w:r>
-      <w:r>
-        <w:rPr>
-          <w:spacing w:val="1"/>
-          <w:sz w:val="28"/>
-          <w:szCs w:val="28"/>
-        </w:rPr>
-        <w:t xml:space="preserve"> </w:t>
-      </w:r>
-      <w:r>
-        <w:rPr>
-          <w:sz w:val="28"/>
-          <w:szCs w:val="28"/>
-        </w:rPr>
-        <w:t xml:space="preserve">времени, оклад куратора </w:t>
-      </w:r>
-      <w:r>
-        <w:rPr>
-          <w:sz w:val="28"/>
-          <w:szCs w:val="28"/>
-          <w:highlight w:val="yellow"/>
-        </w:rPr>
-        <w:t>О</w:t>
-      </w:r>
-      <w:r>
-        <w:rPr>
-          <w:sz w:val="28"/>
-          <w:szCs w:val="28"/>
-          <w:highlight w:val="yellow"/>
-          <w:vertAlign w:val="subscript"/>
-        </w:rPr>
-        <w:t xml:space="preserve">к  </w:t>
-      </w:r>
-      <w:r>
-        <w:rPr>
-          <w:sz w:val="28"/>
-          <w:szCs w:val="28"/>
-          <w:highlight w:val="yellow"/>
-        </w:rPr>
-        <w:t>(</w:t>
-      </w:r>
-      <w:proofErr w:type="spellStart"/>
-      <w:r>
-        <w:rPr>
-          <w:sz w:val="28"/>
-          <w:szCs w:val="28"/>
-          <w:highlight w:val="yellow"/>
-        </w:rPr>
-        <w:t>руб</w:t>
-      </w:r>
-      <w:proofErr w:type="spellEnd"/>
-      <w:r>
-        <w:rPr>
-          <w:sz w:val="28"/>
-          <w:szCs w:val="28"/>
-          <w:highlight w:val="yellow"/>
-        </w:rPr>
-        <w:t>)</w:t>
-      </w:r>
-      <w:r>
-        <w:rPr>
-          <w:sz w:val="28"/>
-          <w:szCs w:val="28"/>
-          <w:highlight w:val="yellow"/>
-        </w:rPr>
-        <w:t>[оклад * 0,1]</w:t>
-      </w:r>
-      <w:r>
-        <w:rPr>
-          <w:sz w:val="28"/>
-          <w:szCs w:val="28"/>
-        </w:rPr>
-        <w:t>.</w:t>
+        <w:t>При расчете основной заработной платы за период разработки необходимо учитывать, что часовая тарифная ставка программиста составляет 230 руб./ч, а должностной оклад куратора проекта составляет 43 000 руб.</w:t>
       </w:r>
     </w:p>
     <w:p>
@@ -7375,76 +6832,45 @@
           <w:szCs w:val="28"/>
           <w:lang w:eastAsia="ru-RU"/>
         </w:rPr>
-        <mc:AlternateContent>
-          <mc:Choice Requires="wpg">
-            <w:drawing>
-              <wp:inline distT="0" distB="0" distL="0" distR="0" wp14:anchorId="77CD4BB1" wp14:editId="19DDB386">
-                <wp:extent cx="1264285" cy="596265"/>
-                <wp:effectExtent l="0" t="0" r="0" b="0"/>
-                <wp:docPr id="18" name="Рисунок 39" descr="https://konspekta.net/megaobuchalkaru/imgbaza/baza14/8190227292689.files/image022.gif"/>
-                <wp:cNvGraphicFramePr>
-                  <a:graphicFrameLocks xmlns:a="http://schemas.openxmlformats.org/drawingml/2006/main" noChangeAspect="1"/>
-                </wp:cNvGraphicFramePr>
-                <a:graphic xmlns:a="http://schemas.openxmlformats.org/drawingml/2006/main">
-                  <a:graphicData uri="http://schemas.openxmlformats.org/drawingml/2006/picture">
-                    <pic:pic xmlns:pic="http://schemas.openxmlformats.org/drawingml/2006/picture">
-                      <pic:nvPicPr>
-                        <pic:cNvPr id="1780495010" name="image70.png" descr="https://konspekta.net/megaobuchalkaru/imgbaza/baza14/8190227292689.files/image022.gif"/>
-                        <pic:cNvPicPr>
-                          <a:picLocks noChangeAspect="1"/>
-                        </pic:cNvPicPr>
-                      </pic:nvPicPr>
-                      <pic:blipFill rotWithShape="1">
-                        <a:blip r:embed="rId44"/>
-                        <a:stretch/>
-                      </pic:blipFill>
-                      <pic:spPr bwMode="auto">
-                        <a:xfrm>
-                          <a:off x="0" y="0"/>
-                          <a:ext cx="1264284" cy="596263"/>
-                        </a:xfrm>
-                        <a:prstGeom prst="rect">
-                          <a:avLst/>
-                        </a:prstGeom>
-                        <a:noFill/>
-                        <a:ln>
-                          <a:noFill/>
-                        </a:ln>
-                      </pic:spPr>
-                    </pic:pic>
-                  </a:graphicData>
-                </a:graphic>
-              </wp:inline>
-            </w:drawing>
-          </mc:Choice>
-          <mc:Fallback xmlns:a="http://schemas.openxmlformats.org/drawingml/2006/main">
-            <w:pict>
-              <v:shapetype id="_x0000_t75" coordsize="21600,21600" o:spt="75" o:preferrelative="t" path="m@4@5l@4@11@9@11@9@5xe" filled="f" stroked="f">
-                <v:stroke joinstyle="miter"/>
-                <v:formulas>
-                  <v:f eqn="if lineDrawn pixelLineWidth 0"/>
-                  <v:f eqn="sum @0 1 0"/>
-                  <v:f eqn="sum 0 0 @1"/>
-                  <v:f eqn="prod @2 1 2"/>
-                  <v:f eqn="prod @3 21600 pixelWidth"/>
-                  <v:f eqn="prod @3 21600 pixelHeight"/>
-                  <v:f eqn="sum @0 0 1"/>
-                  <v:f eqn="prod @6 1 2"/>
-                  <v:f eqn="prod @7 21600 pixelWidth"/>
-                  <v:f eqn="sum @8 21600 0"/>
-                  <v:f eqn="prod @7 21600 pixelHeight"/>
-                  <v:f eqn="sum @10 21600 0"/>
-                </v:formulas>
-                <v:path o:extrusionok="f" gradientshapeok="t" o:connecttype="rect"/>
-                <o:lock v:ext="edit" aspectratio="t"/>
-              </v:shapetype>
-              <v:shape id="_x0000_i74" o:spid="_x0000_s74" type="#_x0000_t75" style="width:99.55pt;height:46.95pt;mso-wrap-distance-left:0.00pt;mso-wrap-distance-top:0.00pt;mso-wrap-distance-right:0.00pt;mso-wrap-distance-bottom:0.00pt;z-index:1;" stroked="f">
-                <v:imagedata r:id="rId45" o:title=""/>
-                <o:lock v:ext="edit" rotation="t"/>
-              </v:shape>
-            </w:pict>
-          </mc:Fallback>
-        </mc:AlternateContent>
+        <w:drawing>
+          <wp:inline distT="0" distB="0" distL="0" distR="0" wp14:anchorId="2167A051" wp14:editId="1F7E0B22">
+            <wp:extent cx="1264285" cy="596265"/>
+            <wp:effectExtent l="0" t="0" r="0" b="0"/>
+            <wp:docPr id="18" name="Рисунок 39" descr="https://konspekta.net/megaobuchalkaru/imgbaza/baza14/8190227292689.files/image022.gif"/>
+            <wp:cNvGraphicFramePr>
+              <a:graphicFrameLocks xmlns:a="http://schemas.openxmlformats.org/drawingml/2006/main" noChangeAspect="1"/>
+            </wp:cNvGraphicFramePr>
+            <a:graphic xmlns:a="http://schemas.openxmlformats.org/drawingml/2006/main">
+              <a:graphicData uri="http://schemas.openxmlformats.org/drawingml/2006/picture">
+                <pic:pic xmlns:pic="http://schemas.openxmlformats.org/drawingml/2006/picture">
+                  <pic:nvPicPr>
+                    <pic:cNvPr id="1780495010" name="image70.png" descr="https://konspekta.net/megaobuchalkaru/imgbaza/baza14/8190227292689.files/image022.gif"/>
+                    <pic:cNvPicPr>
+                      <a:picLocks noChangeAspect="1"/>
+                    </pic:cNvPicPr>
+                  </pic:nvPicPr>
+                  <pic:blipFill rotWithShape="1">
+                    <a:blip r:embed="rId39"/>
+                    <a:stretch/>
+                  </pic:blipFill>
+                  <pic:spPr bwMode="auto">
+                    <a:xfrm>
+                      <a:off x="0" y="0"/>
+                      <a:ext cx="1264284" cy="596263"/>
+                    </a:xfrm>
+                    <a:prstGeom prst="rect">
+                      <a:avLst/>
+                    </a:prstGeom>
+                    <a:noFill/>
+                    <a:ln>
+                      <a:noFill/>
+                    </a:ln>
+                  </pic:spPr>
+                </pic:pic>
+              </a:graphicData>
+            </a:graphic>
+          </wp:inline>
+        </w:drawing>
       </w:r>
       <w:r>
         <w:rPr>
@@ -7485,76 +6911,45 @@
           <w:szCs w:val="28"/>
           <w:lang w:eastAsia="ru-RU"/>
         </w:rPr>
-        <mc:AlternateContent>
-          <mc:Choice Requires="wpg">
-            <w:drawing>
-              <wp:inline distT="0" distB="0" distL="0" distR="0" wp14:anchorId="693CD6A5" wp14:editId="5E037645">
-                <wp:extent cx="230505" cy="246380"/>
-                <wp:effectExtent l="0" t="0" r="0" b="1270"/>
-                <wp:docPr id="19" name="Рисунок 38" descr="https://konspekta.net/megaobuchalkaru/imgbaza/baza14/8190227292689.files/image024.gif"/>
-                <wp:cNvGraphicFramePr>
-                  <a:graphicFrameLocks xmlns:a="http://schemas.openxmlformats.org/drawingml/2006/main" noChangeAspect="1"/>
-                </wp:cNvGraphicFramePr>
-                <a:graphic xmlns:a="http://schemas.openxmlformats.org/drawingml/2006/main">
-                  <a:graphicData uri="http://schemas.openxmlformats.org/drawingml/2006/picture">
-                    <pic:pic xmlns:pic="http://schemas.openxmlformats.org/drawingml/2006/picture">
-                      <pic:nvPicPr>
-                        <pic:cNvPr id="559266848" name="image100.png" descr="https://konspekta.net/megaobuchalkaru/imgbaza/baza14/8190227292689.files/image024.gif"/>
-                        <pic:cNvPicPr>
-                          <a:picLocks noChangeAspect="1"/>
-                        </pic:cNvPicPr>
-                      </pic:nvPicPr>
-                      <pic:blipFill rotWithShape="1">
-                        <a:blip r:embed="rId46"/>
-                        <a:stretch/>
-                      </pic:blipFill>
-                      <pic:spPr bwMode="auto">
-                        <a:xfrm>
-                          <a:off x="0" y="0"/>
-                          <a:ext cx="230503" cy="246377"/>
-                        </a:xfrm>
-                        <a:prstGeom prst="rect">
-                          <a:avLst/>
-                        </a:prstGeom>
-                        <a:noFill/>
-                        <a:ln>
-                          <a:noFill/>
-                        </a:ln>
-                      </pic:spPr>
-                    </pic:pic>
-                  </a:graphicData>
-                </a:graphic>
-              </wp:inline>
-            </w:drawing>
-          </mc:Choice>
-          <mc:Fallback xmlns:a="http://schemas.openxmlformats.org/drawingml/2006/main">
-            <w:pict>
-              <v:shapetype id="_x0000_t75" coordsize="21600,21600" o:spt="75" o:preferrelative="t" path="m@4@5l@4@11@9@11@9@5xe" filled="f" stroked="f">
-                <v:stroke joinstyle="miter"/>
-                <v:formulas>
-                  <v:f eqn="if lineDrawn pixelLineWidth 0"/>
-                  <v:f eqn="sum @0 1 0"/>
-                  <v:f eqn="sum 0 0 @1"/>
-                  <v:f eqn="prod @2 1 2"/>
-                  <v:f eqn="prod @3 21600 pixelWidth"/>
-                  <v:f eqn="prod @3 21600 pixelHeight"/>
-                  <v:f eqn="sum @0 0 1"/>
-                  <v:f eqn="prod @6 1 2"/>
-                  <v:f eqn="prod @7 21600 pixelWidth"/>
-                  <v:f eqn="sum @8 21600 0"/>
-                  <v:f eqn="prod @7 21600 pixelHeight"/>
-                  <v:f eqn="sum @10 21600 0"/>
-                </v:formulas>
-                <v:path o:extrusionok="f" gradientshapeok="t" o:connecttype="rect"/>
-                <o:lock v:ext="edit" aspectratio="t"/>
-              </v:shapetype>
-              <v:shape id="_x0000_i75" o:spid="_x0000_s75" type="#_x0000_t75" style="width:18.15pt;height:19.40pt;mso-wrap-distance-left:0.00pt;mso-wrap-distance-top:0.00pt;mso-wrap-distance-right:0.00pt;mso-wrap-distance-bottom:0.00pt;z-index:1;" stroked="f">
-                <v:imagedata r:id="rId47" o:title=""/>
-                <o:lock v:ext="edit" rotation="t"/>
-              </v:shape>
-            </w:pict>
-          </mc:Fallback>
-        </mc:AlternateContent>
+        <w:drawing>
+          <wp:inline distT="0" distB="0" distL="0" distR="0" wp14:anchorId="417DEAAC" wp14:editId="16A0A1BA">
+            <wp:extent cx="230505" cy="246380"/>
+            <wp:effectExtent l="0" t="0" r="0" b="1270"/>
+            <wp:docPr id="19" name="Рисунок 38" descr="https://konspekta.net/megaobuchalkaru/imgbaza/baza14/8190227292689.files/image024.gif"/>
+            <wp:cNvGraphicFramePr>
+              <a:graphicFrameLocks xmlns:a="http://schemas.openxmlformats.org/drawingml/2006/main" noChangeAspect="1"/>
+            </wp:cNvGraphicFramePr>
+            <a:graphic xmlns:a="http://schemas.openxmlformats.org/drawingml/2006/main">
+              <a:graphicData uri="http://schemas.openxmlformats.org/drawingml/2006/picture">
+                <pic:pic xmlns:pic="http://schemas.openxmlformats.org/drawingml/2006/picture">
+                  <pic:nvPicPr>
+                    <pic:cNvPr id="559266848" name="image100.png" descr="https://konspekta.net/megaobuchalkaru/imgbaza/baza14/8190227292689.files/image024.gif"/>
+                    <pic:cNvPicPr>
+                      <a:picLocks noChangeAspect="1"/>
+                    </pic:cNvPicPr>
+                  </pic:nvPicPr>
+                  <pic:blipFill rotWithShape="1">
+                    <a:blip r:embed="rId40"/>
+                    <a:stretch/>
+                  </pic:blipFill>
+                  <pic:spPr bwMode="auto">
+                    <a:xfrm>
+                      <a:off x="0" y="0"/>
+                      <a:ext cx="230503" cy="246377"/>
+                    </a:xfrm>
+                    <a:prstGeom prst="rect">
+                      <a:avLst/>
+                    </a:prstGeom>
+                    <a:noFill/>
+                    <a:ln>
+                      <a:noFill/>
+                    </a:ln>
+                  </pic:spPr>
+                </pic:pic>
+              </a:graphicData>
+            </a:graphic>
+          </wp:inline>
+        </w:drawing>
       </w:r>
       <w:r>
         <w:rPr>
@@ -7581,76 +6976,45 @@
           <w:szCs w:val="28"/>
           <w:lang w:eastAsia="ru-RU"/>
         </w:rPr>
-        <mc:AlternateContent>
-          <mc:Choice Requires="wpg">
-            <w:drawing>
-              <wp:inline distT="0" distB="0" distL="0" distR="0" wp14:anchorId="45DD1859" wp14:editId="4DFBDBA8">
-                <wp:extent cx="294005" cy="278130"/>
-                <wp:effectExtent l="0" t="0" r="0" b="7620"/>
-                <wp:docPr id="20" name="Рисунок 37" descr="https://konspekta.net/megaobuchalkaru/imgbaza/baza14/8190227292689.files/image026.gif"/>
-                <wp:cNvGraphicFramePr>
-                  <a:graphicFrameLocks xmlns:a="http://schemas.openxmlformats.org/drawingml/2006/main" noChangeAspect="1"/>
-                </wp:cNvGraphicFramePr>
-                <a:graphic xmlns:a="http://schemas.openxmlformats.org/drawingml/2006/main">
-                  <a:graphicData uri="http://schemas.openxmlformats.org/drawingml/2006/picture">
-                    <pic:pic xmlns:pic="http://schemas.openxmlformats.org/drawingml/2006/picture">
-                      <pic:nvPicPr>
-                        <pic:cNvPr id="1815260062" name="image101.png" descr="https://konspekta.net/megaobuchalkaru/imgbaza/baza14/8190227292689.files/image026.gif"/>
-                        <pic:cNvPicPr>
-                          <a:picLocks noChangeAspect="1"/>
-                        </pic:cNvPicPr>
-                      </pic:nvPicPr>
-                      <pic:blipFill rotWithShape="1">
-                        <a:blip r:embed="rId48"/>
-                        <a:stretch/>
-                      </pic:blipFill>
-                      <pic:spPr bwMode="auto">
-                        <a:xfrm>
-                          <a:off x="0" y="0"/>
-                          <a:ext cx="294003" cy="278128"/>
-                        </a:xfrm>
-                        <a:prstGeom prst="rect">
-                          <a:avLst/>
-                        </a:prstGeom>
-                        <a:noFill/>
-                        <a:ln>
-                          <a:noFill/>
-                        </a:ln>
-                      </pic:spPr>
-                    </pic:pic>
-                  </a:graphicData>
-                </a:graphic>
-              </wp:inline>
-            </w:drawing>
-          </mc:Choice>
-          <mc:Fallback xmlns:a="http://schemas.openxmlformats.org/drawingml/2006/main">
-            <w:pict>
-              <v:shapetype id="_x0000_t75" coordsize="21600,21600" o:spt="75" o:preferrelative="t" path="m@4@5l@4@11@9@11@9@5xe" filled="f" stroked="f">
-                <v:stroke joinstyle="miter"/>
-                <v:formulas>
-                  <v:f eqn="if lineDrawn pixelLineWidth 0"/>
-                  <v:f eqn="sum @0 1 0"/>
-                  <v:f eqn="sum 0 0 @1"/>
-                  <v:f eqn="prod @2 1 2"/>
-                  <v:f eqn="prod @3 21600 pixelWidth"/>
-                  <v:f eqn="prod @3 21600 pixelHeight"/>
-                  <v:f eqn="sum @0 0 1"/>
-                  <v:f eqn="prod @6 1 2"/>
-                  <v:f eqn="prod @7 21600 pixelWidth"/>
-                  <v:f eqn="sum @8 21600 0"/>
-                  <v:f eqn="prod @7 21600 pixelHeight"/>
-                  <v:f eqn="sum @10 21600 0"/>
-                </v:formulas>
-                <v:path o:extrusionok="f" gradientshapeok="t" o:connecttype="rect"/>
-                <o:lock v:ext="edit" aspectratio="t"/>
-              </v:shapetype>
-              <v:shape id="_x0000_i76" o:spid="_x0000_s76" type="#_x0000_t75" style="width:23.15pt;height:21.90pt;mso-wrap-distance-left:0.00pt;mso-wrap-distance-top:0.00pt;mso-wrap-distance-right:0.00pt;mso-wrap-distance-bottom:0.00pt;z-index:1;" stroked="f">
-                <v:imagedata r:id="rId49" o:title=""/>
-                <o:lock v:ext="edit" rotation="t"/>
-              </v:shape>
-            </w:pict>
-          </mc:Fallback>
-        </mc:AlternateContent>
+        <w:drawing>
+          <wp:inline distT="0" distB="0" distL="0" distR="0" wp14:anchorId="2B691CDC" wp14:editId="7A84F7EA">
+            <wp:extent cx="294005" cy="278130"/>
+            <wp:effectExtent l="0" t="0" r="0" b="7620"/>
+            <wp:docPr id="20" name="Рисунок 37" descr="https://konspekta.net/megaobuchalkaru/imgbaza/baza14/8190227292689.files/image026.gif"/>
+            <wp:cNvGraphicFramePr>
+              <a:graphicFrameLocks xmlns:a="http://schemas.openxmlformats.org/drawingml/2006/main" noChangeAspect="1"/>
+            </wp:cNvGraphicFramePr>
+            <a:graphic xmlns:a="http://schemas.openxmlformats.org/drawingml/2006/main">
+              <a:graphicData uri="http://schemas.openxmlformats.org/drawingml/2006/picture">
+                <pic:pic xmlns:pic="http://schemas.openxmlformats.org/drawingml/2006/picture">
+                  <pic:nvPicPr>
+                    <pic:cNvPr id="1815260062" name="image101.png" descr="https://konspekta.net/megaobuchalkaru/imgbaza/baza14/8190227292689.files/image026.gif"/>
+                    <pic:cNvPicPr>
+                      <a:picLocks noChangeAspect="1"/>
+                    </pic:cNvPicPr>
+                  </pic:nvPicPr>
+                  <pic:blipFill rotWithShape="1">
+                    <a:blip r:embed="rId41"/>
+                    <a:stretch/>
+                  </pic:blipFill>
+                  <pic:spPr bwMode="auto">
+                    <a:xfrm>
+                      <a:off x="0" y="0"/>
+                      <a:ext cx="294003" cy="278128"/>
+                    </a:xfrm>
+                    <a:prstGeom prst="rect">
+                      <a:avLst/>
+                    </a:prstGeom>
+                    <a:noFill/>
+                    <a:ln>
+                      <a:noFill/>
+                    </a:ln>
+                  </pic:spPr>
+                </pic:pic>
+              </a:graphicData>
+            </a:graphic>
+          </wp:inline>
+        </w:drawing>
       </w:r>
       <w:r>
         <w:rPr>
@@ -7675,29 +7039,21 @@
       <w:pPr>
         <w:spacing w:after="0" w:line="360" w:lineRule="auto"/>
         <w:ind w:firstLine="709"/>
-        <w:jc w:val="both"/>
-        <w:rPr>
-          <w:szCs w:val="28"/>
-        </w:rPr>
-      </w:pPr>
-      <w:r>
-        <w:rPr>
-          <w:szCs w:val="28"/>
-        </w:rPr>
-        <w:t xml:space="preserve">                                     </w:t>
-      </w:r>
+        <w:jc w:val="center"/>
+        <w:rPr>
+          <w:szCs w:val="28"/>
+        </w:rPr>
+      </w:pPr>
       <w:proofErr w:type="spellStart"/>
       <w:r>
         <w:rPr>
           <w:szCs w:val="28"/>
-          <w:highlight w:val="yellow"/>
         </w:rPr>
         <w:t>З</w:t>
       </w:r>
       <w:r>
         <w:rPr>
           <w:szCs w:val="28"/>
-          <w:highlight w:val="yellow"/>
           <w:vertAlign w:val="subscript"/>
         </w:rPr>
         <w:t>о</w:t>
@@ -7706,61 +7062,21 @@
       <w:r>
         <w:rPr>
           <w:szCs w:val="28"/>
-          <w:highlight w:val="yellow"/>
-        </w:rPr>
-        <w:t xml:space="preserve"> = </w:t>
-      </w:r>
-      <w:r>
-        <w:rPr>
-          <w:rFonts w:eastAsia="Times New Roman"/>
-          <w:szCs w:val="28"/>
-          <w:highlight w:val="yellow"/>
-        </w:rPr>
-        <w:t xml:space="preserve"> 250ч</w:t>
-      </w:r>
-      <w:r>
-        <w:rPr>
-          <w:szCs w:val="28"/>
-          <w:highlight w:val="yellow"/>
-        </w:rPr>
-        <w:t xml:space="preserve"> </w:t>
-      </w:r>
-      <w:r>
-        <w:rPr>
-          <w:rFonts w:eastAsia="Times New Roman"/>
-          <w:szCs w:val="28"/>
-          <w:highlight w:val="yellow"/>
-        </w:rPr>
-        <w:t>*</w:t>
-      </w:r>
-      <w:r>
-        <w:rPr>
-          <w:szCs w:val="28"/>
-          <w:highlight w:val="yellow"/>
-        </w:rPr>
-        <w:t xml:space="preserve"> .. </w:t>
-      </w:r>
-      <w:r>
-        <w:rPr>
-          <w:rFonts w:eastAsia="Times New Roman"/>
-          <w:szCs w:val="28"/>
-          <w:highlight w:val="yellow"/>
-        </w:rPr>
-        <w:t>руб./ч</w:t>
-      </w:r>
-      <w:r>
-        <w:rPr>
-          <w:szCs w:val="28"/>
-          <w:highlight w:val="yellow"/>
-        </w:rPr>
-        <w:t xml:space="preserve">=  </w:t>
-      </w:r>
-      <w:r>
-        <w:rPr>
-          <w:szCs w:val="28"/>
-          <w:highlight w:val="yellow"/>
-        </w:rPr>
-        <w:t xml:space="preserve">  руб.</w:t>
+        </w:rPr>
+        <w:t xml:space="preserve"> = 230 </w:t>
+      </w:r>
+      <w:r>
+        <w:rPr>
+          <w:rFonts w:eastAsia="Times New Roman"/>
+          <w:szCs w:val="28"/>
+        </w:rPr>
+        <w:t>руб./ч * 250ч</w:t>
+      </w:r>
+      <w:r>
+        <w:rPr>
+          <w:szCs w:val="28"/>
+        </w:rPr>
+        <w:t xml:space="preserve"> = 57 500 руб.</w:t>
       </w:r>
     </w:p>
     <w:p>
@@ -7785,12 +7101,16 @@
         </w:rPr>
       </w:pPr>
       <w:r>
+        <w:lastRenderedPageBreak/>
+        <w:t>Премиальный фонд</w:t>
+      </w:r>
+      <w:r>
         <w:rPr>
           <w:rFonts w:eastAsia="Times New Roman"/>
           <w:szCs w:val="28"/>
           <w:lang w:eastAsia="ru-RU"/>
         </w:rPr>
-        <w:t>Дополнительная заработная определяется по формуле:</w:t>
+        <w:t xml:space="preserve"> определяется по формуле:</w:t>
       </w:r>
     </w:p>
     <w:p>
@@ -7808,76 +7128,45 @@
           <w:szCs w:val="28"/>
           <w:lang w:eastAsia="ru-RU"/>
         </w:rPr>
-        <mc:AlternateContent>
-          <mc:Choice Requires="wpg">
-            <w:drawing>
-              <wp:inline distT="0" distB="0" distL="0" distR="0" wp14:anchorId="5226A741" wp14:editId="2FEB3FAE">
-                <wp:extent cx="1201757" cy="518160"/>
-                <wp:effectExtent l="0" t="0" r="0" b="0"/>
-                <wp:docPr id="21" name="Рисунок 35" descr="https://konspekta.net/megaobuchalkaru/imgbaza/baza14/8190227292689.files/image030.gif"/>
-                <wp:cNvGraphicFramePr>
-                  <a:graphicFrameLocks xmlns:a="http://schemas.openxmlformats.org/drawingml/2006/main" noChangeAspect="1"/>
-                </wp:cNvGraphicFramePr>
-                <a:graphic xmlns:a="http://schemas.openxmlformats.org/drawingml/2006/main">
-                  <a:graphicData uri="http://schemas.openxmlformats.org/drawingml/2006/picture">
-                    <pic:pic xmlns:pic="http://schemas.openxmlformats.org/drawingml/2006/picture">
-                      <pic:nvPicPr>
-                        <pic:cNvPr id="175085714" name="image104.png" descr="https://konspekta.net/megaobuchalkaru/imgbaza/baza14/8190227292689.files/image030.gif"/>
-                        <pic:cNvPicPr>
-                          <a:picLocks noChangeAspect="1"/>
-                        </pic:cNvPicPr>
-                      </pic:nvPicPr>
-                      <pic:blipFill rotWithShape="1">
-                        <a:blip r:embed="rId50"/>
-                        <a:stretch/>
-                      </pic:blipFill>
-                      <pic:spPr bwMode="auto">
-                        <a:xfrm>
-                          <a:off x="0" y="0"/>
-                          <a:ext cx="1202660" cy="518548"/>
-                        </a:xfrm>
-                        <a:prstGeom prst="rect">
-                          <a:avLst/>
-                        </a:prstGeom>
-                        <a:noFill/>
-                        <a:ln>
-                          <a:noFill/>
-                        </a:ln>
-                      </pic:spPr>
-                    </pic:pic>
-                  </a:graphicData>
-                </a:graphic>
-              </wp:inline>
-            </w:drawing>
-          </mc:Choice>
-          <mc:Fallback xmlns:a="http://schemas.openxmlformats.org/drawingml/2006/main">
-            <w:pict>
-              <v:shapetype id="_x0000_t75" coordsize="21600,21600" o:spt="75" o:preferrelative="t" path="m@4@5l@4@11@9@11@9@5xe" filled="f" stroked="f">
-                <v:stroke joinstyle="miter"/>
-                <v:formulas>
-                  <v:f eqn="if lineDrawn pixelLineWidth 0"/>
-                  <v:f eqn="sum @0 1 0"/>
-                  <v:f eqn="sum 0 0 @1"/>
-                  <v:f eqn="prod @2 1 2"/>
-                  <v:f eqn="prod @3 21600 pixelWidth"/>
-                  <v:f eqn="prod @3 21600 pixelHeight"/>
-                  <v:f eqn="sum @0 0 1"/>
-                  <v:f eqn="prod @6 1 2"/>
-                  <v:f eqn="prod @7 21600 pixelWidth"/>
-                  <v:f eqn="sum @8 21600 0"/>
-                  <v:f eqn="prod @7 21600 pixelHeight"/>
-                  <v:f eqn="sum @10 21600 0"/>
-                </v:formulas>
-                <v:path o:extrusionok="f" gradientshapeok="t" o:connecttype="rect"/>
-                <o:lock v:ext="edit" aspectratio="t"/>
-              </v:shapetype>
-              <v:shape id="_x0000_i77" o:spid="_x0000_s77" type="#_x0000_t75" style="width:94.63pt;height:40.80pt;mso-wrap-distance-left:0.00pt;mso-wrap-distance-top:0.00pt;mso-wrap-distance-right:0.00pt;mso-wrap-distance-bottom:0.00pt;z-index:1;" stroked="f">
-                <v:imagedata r:id="rId51" o:title=""/>
-                <o:lock v:ext="edit" rotation="t"/>
-              </v:shape>
-            </w:pict>
-          </mc:Fallback>
-        </mc:AlternateContent>
+        <w:drawing>
+          <wp:inline distT="0" distB="0" distL="0" distR="0" wp14:anchorId="5A27BD99" wp14:editId="41A17E82">
+            <wp:extent cx="1201757" cy="518160"/>
+            <wp:effectExtent l="0" t="0" r="0" b="0"/>
+            <wp:docPr id="21" name="Рисунок 35" descr="https://konspekta.net/megaobuchalkaru/imgbaza/baza14/8190227292689.files/image030.gif"/>
+            <wp:cNvGraphicFramePr>
+              <a:graphicFrameLocks xmlns:a="http://schemas.openxmlformats.org/drawingml/2006/main" noChangeAspect="1"/>
+            </wp:cNvGraphicFramePr>
+            <a:graphic xmlns:a="http://schemas.openxmlformats.org/drawingml/2006/main">
+              <a:graphicData uri="http://schemas.openxmlformats.org/drawingml/2006/picture">
+                <pic:pic xmlns:pic="http://schemas.openxmlformats.org/drawingml/2006/picture">
+                  <pic:nvPicPr>
+                    <pic:cNvPr id="175085714" name="image104.png" descr="https://konspekta.net/megaobuchalkaru/imgbaza/baza14/8190227292689.files/image030.gif"/>
+                    <pic:cNvPicPr>
+                      <a:picLocks noChangeAspect="1"/>
+                    </pic:cNvPicPr>
+                  </pic:nvPicPr>
+                  <pic:blipFill rotWithShape="1">
+                    <a:blip r:embed="rId42"/>
+                    <a:stretch/>
+                  </pic:blipFill>
+                  <pic:spPr bwMode="auto">
+                    <a:xfrm>
+                      <a:off x="0" y="0"/>
+                      <a:ext cx="1202660" cy="518548"/>
+                    </a:xfrm>
+                    <a:prstGeom prst="rect">
+                      <a:avLst/>
+                    </a:prstGeom>
+                    <a:noFill/>
+                    <a:ln>
+                      <a:noFill/>
+                    </a:ln>
+                  </pic:spPr>
+                </pic:pic>
+              </a:graphicData>
+            </a:graphic>
+          </wp:inline>
+        </w:drawing>
       </w:r>
       <w:r>
         <w:rPr>
@@ -7911,83 +7200,66 @@
           <w:szCs w:val="28"/>
           <w:lang w:eastAsia="ru-RU"/>
         </w:rPr>
-        <mc:AlternateContent>
-          <mc:Choice Requires="wpg">
-            <w:drawing>
-              <wp:inline distT="0" distB="0" distL="0" distR="0" wp14:anchorId="6EF6D298" wp14:editId="0DFA1000">
-                <wp:extent cx="325755" cy="278130"/>
-                <wp:effectExtent l="0" t="0" r="0" b="7620"/>
-                <wp:docPr id="22" name="Рисунок 34" descr="https://konspekta.net/megaobuchalkaru/imgbaza/baza14/8190227292689.files/image032.gif"/>
-                <wp:cNvGraphicFramePr>
-                  <a:graphicFrameLocks xmlns:a="http://schemas.openxmlformats.org/drawingml/2006/main" noChangeAspect="1"/>
-                </wp:cNvGraphicFramePr>
-                <a:graphic xmlns:a="http://schemas.openxmlformats.org/drawingml/2006/main">
-                  <a:graphicData uri="http://schemas.openxmlformats.org/drawingml/2006/picture">
-                    <pic:pic xmlns:pic="http://schemas.openxmlformats.org/drawingml/2006/picture">
-                      <pic:nvPicPr>
-                        <pic:cNvPr id="341476156" name="image105.png" descr="https://konspekta.net/megaobuchalkaru/imgbaza/baza14/8190227292689.files/image032.gif"/>
-                        <pic:cNvPicPr>
-                          <a:picLocks noChangeAspect="1"/>
-                        </pic:cNvPicPr>
-                      </pic:nvPicPr>
-                      <pic:blipFill rotWithShape="1">
-                        <a:blip r:embed="rId52"/>
-                        <a:stretch/>
-                      </pic:blipFill>
-                      <pic:spPr bwMode="auto">
-                        <a:xfrm>
-                          <a:off x="0" y="0"/>
-                          <a:ext cx="325755" cy="278128"/>
-                        </a:xfrm>
-                        <a:prstGeom prst="rect">
-                          <a:avLst/>
-                        </a:prstGeom>
-                        <a:noFill/>
-                        <a:ln>
-                          <a:noFill/>
-                        </a:ln>
-                      </pic:spPr>
-                    </pic:pic>
-                  </a:graphicData>
-                </a:graphic>
-              </wp:inline>
-            </w:drawing>
-          </mc:Choice>
-          <mc:Fallback xmlns:a="http://schemas.openxmlformats.org/drawingml/2006/main">
-            <w:pict>
-              <v:shapetype id="_x0000_t75" coordsize="21600,21600" o:spt="75" o:preferrelative="t" path="m@4@5l@4@11@9@11@9@5xe" filled="f" stroked="f">
-                <v:stroke joinstyle="miter"/>
-                <v:formulas>
-                  <v:f eqn="if lineDrawn pixelLineWidth 0"/>
-                  <v:f eqn="sum @0 1 0"/>
-                  <v:f eqn="sum 0 0 @1"/>
-                  <v:f eqn="prod @2 1 2"/>
-                  <v:f eqn="prod @3 21600 pixelWidth"/>
-                  <v:f eqn="prod @3 21600 pixelHeight"/>
-                  <v:f eqn="sum @0 0 1"/>
-                  <v:f eqn="prod @6 1 2"/>
-                  <v:f eqn="prod @7 21600 pixelWidth"/>
-                  <v:f eqn="sum @8 21600 0"/>
-                  <v:f eqn="prod @7 21600 pixelHeight"/>
-                  <v:f eqn="sum @10 21600 0"/>
-                </v:formulas>
-                <v:path o:extrusionok="f" gradientshapeok="t" o:connecttype="rect"/>
-                <o:lock v:ext="edit" aspectratio="t"/>
-              </v:shapetype>
-              <v:shape id="_x0000_i78" o:spid="_x0000_s78" type="#_x0000_t75" style="width:25.65pt;height:21.90pt;mso-wrap-distance-left:0.00pt;mso-wrap-distance-top:0.00pt;mso-wrap-distance-right:0.00pt;mso-wrap-distance-bottom:0.00pt;z-index:1;" stroked="f">
-                <v:imagedata r:id="rId53" o:title=""/>
-                <o:lock v:ext="edit" rotation="t"/>
-              </v:shape>
-            </w:pict>
-          </mc:Fallback>
-        </mc:AlternateContent>
-      </w:r>
-      <w:r>
-        <w:rPr>
-          <w:rFonts w:eastAsia="Times New Roman"/>
-          <w:szCs w:val="28"/>
-        </w:rPr>
-        <w:t> – норматив дополнительной заработной платы, % (15%);</w:t>
+        <w:drawing>
+          <wp:inline distT="0" distB="0" distL="0" distR="0" wp14:anchorId="6B7F1897" wp14:editId="05DF511F">
+            <wp:extent cx="325755" cy="278130"/>
+            <wp:effectExtent l="0" t="0" r="0" b="7620"/>
+            <wp:docPr id="22" name="Рисунок 34" descr="https://konspekta.net/megaobuchalkaru/imgbaza/baza14/8190227292689.files/image032.gif"/>
+            <wp:cNvGraphicFramePr>
+              <a:graphicFrameLocks xmlns:a="http://schemas.openxmlformats.org/drawingml/2006/main" noChangeAspect="1"/>
+            </wp:cNvGraphicFramePr>
+            <a:graphic xmlns:a="http://schemas.openxmlformats.org/drawingml/2006/main">
+              <a:graphicData uri="http://schemas.openxmlformats.org/drawingml/2006/picture">
+                <pic:pic xmlns:pic="http://schemas.openxmlformats.org/drawingml/2006/picture">
+                  <pic:nvPicPr>
+                    <pic:cNvPr id="341476156" name="image105.png" descr="https://konspekta.net/megaobuchalkaru/imgbaza/baza14/8190227292689.files/image032.gif"/>
+                    <pic:cNvPicPr>
+                      <a:picLocks noChangeAspect="1"/>
+                    </pic:cNvPicPr>
+                  </pic:nvPicPr>
+                  <pic:blipFill rotWithShape="1">
+                    <a:blip r:embed="rId43"/>
+                    <a:stretch/>
+                  </pic:blipFill>
+                  <pic:spPr bwMode="auto">
+                    <a:xfrm>
+                      <a:off x="0" y="0"/>
+                      <a:ext cx="325755" cy="278128"/>
+                    </a:xfrm>
+                    <a:prstGeom prst="rect">
+                      <a:avLst/>
+                    </a:prstGeom>
+                    <a:noFill/>
+                    <a:ln>
+                      <a:noFill/>
+                    </a:ln>
+                  </pic:spPr>
+                </pic:pic>
+              </a:graphicData>
+            </a:graphic>
+          </wp:inline>
+        </w:drawing>
+      </w:r>
+      <w:r>
+        <w:rPr>
+          <w:rFonts w:eastAsia="Times New Roman"/>
+          <w:szCs w:val="28"/>
+        </w:rPr>
+        <w:t xml:space="preserve"> – норматив </w:t>
+      </w:r>
+      <w:r>
+        <w:rPr>
+          <w:rFonts w:eastAsia="Times New Roman"/>
+          <w:szCs w:val="28"/>
+        </w:rPr>
+        <w:t>премиального фонда</w:t>
+      </w:r>
+      <w:r>
+        <w:rPr>
+          <w:rFonts w:eastAsia="Times New Roman"/>
+          <w:szCs w:val="28"/>
+        </w:rPr>
+        <w:t>, % (15%);</w:t>
       </w:r>
     </w:p>
     <w:p>
@@ -8040,7 +7312,17 @@
           <w:rFonts w:eastAsia="Times New Roman"/>
           <w:szCs w:val="28"/>
         </w:rPr>
-        <w:t>Рассчитаем затраты на дополнительную заработную плату:</w:t>
+        <w:t xml:space="preserve">Рассчитаем затраты на </w:t>
+      </w:r>
+      <w:r>
+        <w:t>премиальный фонд</w:t>
+      </w:r>
+      <w:r>
+        <w:rPr>
+          <w:rFonts w:eastAsia="Times New Roman"/>
+          <w:szCs w:val="28"/>
+        </w:rPr>
+        <w:t>:</w:t>
       </w:r>
     </w:p>
     <w:p>
@@ -8057,86 +7339,21 @@
     <w:p>
       <w:pPr>
         <w:spacing w:after="0" w:line="360" w:lineRule="auto"/>
-        <w:ind w:left="707" w:firstLine="709"/>
-        <w:rPr>
-          <w:rFonts w:eastAsia="Times New Roman"/>
-          <w:szCs w:val="28"/>
-          <w:highlight w:val="yellow"/>
-        </w:rPr>
-      </w:pPr>
-      <w:proofErr w:type="spellStart"/>
-      <w:r>
-        <w:rPr>
-          <w:rFonts w:eastAsia="Times New Roman"/>
-          <w:szCs w:val="28"/>
-          <w:highlight w:val="yellow"/>
-        </w:rPr>
-        <w:t>З</w:t>
-      </w:r>
-      <w:r>
-        <w:rPr>
-          <w:rFonts w:eastAsia="Times New Roman"/>
-          <w:szCs w:val="28"/>
-          <w:highlight w:val="yellow"/>
-          <w:vertAlign w:val="subscript"/>
-        </w:rPr>
-        <w:t>д</w:t>
-      </w:r>
-      <w:proofErr w:type="spellEnd"/>
-      <w:r>
-        <w:rPr>
-          <w:rFonts w:eastAsia="Times New Roman"/>
-          <w:szCs w:val="28"/>
-          <w:highlight w:val="yellow"/>
-        </w:rPr>
-        <w:t xml:space="preserve"> =  </w:t>
-      </w:r>
-      <w:proofErr w:type="spellStart"/>
-      <w:r>
-        <w:rPr>
-          <w:szCs w:val="28"/>
-          <w:highlight w:val="yellow"/>
-        </w:rPr>
-        <w:t>З</w:t>
-      </w:r>
-      <w:r>
-        <w:rPr>
-          <w:szCs w:val="28"/>
-          <w:highlight w:val="yellow"/>
-          <w:vertAlign w:val="subscript"/>
-        </w:rPr>
-        <w:t>о</w:t>
-      </w:r>
-      <w:proofErr w:type="spellEnd"/>
-      <w:r>
-        <w:rPr>
-          <w:rFonts w:eastAsia="Times New Roman"/>
-          <w:szCs w:val="28"/>
-          <w:highlight w:val="yellow"/>
-        </w:rPr>
-        <w:t xml:space="preserve"> * 15% / 100% = </w:t>
-      </w:r>
-      <w:r>
-        <w:rPr>
-          <w:rFonts w:eastAsia="Times New Roman"/>
-          <w:szCs w:val="28"/>
-          <w:highlight w:val="yellow"/>
-        </w:rPr>
-        <w:t>..</w:t>
-      </w:r>
-      <w:r>
-        <w:rPr>
-          <w:rFonts w:eastAsia="Times New Roman"/>
-          <w:szCs w:val="28"/>
-          <w:highlight w:val="yellow"/>
-        </w:rPr>
-        <w:t xml:space="preserve"> (руб.) (программист)</w:t>
+        <w:ind w:firstLine="709"/>
+        <w:jc w:val="both"/>
+        <w:rPr>
+          <w:rFonts w:eastAsia="Times New Roman"/>
+          <w:szCs w:val="28"/>
+        </w:rPr>
+      </w:pPr>
+      <w:r>
+        <w:t>Программист:</w:t>
       </w:r>
     </w:p>
     <w:p>
       <w:pPr>
         <w:spacing w:after="0" w:line="360" w:lineRule="auto"/>
-        <w:ind w:left="707" w:firstLine="709"/>
+        <w:jc w:val="center"/>
         <w:rPr>
           <w:rFonts w:eastAsia="Times New Roman"/>
           <w:szCs w:val="28"/>
@@ -8147,77 +7364,90 @@
         <w:rPr>
           <w:rFonts w:eastAsia="Times New Roman"/>
           <w:szCs w:val="28"/>
-          <w:highlight w:val="yellow"/>
-        </w:rPr>
-        <w:t>З</w:t>
-      </w:r>
-      <w:r>
-        <w:rPr>
-          <w:rFonts w:eastAsia="Times New Roman"/>
-          <w:szCs w:val="28"/>
-          <w:highlight w:val="yellow"/>
-          <w:vertAlign w:val="subscript"/>
-        </w:rPr>
-        <w:t>д</w:t>
+        </w:rPr>
+        <w:t>Пф</w:t>
       </w:r>
       <w:proofErr w:type="spellEnd"/>
       <w:r>
         <w:rPr>
           <w:rFonts w:eastAsia="Times New Roman"/>
           <w:szCs w:val="28"/>
-          <w:highlight w:val="yellow"/>
-        </w:rPr>
-        <w:t xml:space="preserve"> =  </w:t>
-      </w:r>
-      <w:r>
-        <w:rPr>
-          <w:szCs w:val="28"/>
-          <w:highlight w:val="yellow"/>
-        </w:rPr>
-        <w:t>О</w:t>
-      </w:r>
-      <w:r>
-        <w:rPr>
-          <w:szCs w:val="28"/>
-          <w:highlight w:val="yellow"/>
-          <w:vertAlign w:val="subscript"/>
-        </w:rPr>
-        <w:t>к</w:t>
-      </w:r>
-      <w:r>
-        <w:rPr>
-          <w:rFonts w:eastAsia="Times New Roman"/>
-          <w:szCs w:val="28"/>
-          <w:highlight w:val="yellow"/>
-        </w:rPr>
-        <w:t xml:space="preserve"> * 15% / 100% = </w:t>
-      </w:r>
-      <w:r>
-        <w:rPr>
-          <w:rFonts w:eastAsia="Times New Roman"/>
-          <w:szCs w:val="28"/>
-          <w:highlight w:val="yellow"/>
-        </w:rPr>
-        <w:t xml:space="preserve"> ..</w:t>
-      </w:r>
-      <w:r>
-        <w:rPr>
-          <w:rFonts w:eastAsia="Times New Roman"/>
-          <w:szCs w:val="28"/>
-          <w:highlight w:val="yellow"/>
-        </w:rPr>
-        <w:t xml:space="preserve">  (руб.) (куратор)</w:t>
+        </w:rPr>
+        <w:t>=57500</w:t>
+      </w:r>
+      <w:r>
+        <w:rPr>
+          <w:rFonts w:ascii="Cambria Math" w:eastAsia="Times New Roman" w:hAnsi="Cambria Math" w:cs="Cambria Math"/>
+          <w:szCs w:val="28"/>
+        </w:rPr>
+        <w:t>⋅</w:t>
+      </w:r>
+      <w:r>
+        <w:rPr>
+          <w:rFonts w:eastAsia="Times New Roman"/>
+          <w:szCs w:val="28"/>
+        </w:rPr>
+        <w:t>15%/100%=8625 руб.</w:t>
       </w:r>
     </w:p>
     <w:p>
       <w:pPr>
         <w:spacing w:after="0" w:line="360" w:lineRule="auto"/>
-        <w:ind w:firstLine="709"/>
-        <w:rPr>
-          <w:rFonts w:eastAsia="Times New Roman"/>
-          <w:szCs w:val="28"/>
-        </w:rPr>
-      </w:pPr>
+        <w:rPr>
+          <w:rFonts w:eastAsia="Times New Roman"/>
+          <w:szCs w:val="28"/>
+        </w:rPr>
+      </w:pPr>
+      <w:r>
+        <w:rPr>
+          <w:rFonts w:eastAsia="Times New Roman"/>
+          <w:szCs w:val="28"/>
+        </w:rPr>
+        <w:tab/>
+      </w:r>
+      <w:r>
+        <w:t>Куратор:</w:t>
+      </w:r>
+    </w:p>
+    <w:p>
+      <w:pPr>
+        <w:spacing w:after="0" w:line="360" w:lineRule="auto"/>
+        <w:jc w:val="center"/>
+        <w:rPr>
+          <w:rFonts w:eastAsia="Times New Roman"/>
+          <w:szCs w:val="28"/>
+        </w:rPr>
+      </w:pPr>
+      <w:proofErr w:type="spellStart"/>
+      <w:r>
+        <w:rPr>
+          <w:rFonts w:eastAsia="Times New Roman"/>
+          <w:szCs w:val="28"/>
+        </w:rPr>
+        <w:t>Пф</w:t>
+      </w:r>
+      <w:proofErr w:type="spellEnd"/>
+      <w:r>
+        <w:rPr>
+          <w:rFonts w:eastAsia="Times New Roman"/>
+          <w:szCs w:val="28"/>
+        </w:rPr>
+        <w:t>=43000</w:t>
+      </w:r>
+      <w:r>
+        <w:rPr>
+          <w:rFonts w:ascii="Cambria Math" w:eastAsia="Times New Roman" w:hAnsi="Cambria Math" w:cs="Cambria Math"/>
+          <w:szCs w:val="28"/>
+        </w:rPr>
+        <w:t>⋅</w:t>
+      </w:r>
+      <w:r>
+        <w:rPr>
+          <w:rFonts w:eastAsia="Times New Roman"/>
+          <w:szCs w:val="28"/>
+        </w:rPr>
+        <w:t>15%/100%=6450 руб.</w:t>
+      </w:r>
     </w:p>
     <w:p>
       <w:pPr>
@@ -8261,76 +7491,45 @@
           <w:szCs w:val="28"/>
           <w:lang w:eastAsia="ru-RU"/>
         </w:rPr>
-        <mc:AlternateContent>
-          <mc:Choice Requires="wpg">
-            <w:drawing>
-              <wp:inline distT="0" distB="0" distL="0" distR="0" wp14:anchorId="4D44905D" wp14:editId="5A631ABF">
-                <wp:extent cx="1558290" cy="421640"/>
-                <wp:effectExtent l="0" t="0" r="3810" b="0"/>
-                <wp:docPr id="23" name="Рисунок 32" descr="https://konspekta.net/megaobuchalkaru/imgbaza/baza14/8190227292689.files/image036.gif"/>
-                <wp:cNvGraphicFramePr>
-                  <a:graphicFrameLocks xmlns:a="http://schemas.openxmlformats.org/drawingml/2006/main" noChangeAspect="1"/>
-                </wp:cNvGraphicFramePr>
-                <a:graphic xmlns:a="http://schemas.openxmlformats.org/drawingml/2006/main">
-                  <a:graphicData uri="http://schemas.openxmlformats.org/drawingml/2006/picture">
-                    <pic:pic xmlns:pic="http://schemas.openxmlformats.org/drawingml/2006/picture">
-                      <pic:nvPicPr>
-                        <pic:cNvPr id="343321274" name="image58.png" descr="https://konspekta.net/megaobuchalkaru/imgbaza/baza14/8190227292689.files/image036.gif"/>
-                        <pic:cNvPicPr>
-                          <a:picLocks noChangeAspect="1"/>
-                        </pic:cNvPicPr>
-                      </pic:nvPicPr>
-                      <pic:blipFill rotWithShape="1">
-                        <a:blip r:embed="rId54"/>
-                        <a:stretch/>
-                      </pic:blipFill>
-                      <pic:spPr bwMode="auto">
-                        <a:xfrm>
-                          <a:off x="0" y="0"/>
-                          <a:ext cx="1558288" cy="421638"/>
-                        </a:xfrm>
-                        <a:prstGeom prst="rect">
-                          <a:avLst/>
-                        </a:prstGeom>
-                        <a:noFill/>
-                        <a:ln>
-                          <a:noFill/>
-                        </a:ln>
-                      </pic:spPr>
-                    </pic:pic>
-                  </a:graphicData>
-                </a:graphic>
-              </wp:inline>
-            </w:drawing>
-          </mc:Choice>
-          <mc:Fallback xmlns:a="http://schemas.openxmlformats.org/drawingml/2006/main">
-            <w:pict>
-              <v:shapetype id="_x0000_t75" coordsize="21600,21600" o:spt="75" o:preferrelative="t" path="m@4@5l@4@11@9@11@9@5xe" filled="f" stroked="f">
-                <v:stroke joinstyle="miter"/>
-                <v:formulas>
-                  <v:f eqn="if lineDrawn pixelLineWidth 0"/>
-                  <v:f eqn="sum @0 1 0"/>
-                  <v:f eqn="sum 0 0 @1"/>
-                  <v:f eqn="prod @2 1 2"/>
-                  <v:f eqn="prod @3 21600 pixelWidth"/>
-                  <v:f eqn="prod @3 21600 pixelHeight"/>
-                  <v:f eqn="sum @0 0 1"/>
-                  <v:f eqn="prod @6 1 2"/>
-                  <v:f eqn="prod @7 21600 pixelWidth"/>
-                  <v:f eqn="sum @8 21600 0"/>
-                  <v:f eqn="prod @7 21600 pixelHeight"/>
-                  <v:f eqn="sum @10 21600 0"/>
-                </v:formulas>
-                <v:path o:extrusionok="f" gradientshapeok="t" o:connecttype="rect"/>
-                <o:lock v:ext="edit" aspectratio="t"/>
-              </v:shapetype>
-              <v:shape id="_x0000_i79" o:spid="_x0000_s79" type="#_x0000_t75" style="width:122.70pt;height:33.20pt;mso-wrap-distance-left:0.00pt;mso-wrap-distance-top:0.00pt;mso-wrap-distance-right:0.00pt;mso-wrap-distance-bottom:0.00pt;z-index:1;" stroked="f">
-                <v:imagedata r:id="rId55" o:title=""/>
-                <o:lock v:ext="edit" rotation="t"/>
-              </v:shape>
-            </w:pict>
-          </mc:Fallback>
-        </mc:AlternateContent>
+        <w:drawing>
+          <wp:inline distT="0" distB="0" distL="0" distR="0" wp14:anchorId="6337B3E7" wp14:editId="6AFD941C">
+            <wp:extent cx="1558290" cy="421640"/>
+            <wp:effectExtent l="0" t="0" r="3810" b="0"/>
+            <wp:docPr id="23" name="Рисунок 32" descr="https://konspekta.net/megaobuchalkaru/imgbaza/baza14/8190227292689.files/image036.gif"/>
+            <wp:cNvGraphicFramePr>
+              <a:graphicFrameLocks xmlns:a="http://schemas.openxmlformats.org/drawingml/2006/main" noChangeAspect="1"/>
+            </wp:cNvGraphicFramePr>
+            <a:graphic xmlns:a="http://schemas.openxmlformats.org/drawingml/2006/main">
+              <a:graphicData uri="http://schemas.openxmlformats.org/drawingml/2006/picture">
+                <pic:pic xmlns:pic="http://schemas.openxmlformats.org/drawingml/2006/picture">
+                  <pic:nvPicPr>
+                    <pic:cNvPr id="343321274" name="image58.png" descr="https://konspekta.net/megaobuchalkaru/imgbaza/baza14/8190227292689.files/image036.gif"/>
+                    <pic:cNvPicPr>
+                      <a:picLocks noChangeAspect="1"/>
+                    </pic:cNvPicPr>
+                  </pic:nvPicPr>
+                  <pic:blipFill rotWithShape="1">
+                    <a:blip r:embed="rId44"/>
+                    <a:stretch/>
+                  </pic:blipFill>
+                  <pic:spPr bwMode="auto">
+                    <a:xfrm>
+                      <a:off x="0" y="0"/>
+                      <a:ext cx="1558288" cy="421638"/>
+                    </a:xfrm>
+                    <a:prstGeom prst="rect">
+                      <a:avLst/>
+                    </a:prstGeom>
+                    <a:noFill/>
+                    <a:ln>
+                      <a:noFill/>
+                    </a:ln>
+                  </pic:spPr>
+                </pic:pic>
+              </a:graphicData>
+            </a:graphic>
+          </wp:inline>
+        </w:drawing>
       </w:r>
       <w:r>
         <w:rPr>
@@ -8372,76 +7571,45 @@
           <w:szCs w:val="28"/>
           <w:lang w:eastAsia="ru-RU"/>
         </w:rPr>
-        <mc:AlternateContent>
-          <mc:Choice Requires="wpg">
-            <w:drawing>
-              <wp:inline distT="0" distB="0" distL="0" distR="0" wp14:anchorId="2705FEDC" wp14:editId="2C0EFFDC">
-                <wp:extent cx="230505" cy="207010"/>
-                <wp:effectExtent l="0" t="0" r="0" b="2540"/>
-                <wp:docPr id="24" name="Рисунок 31" descr="https://konspekta.net/megaobuchalkaru/imgbaza/baza14/8190227292689.files/image038.gif"/>
-                <wp:cNvGraphicFramePr>
-                  <a:graphicFrameLocks xmlns:a="http://schemas.openxmlformats.org/drawingml/2006/main" noChangeAspect="1"/>
-                </wp:cNvGraphicFramePr>
-                <a:graphic xmlns:a="http://schemas.openxmlformats.org/drawingml/2006/main">
-                  <a:graphicData uri="http://schemas.openxmlformats.org/drawingml/2006/picture">
-                    <pic:pic xmlns:pic="http://schemas.openxmlformats.org/drawingml/2006/picture">
-                      <pic:nvPicPr>
-                        <pic:cNvPr id="348334627" name="image107.png" descr="https://konspekta.net/megaobuchalkaru/imgbaza/baza14/8190227292689.files/image038.gif"/>
-                        <pic:cNvPicPr>
-                          <a:picLocks noChangeAspect="1"/>
-                        </pic:cNvPicPr>
-                      </pic:nvPicPr>
-                      <pic:blipFill rotWithShape="1">
-                        <a:blip r:embed="rId56"/>
-                        <a:stretch/>
-                      </pic:blipFill>
-                      <pic:spPr bwMode="auto">
-                        <a:xfrm>
-                          <a:off x="0" y="0"/>
-                          <a:ext cx="230503" cy="207009"/>
-                        </a:xfrm>
-                        <a:prstGeom prst="rect">
-                          <a:avLst/>
-                        </a:prstGeom>
-                        <a:noFill/>
-                        <a:ln>
-                          <a:noFill/>
-                        </a:ln>
-                      </pic:spPr>
-                    </pic:pic>
-                  </a:graphicData>
-                </a:graphic>
-              </wp:inline>
-            </w:drawing>
-          </mc:Choice>
-          <mc:Fallback xmlns:a="http://schemas.openxmlformats.org/drawingml/2006/main">
-            <w:pict>
-              <v:shapetype id="_x0000_t75" coordsize="21600,21600" o:spt="75" o:preferrelative="t" path="m@4@5l@4@11@9@11@9@5xe" filled="f" stroked="f">
-                <v:stroke joinstyle="miter"/>
-                <v:formulas>
-                  <v:f eqn="if lineDrawn pixelLineWidth 0"/>
-                  <v:f eqn="sum @0 1 0"/>
-                  <v:f eqn="sum 0 0 @1"/>
-                  <v:f eqn="prod @2 1 2"/>
-                  <v:f eqn="prod @3 21600 pixelWidth"/>
-                  <v:f eqn="prod @3 21600 pixelHeight"/>
-                  <v:f eqn="sum @0 0 1"/>
-                  <v:f eqn="prod @6 1 2"/>
-                  <v:f eqn="prod @7 21600 pixelWidth"/>
-                  <v:f eqn="sum @8 21600 0"/>
-                  <v:f eqn="prod @7 21600 pixelHeight"/>
-                  <v:f eqn="sum @10 21600 0"/>
-                </v:formulas>
-                <v:path o:extrusionok="f" gradientshapeok="t" o:connecttype="rect"/>
-                <o:lock v:ext="edit" aspectratio="t"/>
-              </v:shapetype>
-              <v:shape id="_x0000_i80" o:spid="_x0000_s80" type="#_x0000_t75" style="width:18.15pt;height:16.30pt;mso-wrap-distance-left:0.00pt;mso-wrap-distance-top:0.00pt;mso-wrap-distance-right:0.00pt;mso-wrap-distance-bottom:0.00pt;z-index:1;" stroked="f">
-                <v:imagedata r:id="rId57" o:title=""/>
-                <o:lock v:ext="edit" rotation="t"/>
-              </v:shape>
-            </w:pict>
-          </mc:Fallback>
-        </mc:AlternateContent>
+        <w:drawing>
+          <wp:inline distT="0" distB="0" distL="0" distR="0" wp14:anchorId="1D27E54B" wp14:editId="1E94301C">
+            <wp:extent cx="230505" cy="207010"/>
+            <wp:effectExtent l="0" t="0" r="0" b="2540"/>
+            <wp:docPr id="24" name="Рисунок 31" descr="https://konspekta.net/megaobuchalkaru/imgbaza/baza14/8190227292689.files/image038.gif"/>
+            <wp:cNvGraphicFramePr>
+              <a:graphicFrameLocks xmlns:a="http://schemas.openxmlformats.org/drawingml/2006/main" noChangeAspect="1"/>
+            </wp:cNvGraphicFramePr>
+            <a:graphic xmlns:a="http://schemas.openxmlformats.org/drawingml/2006/main">
+              <a:graphicData uri="http://schemas.openxmlformats.org/drawingml/2006/picture">
+                <pic:pic xmlns:pic="http://schemas.openxmlformats.org/drawingml/2006/picture">
+                  <pic:nvPicPr>
+                    <pic:cNvPr id="348334627" name="image107.png" descr="https://konspekta.net/megaobuchalkaru/imgbaza/baza14/8190227292689.files/image038.gif"/>
+                    <pic:cNvPicPr>
+                      <a:picLocks noChangeAspect="1"/>
+                    </pic:cNvPicPr>
+                  </pic:nvPicPr>
+                  <pic:blipFill rotWithShape="1">
+                    <a:blip r:embed="rId45"/>
+                    <a:stretch/>
+                  </pic:blipFill>
+                  <pic:spPr bwMode="auto">
+                    <a:xfrm>
+                      <a:off x="0" y="0"/>
+                      <a:ext cx="230503" cy="207009"/>
+                    </a:xfrm>
+                    <a:prstGeom prst="rect">
+                      <a:avLst/>
+                    </a:prstGeom>
+                    <a:noFill/>
+                    <a:ln>
+                      <a:noFill/>
+                    </a:ln>
+                  </pic:spPr>
+                </pic:pic>
+              </a:graphicData>
+            </a:graphic>
+          </wp:inline>
+        </w:drawing>
       </w:r>
       <w:r>
         <w:rPr>
@@ -8468,76 +7636,45 @@
           <w:szCs w:val="28"/>
           <w:lang w:eastAsia="ru-RU"/>
         </w:rPr>
-        <mc:AlternateContent>
-          <mc:Choice Requires="wpg">
-            <w:drawing>
-              <wp:inline distT="0" distB="0" distL="0" distR="0" wp14:anchorId="567A6EC4" wp14:editId="31F838DC">
-                <wp:extent cx="707390" cy="230505"/>
-                <wp:effectExtent l="0" t="0" r="0" b="0"/>
-                <wp:docPr id="25" name="Рисунок 30" descr="https://konspekta.net/megaobuchalkaru/imgbaza/baza14/8190227292689.files/image040.gif"/>
-                <wp:cNvGraphicFramePr>
-                  <a:graphicFrameLocks xmlns:a="http://schemas.openxmlformats.org/drawingml/2006/main" noChangeAspect="1"/>
-                </wp:cNvGraphicFramePr>
-                <a:graphic xmlns:a="http://schemas.openxmlformats.org/drawingml/2006/main">
-                  <a:graphicData uri="http://schemas.openxmlformats.org/drawingml/2006/picture">
-                    <pic:pic xmlns:pic="http://schemas.openxmlformats.org/drawingml/2006/picture">
-                      <pic:nvPicPr>
-                        <pic:cNvPr id="1918696311" name="image108.png" descr="https://konspekta.net/megaobuchalkaru/imgbaza/baza14/8190227292689.files/image040.gif"/>
-                        <pic:cNvPicPr>
-                          <a:picLocks noChangeAspect="1"/>
-                        </pic:cNvPicPr>
-                      </pic:nvPicPr>
-                      <pic:blipFill rotWithShape="1">
-                        <a:blip r:embed="rId58"/>
-                        <a:stretch/>
-                      </pic:blipFill>
-                      <pic:spPr bwMode="auto">
-                        <a:xfrm>
-                          <a:off x="0" y="0"/>
-                          <a:ext cx="707388" cy="230503"/>
-                        </a:xfrm>
-                        <a:prstGeom prst="rect">
-                          <a:avLst/>
-                        </a:prstGeom>
-                        <a:noFill/>
-                        <a:ln>
-                          <a:noFill/>
-                        </a:ln>
-                      </pic:spPr>
-                    </pic:pic>
-                  </a:graphicData>
-                </a:graphic>
-              </wp:inline>
-            </w:drawing>
-          </mc:Choice>
-          <mc:Fallback xmlns:a="http://schemas.openxmlformats.org/drawingml/2006/main">
-            <w:pict>
-              <v:shapetype id="_x0000_t75" coordsize="21600,21600" o:spt="75" o:preferrelative="t" path="m@4@5l@4@11@9@11@9@5xe" filled="f" stroked="f">
-                <v:stroke joinstyle="miter"/>
-                <v:formulas>
-                  <v:f eqn="if lineDrawn pixelLineWidth 0"/>
-                  <v:f eqn="sum @0 1 0"/>
-                  <v:f eqn="sum 0 0 @1"/>
-                  <v:f eqn="prod @2 1 2"/>
-                  <v:f eqn="prod @3 21600 pixelWidth"/>
-                  <v:f eqn="prod @3 21600 pixelHeight"/>
-                  <v:f eqn="sum @0 0 1"/>
-                  <v:f eqn="prod @6 1 2"/>
-                  <v:f eqn="prod @7 21600 pixelWidth"/>
-                  <v:f eqn="sum @8 21600 0"/>
-                  <v:f eqn="prod @7 21600 pixelHeight"/>
-                  <v:f eqn="sum @10 21600 0"/>
-                </v:formulas>
-                <v:path o:extrusionok="f" gradientshapeok="t" o:connecttype="rect"/>
-                <o:lock v:ext="edit" aspectratio="t"/>
-              </v:shapetype>
-              <v:shape id="_x0000_i81" o:spid="_x0000_s81" type="#_x0000_t75" style="width:55.70pt;height:18.15pt;mso-wrap-distance-left:0.00pt;mso-wrap-distance-top:0.00pt;mso-wrap-distance-right:0.00pt;mso-wrap-distance-bottom:0.00pt;z-index:1;" stroked="f">
-                <v:imagedata r:id="rId59" o:title=""/>
-                <o:lock v:ext="edit" rotation="t"/>
-              </v:shape>
-            </w:pict>
-          </mc:Fallback>
-        </mc:AlternateContent>
+        <w:drawing>
+          <wp:inline distT="0" distB="0" distL="0" distR="0" wp14:anchorId="36066F0D" wp14:editId="2FDF0723">
+            <wp:extent cx="707390" cy="230505"/>
+            <wp:effectExtent l="0" t="0" r="0" b="0"/>
+            <wp:docPr id="25" name="Рисунок 30" descr="https://konspekta.net/megaobuchalkaru/imgbaza/baza14/8190227292689.files/image040.gif"/>
+            <wp:cNvGraphicFramePr>
+              <a:graphicFrameLocks xmlns:a="http://schemas.openxmlformats.org/drawingml/2006/main" noChangeAspect="1"/>
+            </wp:cNvGraphicFramePr>
+            <a:graphic xmlns:a="http://schemas.openxmlformats.org/drawingml/2006/main">
+              <a:graphicData uri="http://schemas.openxmlformats.org/drawingml/2006/picture">
+                <pic:pic xmlns:pic="http://schemas.openxmlformats.org/drawingml/2006/picture">
+                  <pic:nvPicPr>
+                    <pic:cNvPr id="1918696311" name="image108.png" descr="https://konspekta.net/megaobuchalkaru/imgbaza/baza14/8190227292689.files/image040.gif"/>
+                    <pic:cNvPicPr>
+                      <a:picLocks noChangeAspect="1"/>
+                    </pic:cNvPicPr>
+                  </pic:nvPicPr>
+                  <pic:blipFill rotWithShape="1">
+                    <a:blip r:embed="rId46"/>
+                    <a:stretch/>
+                  </pic:blipFill>
+                  <pic:spPr bwMode="auto">
+                    <a:xfrm>
+                      <a:off x="0" y="0"/>
+                      <a:ext cx="707388" cy="230503"/>
+                    </a:xfrm>
+                    <a:prstGeom prst="rect">
+                      <a:avLst/>
+                    </a:prstGeom>
+                    <a:noFill/>
+                    <a:ln>
+                      <a:noFill/>
+                    </a:ln>
+                  </pic:spPr>
+                </pic:pic>
+              </a:graphicData>
+            </a:graphic>
+          </wp:inline>
+        </w:drawing>
       </w:r>
       <w:r>
         <w:rPr>
@@ -8581,116 +7718,15 @@
         <w:rPr>
           <w:rFonts w:eastAsia="Times New Roman"/>
           <w:szCs w:val="28"/>
-          <w:highlight w:val="yellow"/>
-        </w:rPr>
-      </w:pPr>
-      <w:proofErr w:type="spellStart"/>
-      <w:r>
-        <w:rPr>
-          <w:rFonts w:eastAsia="Times New Roman"/>
-          <w:szCs w:val="28"/>
-          <w:highlight w:val="yellow"/>
-        </w:rPr>
-        <w:t>Зсс</w:t>
-      </w:r>
-      <w:proofErr w:type="spellEnd"/>
-      <w:r>
-        <w:rPr>
-          <w:rFonts w:eastAsia="Times New Roman"/>
-          <w:szCs w:val="28"/>
-          <w:highlight w:val="yellow"/>
-        </w:rPr>
-        <w:t xml:space="preserve"> = (</w:t>
-      </w:r>
-      <w:proofErr w:type="spellStart"/>
-      <w:r>
-        <w:rPr>
-          <w:szCs w:val="28"/>
-          <w:highlight w:val="yellow"/>
-        </w:rPr>
-        <w:t>З</w:t>
-      </w:r>
-      <w:r>
-        <w:rPr>
-          <w:szCs w:val="28"/>
-          <w:highlight w:val="yellow"/>
-          <w:vertAlign w:val="subscript"/>
-        </w:rPr>
-        <w:t>о</w:t>
-      </w:r>
-      <w:proofErr w:type="spellEnd"/>
-      <w:r>
-        <w:rPr>
-          <w:rFonts w:eastAsia="Times New Roman"/>
-          <w:szCs w:val="28"/>
-          <w:highlight w:val="yellow"/>
-        </w:rPr>
-        <w:t xml:space="preserve"> </w:t>
-      </w:r>
-      <w:r>
-        <w:rPr>
-          <w:rFonts w:eastAsia="Times New Roman"/>
-          <w:szCs w:val="28"/>
-          <w:highlight w:val="yellow"/>
-        </w:rPr>
-        <w:t xml:space="preserve">+ </w:t>
-      </w:r>
-      <w:proofErr w:type="spellStart"/>
-      <w:r>
-        <w:rPr>
-          <w:rFonts w:eastAsia="Times New Roman"/>
-          <w:szCs w:val="28"/>
-          <w:highlight w:val="yellow"/>
-        </w:rPr>
-        <w:t>З</w:t>
-      </w:r>
-      <w:r>
-        <w:rPr>
-          <w:rFonts w:eastAsia="Times New Roman"/>
-          <w:szCs w:val="28"/>
-          <w:highlight w:val="yellow"/>
-          <w:vertAlign w:val="subscript"/>
-        </w:rPr>
-        <w:t>д</w:t>
-      </w:r>
-      <w:proofErr w:type="spellEnd"/>
-      <w:r>
-        <w:rPr>
-          <w:rFonts w:eastAsia="Times New Roman"/>
-          <w:szCs w:val="28"/>
-          <w:highlight w:val="yellow"/>
-        </w:rPr>
-        <w:t xml:space="preserve">) * 0,3 = </w:t>
-      </w:r>
-      <w:r>
-        <w:rPr>
-          <w:rFonts w:eastAsia="Times New Roman"/>
-          <w:szCs w:val="28"/>
-          <w:highlight w:val="yellow"/>
-        </w:rPr>
-        <w:t xml:space="preserve"> ..</w:t>
-      </w:r>
-      <w:r>
-        <w:rPr>
-          <w:rFonts w:eastAsia="Times New Roman"/>
-          <w:szCs w:val="28"/>
-          <w:highlight w:val="yellow"/>
-        </w:rPr>
-        <w:t xml:space="preserve"> </w:t>
-      </w:r>
-      <w:r>
-        <w:rPr>
-          <w:rFonts w:eastAsia="Times New Roman"/>
-          <w:szCs w:val="28"/>
-          <w:highlight w:val="yellow"/>
-        </w:rPr>
-        <w:t>(руб.) (программист)</w:t>
+        </w:rPr>
+      </w:pPr>
+      <w:r>
+        <w:t>Программист:</w:t>
       </w:r>
     </w:p>
     <w:p>
       <w:pPr>
-        <w:spacing w:after="0" w:line="360" w:lineRule="auto"/>
-        <w:ind w:firstLine="709"/>
+        <w:jc w:val="center"/>
         <w:rPr>
           <w:rFonts w:eastAsia="Times New Roman"/>
           <w:szCs w:val="28"/>
@@ -8701,110 +7737,99 @@
         <w:rPr>
           <w:rFonts w:eastAsia="Times New Roman"/>
           <w:szCs w:val="28"/>
-          <w:highlight w:val="yellow"/>
         </w:rPr>
         <w:t>Зсс</w:t>
       </w:r>
       <w:proofErr w:type="spellEnd"/>
-      <w:r>
-        <w:rPr>
-          <w:rFonts w:eastAsia="Times New Roman"/>
-          <w:szCs w:val="28"/>
-          <w:highlight w:val="yellow"/>
-        </w:rPr>
-        <w:t xml:space="preserve"> = (</w:t>
-      </w:r>
-      <w:r>
-        <w:rPr>
-          <w:szCs w:val="28"/>
-          <w:highlight w:val="yellow"/>
-        </w:rPr>
-        <w:t>О</w:t>
-      </w:r>
-      <w:r>
-        <w:rPr>
-          <w:szCs w:val="28"/>
-          <w:highlight w:val="yellow"/>
-          <w:vertAlign w:val="subscript"/>
-        </w:rPr>
-        <w:t>к</w:t>
-      </w:r>
-      <w:r>
-        <w:rPr>
-          <w:rFonts w:eastAsia="Times New Roman"/>
-          <w:szCs w:val="28"/>
-          <w:highlight w:val="yellow"/>
-        </w:rPr>
-        <w:t xml:space="preserve"> </w:t>
-      </w:r>
-      <w:r>
-        <w:rPr>
-          <w:rFonts w:eastAsia="Times New Roman"/>
-          <w:szCs w:val="28"/>
-          <w:highlight w:val="yellow"/>
-        </w:rPr>
-        <w:t xml:space="preserve">+ </w:t>
-      </w:r>
-      <w:proofErr w:type="spellStart"/>
-      <w:r>
-        <w:rPr>
-          <w:rFonts w:eastAsia="Times New Roman"/>
-          <w:szCs w:val="28"/>
-          <w:highlight w:val="yellow"/>
-        </w:rPr>
-        <w:t>З</w:t>
-      </w:r>
-      <w:r>
-        <w:rPr>
-          <w:rFonts w:eastAsia="Times New Roman"/>
-          <w:szCs w:val="28"/>
-          <w:highlight w:val="yellow"/>
-          <w:vertAlign w:val="subscript"/>
-        </w:rPr>
-        <w:t>д</w:t>
-      </w:r>
-      <w:proofErr w:type="spellEnd"/>
-      <w:r>
-        <w:rPr>
-          <w:rFonts w:eastAsia="Times New Roman"/>
-          <w:szCs w:val="28"/>
-          <w:highlight w:val="yellow"/>
-        </w:rPr>
-        <w:t xml:space="preserve">) * 0,3 = </w:t>
-      </w:r>
-      <w:r>
-        <w:rPr>
-          <w:rFonts w:eastAsia="Times New Roman"/>
-          <w:szCs w:val="28"/>
-          <w:highlight w:val="yellow"/>
-        </w:rPr>
-        <w:t xml:space="preserve"> .. </w:t>
-      </w:r>
-      <w:r>
-        <w:rPr>
-          <w:rFonts w:eastAsia="Times New Roman"/>
-          <w:szCs w:val="28"/>
-          <w:highlight w:val="yellow"/>
-        </w:rPr>
-        <w:t xml:space="preserve"> (руб.) (куратор)</w:t>
+      <w:proofErr w:type="gramStart"/>
+      <w:r>
+        <w:rPr>
+          <w:rFonts w:eastAsia="Times New Roman"/>
+          <w:szCs w:val="28"/>
+        </w:rPr>
+        <w:t>=(</w:t>
+      </w:r>
+      <w:proofErr w:type="gramEnd"/>
+      <w:r>
+        <w:rPr>
+          <w:rFonts w:eastAsia="Times New Roman"/>
+          <w:szCs w:val="28"/>
+        </w:rPr>
+        <w:t>57500+8625)</w:t>
+      </w:r>
+      <w:r>
+        <w:rPr>
+          <w:rFonts w:ascii="Cambria Math" w:eastAsia="Times New Roman" w:hAnsi="Cambria Math" w:cs="Cambria Math"/>
+          <w:szCs w:val="28"/>
+        </w:rPr>
+        <w:t>⋅</w:t>
+      </w:r>
+      <w:r>
+        <w:rPr>
+          <w:rFonts w:eastAsia="Times New Roman"/>
+          <w:szCs w:val="28"/>
+        </w:rPr>
+        <w:t>0,3=19837,5 руб.</w:t>
       </w:r>
     </w:p>
     <w:p>
       <w:pPr>
-        <w:rPr>
-          <w:szCs w:val="28"/>
-        </w:rPr>
-      </w:pPr>
+        <w:ind w:firstLine="708"/>
+        <w:rPr>
+          <w:rFonts w:eastAsia="Times New Roman"/>
+          <w:szCs w:val="28"/>
+        </w:rPr>
+      </w:pPr>
+      <w:r>
+        <w:t>Куратор:</w:t>
+      </w:r>
     </w:p>
     <w:p>
       <w:pPr>
-        <w:spacing w:after="0" w:line="360" w:lineRule="auto"/>
-        <w:ind w:firstLine="709"/>
-        <w:jc w:val="both"/>
-        <w:rPr>
-          <w:szCs w:val="28"/>
-        </w:rPr>
-      </w:pPr>
+        <w:jc w:val="center"/>
+        <w:rPr>
+          <w:szCs w:val="28"/>
+        </w:rPr>
+      </w:pPr>
+      <w:proofErr w:type="spellStart"/>
+      <w:r>
+        <w:rPr>
+          <w:rFonts w:eastAsia="Times New Roman"/>
+          <w:szCs w:val="28"/>
+        </w:rPr>
+        <w:t>Зсс</w:t>
+      </w:r>
+      <w:proofErr w:type="spellEnd"/>
+      <w:proofErr w:type="gramStart"/>
+      <w:r>
+        <w:rPr>
+          <w:rFonts w:eastAsia="Times New Roman"/>
+          <w:szCs w:val="28"/>
+        </w:rPr>
+        <w:t>=(</w:t>
+      </w:r>
+      <w:proofErr w:type="gramEnd"/>
+      <w:r>
+        <w:rPr>
+          <w:rFonts w:eastAsia="Times New Roman"/>
+          <w:szCs w:val="28"/>
+        </w:rPr>
+        <w:t>43000+6450)</w:t>
+      </w:r>
+      <w:r>
+        <w:rPr>
+          <w:rFonts w:ascii="Cambria Math" w:eastAsia="Times New Roman" w:hAnsi="Cambria Math" w:cs="Cambria Math"/>
+          <w:szCs w:val="28"/>
+        </w:rPr>
+        <w:t>⋅</w:t>
+      </w:r>
+      <w:r>
+        <w:rPr>
+          <w:rFonts w:eastAsia="Times New Roman"/>
+          <w:szCs w:val="28"/>
+        </w:rPr>
+        <w:t>0,3=14835 руб.</w:t>
+      </w:r>
     </w:p>
     <w:p>
       <w:pPr>
@@ -8870,12 +7895,12 @@
         <w:tblLook w:val="04A0" w:firstRow="1" w:lastRow="0" w:firstColumn="1" w:lastColumn="0" w:noHBand="0" w:noVBand="1"/>
       </w:tblPr>
       <w:tblGrid>
-        <w:gridCol w:w="2370"/>
-        <w:gridCol w:w="1628"/>
-        <w:gridCol w:w="1781"/>
-        <w:gridCol w:w="1366"/>
-        <w:gridCol w:w="1072"/>
-        <w:gridCol w:w="1581"/>
+        <w:gridCol w:w="2358"/>
+        <w:gridCol w:w="1323"/>
+        <w:gridCol w:w="2063"/>
+        <w:gridCol w:w="1197"/>
+        <w:gridCol w:w="1285"/>
+        <w:gridCol w:w="1572"/>
       </w:tblGrid>
       <w:tr>
         <w:trPr>
@@ -8883,7 +7908,7 @@
         </w:trPr>
         <w:tc>
           <w:tcPr>
-            <w:tcW w:w="1209" w:type="pct"/>
+            <w:tcW w:w="1203" w:type="pct"/>
             <w:vMerge w:val="restart"/>
           </w:tcPr>
           <w:p>
@@ -8920,7 +7945,7 @@
         </w:tc>
         <w:tc>
           <w:tcPr>
-            <w:tcW w:w="1740" w:type="pct"/>
+            <w:tcW w:w="1728" w:type="pct"/>
             <w:gridSpan w:val="2"/>
           </w:tcPr>
           <w:p>
@@ -8959,7 +7984,7 @@
         </w:tc>
         <w:tc>
           <w:tcPr>
-            <w:tcW w:w="697" w:type="pct"/>
+            <w:tcW w:w="611" w:type="pct"/>
             <w:vMerge w:val="restart"/>
           </w:tcPr>
           <w:p>
@@ -8998,7 +8023,7 @@
         </w:tc>
         <w:tc>
           <w:tcPr>
-            <w:tcW w:w="547" w:type="pct"/>
+            <w:tcW w:w="656" w:type="pct"/>
             <w:vMerge w:val="restart"/>
           </w:tcPr>
           <w:p>
@@ -9022,7 +8047,7 @@
         </w:tc>
         <w:tc>
           <w:tcPr>
-            <w:tcW w:w="807" w:type="pct"/>
+            <w:tcW w:w="802" w:type="pct"/>
             <w:vMerge w:val="restart"/>
           </w:tcPr>
           <w:p>
@@ -9067,7 +8092,7 @@
         </w:trPr>
         <w:tc>
           <w:tcPr>
-            <w:tcW w:w="1209" w:type="pct"/>
+            <w:tcW w:w="1203" w:type="pct"/>
             <w:vMerge/>
           </w:tcPr>
           <w:p>
@@ -9075,12 +8100,16 @@
               <w:pStyle w:val="aff1"/>
               <w:spacing w:line="360" w:lineRule="auto"/>
               <w:jc w:val="both"/>
+              <w:rPr>
+                <w:sz w:val="28"/>
+                <w:szCs w:val="28"/>
+              </w:rPr>
             </w:pPr>
           </w:p>
         </w:tc>
         <w:tc>
           <w:tcPr>
-            <w:tcW w:w="831" w:type="pct"/>
+            <w:tcW w:w="675" w:type="pct"/>
           </w:tcPr>
           <w:p>
             <w:pPr>
@@ -9119,13 +8148,14 @@
         </w:tc>
         <w:tc>
           <w:tcPr>
-            <w:tcW w:w="909" w:type="pct"/>
+            <w:tcW w:w="1053" w:type="pct"/>
           </w:tcPr>
           <w:p>
             <w:pPr>
               <w:pStyle w:val="aff1"/>
               <w:spacing w:line="360" w:lineRule="auto"/>
               <w:ind w:left="0"/>
+              <w:jc w:val="center"/>
               <w:rPr>
                 <w:sz w:val="28"/>
                 <w:szCs w:val="28"/>
@@ -9136,13 +8166,13 @@
                 <w:sz w:val="28"/>
                 <w:szCs w:val="28"/>
               </w:rPr>
-              <w:t>ЗП доп.</w:t>
+              <w:t>Премиальный фонд</w:t>
             </w:r>
           </w:p>
         </w:tc>
         <w:tc>
           <w:tcPr>
-            <w:tcW w:w="697" w:type="pct"/>
+            <w:tcW w:w="611" w:type="pct"/>
             <w:vMerge/>
           </w:tcPr>
           <w:p>
@@ -9150,12 +8180,16 @@
               <w:pStyle w:val="aff1"/>
               <w:spacing w:line="360" w:lineRule="auto"/>
               <w:jc w:val="center"/>
+              <w:rPr>
+                <w:sz w:val="28"/>
+                <w:szCs w:val="28"/>
+              </w:rPr>
             </w:pPr>
           </w:p>
         </w:tc>
         <w:tc>
           <w:tcPr>
-            <w:tcW w:w="547" w:type="pct"/>
+            <w:tcW w:w="656" w:type="pct"/>
             <w:vMerge/>
           </w:tcPr>
           <w:p>
@@ -9163,12 +8197,16 @@
               <w:pStyle w:val="aff1"/>
               <w:spacing w:line="360" w:lineRule="auto"/>
               <w:jc w:val="center"/>
+              <w:rPr>
+                <w:sz w:val="28"/>
+                <w:szCs w:val="28"/>
+              </w:rPr>
             </w:pPr>
           </w:p>
         </w:tc>
         <w:tc>
           <w:tcPr>
-            <w:tcW w:w="807" w:type="pct"/>
+            <w:tcW w:w="802" w:type="pct"/>
             <w:vMerge/>
           </w:tcPr>
           <w:p>
@@ -9176,6 +8214,10 @@
               <w:pStyle w:val="aff1"/>
               <w:spacing w:line="360" w:lineRule="auto"/>
               <w:jc w:val="center"/>
+              <w:rPr>
+                <w:sz w:val="28"/>
+                <w:szCs w:val="28"/>
+              </w:rPr>
             </w:pPr>
           </w:p>
         </w:tc>
@@ -9186,7 +8228,7 @@
         </w:trPr>
         <w:tc>
           <w:tcPr>
-            <w:tcW w:w="1209" w:type="pct"/>
+            <w:tcW w:w="1203" w:type="pct"/>
           </w:tcPr>
           <w:p>
             <w:pPr>
@@ -9225,7 +8267,7 @@
         </w:tc>
         <w:tc>
           <w:tcPr>
-            <w:tcW w:w="831" w:type="pct"/>
+            <w:tcW w:w="675" w:type="pct"/>
           </w:tcPr>
           <w:p>
             <w:pPr>
@@ -9238,28 +8280,18 @@
                 <w:szCs w:val="28"/>
               </w:rPr>
             </w:pPr>
-            <w:proofErr w:type="spellStart"/>
-            <w:r>
-              <w:rPr>
-                <w:szCs w:val="28"/>
-                <w:highlight w:val="yellow"/>
-              </w:rPr>
-              <w:t>З</w:t>
-            </w:r>
-            <w:r>
-              <w:rPr>
-                <w:szCs w:val="28"/>
-                <w:highlight w:val="yellow"/>
-                <w:vertAlign w:val="subscript"/>
-              </w:rPr>
-              <w:t>о</w:t>
-            </w:r>
-            <w:proofErr w:type="spellEnd"/>
+            <w:r>
+              <w:rPr>
+                <w:sz w:val="28"/>
+                <w:szCs w:val="28"/>
+              </w:rPr>
+              <w:t>57500</w:t>
+            </w:r>
           </w:p>
         </w:tc>
         <w:tc>
           <w:tcPr>
-            <w:tcW w:w="909" w:type="pct"/>
+            <w:tcW w:w="1053" w:type="pct"/>
           </w:tcPr>
           <w:p>
             <w:pPr>
@@ -9272,28 +8304,19 @@
                 <w:szCs w:val="28"/>
               </w:rPr>
             </w:pPr>
-            <w:proofErr w:type="spellStart"/>
-            <w:r>
-              <w:rPr>
-                <w:szCs w:val="28"/>
-                <w:highlight w:val="yellow"/>
-              </w:rPr>
-              <w:t>З</w:t>
-            </w:r>
-            <w:r>
-              <w:rPr>
-                <w:szCs w:val="28"/>
-                <w:highlight w:val="yellow"/>
-                <w:vertAlign w:val="subscript"/>
-              </w:rPr>
-              <w:t>д</w:t>
-            </w:r>
-            <w:proofErr w:type="spellEnd"/>
+            <w:r>
+              <w:rPr>
+                <w:rStyle w:val="mord"/>
+                <w:sz w:val="28"/>
+                <w:szCs w:val="28"/>
+              </w:rPr>
+              <w:t>8625</w:t>
+            </w:r>
           </w:p>
         </w:tc>
         <w:tc>
           <w:tcPr>
-            <w:tcW w:w="697" w:type="pct"/>
+            <w:tcW w:w="611" w:type="pct"/>
           </w:tcPr>
           <w:p>
             <w:pPr>
@@ -9306,58 +8329,19 @@
                 <w:szCs w:val="28"/>
               </w:rPr>
             </w:pPr>
-            <w:proofErr w:type="spellStart"/>
-            <w:r>
-              <w:rPr>
-                <w:szCs w:val="28"/>
-                <w:highlight w:val="yellow"/>
-              </w:rPr>
-              <w:t>З</w:t>
-            </w:r>
-            <w:r>
-              <w:rPr>
-                <w:szCs w:val="28"/>
-                <w:highlight w:val="yellow"/>
-                <w:vertAlign w:val="subscript"/>
-              </w:rPr>
-              <w:t>о</w:t>
-            </w:r>
-            <w:proofErr w:type="spellEnd"/>
-            <w:r>
-              <w:rPr>
-                <w:szCs w:val="28"/>
-              </w:rPr>
-              <w:t>+</w:t>
-            </w:r>
-            <w:r>
-              <w:rPr>
-                <w:szCs w:val="28"/>
-                <w:highlight w:val="yellow"/>
-              </w:rPr>
-              <w:t xml:space="preserve"> </w:t>
-            </w:r>
-            <w:proofErr w:type="spellStart"/>
-            <w:r>
-              <w:rPr>
-                <w:szCs w:val="28"/>
-                <w:highlight w:val="yellow"/>
-              </w:rPr>
-              <w:t>З</w:t>
-            </w:r>
-            <w:r>
-              <w:rPr>
-                <w:szCs w:val="28"/>
-                <w:highlight w:val="yellow"/>
-                <w:vertAlign w:val="subscript"/>
-              </w:rPr>
-              <w:t>д</w:t>
-            </w:r>
-            <w:proofErr w:type="spellEnd"/>
+            <w:r>
+              <w:rPr>
+                <w:rStyle w:val="mord"/>
+                <w:sz w:val="28"/>
+                <w:szCs w:val="28"/>
+              </w:rPr>
+              <w:t>66125 </w:t>
+            </w:r>
           </w:p>
         </w:tc>
         <w:tc>
           <w:tcPr>
-            <w:tcW w:w="547" w:type="pct"/>
+            <w:tcW w:w="656" w:type="pct"/>
           </w:tcPr>
           <w:p>
             <w:pPr>
@@ -9372,70 +8356,16 @@
             </w:pPr>
             <w:r>
               <w:rPr>
-                <w:szCs w:val="28"/>
-                <w:highlight w:val="yellow"/>
-              </w:rPr>
-              <w:t>(</w:t>
-            </w:r>
-            <w:proofErr w:type="spellStart"/>
-            <w:r>
-              <w:rPr>
-                <w:szCs w:val="28"/>
-                <w:highlight w:val="yellow"/>
-              </w:rPr>
-              <w:t>З</w:t>
-            </w:r>
-            <w:r>
-              <w:rPr>
-                <w:szCs w:val="28"/>
-                <w:highlight w:val="yellow"/>
-                <w:vertAlign w:val="subscript"/>
-              </w:rPr>
-              <w:t>о</w:t>
-            </w:r>
-            <w:proofErr w:type="spellEnd"/>
-            <w:r>
-              <w:rPr>
-                <w:szCs w:val="28"/>
-                <w:vertAlign w:val="subscript"/>
-              </w:rPr>
-              <w:t>+</w:t>
-            </w:r>
-            <w:r>
-              <w:rPr>
-                <w:szCs w:val="28"/>
-                <w:highlight w:val="yellow"/>
-              </w:rPr>
-              <w:t xml:space="preserve"> </w:t>
-            </w:r>
-            <w:proofErr w:type="spellStart"/>
-            <w:r>
-              <w:rPr>
-                <w:szCs w:val="28"/>
-                <w:highlight w:val="yellow"/>
-              </w:rPr>
-              <w:t>З</w:t>
-            </w:r>
-            <w:r>
-              <w:rPr>
-                <w:szCs w:val="28"/>
-                <w:highlight w:val="yellow"/>
-                <w:vertAlign w:val="subscript"/>
-              </w:rPr>
-              <w:t>д</w:t>
-            </w:r>
-            <w:proofErr w:type="spellEnd"/>
-            <w:r>
-              <w:rPr>
-                <w:szCs w:val="28"/>
-              </w:rPr>
-              <w:t>)*0,3</w:t>
+                <w:sz w:val="28"/>
+                <w:szCs w:val="28"/>
+              </w:rPr>
+              <w:t>19837,5</w:t>
             </w:r>
           </w:p>
         </w:tc>
         <w:tc>
           <w:tcPr>
-            <w:tcW w:w="807" w:type="pct"/>
+            <w:tcW w:w="802" w:type="pct"/>
           </w:tcPr>
           <w:p>
             <w:pPr>
@@ -9448,6 +8378,13 @@
                 <w:szCs w:val="28"/>
               </w:rPr>
             </w:pPr>
+            <w:r>
+              <w:rPr>
+                <w:sz w:val="28"/>
+                <w:szCs w:val="28"/>
+              </w:rPr>
+              <w:t>57,21%</w:t>
+            </w:r>
           </w:p>
         </w:tc>
       </w:tr>
@@ -9457,7 +8394,7 @@
         </w:trPr>
         <w:tc>
           <w:tcPr>
-            <w:tcW w:w="1209" w:type="pct"/>
+            <w:tcW w:w="1203" w:type="pct"/>
           </w:tcPr>
           <w:p>
             <w:pPr>
@@ -9496,7 +8433,7 @@
         </w:tc>
         <w:tc>
           <w:tcPr>
-            <w:tcW w:w="831" w:type="pct"/>
+            <w:tcW w:w="675" w:type="pct"/>
           </w:tcPr>
           <w:p>
             <w:pPr>
@@ -9513,24 +8450,14 @@
               <w:rPr>
                 <w:sz w:val="28"/>
                 <w:szCs w:val="28"/>
-                <w:highlight w:val="yellow"/>
-              </w:rPr>
-              <w:t>О</w:t>
-            </w:r>
-            <w:r>
-              <w:rPr>
-                <w:sz w:val="28"/>
-                <w:szCs w:val="28"/>
-                <w:highlight w:val="yellow"/>
-                <w:vertAlign w:val="subscript"/>
-              </w:rPr>
-              <w:t>к</w:t>
+              </w:rPr>
+              <w:t>43000</w:t>
             </w:r>
           </w:p>
         </w:tc>
         <w:tc>
           <w:tcPr>
-            <w:tcW w:w="909" w:type="pct"/>
+            <w:tcW w:w="1053" w:type="pct"/>
           </w:tcPr>
           <w:p>
             <w:pPr>
@@ -9543,28 +8470,19 @@
                 <w:szCs w:val="28"/>
               </w:rPr>
             </w:pPr>
-            <w:proofErr w:type="spellStart"/>
-            <w:r>
-              <w:rPr>
-                <w:szCs w:val="28"/>
-                <w:highlight w:val="yellow"/>
-              </w:rPr>
-              <w:t>З</w:t>
-            </w:r>
-            <w:r>
-              <w:rPr>
-                <w:szCs w:val="28"/>
-                <w:highlight w:val="yellow"/>
-                <w:vertAlign w:val="subscript"/>
-              </w:rPr>
-              <w:t>д</w:t>
-            </w:r>
-            <w:proofErr w:type="spellEnd"/>
+            <w:r>
+              <w:rPr>
+                <w:rStyle w:val="mord"/>
+                <w:sz w:val="28"/>
+                <w:szCs w:val="28"/>
+              </w:rPr>
+              <w:t>6450</w:t>
+            </w:r>
           </w:p>
         </w:tc>
         <w:tc>
           <w:tcPr>
-            <w:tcW w:w="697" w:type="pct"/>
+            <w:tcW w:w="611" w:type="pct"/>
           </w:tcPr>
           <w:p>
             <w:pPr>
@@ -9579,57 +8497,17 @@
             </w:pPr>
             <w:r>
               <w:rPr>
+                <w:rStyle w:val="mord"/>
                 <w:sz w:val="28"/>
                 <w:szCs w:val="28"/>
-                <w:highlight w:val="yellow"/>
-              </w:rPr>
-              <w:t>О</w:t>
-            </w:r>
-            <w:r>
-              <w:rPr>
-                <w:sz w:val="28"/>
-                <w:szCs w:val="28"/>
-                <w:highlight w:val="yellow"/>
-                <w:vertAlign w:val="subscript"/>
-              </w:rPr>
-              <w:t>к</w:t>
-            </w:r>
-            <w:r>
-              <w:rPr>
-                <w:sz w:val="28"/>
-                <w:szCs w:val="28"/>
-              </w:rPr>
-              <w:t>+</w:t>
-            </w:r>
-            <w:r>
-              <w:rPr>
-                <w:szCs w:val="28"/>
-                <w:highlight w:val="yellow"/>
-              </w:rPr>
-              <w:t xml:space="preserve"> </w:t>
-            </w:r>
-            <w:proofErr w:type="spellStart"/>
-            <w:r>
-              <w:rPr>
-                <w:szCs w:val="28"/>
-                <w:highlight w:val="yellow"/>
-              </w:rPr>
-              <w:t>З</w:t>
-            </w:r>
-            <w:r>
-              <w:rPr>
-                <w:szCs w:val="28"/>
-                <w:highlight w:val="yellow"/>
-                <w:vertAlign w:val="subscript"/>
-              </w:rPr>
-              <w:t>д</w:t>
-            </w:r>
-            <w:proofErr w:type="spellEnd"/>
+              </w:rPr>
+              <w:t>49450</w:t>
+            </w:r>
           </w:p>
         </w:tc>
         <w:tc>
           <w:tcPr>
-            <w:tcW w:w="547" w:type="pct"/>
+            <w:tcW w:w="656" w:type="pct"/>
           </w:tcPr>
           <w:p>
             <w:pPr>
@@ -9647,68 +8525,13 @@
                 <w:sz w:val="28"/>
                 <w:szCs w:val="28"/>
               </w:rPr>
-              <w:t>(</w:t>
-            </w:r>
-            <w:r>
-              <w:rPr>
-                <w:sz w:val="28"/>
-                <w:szCs w:val="28"/>
-                <w:highlight w:val="yellow"/>
-              </w:rPr>
-              <w:t>О</w:t>
-            </w:r>
-            <w:r>
-              <w:rPr>
-                <w:sz w:val="28"/>
-                <w:szCs w:val="28"/>
-                <w:highlight w:val="yellow"/>
-                <w:vertAlign w:val="subscript"/>
-              </w:rPr>
-              <w:t>к</w:t>
-            </w:r>
-            <w:r>
-              <w:rPr>
-                <w:sz w:val="28"/>
-                <w:szCs w:val="28"/>
-              </w:rPr>
-              <w:t>+</w:t>
-            </w:r>
-            <w:r>
-              <w:rPr>
-                <w:szCs w:val="28"/>
-                <w:highlight w:val="yellow"/>
-              </w:rPr>
-              <w:t xml:space="preserve"> </w:t>
-            </w:r>
-            <w:proofErr w:type="spellStart"/>
-            <w:r>
-              <w:rPr>
-                <w:szCs w:val="28"/>
-                <w:highlight w:val="yellow"/>
-              </w:rPr>
-              <w:t>З</w:t>
-            </w:r>
-            <w:r>
-              <w:rPr>
-                <w:szCs w:val="28"/>
-                <w:highlight w:val="yellow"/>
-                <w:vertAlign w:val="subscript"/>
-              </w:rPr>
-              <w:t>д</w:t>
-            </w:r>
-            <w:proofErr w:type="spellEnd"/>
-            <w:r>
-              <w:rPr>
-                <w:sz w:val="28"/>
-                <w:szCs w:val="28"/>
-              </w:rPr>
-              <w:t>)*0,3</w:t>
+              <w:t>14835</w:t>
             </w:r>
           </w:p>
         </w:tc>
         <w:tc>
           <w:tcPr>
-            <w:tcW w:w="807" w:type="pct"/>
+            <w:tcW w:w="802" w:type="pct"/>
           </w:tcPr>
           <w:p>
             <w:pPr>
@@ -9721,6 +8544,13 @@
                 <w:szCs w:val="28"/>
               </w:rPr>
             </w:pPr>
+            <w:r>
+              <w:rPr>
+                <w:sz w:val="28"/>
+                <w:szCs w:val="28"/>
+              </w:rPr>
+              <w:t>42,79%</w:t>
+            </w:r>
           </w:p>
         </w:tc>
       </w:tr>
@@ -9730,7 +8560,7 @@
         </w:trPr>
         <w:tc>
           <w:tcPr>
-            <w:tcW w:w="1209" w:type="pct"/>
+            <w:tcW w:w="1203" w:type="pct"/>
           </w:tcPr>
           <w:p>
             <w:pPr>
@@ -9754,7 +8584,7 @@
         </w:tc>
         <w:tc>
           <w:tcPr>
-            <w:tcW w:w="831" w:type="pct"/>
+            <w:tcW w:w="675" w:type="pct"/>
           </w:tcPr>
           <w:p>
             <w:pPr>
@@ -9767,11 +8597,18 @@
                 <w:szCs w:val="28"/>
               </w:rPr>
             </w:pPr>
+            <w:r>
+              <w:rPr>
+                <w:sz w:val="28"/>
+                <w:szCs w:val="28"/>
+              </w:rPr>
+              <w:t>100500</w:t>
+            </w:r>
           </w:p>
         </w:tc>
         <w:tc>
           <w:tcPr>
-            <w:tcW w:w="909" w:type="pct"/>
+            <w:tcW w:w="1053" w:type="pct"/>
           </w:tcPr>
           <w:p>
             <w:pPr>
@@ -9784,11 +8621,18 @@
                 <w:szCs w:val="28"/>
               </w:rPr>
             </w:pPr>
+            <w:r>
+              <w:rPr>
+                <w:sz w:val="28"/>
+                <w:szCs w:val="28"/>
+              </w:rPr>
+              <w:t>15075</w:t>
+            </w:r>
           </w:p>
         </w:tc>
         <w:tc>
           <w:tcPr>
-            <w:tcW w:w="697" w:type="pct"/>
+            <w:tcW w:w="611" w:type="pct"/>
           </w:tcPr>
           <w:p>
             <w:pPr>
@@ -9805,15 +8649,14 @@
               <w:rPr>
                 <w:sz w:val="28"/>
                 <w:szCs w:val="28"/>
-                <w:highlight w:val="yellow"/>
-              </w:rPr>
-              <w:t>ЗП</w:t>
+              </w:rPr>
+              <w:t>115575</w:t>
             </w:r>
           </w:p>
         </w:tc>
         <w:tc>
           <w:tcPr>
-            <w:tcW w:w="547" w:type="pct"/>
+            <w:tcW w:w="656" w:type="pct"/>
           </w:tcPr>
           <w:p>
             <w:pPr>
@@ -9826,11 +8669,18 @@
                 <w:szCs w:val="28"/>
               </w:rPr>
             </w:pPr>
+            <w:r>
+              <w:rPr>
+                <w:sz w:val="28"/>
+                <w:szCs w:val="28"/>
+              </w:rPr>
+              <w:t>34672,5</w:t>
+            </w:r>
           </w:p>
         </w:tc>
         <w:tc>
           <w:tcPr>
-            <w:tcW w:w="807" w:type="pct"/>
+            <w:tcW w:w="802" w:type="pct"/>
           </w:tcPr>
           <w:p>
             <w:pPr>
@@ -9905,7 +8755,30 @@
           <w:rFonts w:eastAsia="Times New Roman"/>
           <w:szCs w:val="28"/>
         </w:rPr>
-        <w:t>Величину накладных расходов определим в процентах от основной и дополнительной заработной платы, что является распространенным подходом для проектов, где основная доля затрат связана с трудоемкостью разработки.</w:t>
+        <w:t xml:space="preserve">Величину накладных расходов определим в процентах </w:t>
+      </w:r>
+      <w:proofErr w:type="gramStart"/>
+      <w:r>
+        <w:rPr>
+          <w:rFonts w:eastAsia="Times New Roman"/>
+          <w:szCs w:val="28"/>
+        </w:rPr>
+        <w:t xml:space="preserve">от основной и </w:t>
+      </w:r>
+      <w:r>
+        <w:rPr>
+          <w:rFonts w:eastAsia="Times New Roman"/>
+          <w:szCs w:val="28"/>
+        </w:rPr>
+        <w:t>премиального фонда</w:t>
+      </w:r>
+      <w:proofErr w:type="gramEnd"/>
+      <w:r>
+        <w:rPr>
+          <w:rFonts w:eastAsia="Times New Roman"/>
+          <w:szCs w:val="28"/>
+        </w:rPr>
+        <w:t>, что является распространенным подходом для проектов, где основная доля затрат связана с трудоемкостью разработки.</w:t>
       </w:r>
     </w:p>
     <w:p>
@@ -9941,76 +8814,45 @@
           <w:szCs w:val="28"/>
           <w:lang w:eastAsia="ru-RU"/>
         </w:rPr>
-        <mc:AlternateContent>
-          <mc:Choice Requires="wpg">
-            <w:drawing>
-              <wp:inline distT="0" distB="0" distL="0" distR="0" wp14:anchorId="1AAA19BB" wp14:editId="0AA9CB31">
-                <wp:extent cx="1041400" cy="421640"/>
-                <wp:effectExtent l="0" t="0" r="6350" b="0"/>
-                <wp:docPr id="26" name="Рисунок 18" descr="https://konspekta.net/megaobuchalkaru/imgbaza/baza14/8190227292689.files/image064.gif"/>
-                <wp:cNvGraphicFramePr>
-                  <a:graphicFrameLocks xmlns:a="http://schemas.openxmlformats.org/drawingml/2006/main" noChangeAspect="1"/>
-                </wp:cNvGraphicFramePr>
-                <a:graphic xmlns:a="http://schemas.openxmlformats.org/drawingml/2006/main">
-                  <a:graphicData uri="http://schemas.openxmlformats.org/drawingml/2006/picture">
-                    <pic:pic xmlns:pic="http://schemas.openxmlformats.org/drawingml/2006/picture">
-                      <pic:nvPicPr>
-                        <pic:cNvPr id="584058853" name="image22.png" descr="https://konspekta.net/megaobuchalkaru/imgbaza/baza14/8190227292689.files/image064.gif"/>
-                        <pic:cNvPicPr>
-                          <a:picLocks noChangeAspect="1"/>
-                        </pic:cNvPicPr>
-                      </pic:nvPicPr>
-                      <pic:blipFill rotWithShape="1">
-                        <a:blip r:embed="rId60"/>
-                        <a:stretch/>
-                      </pic:blipFill>
-                      <pic:spPr bwMode="auto">
-                        <a:xfrm>
-                          <a:off x="0" y="0"/>
-                          <a:ext cx="1041399" cy="421638"/>
-                        </a:xfrm>
-                        <a:prstGeom prst="rect">
-                          <a:avLst/>
-                        </a:prstGeom>
-                        <a:noFill/>
-                        <a:ln>
-                          <a:noFill/>
-                        </a:ln>
-                      </pic:spPr>
-                    </pic:pic>
-                  </a:graphicData>
-                </a:graphic>
-              </wp:inline>
-            </w:drawing>
-          </mc:Choice>
-          <mc:Fallback xmlns:a="http://schemas.openxmlformats.org/drawingml/2006/main">
-            <w:pict>
-              <v:shapetype id="_x0000_t75" coordsize="21600,21600" o:spt="75" o:preferrelative="t" path="m@4@5l@4@11@9@11@9@5xe" filled="f" stroked="f">
-                <v:stroke joinstyle="miter"/>
-                <v:formulas>
-                  <v:f eqn="if lineDrawn pixelLineWidth 0"/>
-                  <v:f eqn="sum @0 1 0"/>
-                  <v:f eqn="sum 0 0 @1"/>
-                  <v:f eqn="prod @2 1 2"/>
-                  <v:f eqn="prod @3 21600 pixelWidth"/>
-                  <v:f eqn="prod @3 21600 pixelHeight"/>
-                  <v:f eqn="sum @0 0 1"/>
-                  <v:f eqn="prod @6 1 2"/>
-                  <v:f eqn="prod @7 21600 pixelWidth"/>
-                  <v:f eqn="sum @8 21600 0"/>
-                  <v:f eqn="prod @7 21600 pixelHeight"/>
-                  <v:f eqn="sum @10 21600 0"/>
-                </v:formulas>
-                <v:path o:extrusionok="f" gradientshapeok="t" o:connecttype="rect"/>
-                <o:lock v:ext="edit" aspectratio="t"/>
-              </v:shapetype>
-              <v:shape id="_x0000_i82" o:spid="_x0000_s82" type="#_x0000_t75" style="width:82.00pt;height:33.20pt;mso-wrap-distance-left:0.00pt;mso-wrap-distance-top:0.00pt;mso-wrap-distance-right:0.00pt;mso-wrap-distance-bottom:0.00pt;z-index:1;" stroked="f">
-                <v:imagedata r:id="rId61" o:title=""/>
-                <o:lock v:ext="edit" rotation="t"/>
-              </v:shape>
-            </w:pict>
-          </mc:Fallback>
-        </mc:AlternateContent>
+        <w:drawing>
+          <wp:inline distT="0" distB="0" distL="0" distR="0" wp14:anchorId="1A219326" wp14:editId="1516CC95">
+            <wp:extent cx="1041400" cy="421640"/>
+            <wp:effectExtent l="0" t="0" r="6350" b="0"/>
+            <wp:docPr id="26" name="Рисунок 18" descr="https://konspekta.net/megaobuchalkaru/imgbaza/baza14/8190227292689.files/image064.gif"/>
+            <wp:cNvGraphicFramePr>
+              <a:graphicFrameLocks xmlns:a="http://schemas.openxmlformats.org/drawingml/2006/main" noChangeAspect="1"/>
+            </wp:cNvGraphicFramePr>
+            <a:graphic xmlns:a="http://schemas.openxmlformats.org/drawingml/2006/main">
+              <a:graphicData uri="http://schemas.openxmlformats.org/drawingml/2006/picture">
+                <pic:pic xmlns:pic="http://schemas.openxmlformats.org/drawingml/2006/picture">
+                  <pic:nvPicPr>
+                    <pic:cNvPr id="584058853" name="image22.png" descr="https://konspekta.net/megaobuchalkaru/imgbaza/baza14/8190227292689.files/image064.gif"/>
+                    <pic:cNvPicPr>
+                      <a:picLocks noChangeAspect="1"/>
+                    </pic:cNvPicPr>
+                  </pic:nvPicPr>
+                  <pic:blipFill rotWithShape="1">
+                    <a:blip r:embed="rId47"/>
+                    <a:stretch/>
+                  </pic:blipFill>
+                  <pic:spPr bwMode="auto">
+                    <a:xfrm>
+                      <a:off x="0" y="0"/>
+                      <a:ext cx="1041399" cy="421638"/>
+                    </a:xfrm>
+                    <a:prstGeom prst="rect">
+                      <a:avLst/>
+                    </a:prstGeom>
+                    <a:noFill/>
+                    <a:ln>
+                      <a:noFill/>
+                    </a:ln>
+                  </pic:spPr>
+                </pic:pic>
+              </a:graphicData>
+            </a:graphic>
+          </wp:inline>
+        </w:drawing>
       </w:r>
       <w:r>
         <w:rPr>
@@ -10052,76 +8894,45 @@
           <w:szCs w:val="28"/>
           <w:lang w:eastAsia="ru-RU"/>
         </w:rPr>
-        <mc:AlternateContent>
-          <mc:Choice Requires="wpg">
-            <w:drawing>
-              <wp:inline distT="0" distB="0" distL="0" distR="0" wp14:anchorId="2EE4C961" wp14:editId="1A0E5905">
-                <wp:extent cx="334010" cy="238760"/>
-                <wp:effectExtent l="0" t="0" r="8890" b="8890"/>
-                <wp:docPr id="27" name="Рисунок 17" descr="https://konspekta.net/megaobuchalkaru/imgbaza/baza14/8190227292689.files/image066.gif"/>
-                <wp:cNvGraphicFramePr>
-                  <a:graphicFrameLocks xmlns:a="http://schemas.openxmlformats.org/drawingml/2006/main" noChangeAspect="1"/>
-                </wp:cNvGraphicFramePr>
-                <a:graphic xmlns:a="http://schemas.openxmlformats.org/drawingml/2006/main">
-                  <a:graphicData uri="http://schemas.openxmlformats.org/drawingml/2006/picture">
-                    <pic:pic xmlns:pic="http://schemas.openxmlformats.org/drawingml/2006/picture">
-                      <pic:nvPicPr>
-                        <pic:cNvPr id="2128551171" name="image23.png" descr="https://konspekta.net/megaobuchalkaru/imgbaza/baza14/8190227292689.files/image066.gif"/>
-                        <pic:cNvPicPr>
-                          <a:picLocks noChangeAspect="1"/>
-                        </pic:cNvPicPr>
-                      </pic:nvPicPr>
-                      <pic:blipFill rotWithShape="1">
-                        <a:blip r:embed="rId62"/>
-                        <a:stretch/>
-                      </pic:blipFill>
-                      <pic:spPr bwMode="auto">
-                        <a:xfrm>
-                          <a:off x="0" y="0"/>
-                          <a:ext cx="334008" cy="238758"/>
-                        </a:xfrm>
-                        <a:prstGeom prst="rect">
-                          <a:avLst/>
-                        </a:prstGeom>
-                        <a:noFill/>
-                        <a:ln>
-                          <a:noFill/>
-                        </a:ln>
-                      </pic:spPr>
-                    </pic:pic>
-                  </a:graphicData>
-                </a:graphic>
-              </wp:inline>
-            </w:drawing>
-          </mc:Choice>
-          <mc:Fallback xmlns:a="http://schemas.openxmlformats.org/drawingml/2006/main">
-            <w:pict>
-              <v:shapetype id="_x0000_t75" coordsize="21600,21600" o:spt="75" o:preferrelative="t" path="m@4@5l@4@11@9@11@9@5xe" filled="f" stroked="f">
-                <v:stroke joinstyle="miter"/>
-                <v:formulas>
-                  <v:f eqn="if lineDrawn pixelLineWidth 0"/>
-                  <v:f eqn="sum @0 1 0"/>
-                  <v:f eqn="sum 0 0 @1"/>
-                  <v:f eqn="prod @2 1 2"/>
-                  <v:f eqn="prod @3 21600 pixelWidth"/>
-                  <v:f eqn="prod @3 21600 pixelHeight"/>
-                  <v:f eqn="sum @0 0 1"/>
-                  <v:f eqn="prod @6 1 2"/>
-                  <v:f eqn="prod @7 21600 pixelWidth"/>
-                  <v:f eqn="sum @8 21600 0"/>
-                  <v:f eqn="prod @7 21600 pixelHeight"/>
-                  <v:f eqn="sum @10 21600 0"/>
-                </v:formulas>
-                <v:path o:extrusionok="f" gradientshapeok="t" o:connecttype="rect"/>
-                <o:lock v:ext="edit" aspectratio="t"/>
-              </v:shapetype>
-              <v:shape id="_x0000_i83" o:spid="_x0000_s83" type="#_x0000_t75" style="width:26.30pt;height:18.80pt;mso-wrap-distance-left:0.00pt;mso-wrap-distance-top:0.00pt;mso-wrap-distance-right:0.00pt;mso-wrap-distance-bottom:0.00pt;z-index:1;" stroked="f">
-                <v:imagedata r:id="rId63" o:title=""/>
-                <o:lock v:ext="edit" rotation="t"/>
-              </v:shape>
-            </w:pict>
-          </mc:Fallback>
-        </mc:AlternateContent>
+        <w:drawing>
+          <wp:inline distT="0" distB="0" distL="0" distR="0" wp14:anchorId="26B33750" wp14:editId="445DC0F8">
+            <wp:extent cx="334010" cy="238760"/>
+            <wp:effectExtent l="0" t="0" r="8890" b="8890"/>
+            <wp:docPr id="27" name="Рисунок 17" descr="https://konspekta.net/megaobuchalkaru/imgbaza/baza14/8190227292689.files/image066.gif"/>
+            <wp:cNvGraphicFramePr>
+              <a:graphicFrameLocks xmlns:a="http://schemas.openxmlformats.org/drawingml/2006/main" noChangeAspect="1"/>
+            </wp:cNvGraphicFramePr>
+            <a:graphic xmlns:a="http://schemas.openxmlformats.org/drawingml/2006/main">
+              <a:graphicData uri="http://schemas.openxmlformats.org/drawingml/2006/picture">
+                <pic:pic xmlns:pic="http://schemas.openxmlformats.org/drawingml/2006/picture">
+                  <pic:nvPicPr>
+                    <pic:cNvPr id="2128551171" name="image23.png" descr="https://konspekta.net/megaobuchalkaru/imgbaza/baza14/8190227292689.files/image066.gif"/>
+                    <pic:cNvPicPr>
+                      <a:picLocks noChangeAspect="1"/>
+                    </pic:cNvPicPr>
+                  </pic:nvPicPr>
+                  <pic:blipFill rotWithShape="1">
+                    <a:blip r:embed="rId48"/>
+                    <a:stretch/>
+                  </pic:blipFill>
+                  <pic:spPr bwMode="auto">
+                    <a:xfrm>
+                      <a:off x="0" y="0"/>
+                      <a:ext cx="334008" cy="238758"/>
+                    </a:xfrm>
+                    <a:prstGeom prst="rect">
+                      <a:avLst/>
+                    </a:prstGeom>
+                    <a:noFill/>
+                    <a:ln>
+                      <a:noFill/>
+                    </a:ln>
+                  </pic:spPr>
+                </pic:pic>
+              </a:graphicData>
+            </a:graphic>
+          </wp:inline>
+        </w:drawing>
       </w:r>
       <w:r>
         <w:rPr>
@@ -10162,89 +8973,48 @@
     </w:p>
     <w:p>
       <w:pPr>
-        <w:pStyle w:val="aff1"/>
-        <w:spacing w:line="360" w:lineRule="auto"/>
-        <w:ind w:left="0"/>
+        <w:spacing w:after="0" w:line="360" w:lineRule="auto"/>
+        <w:ind w:firstLine="709"/>
         <w:jc w:val="center"/>
         <w:rPr>
-          <w:sz w:val="28"/>
-          <w:szCs w:val="28"/>
+          <w:rFonts w:eastAsia="Times New Roman"/>
+          <w:szCs w:val="28"/>
+          <w:lang w:eastAsia="ru-RU" w:bidi="ru-RU"/>
         </w:rPr>
       </w:pPr>
       <w:proofErr w:type="spellStart"/>
       <w:r>
         <w:rPr>
-          <w:sz w:val="28"/>
-          <w:szCs w:val="28"/>
-          <w:highlight w:val="yellow"/>
-        </w:rPr>
-        <w:t>Р</w:t>
-      </w:r>
-      <w:r>
-        <w:rPr>
-          <w:sz w:val="28"/>
-          <w:szCs w:val="28"/>
-          <w:highlight w:val="yellow"/>
-          <w:vertAlign w:val="subscript"/>
-        </w:rPr>
-        <w:t>н</w:t>
+          <w:rFonts w:eastAsia="Times New Roman"/>
+          <w:szCs w:val="28"/>
+          <w:lang w:eastAsia="ru-RU" w:bidi="ru-RU"/>
+        </w:rPr>
+        <w:t>Рн</w:t>
       </w:r>
       <w:proofErr w:type="spellEnd"/>
       <w:r>
         <w:rPr>
-          <w:sz w:val="28"/>
-          <w:szCs w:val="28"/>
-          <w:highlight w:val="yellow"/>
-        </w:rPr>
-        <w:t xml:space="preserve"> =  </w:t>
-      </w:r>
-      <w:r>
-        <w:rPr>
-          <w:sz w:val="28"/>
-          <w:szCs w:val="28"/>
-          <w:highlight w:val="yellow"/>
-        </w:rPr>
-        <w:t>ЗП</w:t>
-      </w:r>
-      <w:r>
-        <w:rPr>
-          <w:sz w:val="28"/>
-          <w:szCs w:val="28"/>
-          <w:highlight w:val="yellow"/>
-        </w:rPr>
-        <w:t xml:space="preserve"> </w:t>
-      </w:r>
-      <w:r>
-        <w:rPr>
-          <w:sz w:val="28"/>
-          <w:szCs w:val="28"/>
-          <w:highlight w:val="yellow"/>
-        </w:rPr>
-        <w:t xml:space="preserve">* 12%/ 100% = </w:t>
-      </w:r>
-      <w:r>
-        <w:rPr>
-          <w:sz w:val="28"/>
-          <w:szCs w:val="28"/>
-          <w:highlight w:val="yellow"/>
-        </w:rPr>
-        <w:t xml:space="preserve"> ..</w:t>
-      </w:r>
-      <w:r>
-        <w:rPr>
-          <w:sz w:val="28"/>
-          <w:szCs w:val="28"/>
-          <w:highlight w:val="yellow"/>
-        </w:rPr>
-        <w:t xml:space="preserve"> </w:t>
-      </w:r>
-      <w:r>
-        <w:rPr>
-          <w:sz w:val="28"/>
-          <w:szCs w:val="28"/>
-          <w:highlight w:val="yellow"/>
-        </w:rPr>
-        <w:t>руб.</w:t>
+          <w:rFonts w:eastAsia="Times New Roman"/>
+          <w:szCs w:val="28"/>
+          <w:lang w:eastAsia="ru-RU" w:bidi="ru-RU"/>
+        </w:rPr>
+        <w:t>=115575</w:t>
+      </w:r>
+      <w:r>
+        <w:rPr>
+          <w:rFonts w:ascii="Cambria Math" w:eastAsia="Times New Roman" w:hAnsi="Cambria Math" w:cs="Cambria Math"/>
+          <w:szCs w:val="28"/>
+          <w:lang w:eastAsia="ru-RU" w:bidi="ru-RU"/>
+        </w:rPr>
+        <w:t>⋅</w:t>
+      </w:r>
+      <w:r>
+        <w:rPr>
+          <w:rFonts w:eastAsia="Times New Roman"/>
+          <w:szCs w:val="28"/>
+          <w:lang w:eastAsia="ru-RU" w:bidi="ru-RU"/>
+        </w:rPr>
+        <w:t>0,12=13869 руб.</w:t>
       </w:r>
     </w:p>
     <w:p>
@@ -10563,6 +9333,9 @@
                 <w:szCs w:val="28"/>
               </w:rPr>
             </w:pPr>
+            <w:r>
+              <w:t>1,42%</w:t>
+            </w:r>
           </w:p>
         </w:tc>
       </w:tr>
@@ -10675,10 +9448,8 @@
               <w:rPr>
                 <w:sz w:val="28"/>
                 <w:szCs w:val="28"/>
-                <w:highlight w:val="yellow"/>
-                <w:lang w:val="ru-RU"/>
-              </w:rPr>
-              <w:t>ЗП</w:t>
+              </w:rPr>
+              <w:t>115575</w:t>
             </w:r>
           </w:p>
         </w:tc>
@@ -10695,6 +9466,9 @@
                 <w:szCs w:val="28"/>
               </w:rPr>
             </w:pPr>
+            <w:r>
+              <w:t>69,43%</w:t>
+            </w:r>
           </w:p>
         </w:tc>
       </w:tr>
@@ -10782,56 +9556,23 @@
                 <w:lang w:val="ru-RU"/>
               </w:rPr>
             </w:pPr>
-            <w:proofErr w:type="spellStart"/>
             <w:r>
               <w:rPr>
                 <w:rStyle w:val="mord"/>
-                <w:highlight w:val="yellow"/>
-              </w:rPr>
-              <w:t>Z</w:t>
+              </w:rPr>
+              <w:t>34672</w:t>
+            </w:r>
+            <w:r>
+              <w:rPr>
+                <w:rStyle w:val="mpunct"/>
+              </w:rPr>
+              <w:t>,</w:t>
             </w:r>
             <w:r>
               <w:rPr>
                 <w:rStyle w:val="mord"/>
-                <w:highlight w:val="yellow"/>
-                <w:vertAlign w:val="subscript"/>
-              </w:rPr>
-              <w:t>сс,пр</w:t>
-            </w:r>
-            <w:proofErr w:type="spellEnd"/>
-            <w:r>
-              <w:rPr>
-                <w:rStyle w:val="mbin"/>
-                <w:highlight w:val="yellow"/>
-              </w:rPr>
-              <w:t>+</w:t>
-            </w:r>
-            <w:r>
-              <w:rPr>
-                <w:rStyle w:val="mord"/>
-                <w:highlight w:val="yellow"/>
-                <w:lang w:val="ru-RU"/>
-              </w:rPr>
-              <w:t>З</w:t>
-            </w:r>
-            <w:proofErr w:type="spellStart"/>
-            <w:r>
-              <w:rPr>
-                <w:rStyle w:val="mord"/>
-                <w:highlight w:val="yellow"/>
-                <w:vertAlign w:val="subscript"/>
-              </w:rPr>
-              <w:t>сс,к</w:t>
-            </w:r>
-            <w:proofErr w:type="spellEnd"/>
-            <w:r>
-              <w:rPr>
-                <w:rStyle w:val="mord"/>
-                <w:highlight w:val="yellow"/>
-                <w:vertAlign w:val="subscript"/>
-                <w:lang w:val="ru-RU"/>
-              </w:rPr>
-              <w:t>р</w:t>
+              </w:rPr>
+              <w:t>5 </w:t>
             </w:r>
           </w:p>
         </w:tc>
@@ -10848,6 +9589,9 @@
                 <w:szCs w:val="28"/>
               </w:rPr>
             </w:pPr>
+            <w:r>
+              <w:t>20,83%</w:t>
+            </w:r>
           </w:p>
         </w:tc>
       </w:tr>
@@ -10897,27 +9641,14 @@
                 <w:lang w:val="ru-RU"/>
               </w:rPr>
             </w:pPr>
-            <w:proofErr w:type="spellStart"/>
-            <w:r>
-              <w:rPr>
-                <w:rFonts w:eastAsia="Nimbus Roman" w:cs="Times New Roman"/>
-                <w:szCs w:val="28"/>
-                <w:highlight w:val="yellow"/>
-                <w:lang w:val="ru-RU"/>
-              </w:rPr>
-              <w:t>Р</w:t>
-            </w:r>
-            <w:r>
-              <w:rPr>
-                <w:rFonts w:eastAsia="Nimbus Roman" w:cs="Times New Roman"/>
-                <w:szCs w:val="28"/>
-                <w:highlight w:val="yellow"/>
-                <w:vertAlign w:val="subscript"/>
-                <w:lang w:val="ru-RU"/>
-              </w:rPr>
-              <w:t>н</w:t>
-            </w:r>
-            <w:proofErr w:type="spellEnd"/>
+            <w:r>
+              <w:rPr>
+                <w:rFonts w:eastAsia="Times New Roman"/>
+                <w:szCs w:val="28"/>
+                <w:lang w:eastAsia="ru-RU" w:bidi="ru-RU"/>
+              </w:rPr>
+              <w:t>13869</w:t>
+            </w:r>
           </w:p>
         </w:tc>
         <w:tc>
@@ -10933,6 +9664,9 @@
                 <w:szCs w:val="28"/>
               </w:rPr>
             </w:pPr>
+            <w:r>
+              <w:t>8,33%</w:t>
+            </w:r>
           </w:p>
         </w:tc>
       </w:tr>
@@ -10981,16 +9715,13 @@
                 <w:szCs w:val="28"/>
               </w:rPr>
             </w:pPr>
-            <w:proofErr w:type="spellStart"/>
             <w:r>
               <w:rPr>
                 <w:rFonts w:eastAsia="Times New Roman"/>
                 <w:szCs w:val="28"/>
-                <w:highlight w:val="yellow"/>
-              </w:rPr>
-              <w:t>Зпер</w:t>
-            </w:r>
-            <w:proofErr w:type="spellEnd"/>
+              </w:rPr>
+              <w:t>166474,74</w:t>
+            </w:r>
           </w:p>
         </w:tc>
         <w:tc>
@@ -11004,8 +9735,20 @@
               <w:rPr>
                 <w:rFonts w:eastAsia="Nimbus Roman" w:cs="Times New Roman"/>
                 <w:szCs w:val="28"/>
+                <w:lang w:val="ru-RU"/>
               </w:rPr>
             </w:pPr>
+            <w:r>
+              <w:rPr>
+                <w:rFonts w:eastAsia="Nimbus Roman" w:cs="Times New Roman"/>
+                <w:szCs w:val="28"/>
+                <w:lang w:val="ru-RU"/>
+              </w:rPr>
+              <w:t>100</w:t>
+            </w:r>
+            <w:r>
+              <w:t>%</w:t>
+            </w:r>
           </w:p>
         </w:tc>
       </w:tr>
@@ -11080,72 +9823,41 @@
           <w:szCs w:val="28"/>
           <w:lang w:eastAsia="ru-RU"/>
         </w:rPr>
-        <mc:AlternateContent>
-          <mc:Choice Requires="wpg">
-            <w:drawing>
-              <wp:inline distT="0" distB="0" distL="0" distR="0" wp14:anchorId="3379D2EF" wp14:editId="639DE48D">
-                <wp:extent cx="1876687" cy="419158"/>
-                <wp:effectExtent l="0" t="0" r="9525" b="0"/>
-                <wp:docPr id="28" name="Рисунок 11"/>
-                <wp:cNvGraphicFramePr>
-                  <a:graphicFrameLocks xmlns:a="http://schemas.openxmlformats.org/drawingml/2006/main" noChangeAspect="1"/>
-                </wp:cNvGraphicFramePr>
-                <a:graphic xmlns:a="http://schemas.openxmlformats.org/drawingml/2006/main">
-                  <a:graphicData uri="http://schemas.openxmlformats.org/drawingml/2006/picture">
-                    <pic:pic xmlns:pic="http://schemas.openxmlformats.org/drawingml/2006/picture">
-                      <pic:nvPicPr>
-                        <pic:cNvPr id="304577762" name=""/>
-                        <pic:cNvPicPr>
-                          <a:picLocks noChangeAspect="1"/>
-                        </pic:cNvPicPr>
-                      </pic:nvPicPr>
-                      <pic:blipFill rotWithShape="1">
-                        <a:blip r:embed="rId64"/>
-                        <a:stretch/>
-                      </pic:blipFill>
-                      <pic:spPr bwMode="auto">
-                        <a:xfrm>
-                          <a:off x="0" y="0"/>
-                          <a:ext cx="1876685" cy="419157"/>
-                        </a:xfrm>
-                        <a:prstGeom prst="rect">
-                          <a:avLst/>
-                        </a:prstGeom>
-                      </pic:spPr>
-                    </pic:pic>
-                  </a:graphicData>
-                </a:graphic>
-              </wp:inline>
-            </w:drawing>
-          </mc:Choice>
-          <mc:Fallback xmlns:a="http://schemas.openxmlformats.org/drawingml/2006/main">
-            <w:pict>
-              <v:shapetype id="_x0000_t75" coordsize="21600,21600" o:spt="75" o:preferrelative="t" path="m@4@5l@4@11@9@11@9@5xe" filled="f" stroked="f">
-                <v:stroke joinstyle="miter"/>
-                <v:formulas>
-                  <v:f eqn="if lineDrawn pixelLineWidth 0"/>
-                  <v:f eqn="sum @0 1 0"/>
-                  <v:f eqn="sum 0 0 @1"/>
-                  <v:f eqn="prod @2 1 2"/>
-                  <v:f eqn="prod @3 21600 pixelWidth"/>
-                  <v:f eqn="prod @3 21600 pixelHeight"/>
-                  <v:f eqn="sum @0 0 1"/>
-                  <v:f eqn="prod @6 1 2"/>
-                  <v:f eqn="prod @7 21600 pixelWidth"/>
-                  <v:f eqn="sum @8 21600 0"/>
-                  <v:f eqn="prod @7 21600 pixelHeight"/>
-                  <v:f eqn="sum @10 21600 0"/>
-                </v:formulas>
-                <v:path o:extrusionok="f" gradientshapeok="t" o:connecttype="rect"/>
-                <o:lock v:ext="edit" aspectratio="t"/>
-              </v:shapetype>
-              <v:shape id="_x0000_i84" o:spid="_x0000_s84" type="#_x0000_t75" style="width:147.77pt;height:33.00pt;mso-wrap-distance-left:0.00pt;mso-wrap-distance-top:0.00pt;mso-wrap-distance-right:0.00pt;mso-wrap-distance-bottom:0.00pt;z-index:1;" stroked="false">
-                <v:imagedata r:id="rId65" o:title=""/>
-                <o:lock v:ext="edit" rotation="t"/>
-              </v:shape>
-            </w:pict>
-          </mc:Fallback>
-        </mc:AlternateContent>
+        <w:drawing>
+          <wp:inline distT="0" distB="0" distL="0" distR="0" wp14:anchorId="5BC0B9D1" wp14:editId="0BA56AF5">
+            <wp:extent cx="1876687" cy="419158"/>
+            <wp:effectExtent l="0" t="0" r="9525" b="0"/>
+            <wp:docPr id="28" name="Рисунок 11"/>
+            <wp:cNvGraphicFramePr>
+              <a:graphicFrameLocks xmlns:a="http://schemas.openxmlformats.org/drawingml/2006/main" noChangeAspect="1"/>
+            </wp:cNvGraphicFramePr>
+            <a:graphic xmlns:a="http://schemas.openxmlformats.org/drawingml/2006/main">
+              <a:graphicData uri="http://schemas.openxmlformats.org/drawingml/2006/picture">
+                <pic:pic xmlns:pic="http://schemas.openxmlformats.org/drawingml/2006/picture">
+                  <pic:nvPicPr>
+                    <pic:cNvPr id="304577762" name=""/>
+                    <pic:cNvPicPr>
+                      <a:picLocks noChangeAspect="1"/>
+                    </pic:cNvPicPr>
+                  </pic:nvPicPr>
+                  <pic:blipFill rotWithShape="1">
+                    <a:blip r:embed="rId49"/>
+                    <a:stretch/>
+                  </pic:blipFill>
+                  <pic:spPr bwMode="auto">
+                    <a:xfrm>
+                      <a:off x="0" y="0"/>
+                      <a:ext cx="1876685" cy="419157"/>
+                    </a:xfrm>
+                    <a:prstGeom prst="rect">
+                      <a:avLst/>
+                    </a:prstGeom>
+                  </pic:spPr>
+                </pic:pic>
+              </a:graphicData>
+            </a:graphic>
+          </wp:inline>
+        </w:drawing>
       </w:r>
       <w:r>
         <w:rPr>
@@ -11259,87 +9971,75 @@
     </w:p>
     <w:p>
       <w:pPr>
-        <w:spacing w:line="360" w:lineRule="auto"/>
+        <w:spacing w:after="0" w:line="360" w:lineRule="auto"/>
+        <w:ind w:firstLine="709"/>
         <w:jc w:val="center"/>
-        <w:rPr>
-          <w:rFonts w:eastAsia="Nimbus Roman"/>
-          <w:szCs w:val="28"/>
-        </w:rPr>
-      </w:pPr>
-      <w:r>
-        <w:rPr>
-          <w:szCs w:val="28"/>
-          <w:highlight w:val="yellow"/>
-        </w:rPr>
-        <w:t xml:space="preserve">Зоб = </w:t>
-      </w:r>
-      <w:r>
-        <w:rPr>
-          <w:szCs w:val="28"/>
-          <w:highlight w:val="yellow"/>
+      </w:pPr>
+      <w:r>
+        <w:rPr>
+          <w:rStyle w:val="mord"/>
+        </w:rPr>
+        <w:t>Зоб</w:t>
+      </w:r>
+      <w:r>
+        <w:rPr>
+          <w:rStyle w:val="mrel"/>
+        </w:rPr>
+        <w:t>=</w:t>
+      </w:r>
+      <w:r>
+        <w:rPr>
+          <w:rStyle w:val="mord"/>
         </w:rPr>
         <w:t>2806</w:t>
       </w:r>
       <w:r>
         <w:rPr>
-          <w:szCs w:val="28"/>
-          <w:highlight w:val="yellow"/>
-        </w:rPr>
-        <w:t xml:space="preserve"> +</w:t>
-      </w:r>
-      <w:r>
-        <w:rPr>
-          <w:rFonts w:eastAsia="Times New Roman"/>
-          <w:szCs w:val="28"/>
-          <w:highlight w:val="yellow"/>
-        </w:rPr>
-        <w:t xml:space="preserve"> </w:t>
-      </w:r>
-      <w:proofErr w:type="spellStart"/>
-      <w:r>
-        <w:rPr>
-          <w:rFonts w:eastAsia="Times New Roman"/>
-          <w:szCs w:val="28"/>
-          <w:highlight w:val="yellow"/>
-        </w:rPr>
-        <w:t>Зпер</w:t>
-      </w:r>
-      <w:proofErr w:type="spellEnd"/>
-      <w:r>
-        <w:rPr>
-          <w:rFonts w:eastAsia="Times New Roman"/>
-          <w:szCs w:val="28"/>
-          <w:highlight w:val="yellow"/>
-        </w:rPr>
-        <w:t xml:space="preserve"> </w:t>
-      </w:r>
-      <w:r>
-        <w:rPr>
-          <w:szCs w:val="28"/>
-          <w:highlight w:val="yellow"/>
-        </w:rPr>
-        <w:t xml:space="preserve">= </w:t>
-      </w:r>
-      <w:r>
-        <w:rPr>
-          <w:szCs w:val="28"/>
-          <w:highlight w:val="yellow"/>
-        </w:rPr>
-        <w:t xml:space="preserve"> .. </w:t>
-      </w:r>
-      <w:r>
-        <w:rPr>
-          <w:szCs w:val="28"/>
-          <w:highlight w:val="yellow"/>
-        </w:rPr>
-        <w:t xml:space="preserve"> </w:t>
-      </w:r>
-      <w:r>
-        <w:rPr>
-          <w:szCs w:val="28"/>
-          <w:highlight w:val="yellow"/>
-        </w:rPr>
-        <w:t>руб.</w:t>
+          <w:rStyle w:val="mbin"/>
+        </w:rPr>
+        <w:t>+</w:t>
+      </w:r>
+      <w:r>
+        <w:rPr>
+          <w:rStyle w:val="mord"/>
+        </w:rPr>
+        <w:t>166474</w:t>
+      </w:r>
+      <w:r>
+        <w:rPr>
+          <w:rStyle w:val="mpunct"/>
+        </w:rPr>
+        <w:t>,</w:t>
+      </w:r>
+      <w:r>
+        <w:rPr>
+          <w:rStyle w:val="mord"/>
+        </w:rPr>
+        <w:t>74</w:t>
+      </w:r>
+      <w:r>
+        <w:rPr>
+          <w:rStyle w:val="mrel"/>
+        </w:rPr>
+        <w:t>=</w:t>
+      </w:r>
+      <w:r>
+        <w:rPr>
+          <w:rStyle w:val="mord"/>
+        </w:rPr>
+        <w:t>169280</w:t>
+      </w:r>
+      <w:r>
+        <w:rPr>
+          <w:rStyle w:val="mpunct"/>
+        </w:rPr>
+        <w:t>,</w:t>
+      </w:r>
+      <w:r>
+        <w:rPr>
+          <w:rStyle w:val="mord"/>
+        </w:rPr>
+        <w:t>74 руб.</w:t>
       </w:r>
     </w:p>
     <w:p>
@@ -11447,6 +10147,7 @@
                 <w:sz w:val="28"/>
                 <w:szCs w:val="28"/>
               </w:rPr>
+              <w:lastRenderedPageBreak/>
               <w:t>Вид</w:t>
             </w:r>
             <w:proofErr w:type="spellEnd"/>
@@ -11682,6 +10383,9 @@
                 <w:szCs w:val="28"/>
               </w:rPr>
             </w:pPr>
+            <w:r>
+              <w:t>1,66%</w:t>
+            </w:r>
           </w:p>
         </w:tc>
       </w:tr>
@@ -11730,16 +10434,13 @@
                 <w:szCs w:val="28"/>
               </w:rPr>
             </w:pPr>
-            <w:proofErr w:type="spellStart"/>
             <w:r>
               <w:rPr>
                 <w:rFonts w:eastAsia="Times New Roman"/>
                 <w:szCs w:val="28"/>
-                <w:highlight w:val="yellow"/>
-              </w:rPr>
-              <w:t>Зпер</w:t>
-            </w:r>
-            <w:proofErr w:type="spellEnd"/>
+              </w:rPr>
+              <w:t>166474,74</w:t>
+            </w:r>
           </w:p>
         </w:tc>
         <w:tc>
@@ -11755,6 +10456,9 @@
                 <w:szCs w:val="28"/>
               </w:rPr>
             </w:pPr>
+            <w:r>
+              <w:t>98,34%</w:t>
+            </w:r>
           </w:p>
         </w:tc>
       </w:tr>
@@ -11803,6 +10507,9 @@
                 <w:szCs w:val="28"/>
               </w:rPr>
             </w:pPr>
+            <w:r>
+              <w:t>169280,74</w:t>
+            </w:r>
           </w:p>
         </w:tc>
         <w:tc>
@@ -11839,13 +10546,6 @@
           <w:szCs w:val="28"/>
         </w:rPr>
       </w:pPr>
-      <w:r>
-        <w:rPr>
-          <w:rFonts w:eastAsia="Times New Roman"/>
-          <w:szCs w:val="28"/>
-        </w:rPr>
-        <w:t>В таблице 9 показано процентное соотношение всех категорий затрат на разработку программного модуля.</w:t>
-      </w:r>
     </w:p>
     <w:p>
       <w:pPr>
@@ -11862,8 +10562,37 @@
           <w:rFonts w:eastAsia="Times New Roman"/>
           <w:szCs w:val="28"/>
         </w:rPr>
+        <w:t>В таблице 9 показано процентное соотношение всех категорий затрат на разработку программного модуля.</w:t>
+      </w:r>
+    </w:p>
+    <w:p>
+      <w:pPr>
+        <w:spacing w:after="0" w:line="360" w:lineRule="auto"/>
+        <w:ind w:firstLine="709"/>
+        <w:jc w:val="both"/>
+        <w:rPr>
+          <w:rFonts w:eastAsia="Times New Roman"/>
+          <w:szCs w:val="28"/>
+        </w:rPr>
+      </w:pPr>
+      <w:r>
+        <w:rPr>
+          <w:rFonts w:eastAsia="Times New Roman"/>
+          <w:szCs w:val="28"/>
+        </w:rPr>
         <w:t>Таблица 9 – Соотношение категорий затрат на разработку программного модуля</w:t>
       </w:r>
+    </w:p>
+    <w:p>
+      <w:pPr>
+        <w:spacing w:after="0" w:line="360" w:lineRule="auto"/>
+        <w:ind w:firstLine="709"/>
+        <w:jc w:val="both"/>
+        <w:rPr>
+          <w:rFonts w:eastAsia="Times New Roman"/>
+          <w:szCs w:val="28"/>
+        </w:rPr>
+      </w:pPr>
     </w:p>
     <w:tbl>
       <w:tblPr>
@@ -11890,7 +10619,7 @@
         </w:trPr>
         <w:tc>
           <w:tcPr>
-            <w:tcW w:w="4449" w:type="dxa"/>
+            <w:tcW w:w="4445" w:type="dxa"/>
           </w:tcPr>
           <w:p>
             <w:pPr>
@@ -11937,7 +10666,7 @@
         </w:tc>
         <w:tc>
           <w:tcPr>
-            <w:tcW w:w="2527" w:type="dxa"/>
+            <w:tcW w:w="2524" w:type="dxa"/>
           </w:tcPr>
           <w:p>
             <w:pPr>
@@ -12000,7 +10729,7 @@
         </w:tc>
         <w:tc>
           <w:tcPr>
-            <w:tcW w:w="2933" w:type="dxa"/>
+            <w:tcW w:w="2929" w:type="dxa"/>
           </w:tcPr>
           <w:p>
             <w:pPr>
@@ -12060,7 +10789,7 @@
         </w:trPr>
         <w:tc>
           <w:tcPr>
-            <w:tcW w:w="4449" w:type="dxa"/>
+            <w:tcW w:w="4445" w:type="dxa"/>
           </w:tcPr>
           <w:p>
             <w:pPr>
@@ -12107,7 +10836,7 @@
         </w:tc>
         <w:tc>
           <w:tcPr>
-            <w:tcW w:w="2527" w:type="dxa"/>
+            <w:tcW w:w="2524" w:type="dxa"/>
           </w:tcPr>
           <w:p>
             <w:pPr>
@@ -12129,7 +10858,7 @@
         </w:tc>
         <w:tc>
           <w:tcPr>
-            <w:tcW w:w="2933" w:type="dxa"/>
+            <w:tcW w:w="2929" w:type="dxa"/>
           </w:tcPr>
           <w:p>
             <w:pPr>
@@ -12140,6 +10869,24 @@
                 <w:szCs w:val="28"/>
               </w:rPr>
             </w:pPr>
+            <w:r>
+              <w:rPr>
+                <w:rStyle w:val="mord"/>
+              </w:rPr>
+              <w:t>1</w:t>
+            </w:r>
+            <w:r>
+              <w:rPr>
+                <w:rStyle w:val="mpunct"/>
+              </w:rPr>
+              <w:t>,</w:t>
+            </w:r>
+            <w:r>
+              <w:rPr>
+                <w:rStyle w:val="mord"/>
+              </w:rPr>
+              <w:t>39%</w:t>
+            </w:r>
           </w:p>
         </w:tc>
       </w:tr>
@@ -12149,7 +10896,7 @@
         </w:trPr>
         <w:tc>
           <w:tcPr>
-            <w:tcW w:w="4449" w:type="dxa"/>
+            <w:tcW w:w="4445" w:type="dxa"/>
           </w:tcPr>
           <w:p>
             <w:pPr>
@@ -12234,7 +10981,7 @@
         </w:tc>
         <w:tc>
           <w:tcPr>
-            <w:tcW w:w="2527" w:type="dxa"/>
+            <w:tcW w:w="2524" w:type="dxa"/>
           </w:tcPr>
           <w:p>
             <w:pPr>
@@ -12246,17 +10993,13 @@
               </w:rPr>
             </w:pPr>
             <w:r>
-              <w:rPr>
-                <w:szCs w:val="28"/>
-                <w:highlight w:val="yellow"/>
-              </w:rPr>
-              <w:t>ЗП</w:t>
+              <w:t>115 575</w:t>
             </w:r>
           </w:p>
         </w:tc>
         <w:tc>
           <w:tcPr>
-            <w:tcW w:w="2933" w:type="dxa"/>
+            <w:tcW w:w="2929" w:type="dxa"/>
           </w:tcPr>
           <w:p>
             <w:pPr>
@@ -12267,6 +11010,24 @@
                 <w:szCs w:val="28"/>
               </w:rPr>
             </w:pPr>
+            <w:r>
+              <w:rPr>
+                <w:rStyle w:val="mord"/>
+              </w:rPr>
+              <w:t>68</w:t>
+            </w:r>
+            <w:r>
+              <w:rPr>
+                <w:rStyle w:val="mpunct"/>
+              </w:rPr>
+              <w:t>,</w:t>
+            </w:r>
+            <w:r>
+              <w:rPr>
+                <w:rStyle w:val="mord"/>
+              </w:rPr>
+              <w:t>27%</w:t>
+            </w:r>
           </w:p>
         </w:tc>
       </w:tr>
@@ -12276,7 +11037,7 @@
         </w:trPr>
         <w:tc>
           <w:tcPr>
-            <w:tcW w:w="4449" w:type="dxa"/>
+            <w:tcW w:w="4445" w:type="dxa"/>
             <w:tcBorders>
               <w:bottom w:val="single" w:sz="6" w:space="0" w:color="000000"/>
             </w:tcBorders>
@@ -12345,7 +11106,7 @@
         </w:tc>
         <w:tc>
           <w:tcPr>
-            <w:tcW w:w="2527" w:type="dxa"/>
+            <w:tcW w:w="2524" w:type="dxa"/>
             <w:tcBorders>
               <w:bottom w:val="single" w:sz="6" w:space="0" w:color="000000"/>
             </w:tcBorders>
@@ -12361,32 +11122,14 @@
                 <w:lang w:val="ru-RU"/>
               </w:rPr>
             </w:pPr>
-            <w:proofErr w:type="spellStart"/>
-            <w:r>
-              <w:rPr>
-                <w:rFonts w:eastAsia="Nimbus Roman" w:cs="Times New Roman"/>
-                <w:szCs w:val="28"/>
-                <w:highlight w:val="yellow"/>
-                <w:lang w:val="ru-RU"/>
-              </w:rPr>
-              <w:t>З</w:t>
-            </w:r>
-            <w:r>
-              <w:rPr>
-                <w:rFonts w:eastAsia="Nimbus Roman" w:cs="Times New Roman"/>
-                <w:szCs w:val="28"/>
-                <w:highlight w:val="yellow"/>
-                <w:vertAlign w:val="subscript"/>
-                <w:lang w:val="ru-RU"/>
-              </w:rPr>
-              <w:t>сс</w:t>
-            </w:r>
-            <w:proofErr w:type="spellEnd"/>
+            <w:r>
+              <w:t>34 672,5</w:t>
+            </w:r>
           </w:p>
         </w:tc>
         <w:tc>
           <w:tcPr>
-            <w:tcW w:w="2933" w:type="dxa"/>
+            <w:tcW w:w="2929" w:type="dxa"/>
             <w:tcBorders>
               <w:bottom w:val="single" w:sz="6" w:space="0" w:color="000000"/>
             </w:tcBorders>
@@ -12400,6 +11143,24 @@
                 <w:szCs w:val="28"/>
               </w:rPr>
             </w:pPr>
+            <w:r>
+              <w:rPr>
+                <w:rStyle w:val="mord"/>
+              </w:rPr>
+              <w:t>20</w:t>
+            </w:r>
+            <w:r>
+              <w:rPr>
+                <w:rStyle w:val="mpunct"/>
+              </w:rPr>
+              <w:t>,</w:t>
+            </w:r>
+            <w:r>
+              <w:rPr>
+                <w:rStyle w:val="mord"/>
+              </w:rPr>
+              <w:t>48%</w:t>
+            </w:r>
           </w:p>
         </w:tc>
       </w:tr>
@@ -12409,7 +11170,7 @@
         </w:trPr>
         <w:tc>
           <w:tcPr>
-            <w:tcW w:w="4449" w:type="dxa"/>
+            <w:tcW w:w="4445" w:type="dxa"/>
             <w:tcBorders>
               <w:top w:val="single" w:sz="6" w:space="0" w:color="000000"/>
             </w:tcBorders>
@@ -12459,7 +11220,7 @@
         </w:tc>
         <w:tc>
           <w:tcPr>
-            <w:tcW w:w="2527" w:type="dxa"/>
+            <w:tcW w:w="2524" w:type="dxa"/>
             <w:tcBorders>
               <w:top w:val="single" w:sz="6" w:space="0" w:color="000000"/>
             </w:tcBorders>
@@ -12475,37 +11236,13 @@
               </w:rPr>
             </w:pPr>
             <w:r>
-              <w:rPr>
-                <w:rFonts w:eastAsia="Nimbus Roman" w:cs="Times New Roman"/>
-                <w:szCs w:val="28"/>
-                <w:highlight w:val="yellow"/>
-                <w:lang w:val="ru-RU"/>
-              </w:rPr>
-              <w:t>З</w:t>
-            </w:r>
-            <w:r>
-              <w:rPr>
-                <w:rFonts w:eastAsia="Nimbus Roman" w:cs="Times New Roman"/>
-                <w:szCs w:val="28"/>
-                <w:highlight w:val="yellow"/>
-                <w:vertAlign w:val="subscript"/>
-                <w:lang w:val="ru-RU"/>
-              </w:rPr>
-              <w:t>ам</w:t>
-            </w:r>
-            <w:r>
-              <w:rPr>
-                <w:rFonts w:eastAsia="Nimbus Roman" w:cs="Times New Roman"/>
-                <w:szCs w:val="28"/>
-                <w:highlight w:val="yellow"/>
-              </w:rPr>
-              <w:t xml:space="preserve"> </w:t>
+              <w:t>2245</w:t>
             </w:r>
           </w:p>
         </w:tc>
         <w:tc>
           <w:tcPr>
-            <w:tcW w:w="2933" w:type="dxa"/>
+            <w:tcW w:w="2929" w:type="dxa"/>
             <w:tcBorders>
               <w:top w:val="single" w:sz="6" w:space="0" w:color="000000"/>
             </w:tcBorders>
@@ -12519,6 +11256,24 @@
                 <w:szCs w:val="28"/>
               </w:rPr>
             </w:pPr>
+            <w:r>
+              <w:rPr>
+                <w:rStyle w:val="mord"/>
+              </w:rPr>
+              <w:t>1</w:t>
+            </w:r>
+            <w:r>
+              <w:rPr>
+                <w:rStyle w:val="mpunct"/>
+              </w:rPr>
+              <w:t>,</w:t>
+            </w:r>
+            <w:r>
+              <w:rPr>
+                <w:rStyle w:val="mord"/>
+              </w:rPr>
+              <w:t>33%</w:t>
+            </w:r>
           </w:p>
         </w:tc>
       </w:tr>
@@ -12528,7 +11283,7 @@
         </w:trPr>
         <w:tc>
           <w:tcPr>
-            <w:tcW w:w="4449" w:type="dxa"/>
+            <w:tcW w:w="4445" w:type="dxa"/>
           </w:tcPr>
           <w:p>
             <w:pPr>
@@ -12575,7 +11330,7 @@
         </w:tc>
         <w:tc>
           <w:tcPr>
-            <w:tcW w:w="2527" w:type="dxa"/>
+            <w:tcW w:w="2524" w:type="dxa"/>
           </w:tcPr>
           <w:p>
             <w:pPr>
@@ -12588,32 +11343,14 @@
                 <w:lang w:val="ru-RU"/>
               </w:rPr>
             </w:pPr>
-            <w:proofErr w:type="spellStart"/>
-            <w:r>
-              <w:rPr>
-                <w:rFonts w:eastAsia="Nimbus Roman" w:cs="Times New Roman"/>
-                <w:szCs w:val="28"/>
-                <w:highlight w:val="yellow"/>
-                <w:lang w:val="ru-RU"/>
-              </w:rPr>
-              <w:t>З</w:t>
-            </w:r>
-            <w:r>
-              <w:rPr>
-                <w:rFonts w:eastAsia="Nimbus Roman" w:cs="Times New Roman"/>
-                <w:szCs w:val="28"/>
-                <w:highlight w:val="yellow"/>
-                <w:vertAlign w:val="subscript"/>
-                <w:lang w:val="ru-RU"/>
-              </w:rPr>
-              <w:t>рем</w:t>
-            </w:r>
-            <w:proofErr w:type="spellEnd"/>
+            <w:r>
+              <w:t>561</w:t>
+            </w:r>
           </w:p>
         </w:tc>
         <w:tc>
           <w:tcPr>
-            <w:tcW w:w="2933" w:type="dxa"/>
+            <w:tcW w:w="2929" w:type="dxa"/>
           </w:tcPr>
           <w:p>
             <w:pPr>
@@ -12624,6 +11361,24 @@
                 <w:szCs w:val="28"/>
               </w:rPr>
             </w:pPr>
+            <w:r>
+              <w:rPr>
+                <w:rStyle w:val="mord"/>
+              </w:rPr>
+              <w:t>0</w:t>
+            </w:r>
+            <w:r>
+              <w:rPr>
+                <w:rStyle w:val="mpunct"/>
+              </w:rPr>
+              <w:t>,</w:t>
+            </w:r>
+            <w:r>
+              <w:rPr>
+                <w:rStyle w:val="mord"/>
+              </w:rPr>
+              <w:t>33%</w:t>
+            </w:r>
           </w:p>
         </w:tc>
       </w:tr>
@@ -12633,7 +11388,7 @@
         </w:trPr>
         <w:tc>
           <w:tcPr>
-            <w:tcW w:w="4449" w:type="dxa"/>
+            <w:tcW w:w="4445" w:type="dxa"/>
           </w:tcPr>
           <w:p>
             <w:pPr>
@@ -12661,7 +11416,7 @@
         </w:tc>
         <w:tc>
           <w:tcPr>
-            <w:tcW w:w="2527" w:type="dxa"/>
+            <w:tcW w:w="2524" w:type="dxa"/>
           </w:tcPr>
           <w:p>
             <w:pPr>
@@ -12674,32 +11429,14 @@
                 <w:lang w:val="ru-RU"/>
               </w:rPr>
             </w:pPr>
-            <w:proofErr w:type="spellStart"/>
-            <w:r>
-              <w:rPr>
-                <w:rFonts w:eastAsia="Nimbus Roman" w:cs="Times New Roman"/>
-                <w:szCs w:val="28"/>
-                <w:highlight w:val="yellow"/>
-                <w:lang w:val="ru-RU"/>
-              </w:rPr>
-              <w:t>Р</w:t>
-            </w:r>
-            <w:r>
-              <w:rPr>
-                <w:rFonts w:eastAsia="Nimbus Roman" w:cs="Times New Roman"/>
-                <w:szCs w:val="28"/>
-                <w:highlight w:val="yellow"/>
-                <w:vertAlign w:val="subscript"/>
-                <w:lang w:val="ru-RU"/>
-              </w:rPr>
-              <w:t>н</w:t>
-            </w:r>
-            <w:proofErr w:type="spellEnd"/>
+            <w:r>
+              <w:t>13 869</w:t>
+            </w:r>
           </w:p>
         </w:tc>
         <w:tc>
           <w:tcPr>
-            <w:tcW w:w="2933" w:type="dxa"/>
+            <w:tcW w:w="2929" w:type="dxa"/>
           </w:tcPr>
           <w:p>
             <w:pPr>
@@ -12710,6 +11447,24 @@
                 <w:szCs w:val="28"/>
               </w:rPr>
             </w:pPr>
+            <w:r>
+              <w:rPr>
+                <w:rStyle w:val="mord"/>
+              </w:rPr>
+              <w:t>8</w:t>
+            </w:r>
+            <w:r>
+              <w:rPr>
+                <w:rStyle w:val="mpunct"/>
+              </w:rPr>
+              <w:t>,</w:t>
+            </w:r>
+            <w:r>
+              <w:rPr>
+                <w:rStyle w:val="mord"/>
+              </w:rPr>
+              <w:t>19%</w:t>
+            </w:r>
           </w:p>
         </w:tc>
       </w:tr>
@@ -12719,7 +11474,7 @@
         </w:trPr>
         <w:tc>
           <w:tcPr>
-            <w:tcW w:w="4449" w:type="dxa"/>
+            <w:tcW w:w="4445" w:type="dxa"/>
           </w:tcPr>
           <w:p>
             <w:pPr>
@@ -12747,7 +11502,7 @@
         </w:tc>
         <w:tc>
           <w:tcPr>
-            <w:tcW w:w="2527" w:type="dxa"/>
+            <w:tcW w:w="2524" w:type="dxa"/>
           </w:tcPr>
           <w:p>
             <w:pPr>
@@ -12760,29 +11515,13 @@
               </w:rPr>
             </w:pPr>
             <w:r>
-              <w:rPr>
-                <w:rFonts w:eastAsia="Nimbus Roman" w:cs="Times New Roman"/>
-                <w:szCs w:val="28"/>
-                <w:highlight w:val="yellow"/>
-                <w:lang w:val="ru-RU"/>
-              </w:rPr>
-              <w:t>З</w:t>
-            </w:r>
-            <w:r>
-              <w:rPr>
-                <w:rFonts w:eastAsia="Nimbus Roman" w:cs="Times New Roman"/>
-                <w:szCs w:val="28"/>
-                <w:highlight w:val="yellow"/>
-                <w:vertAlign w:val="subscript"/>
-                <w:lang w:val="ru-RU"/>
-              </w:rPr>
-              <w:t>об</w:t>
+              <w:t>169 280,74</w:t>
             </w:r>
           </w:p>
         </w:tc>
         <w:tc>
           <w:tcPr>
-            <w:tcW w:w="2933" w:type="dxa"/>
+            <w:tcW w:w="2929" w:type="dxa"/>
           </w:tcPr>
           <w:p>
             <w:pPr>
@@ -12815,6 +11554,17 @@
         </w:rPr>
       </w:pPr>
       <w:bookmarkStart w:id="10" w:name="_Hlk128412103"/>
+    </w:p>
+    <w:p>
+      <w:pPr>
+        <w:spacing w:after="0" w:line="360" w:lineRule="auto"/>
+        <w:ind w:firstLine="709"/>
+        <w:jc w:val="both"/>
+        <w:rPr>
+          <w:rFonts w:eastAsia="Times New Roman"/>
+          <w:szCs w:val="28"/>
+        </w:rPr>
+      </w:pPr>
       <w:r>
         <w:rPr>
           <w:rFonts w:eastAsia="Times New Roman"/>
@@ -12857,76 +11607,45 @@
           <w:szCs w:val="28"/>
           <w:lang w:eastAsia="ru-RU"/>
         </w:rPr>
-        <mc:AlternateContent>
-          <mc:Choice Requires="wpg">
-            <w:drawing>
-              <wp:inline distT="0" distB="0" distL="0" distR="0" wp14:anchorId="3B55EB3C" wp14:editId="6A2E39DB">
-                <wp:extent cx="810895" cy="421640"/>
-                <wp:effectExtent l="0" t="0" r="8255" b="0"/>
-                <wp:docPr id="29" name="Рисунок 46" descr="https://konspekta.net/megaobuchalkaru/imgbaza/baza14/8190227292689.files/image086.gif"/>
-                <wp:cNvGraphicFramePr>
-                  <a:graphicFrameLocks xmlns:a="http://schemas.openxmlformats.org/drawingml/2006/main" noChangeAspect="1"/>
-                </wp:cNvGraphicFramePr>
-                <a:graphic xmlns:a="http://schemas.openxmlformats.org/drawingml/2006/main">
-                  <a:graphicData uri="http://schemas.openxmlformats.org/drawingml/2006/picture">
-                    <pic:pic xmlns:pic="http://schemas.openxmlformats.org/drawingml/2006/picture">
-                      <pic:nvPicPr>
-                        <pic:cNvPr id="1368187713" name="image3.png" descr="https://konspekta.net/megaobuchalkaru/imgbaza/baza14/8190227292689.files/image086.gif"/>
-                        <pic:cNvPicPr>
-                          <a:picLocks noChangeAspect="1"/>
-                        </pic:cNvPicPr>
-                      </pic:nvPicPr>
-                      <pic:blipFill rotWithShape="1">
-                        <a:blip r:embed="rId66"/>
-                        <a:stretch/>
-                      </pic:blipFill>
-                      <pic:spPr bwMode="auto">
-                        <a:xfrm>
-                          <a:off x="0" y="0"/>
-                          <a:ext cx="810892" cy="421637"/>
-                        </a:xfrm>
-                        <a:prstGeom prst="rect">
-                          <a:avLst/>
-                        </a:prstGeom>
-                        <a:noFill/>
-                        <a:ln>
-                          <a:noFill/>
-                        </a:ln>
-                      </pic:spPr>
-                    </pic:pic>
-                  </a:graphicData>
-                </a:graphic>
-              </wp:inline>
-            </w:drawing>
-          </mc:Choice>
-          <mc:Fallback xmlns:a="http://schemas.openxmlformats.org/drawingml/2006/main">
-            <w:pict>
-              <v:shapetype id="_x0000_t75" coordsize="21600,21600" o:spt="75" o:preferrelative="t" path="m@4@5l@4@11@9@11@9@5xe" filled="f" stroked="f">
-                <v:stroke joinstyle="miter"/>
-                <v:formulas>
-                  <v:f eqn="if lineDrawn pixelLineWidth 0"/>
-                  <v:f eqn="sum @0 1 0"/>
-                  <v:f eqn="sum 0 0 @1"/>
-                  <v:f eqn="prod @2 1 2"/>
-                  <v:f eqn="prod @3 21600 pixelWidth"/>
-                  <v:f eqn="prod @3 21600 pixelHeight"/>
-                  <v:f eqn="sum @0 0 1"/>
-                  <v:f eqn="prod @6 1 2"/>
-                  <v:f eqn="prod @7 21600 pixelWidth"/>
-                  <v:f eqn="sum @8 21600 0"/>
-                  <v:f eqn="prod @7 21600 pixelHeight"/>
-                  <v:f eqn="sum @10 21600 0"/>
-                </v:formulas>
-                <v:path o:extrusionok="f" gradientshapeok="t" o:connecttype="rect"/>
-                <o:lock v:ext="edit" aspectratio="t"/>
-              </v:shapetype>
-              <v:shape id="_x0000_i85" o:spid="_x0000_s85" type="#_x0000_t75" style="width:63.85pt;height:33.20pt;mso-wrap-distance-left:0.00pt;mso-wrap-distance-top:0.00pt;mso-wrap-distance-right:0.00pt;mso-wrap-distance-bottom:0.00pt;z-index:1;" stroked="f">
-                <v:imagedata r:id="rId67" o:title=""/>
-                <o:lock v:ext="edit" rotation="t"/>
-              </v:shape>
-            </w:pict>
-          </mc:Fallback>
-        </mc:AlternateContent>
+        <w:drawing>
+          <wp:inline distT="0" distB="0" distL="0" distR="0" wp14:anchorId="6404FF49" wp14:editId="2EC27BE5">
+            <wp:extent cx="810895" cy="421640"/>
+            <wp:effectExtent l="0" t="0" r="8255" b="0"/>
+            <wp:docPr id="29" name="Рисунок 46" descr="https://konspekta.net/megaobuchalkaru/imgbaza/baza14/8190227292689.files/image086.gif"/>
+            <wp:cNvGraphicFramePr>
+              <a:graphicFrameLocks xmlns:a="http://schemas.openxmlformats.org/drawingml/2006/main" noChangeAspect="1"/>
+            </wp:cNvGraphicFramePr>
+            <a:graphic xmlns:a="http://schemas.openxmlformats.org/drawingml/2006/main">
+              <a:graphicData uri="http://schemas.openxmlformats.org/drawingml/2006/picture">
+                <pic:pic xmlns:pic="http://schemas.openxmlformats.org/drawingml/2006/picture">
+                  <pic:nvPicPr>
+                    <pic:cNvPr id="1368187713" name="image3.png" descr="https://konspekta.net/megaobuchalkaru/imgbaza/baza14/8190227292689.files/image086.gif"/>
+                    <pic:cNvPicPr>
+                      <a:picLocks noChangeAspect="1"/>
+                    </pic:cNvPicPr>
+                  </pic:nvPicPr>
+                  <pic:blipFill rotWithShape="1">
+                    <a:blip r:embed="rId50"/>
+                    <a:stretch/>
+                  </pic:blipFill>
+                  <pic:spPr bwMode="auto">
+                    <a:xfrm>
+                      <a:off x="0" y="0"/>
+                      <a:ext cx="810892" cy="421637"/>
+                    </a:xfrm>
+                    <a:prstGeom prst="rect">
+                      <a:avLst/>
+                    </a:prstGeom>
+                    <a:noFill/>
+                    <a:ln>
+                      <a:noFill/>
+                    </a:ln>
+                  </pic:spPr>
+                </pic:pic>
+              </a:graphicData>
+            </a:graphic>
+          </wp:inline>
+        </w:drawing>
       </w:r>
       <w:r>
         <w:rPr>
@@ -12977,76 +11696,45 @@
           <w:szCs w:val="28"/>
           <w:lang w:eastAsia="ru-RU"/>
         </w:rPr>
-        <mc:AlternateContent>
-          <mc:Choice Requires="wpg">
-            <w:drawing>
-              <wp:inline distT="0" distB="0" distL="0" distR="0" wp14:anchorId="0A6E7754" wp14:editId="4AE49327">
-                <wp:extent cx="191135" cy="182880"/>
-                <wp:effectExtent l="0" t="0" r="0" b="7620"/>
-                <wp:docPr id="30" name="Рисунок 50" descr="https://konspekta.net/megaobuchalkaru/imgbaza/baza14/8190227292689.files/image088.gif"/>
-                <wp:cNvGraphicFramePr>
-                  <a:graphicFrameLocks xmlns:a="http://schemas.openxmlformats.org/drawingml/2006/main" noChangeAspect="1"/>
-                </wp:cNvGraphicFramePr>
-                <a:graphic xmlns:a="http://schemas.openxmlformats.org/drawingml/2006/main">
-                  <a:graphicData uri="http://schemas.openxmlformats.org/drawingml/2006/picture">
-                    <pic:pic xmlns:pic="http://schemas.openxmlformats.org/drawingml/2006/picture">
-                      <pic:nvPicPr>
-                        <pic:cNvPr id="1583143299" name="image4.png" descr="https://konspekta.net/megaobuchalkaru/imgbaza/baza14/8190227292689.files/image088.gif"/>
-                        <pic:cNvPicPr>
-                          <a:picLocks noChangeAspect="1"/>
-                        </pic:cNvPicPr>
-                      </pic:nvPicPr>
-                      <pic:blipFill rotWithShape="1">
-                        <a:blip r:embed="rId68"/>
-                        <a:stretch/>
-                      </pic:blipFill>
-                      <pic:spPr bwMode="auto">
-                        <a:xfrm>
-                          <a:off x="0" y="0"/>
-                          <a:ext cx="191132" cy="182880"/>
-                        </a:xfrm>
-                        <a:prstGeom prst="rect">
-                          <a:avLst/>
-                        </a:prstGeom>
-                        <a:noFill/>
-                        <a:ln>
-                          <a:noFill/>
-                        </a:ln>
-                      </pic:spPr>
-                    </pic:pic>
-                  </a:graphicData>
-                </a:graphic>
-              </wp:inline>
-            </w:drawing>
-          </mc:Choice>
-          <mc:Fallback xmlns:a="http://schemas.openxmlformats.org/drawingml/2006/main">
-            <w:pict>
-              <v:shapetype id="_x0000_t75" coordsize="21600,21600" o:spt="75" o:preferrelative="t" path="m@4@5l@4@11@9@11@9@5xe" filled="f" stroked="f">
-                <v:stroke joinstyle="miter"/>
-                <v:formulas>
-                  <v:f eqn="if lineDrawn pixelLineWidth 0"/>
-                  <v:f eqn="sum @0 1 0"/>
-                  <v:f eqn="sum 0 0 @1"/>
-                  <v:f eqn="prod @2 1 2"/>
-                  <v:f eqn="prod @3 21600 pixelWidth"/>
-                  <v:f eqn="prod @3 21600 pixelHeight"/>
-                  <v:f eqn="sum @0 0 1"/>
-                  <v:f eqn="prod @6 1 2"/>
-                  <v:f eqn="prod @7 21600 pixelWidth"/>
-                  <v:f eqn="sum @8 21600 0"/>
-                  <v:f eqn="prod @7 21600 pixelHeight"/>
-                  <v:f eqn="sum @10 21600 0"/>
-                </v:formulas>
-                <v:path o:extrusionok="f" gradientshapeok="t" o:connecttype="rect"/>
-                <o:lock v:ext="edit" aspectratio="t"/>
-              </v:shapetype>
-              <v:shape id="_x0000_i86" o:spid="_x0000_s86" type="#_x0000_t75" style="width:15.05pt;height:14.40pt;mso-wrap-distance-left:0.00pt;mso-wrap-distance-top:0.00pt;mso-wrap-distance-right:0.00pt;mso-wrap-distance-bottom:0.00pt;z-index:1;" stroked="f">
-                <v:imagedata r:id="rId69" o:title=""/>
-                <o:lock v:ext="edit" rotation="t"/>
-              </v:shape>
-            </w:pict>
-          </mc:Fallback>
-        </mc:AlternateContent>
+        <w:drawing>
+          <wp:inline distT="0" distB="0" distL="0" distR="0" wp14:anchorId="7617DB00" wp14:editId="0C3994E6">
+            <wp:extent cx="191135" cy="182880"/>
+            <wp:effectExtent l="0" t="0" r="0" b="7620"/>
+            <wp:docPr id="30" name="Рисунок 50" descr="https://konspekta.net/megaobuchalkaru/imgbaza/baza14/8190227292689.files/image088.gif"/>
+            <wp:cNvGraphicFramePr>
+              <a:graphicFrameLocks xmlns:a="http://schemas.openxmlformats.org/drawingml/2006/main" noChangeAspect="1"/>
+            </wp:cNvGraphicFramePr>
+            <a:graphic xmlns:a="http://schemas.openxmlformats.org/drawingml/2006/main">
+              <a:graphicData uri="http://schemas.openxmlformats.org/drawingml/2006/picture">
+                <pic:pic xmlns:pic="http://schemas.openxmlformats.org/drawingml/2006/picture">
+                  <pic:nvPicPr>
+                    <pic:cNvPr id="1583143299" name="image4.png" descr="https://konspekta.net/megaobuchalkaru/imgbaza/baza14/8190227292689.files/image088.gif"/>
+                    <pic:cNvPicPr>
+                      <a:picLocks noChangeAspect="1"/>
+                    </pic:cNvPicPr>
+                  </pic:nvPicPr>
+                  <pic:blipFill rotWithShape="1">
+                    <a:blip r:embed="rId51"/>
+                    <a:stretch/>
+                  </pic:blipFill>
+                  <pic:spPr bwMode="auto">
+                    <a:xfrm>
+                      <a:off x="0" y="0"/>
+                      <a:ext cx="191132" cy="182880"/>
+                    </a:xfrm>
+                    <a:prstGeom prst="rect">
+                      <a:avLst/>
+                    </a:prstGeom>
+                    <a:noFill/>
+                    <a:ln>
+                      <a:noFill/>
+                    </a:ln>
+                  </pic:spPr>
+                </pic:pic>
+              </a:graphicData>
+            </a:graphic>
+          </wp:inline>
+        </w:drawing>
       </w:r>
       <w:r>
         <w:rPr>
@@ -13072,76 +11760,45 @@
           <w:szCs w:val="28"/>
           <w:lang w:eastAsia="ru-RU"/>
         </w:rPr>
-        <mc:AlternateContent>
-          <mc:Choice Requires="wpg">
-            <w:drawing>
-              <wp:inline distT="0" distB="0" distL="0" distR="0" wp14:anchorId="3DEE1D81" wp14:editId="72EEABA3">
-                <wp:extent cx="238760" cy="238760"/>
-                <wp:effectExtent l="0" t="0" r="8890" b="8890"/>
-                <wp:docPr id="31" name="Рисунок 54" descr="https://konspekta.net/megaobuchalkaru/imgbaza/baza14/8190227292689.files/image090.gif"/>
-                <wp:cNvGraphicFramePr>
-                  <a:graphicFrameLocks xmlns:a="http://schemas.openxmlformats.org/drawingml/2006/main" noChangeAspect="1"/>
-                </wp:cNvGraphicFramePr>
-                <a:graphic xmlns:a="http://schemas.openxmlformats.org/drawingml/2006/main">
-                  <a:graphicData uri="http://schemas.openxmlformats.org/drawingml/2006/picture">
-                    <pic:pic xmlns:pic="http://schemas.openxmlformats.org/drawingml/2006/picture">
-                      <pic:nvPicPr>
-                        <pic:cNvPr id="2036596175" name="image5.png" descr="https://konspekta.net/megaobuchalkaru/imgbaza/baza14/8190227292689.files/image090.gif"/>
-                        <pic:cNvPicPr>
-                          <a:picLocks noChangeAspect="1"/>
-                        </pic:cNvPicPr>
-                      </pic:nvPicPr>
-                      <pic:blipFill rotWithShape="1">
-                        <a:blip r:embed="rId70"/>
-                        <a:stretch/>
-                      </pic:blipFill>
-                      <pic:spPr bwMode="auto">
-                        <a:xfrm>
-                          <a:off x="0" y="0"/>
-                          <a:ext cx="238758" cy="238758"/>
-                        </a:xfrm>
-                        <a:prstGeom prst="rect">
-                          <a:avLst/>
-                        </a:prstGeom>
-                        <a:noFill/>
-                        <a:ln>
-                          <a:noFill/>
-                        </a:ln>
-                      </pic:spPr>
-                    </pic:pic>
-                  </a:graphicData>
-                </a:graphic>
-              </wp:inline>
-            </w:drawing>
-          </mc:Choice>
-          <mc:Fallback xmlns:a="http://schemas.openxmlformats.org/drawingml/2006/main">
-            <w:pict>
-              <v:shapetype id="_x0000_t75" coordsize="21600,21600" o:spt="75" o:preferrelative="t" path="m@4@5l@4@11@9@11@9@5xe" filled="f" stroked="f">
-                <v:stroke joinstyle="miter"/>
-                <v:formulas>
-                  <v:f eqn="if lineDrawn pixelLineWidth 0"/>
-                  <v:f eqn="sum @0 1 0"/>
-                  <v:f eqn="sum 0 0 @1"/>
-                  <v:f eqn="prod @2 1 2"/>
-                  <v:f eqn="prod @3 21600 pixelWidth"/>
-                  <v:f eqn="prod @3 21600 pixelHeight"/>
-                  <v:f eqn="sum @0 0 1"/>
-                  <v:f eqn="prod @6 1 2"/>
-                  <v:f eqn="prod @7 21600 pixelWidth"/>
-                  <v:f eqn="sum @8 21600 0"/>
-                  <v:f eqn="prod @7 21600 pixelHeight"/>
-                  <v:f eqn="sum @10 21600 0"/>
-                </v:formulas>
-                <v:path o:extrusionok="f" gradientshapeok="t" o:connecttype="rect"/>
-                <o:lock v:ext="edit" aspectratio="t"/>
-              </v:shapetype>
-              <v:shape id="_x0000_i87" o:spid="_x0000_s87" type="#_x0000_t75" style="width:18.80pt;height:18.80pt;mso-wrap-distance-left:0.00pt;mso-wrap-distance-top:0.00pt;mso-wrap-distance-right:0.00pt;mso-wrap-distance-bottom:0.00pt;z-index:1;" stroked="f">
-                <v:imagedata r:id="rId71" o:title=""/>
-                <o:lock v:ext="edit" rotation="t"/>
-              </v:shape>
-            </w:pict>
-          </mc:Fallback>
-        </mc:AlternateContent>
+        <w:drawing>
+          <wp:inline distT="0" distB="0" distL="0" distR="0" wp14:anchorId="181205D0" wp14:editId="0675B044">
+            <wp:extent cx="238760" cy="238760"/>
+            <wp:effectExtent l="0" t="0" r="8890" b="8890"/>
+            <wp:docPr id="31" name="Рисунок 54" descr="https://konspekta.net/megaobuchalkaru/imgbaza/baza14/8190227292689.files/image090.gif"/>
+            <wp:cNvGraphicFramePr>
+              <a:graphicFrameLocks xmlns:a="http://schemas.openxmlformats.org/drawingml/2006/main" noChangeAspect="1"/>
+            </wp:cNvGraphicFramePr>
+            <a:graphic xmlns:a="http://schemas.openxmlformats.org/drawingml/2006/main">
+              <a:graphicData uri="http://schemas.openxmlformats.org/drawingml/2006/picture">
+                <pic:pic xmlns:pic="http://schemas.openxmlformats.org/drawingml/2006/picture">
+                  <pic:nvPicPr>
+                    <pic:cNvPr id="2036596175" name="image5.png" descr="https://konspekta.net/megaobuchalkaru/imgbaza/baza14/8190227292689.files/image090.gif"/>
+                    <pic:cNvPicPr>
+                      <a:picLocks noChangeAspect="1"/>
+                    </pic:cNvPicPr>
+                  </pic:nvPicPr>
+                  <pic:blipFill rotWithShape="1">
+                    <a:blip r:embed="rId52"/>
+                    <a:stretch/>
+                  </pic:blipFill>
+                  <pic:spPr bwMode="auto">
+                    <a:xfrm>
+                      <a:off x="0" y="0"/>
+                      <a:ext cx="238758" cy="238758"/>
+                    </a:xfrm>
+                    <a:prstGeom prst="rect">
+                      <a:avLst/>
+                    </a:prstGeom>
+                    <a:noFill/>
+                    <a:ln>
+                      <a:noFill/>
+                    </a:ln>
+                  </pic:spPr>
+                </pic:pic>
+              </a:graphicData>
+            </a:graphic>
+          </wp:inline>
+        </w:drawing>
       </w:r>
       <w:r>
         <w:rPr>
@@ -13167,76 +11824,46 @@
           <w:szCs w:val="28"/>
           <w:lang w:eastAsia="ru-RU"/>
         </w:rPr>
-        <mc:AlternateContent>
-          <mc:Choice Requires="wpg">
-            <w:drawing>
-              <wp:inline distT="0" distB="0" distL="0" distR="0" wp14:anchorId="493B7AE2" wp14:editId="09E614E2">
-                <wp:extent cx="174625" cy="207010"/>
-                <wp:effectExtent l="0" t="0" r="0" b="2540"/>
-                <wp:docPr id="32" name="Рисунок 55" descr="https://konspekta.net/megaobuchalkaru/imgbaza/baza14/8190227292689.files/image092.gif"/>
-                <wp:cNvGraphicFramePr>
-                  <a:graphicFrameLocks xmlns:a="http://schemas.openxmlformats.org/drawingml/2006/main" noChangeAspect="1"/>
-                </wp:cNvGraphicFramePr>
-                <a:graphic xmlns:a="http://schemas.openxmlformats.org/drawingml/2006/main">
-                  <a:graphicData uri="http://schemas.openxmlformats.org/drawingml/2006/picture">
-                    <pic:pic xmlns:pic="http://schemas.openxmlformats.org/drawingml/2006/picture">
-                      <pic:nvPicPr>
-                        <pic:cNvPr id="2015649597" name="image6.png" descr="https://konspekta.net/megaobuchalkaru/imgbaza/baza14/8190227292689.files/image092.gif"/>
-                        <pic:cNvPicPr>
-                          <a:picLocks noChangeAspect="1"/>
-                        </pic:cNvPicPr>
-                      </pic:nvPicPr>
-                      <pic:blipFill rotWithShape="1">
-                        <a:blip r:embed="rId72"/>
-                        <a:stretch/>
-                      </pic:blipFill>
-                      <pic:spPr bwMode="auto">
-                        <a:xfrm>
-                          <a:off x="0" y="0"/>
-                          <a:ext cx="174622" cy="207009"/>
-                        </a:xfrm>
-                        <a:prstGeom prst="rect">
-                          <a:avLst/>
-                        </a:prstGeom>
-                        <a:noFill/>
-                        <a:ln>
-                          <a:noFill/>
-                        </a:ln>
-                      </pic:spPr>
-                    </pic:pic>
-                  </a:graphicData>
-                </a:graphic>
-              </wp:inline>
-            </w:drawing>
-          </mc:Choice>
-          <mc:Fallback xmlns:a="http://schemas.openxmlformats.org/drawingml/2006/main">
-            <w:pict>
-              <v:shapetype id="_x0000_t75" coordsize="21600,21600" o:spt="75" o:preferrelative="t" path="m@4@5l@4@11@9@11@9@5xe" filled="f" stroked="f">
-                <v:stroke joinstyle="miter"/>
-                <v:formulas>
-                  <v:f eqn="if lineDrawn pixelLineWidth 0"/>
-                  <v:f eqn="sum @0 1 0"/>
-                  <v:f eqn="sum 0 0 @1"/>
-                  <v:f eqn="prod @2 1 2"/>
-                  <v:f eqn="prod @3 21600 pixelWidth"/>
-                  <v:f eqn="prod @3 21600 pixelHeight"/>
-                  <v:f eqn="sum @0 0 1"/>
-                  <v:f eqn="prod @6 1 2"/>
-                  <v:f eqn="prod @7 21600 pixelWidth"/>
-                  <v:f eqn="sum @8 21600 0"/>
-                  <v:f eqn="prod @7 21600 pixelHeight"/>
-                  <v:f eqn="sum @10 21600 0"/>
-                </v:formulas>
-                <v:path o:extrusionok="f" gradientshapeok="t" o:connecttype="rect"/>
-                <o:lock v:ext="edit" aspectratio="t"/>
-              </v:shapetype>
-              <v:shape id="_x0000_i88" o:spid="_x0000_s88" type="#_x0000_t75" style="width:13.75pt;height:16.30pt;mso-wrap-distance-left:0.00pt;mso-wrap-distance-top:0.00pt;mso-wrap-distance-right:0.00pt;mso-wrap-distance-bottom:0.00pt;z-index:1;" stroked="f">
-                <v:imagedata r:id="rId73" o:title=""/>
-                <o:lock v:ext="edit" rotation="t"/>
-              </v:shape>
-            </w:pict>
-          </mc:Fallback>
-        </mc:AlternateContent>
+        <w:lastRenderedPageBreak/>
+        <w:drawing>
+          <wp:inline distT="0" distB="0" distL="0" distR="0" wp14:anchorId="6BF7E0EA" wp14:editId="1F7C6466">
+            <wp:extent cx="174625" cy="207010"/>
+            <wp:effectExtent l="0" t="0" r="0" b="2540"/>
+            <wp:docPr id="32" name="Рисунок 55" descr="https://konspekta.net/megaobuchalkaru/imgbaza/baza14/8190227292689.files/image092.gif"/>
+            <wp:cNvGraphicFramePr>
+              <a:graphicFrameLocks xmlns:a="http://schemas.openxmlformats.org/drawingml/2006/main" noChangeAspect="1"/>
+            </wp:cNvGraphicFramePr>
+            <a:graphic xmlns:a="http://schemas.openxmlformats.org/drawingml/2006/main">
+              <a:graphicData uri="http://schemas.openxmlformats.org/drawingml/2006/picture">
+                <pic:pic xmlns:pic="http://schemas.openxmlformats.org/drawingml/2006/picture">
+                  <pic:nvPicPr>
+                    <pic:cNvPr id="2015649597" name="image6.png" descr="https://konspekta.net/megaobuchalkaru/imgbaza/baza14/8190227292689.files/image092.gif"/>
+                    <pic:cNvPicPr>
+                      <a:picLocks noChangeAspect="1"/>
+                    </pic:cNvPicPr>
+                  </pic:nvPicPr>
+                  <pic:blipFill rotWithShape="1">
+                    <a:blip r:embed="rId53"/>
+                    <a:stretch/>
+                  </pic:blipFill>
+                  <pic:spPr bwMode="auto">
+                    <a:xfrm>
+                      <a:off x="0" y="0"/>
+                      <a:ext cx="174622" cy="207009"/>
+                    </a:xfrm>
+                    <a:prstGeom prst="rect">
+                      <a:avLst/>
+                    </a:prstGeom>
+                    <a:noFill/>
+                    <a:ln>
+                      <a:noFill/>
+                    </a:ln>
+                  </pic:spPr>
+                </pic:pic>
+              </a:graphicData>
+            </a:graphic>
+          </wp:inline>
+        </w:drawing>
       </w:r>
       <w:r>
         <w:rPr>
@@ -13259,78 +11886,34 @@
     </w:p>
     <w:p>
       <w:pPr>
-        <w:spacing w:line="360" w:lineRule="auto"/>
-        <w:jc w:val="center"/>
-        <w:rPr>
-          <w:rFonts w:eastAsia="Nimbus Roman"/>
-          <w:szCs w:val="28"/>
-        </w:rPr>
-      </w:pPr>
-      <w:r>
-        <w:rPr>
-          <w:rFonts w:eastAsia="Times New Roman"/>
-          <w:szCs w:val="28"/>
-        </w:rPr>
-        <w:t xml:space="preserve">П = 10% * </w:t>
-      </w:r>
-      <w:r>
-        <w:rPr>
-          <w:szCs w:val="28"/>
-        </w:rPr>
-        <w:t>З</w:t>
-      </w:r>
-      <w:r>
-        <w:rPr>
-          <w:szCs w:val="28"/>
-          <w:vertAlign w:val="subscript"/>
-        </w:rPr>
-        <w:t>об</w:t>
-      </w:r>
-      <w:r>
-        <w:rPr>
-          <w:rFonts w:eastAsia="Times New Roman"/>
-          <w:szCs w:val="28"/>
-        </w:rPr>
-        <w:t xml:space="preserve">/ 100% = </w:t>
-      </w:r>
-      <w:r>
-        <w:rPr>
-          <w:rFonts w:eastAsia="Times New Roman"/>
-          <w:szCs w:val="28"/>
-        </w:rPr>
-        <w:t>..</w:t>
-      </w:r>
-      <w:r>
-        <w:rPr>
-          <w:rFonts w:eastAsia="Times New Roman"/>
-          <w:szCs w:val="28"/>
-        </w:rPr>
-        <w:t xml:space="preserve"> </w:t>
-      </w:r>
-      <w:r>
-        <w:rPr>
-          <w:rFonts w:eastAsia="Times New Roman"/>
-          <w:szCs w:val="28"/>
-        </w:rPr>
-        <w:t>р</w:t>
-      </w:r>
-      <w:r>
-        <w:rPr>
-          <w:rFonts w:eastAsia="Times New Roman"/>
-          <w:szCs w:val="28"/>
-        </w:rPr>
-        <w:t>уб.</w:t>
-      </w:r>
-    </w:p>
-    <w:p>
-      <w:pPr>
         <w:spacing w:after="0"/>
         <w:ind w:firstLine="720"/>
-        <w:jc w:val="both"/>
-        <w:rPr>
-          <w:szCs w:val="28"/>
-        </w:rPr>
-      </w:pPr>
+        <w:jc w:val="center"/>
+        <w:rPr>
+          <w:szCs w:val="28"/>
+        </w:rPr>
+      </w:pPr>
+      <w:r>
+        <w:rPr>
+          <w:rFonts w:eastAsia="Times New Roman"/>
+          <w:szCs w:val="28"/>
+        </w:rPr>
+        <w:t>П=0,1</w:t>
+      </w:r>
+      <w:r>
+        <w:rPr>
+          <w:rFonts w:ascii="Cambria Math" w:eastAsia="Times New Roman" w:hAnsi="Cambria Math" w:cs="Cambria Math"/>
+          <w:szCs w:val="28"/>
+        </w:rPr>
+        <w:t>⋅</w:t>
+      </w:r>
+      <w:r>
+        <w:rPr>
+          <w:rFonts w:eastAsia="Times New Roman"/>
+          <w:szCs w:val="28"/>
+        </w:rPr>
+        <w:t>169280,74=16928,07 руб.</w:t>
+      </w:r>
     </w:p>
     <w:p>
       <w:pPr>
@@ -13347,7 +11930,7 @@
           <w:rFonts w:eastAsia="Times New Roman"/>
           <w:szCs w:val="28"/>
         </w:rPr>
-        <w:t>Далее следует рассчитать стоимость  автоматизированной информационной системы она будет соответствовать сумме себестоимости разработки, прибыли и налогам:</w:t>
+        <w:t>Далее следует рассчитать стоимость автоматизированной информационной системы она будет соответствовать сумме себестоимости разработки, прибыли и налогам:</w:t>
       </w:r>
     </w:p>
     <w:p>
@@ -13373,68 +11956,112 @@
         <w:ind w:firstLine="720"/>
         <w:jc w:val="center"/>
         <w:rPr>
-          <w:rFonts w:eastAsia="Times New Roman"/>
-          <w:szCs w:val="28"/>
-        </w:rPr>
-      </w:pPr>
-      <w:r>
-        <w:rPr>
-          <w:rFonts w:eastAsia="Times New Roman"/>
-          <w:szCs w:val="28"/>
-        </w:rPr>
-        <w:t>Ц=(</w:t>
-      </w:r>
-      <w:proofErr w:type="spellStart"/>
-      <w:r>
-        <w:rPr>
-          <w:szCs w:val="28"/>
-        </w:rPr>
-        <w:t>З</w:t>
-      </w:r>
-      <w:r>
-        <w:rPr>
-          <w:szCs w:val="28"/>
-          <w:vertAlign w:val="subscript"/>
-        </w:rPr>
-        <w:t>об</w:t>
-      </w:r>
-      <w:r>
-        <w:rPr>
-          <w:szCs w:val="28"/>
-        </w:rPr>
-        <w:t>+П</w:t>
-      </w:r>
-      <w:proofErr w:type="spellEnd"/>
-      <w:r>
-        <w:rPr>
-          <w:rFonts w:eastAsia="Times New Roman"/>
-          <w:szCs w:val="28"/>
-        </w:rPr>
-        <w:t>)×1,22=</w:t>
-      </w:r>
-      <w:r>
-        <w:rPr>
-          <w:rFonts w:eastAsia="Times New Roman"/>
-          <w:szCs w:val="28"/>
-        </w:rPr>
-        <w:t xml:space="preserve"> .. </w:t>
-      </w:r>
-      <w:r>
-        <w:rPr>
-          <w:rFonts w:eastAsia="Times New Roman"/>
-          <w:szCs w:val="28"/>
-        </w:rPr>
-        <w:t xml:space="preserve"> </w:t>
-      </w:r>
-      <w:proofErr w:type="spellStart"/>
-      <w:r>
-        <w:rPr>
-          <w:rFonts w:eastAsia="Times New Roman"/>
-          <w:szCs w:val="28"/>
-        </w:rPr>
-        <w:t>руб</w:t>
-      </w:r>
-      <w:proofErr w:type="spellEnd"/>
+          <w:rStyle w:val="mord"/>
+        </w:rPr>
+      </w:pPr>
+      <w:r>
+        <w:rPr>
+          <w:rStyle w:val="mord"/>
+        </w:rPr>
+        <w:t>Ц</w:t>
+      </w:r>
+      <w:r>
+        <w:rPr>
+          <w:rStyle w:val="mrel"/>
+        </w:rPr>
+        <w:t>=</w:t>
+      </w:r>
+      <w:r>
+        <w:rPr>
+          <w:rStyle w:val="mopen"/>
+        </w:rPr>
+        <w:t xml:space="preserve"> (</w:t>
+      </w:r>
+      <w:r>
+        <w:rPr>
+          <w:rStyle w:val="mord"/>
+        </w:rPr>
+        <w:t>169280</w:t>
+      </w:r>
+      <w:r>
+        <w:rPr>
+          <w:rStyle w:val="mpunct"/>
+        </w:rPr>
+        <w:t>,</w:t>
+      </w:r>
+      <w:r>
+        <w:rPr>
+          <w:rStyle w:val="mord"/>
+        </w:rPr>
+        <w:t>74</w:t>
+      </w:r>
+      <w:r>
+        <w:rPr>
+          <w:rStyle w:val="mbin"/>
+        </w:rPr>
+        <w:t>+</w:t>
+      </w:r>
+      <w:r>
+        <w:rPr>
+          <w:rStyle w:val="mord"/>
+        </w:rPr>
+        <w:t>16928</w:t>
+      </w:r>
+      <w:r>
+        <w:rPr>
+          <w:rStyle w:val="mpunct"/>
+        </w:rPr>
+        <w:t>,</w:t>
+      </w:r>
+      <w:r>
+        <w:rPr>
+          <w:rStyle w:val="mord"/>
+        </w:rPr>
+        <w:t>07</w:t>
+      </w:r>
+      <w:r>
+        <w:rPr>
+          <w:rStyle w:val="mclose"/>
+        </w:rPr>
+        <w:t>)</w:t>
+      </w:r>
+      <w:r>
+        <w:rPr>
+          <w:rStyle w:val="mbin"/>
+          <w:rFonts w:ascii="Cambria Math" w:hAnsi="Cambria Math" w:cs="Cambria Math"/>
+        </w:rPr>
+        <w:t xml:space="preserve"> ⋅</w:t>
+      </w:r>
+      <w:r>
+        <w:rPr>
+          <w:rStyle w:val="mord"/>
+        </w:rPr>
+        <w:t>1</w:t>
+      </w:r>
+      <w:r>
+        <w:rPr>
+          <w:rStyle w:val="mpunct"/>
+        </w:rPr>
+        <w:t>,</w:t>
+      </w:r>
+      <w:r>
+        <w:rPr>
+          <w:rStyle w:val="mord"/>
+        </w:rPr>
+        <w:t>22=227174</w:t>
+      </w:r>
+      <w:r>
+        <w:rPr>
+          <w:rStyle w:val="mpunct"/>
+        </w:rPr>
+        <w:t>,</w:t>
+      </w:r>
+      <w:r>
+        <w:rPr>
+          <w:rStyle w:val="mord"/>
+        </w:rPr>
+        <w:t>75 руб.</w:t>
+      </w:r>
     </w:p>
     <w:p>
       <w:pPr>
@@ -13455,7 +12082,7 @@
           <w:szCs w:val="28"/>
         </w:rPr>
       </w:pPr>
-      <w:bookmarkStart w:id="11" w:name="_Toc223639658"/>
+      <w:bookmarkStart w:id="11" w:name="_Toc223785695"/>
       <w:r>
         <w:rPr>
           <w:szCs w:val="28"/>
@@ -13546,19 +12173,329 @@
           <w:right w:val="none" w:sz="4" w:space="0" w:color="000000"/>
         </w:pBdr>
         <w:spacing w:after="0" w:line="360" w:lineRule="auto"/>
+        <w:jc w:val="center"/>
+        <w:rPr>
+          <w:rFonts w:eastAsia="Times New Roman"/>
+          <w:szCs w:val="28"/>
+        </w:rPr>
+      </w:pPr>
+      <w:proofErr w:type="spellStart"/>
+      <w:r>
+        <w:rPr>
+          <w:rFonts w:eastAsia="Times New Roman"/>
+          <w:szCs w:val="28"/>
+        </w:rPr>
+        <w:t>Δt</w:t>
+      </w:r>
+      <w:proofErr w:type="spellEnd"/>
+      <w:r>
+        <w:rPr>
+          <w:rFonts w:eastAsia="Times New Roman"/>
+          <w:szCs w:val="28"/>
+        </w:rPr>
+        <w:t>=3−0,5=2,5 ч/</w:t>
+      </w:r>
+      <w:proofErr w:type="spellStart"/>
+      <w:r>
+        <w:rPr>
+          <w:rFonts w:eastAsia="Times New Roman"/>
+          <w:szCs w:val="28"/>
+        </w:rPr>
+        <w:t>нед</w:t>
+      </w:r>
+      <w:proofErr w:type="spellEnd"/>
+      <w:r>
+        <w:rPr>
+          <w:rFonts w:eastAsia="Times New Roman"/>
+          <w:szCs w:val="28"/>
+        </w:rPr>
+        <w:t>.</w:t>
+      </w:r>
+    </w:p>
+    <w:p>
+      <w:pPr>
+        <w:spacing w:after="0" w:line="360" w:lineRule="auto"/>
         <w:ind w:firstLine="709"/>
         <w:jc w:val="both"/>
         <w:rPr>
           <w:rFonts w:eastAsia="Times New Roman"/>
           <w:szCs w:val="28"/>
-        </w:rPr>
-      </w:pPr>
-      <w:r>
-        <w:rPr>
-          <w:rFonts w:eastAsia="Times New Roman"/>
-          <w:szCs w:val="28"/>
-        </w:rPr>
-        <w:t>Прямая экономия трудозатрат</w:t>
+          <w:lang w:eastAsia="ru-RU"/>
+        </w:rPr>
+      </w:pPr>
+      <w:r>
+        <w:rPr>
+          <w:rFonts w:eastAsia="Times New Roman"/>
+          <w:szCs w:val="28"/>
+          <w:lang w:eastAsia="ru-RU"/>
+        </w:rPr>
+        <w:t>Так как в работе с системой участвует команда из 5 разработчиков, а средняя стоимость одного часа рабочего времени составляет 250 руб./ч, годовой экономический эффект рассчитывается по формуле:</w:t>
+      </w:r>
+    </w:p>
+    <w:p>
+      <w:pPr>
+        <w:spacing w:after="0" w:line="360" w:lineRule="auto"/>
+        <w:jc w:val="center"/>
+        <w:rPr>
+          <w:rFonts w:eastAsia="Times New Roman"/>
+          <w:szCs w:val="28"/>
+          <w:lang w:eastAsia="ru-RU"/>
+        </w:rPr>
+      </w:pPr>
+      <w:r>
+        <w:rPr>
+          <w:rFonts w:eastAsia="Times New Roman"/>
+          <w:szCs w:val="28"/>
+          <w:lang w:eastAsia="ru-RU"/>
+        </w:rPr>
+        <w:t>Э</w:t>
+      </w:r>
+      <w:r>
+        <w:rPr>
+          <w:rFonts w:eastAsia="Times New Roman"/>
+          <w:szCs w:val="28"/>
+          <w:lang w:eastAsia="ru-RU"/>
+        </w:rPr>
+        <w:t>=Δt</w:t>
+      </w:r>
+      <w:r>
+        <w:rPr>
+          <w:rFonts w:ascii="Cambria Math" w:eastAsia="Times New Roman" w:hAnsi="Cambria Math" w:cs="Cambria Math"/>
+          <w:szCs w:val="28"/>
+          <w:lang w:eastAsia="ru-RU"/>
+        </w:rPr>
+        <w:t>⋅</w:t>
+      </w:r>
+      <w:r>
+        <w:rPr>
+          <w:rFonts w:eastAsia="Times New Roman"/>
+          <w:szCs w:val="28"/>
+          <w:lang w:eastAsia="ru-RU"/>
+        </w:rPr>
+        <w:t>C</w:t>
+      </w:r>
+      <w:r>
+        <w:rPr>
+          <w:rFonts w:ascii="Cambria Math" w:eastAsia="Times New Roman" w:hAnsi="Cambria Math" w:cs="Cambria Math"/>
+          <w:szCs w:val="28"/>
+          <w:lang w:eastAsia="ru-RU"/>
+        </w:rPr>
+        <w:t>⋅</w:t>
+      </w:r>
+      <w:r>
+        <w:rPr>
+          <w:rFonts w:eastAsia="Times New Roman"/>
+          <w:szCs w:val="28"/>
+          <w:lang w:eastAsia="ru-RU"/>
+        </w:rPr>
+        <w:t>N</w:t>
+      </w:r>
+      <w:r>
+        <w:rPr>
+          <w:rFonts w:ascii="Cambria Math" w:eastAsia="Times New Roman" w:hAnsi="Cambria Math" w:cs="Cambria Math"/>
+          <w:szCs w:val="28"/>
+          <w:lang w:eastAsia="ru-RU"/>
+        </w:rPr>
+        <w:t>⋅</w:t>
+      </w:r>
+      <w:r>
+        <w:rPr>
+          <w:rFonts w:eastAsia="Times New Roman"/>
+          <w:szCs w:val="28"/>
+          <w:lang w:eastAsia="ru-RU"/>
+        </w:rPr>
+        <w:t>52</w:t>
+      </w:r>
+    </w:p>
+    <w:p>
+      <w:pPr>
+        <w:pStyle w:val="afa"/>
+        <w:spacing w:before="0" w:beforeAutospacing="0" w:after="0" w:afterAutospacing="0" w:line="360" w:lineRule="auto"/>
+        <w:ind w:left="708" w:firstLine="1"/>
+        <w:jc w:val="both"/>
+        <w:rPr>
+          <w:sz w:val="28"/>
+          <w:szCs w:val="28"/>
+        </w:rPr>
+      </w:pPr>
+      <w:r>
+        <w:rPr>
+          <w:sz w:val="28"/>
+          <w:szCs w:val="28"/>
+        </w:rPr>
+        <w:t>где:</w:t>
+      </w:r>
+    </w:p>
+    <w:p>
+      <w:pPr>
+        <w:pStyle w:val="afa"/>
+        <w:spacing w:before="0" w:beforeAutospacing="0" w:after="0" w:afterAutospacing="0" w:line="360" w:lineRule="auto"/>
+        <w:ind w:left="708" w:firstLine="1"/>
+        <w:jc w:val="both"/>
+        <w:rPr>
+          <w:sz w:val="28"/>
+          <w:szCs w:val="28"/>
+        </w:rPr>
+      </w:pPr>
+      <w:proofErr w:type="spellStart"/>
+      <w:r>
+        <w:rPr>
+          <w:rStyle w:val="mord"/>
+          <w:sz w:val="28"/>
+          <w:szCs w:val="28"/>
+        </w:rPr>
+        <w:t>Δt</w:t>
+      </w:r>
+      <w:proofErr w:type="spellEnd"/>
+      <w:r>
+        <w:rPr>
+          <w:sz w:val="28"/>
+          <w:szCs w:val="28"/>
+        </w:rPr>
+        <w:t xml:space="preserve"> — экономия времени одного сотрудника в неделю, ч;</w:t>
+      </w:r>
+    </w:p>
+    <w:p>
+      <w:pPr>
+        <w:pStyle w:val="afa"/>
+        <w:spacing w:before="0" w:beforeAutospacing="0" w:after="0" w:afterAutospacing="0" w:line="360" w:lineRule="auto"/>
+        <w:ind w:firstLine="709"/>
+        <w:jc w:val="both"/>
+        <w:rPr>
+          <w:sz w:val="28"/>
+          <w:szCs w:val="28"/>
+        </w:rPr>
+      </w:pPr>
+      <w:r>
+        <w:rPr>
+          <w:sz w:val="28"/>
+          <w:szCs w:val="28"/>
+        </w:rPr>
+        <w:t>C — стоимость одного часа работы сотрудника, руб./ч;</w:t>
+      </w:r>
+    </w:p>
+    <w:p>
+      <w:pPr>
+        <w:pStyle w:val="afa"/>
+        <w:spacing w:before="0" w:beforeAutospacing="0" w:after="0" w:afterAutospacing="0" w:line="360" w:lineRule="auto"/>
+        <w:ind w:firstLine="709"/>
+        <w:jc w:val="both"/>
+        <w:rPr>
+          <w:sz w:val="28"/>
+          <w:szCs w:val="28"/>
+        </w:rPr>
+      </w:pPr>
+      <w:r>
+        <w:rPr>
+          <w:rStyle w:val="katex-mathml"/>
+          <w:sz w:val="28"/>
+          <w:szCs w:val="28"/>
+          <w:lang w:val="en-US"/>
+        </w:rPr>
+        <w:lastRenderedPageBreak/>
+        <w:t>N</w:t>
+      </w:r>
+      <w:r>
+        <w:rPr>
+          <w:sz w:val="28"/>
+          <w:szCs w:val="28"/>
+        </w:rPr>
+        <w:t xml:space="preserve"> — количество сотрудников;</w:t>
+      </w:r>
+    </w:p>
+    <w:p>
+      <w:pPr>
+        <w:pStyle w:val="afa"/>
+        <w:spacing w:before="0" w:beforeAutospacing="0" w:after="0" w:afterAutospacing="0" w:line="360" w:lineRule="auto"/>
+        <w:ind w:firstLine="709"/>
+        <w:jc w:val="both"/>
+        <w:rPr>
+          <w:sz w:val="28"/>
+          <w:szCs w:val="28"/>
+        </w:rPr>
+      </w:pPr>
+      <w:r>
+        <w:rPr>
+          <w:sz w:val="28"/>
+          <w:szCs w:val="28"/>
+        </w:rPr>
+        <w:t>52 — количество недель в году.</w:t>
+      </w:r>
+    </w:p>
+    <w:p>
+      <w:pPr>
+        <w:spacing w:after="0" w:line="360" w:lineRule="auto"/>
+        <w:ind w:firstLine="709"/>
+        <w:jc w:val="both"/>
+        <w:rPr>
+          <w:rFonts w:eastAsia="Times New Roman"/>
+          <w:szCs w:val="28"/>
+          <w:lang w:eastAsia="ru-RU"/>
+        </w:rPr>
+      </w:pPr>
+      <w:r>
+        <w:rPr>
+          <w:rFonts w:eastAsia="Times New Roman"/>
+          <w:szCs w:val="28"/>
+          <w:lang w:eastAsia="ru-RU"/>
+        </w:rPr>
+        <w:t>Э</w:t>
+      </w:r>
+      <w:r>
+        <w:rPr>
+          <w:rFonts w:eastAsia="Times New Roman"/>
+          <w:szCs w:val="28"/>
+          <w:lang w:eastAsia="ru-RU"/>
+        </w:rPr>
+        <w:t>=2,5</w:t>
+      </w:r>
+      <w:r>
+        <w:rPr>
+          <w:rFonts w:ascii="Cambria Math" w:eastAsia="Times New Roman" w:hAnsi="Cambria Math" w:cs="Cambria Math"/>
+          <w:szCs w:val="28"/>
+          <w:lang w:eastAsia="ru-RU"/>
+        </w:rPr>
+        <w:t>⋅</w:t>
+      </w:r>
+      <w:r>
+        <w:rPr>
+          <w:rFonts w:eastAsia="Times New Roman"/>
+          <w:szCs w:val="28"/>
+          <w:lang w:eastAsia="ru-RU"/>
+        </w:rPr>
+        <w:t>250</w:t>
+      </w:r>
+      <w:r>
+        <w:rPr>
+          <w:rFonts w:ascii="Cambria Math" w:eastAsia="Times New Roman" w:hAnsi="Cambria Math" w:cs="Cambria Math"/>
+          <w:szCs w:val="28"/>
+          <w:lang w:eastAsia="ru-RU"/>
+        </w:rPr>
+        <w:t>⋅</w:t>
+      </w:r>
+      <w:r>
+        <w:rPr>
+          <w:rFonts w:eastAsia="Times New Roman"/>
+          <w:szCs w:val="28"/>
+          <w:lang w:eastAsia="ru-RU"/>
+        </w:rPr>
+        <w:t>5</w:t>
+      </w:r>
+      <w:r>
+        <w:rPr>
+          <w:rFonts w:ascii="Cambria Math" w:eastAsia="Times New Roman" w:hAnsi="Cambria Math" w:cs="Cambria Math"/>
+          <w:szCs w:val="28"/>
+          <w:lang w:eastAsia="ru-RU"/>
+        </w:rPr>
+        <w:t>⋅</w:t>
+      </w:r>
+      <w:r>
+        <w:rPr>
+          <w:rFonts w:eastAsia="Times New Roman"/>
+          <w:szCs w:val="28"/>
+          <w:lang w:eastAsia="ru-RU"/>
+        </w:rPr>
+        <w:t xml:space="preserve">52=162500 руб. </w:t>
       </w:r>
     </w:p>
     <w:p>
@@ -13582,7 +12519,7 @@
           <w:rFonts w:eastAsia="Times New Roman"/>
           <w:szCs w:val="28"/>
         </w:rPr>
-        <w:t>Использование системы позволяет значительно сократить время поиска информации сотрудниками. В настоящее время сотрудники предприятия тратят значительное время на поиск документов, обращение к коллегам или техническим специалистам для получения необходимой информации.</w:t>
+        <w:t>Следовательно, годовой экономический эффект от внедрения системы управления корпоративной базой знаний составляет 162 500 руб. в год.</w:t>
       </w:r>
     </w:p>
     <w:p>
@@ -13606,7 +12543,7 @@
           <w:rFonts w:eastAsia="Times New Roman"/>
           <w:szCs w:val="28"/>
         </w:rPr>
-        <w:t>После внедрения системы управления корпоративной базой знаний сотрудники смогут получать ответы на вопросы через интеллектуальный чат-бот, который выполняет поиск по базе знаний и формирует ответ в диалоговом режиме. Это позволяет сократить время поиска информации примерно на 30–40%.</w:t>
+        <w:t>Снижение нагрузки на специалистов.</w:t>
       </w:r>
     </w:p>
     <w:p>
@@ -13630,7 +12567,7 @@
           <w:rFonts w:eastAsia="Times New Roman"/>
           <w:szCs w:val="28"/>
         </w:rPr>
-        <w:t>Снижение нагрузки на специалистов</w:t>
+        <w:t>До внедрения системы сотрудники часто обращались к более опытным специалистам за разъяснениями, повторно задавали типовые вопросы и тратили дополнительное время на уточнение рабочих инструкций. Внедрение единой базы знаний с чат-ботом позволяет сократить количество подобных обращений и перераспределить рабочее время специалистов на выполнение более сложных и приоритетных задач.</w:t>
       </w:r>
     </w:p>
     <w:p>
@@ -13654,8 +12591,7 @@
           <w:rFonts w:eastAsia="Times New Roman"/>
           <w:szCs w:val="28"/>
         </w:rPr>
-        <w:lastRenderedPageBreak/>
-        <w:t>До внедрения системы сотрудники часто обращаются к опытным специалистам или руководителям подразделений за консультациями. Наличие централизованной базы знаний позволяет аккумулировать накопленный опыт и снизить количество повторяющихся обращений, что уменьшает нагрузку на специалистов и позволяет им сосредоточиться на более сложных задачах.</w:t>
+        <w:t>Ускорение адаптации новых сотрудников.</w:t>
       </w:r>
     </w:p>
     <w:p>
@@ -13679,7 +12615,7 @@
           <w:rFonts w:eastAsia="Times New Roman"/>
           <w:szCs w:val="28"/>
         </w:rPr>
-        <w:t>Ускорение адаптации новых сотрудников</w:t>
+        <w:t>Наличие централизованной базы знаний и интеллектуального поиска способствует более быстрой адаптации новых работников. Сотрудники могут самостоятельно находить нужную информацию и получать ответы на вопросы в диалоговом режиме, что снижает нагрузку на наставников и сокращает время вхождения в рабочие процессы.</w:t>
       </w:r>
     </w:p>
     <w:p>
@@ -13703,7 +12639,327 @@
           <w:rFonts w:eastAsia="Times New Roman"/>
           <w:szCs w:val="28"/>
         </w:rPr>
-        <w:t>Корпоративная база знаний значительно упрощает процесс обучения и адаптации новых сотрудников. Новые работники могут самостоятельно получать необходимую информацию из системы, что сокращает время их адаптации и повышает общую производительность труда.</w:t>
+        <w:t xml:space="preserve">Инвестиции в проект равны рассчитанной себестоимости разработки: </w:t>
+      </w:r>
+    </w:p>
+    <w:p>
+      <w:pPr>
+        <w:spacing w:after="0" w:line="360" w:lineRule="auto"/>
+        <w:jc w:val="center"/>
+        <w:rPr>
+          <w:rFonts w:eastAsia="Times New Roman"/>
+          <w:szCs w:val="28"/>
+          <w:lang w:eastAsia="ru-RU"/>
+        </w:rPr>
+      </w:pPr>
+      <w:r>
+        <w:rPr>
+          <w:rFonts w:eastAsia="Times New Roman"/>
+          <w:szCs w:val="28"/>
+          <w:lang w:eastAsia="ru-RU"/>
+        </w:rPr>
+        <w:t>Z=169280,74 руб.</w:t>
+      </w:r>
+    </w:p>
+    <w:p>
+      <w:pPr>
+        <w:pStyle w:val="afa"/>
+        <w:spacing w:before="0" w:beforeAutospacing="0" w:after="0" w:afterAutospacing="0" w:line="360" w:lineRule="auto"/>
+        <w:ind w:firstLine="709"/>
+        <w:jc w:val="both"/>
+        <w:rPr>
+          <w:sz w:val="28"/>
+          <w:szCs w:val="28"/>
+        </w:rPr>
+      </w:pPr>
+      <w:r>
+        <w:rPr>
+          <w:sz w:val="28"/>
+          <w:szCs w:val="28"/>
+        </w:rPr>
+        <w:t>Коэффициент экономической эффективности определяется по формуле:</w:t>
+      </w:r>
+    </w:p>
+    <w:p>
+      <w:pPr>
+        <w:pBdr>
+          <w:top w:val="none" w:sz="4" w:space="0" w:color="000000"/>
+          <w:left w:val="none" w:sz="4" w:space="0" w:color="000000"/>
+          <w:bottom w:val="none" w:sz="4" w:space="0" w:color="000000"/>
+          <w:right w:val="none" w:sz="4" w:space="0" w:color="000000"/>
+        </w:pBdr>
+        <w:spacing w:after="0" w:line="360" w:lineRule="auto"/>
+        <w:jc w:val="center"/>
+        <w:rPr>
+          <w:rStyle w:val="mord"/>
+          <w:szCs w:val="28"/>
+        </w:rPr>
+      </w:pPr>
+      <w:r>
+        <w:rPr>
+          <w:rStyle w:val="mord"/>
+          <w:szCs w:val="28"/>
+        </w:rPr>
+        <w:t>k</w:t>
+      </w:r>
+      <w:r>
+        <w:rPr>
+          <w:rStyle w:val="mrel"/>
+          <w:szCs w:val="28"/>
+        </w:rPr>
+        <w:t>=</w:t>
+      </w:r>
+      <w:r>
+        <w:rPr>
+          <w:rStyle w:val="mord"/>
+          <w:szCs w:val="28"/>
+        </w:rPr>
+        <w:t>Э</w:t>
+      </w:r>
+      <w:r>
+        <w:rPr>
+          <w:rStyle w:val="mord"/>
+          <w:szCs w:val="28"/>
+        </w:rPr>
+        <w:t>/</w:t>
+      </w:r>
+      <w:r>
+        <w:rPr>
+          <w:rStyle w:val="mord"/>
+          <w:szCs w:val="28"/>
+          <w:lang w:val="en-US"/>
+        </w:rPr>
+        <w:t>Z</w:t>
+      </w:r>
+    </w:p>
+    <w:p>
+      <w:pPr>
+        <w:pBdr>
+          <w:top w:val="none" w:sz="4" w:space="0" w:color="000000"/>
+          <w:left w:val="none" w:sz="4" w:space="0" w:color="000000"/>
+          <w:bottom w:val="none" w:sz="4" w:space="0" w:color="000000"/>
+          <w:right w:val="none" w:sz="4" w:space="0" w:color="000000"/>
+        </w:pBdr>
+        <w:spacing w:after="0" w:line="360" w:lineRule="auto"/>
+        <w:jc w:val="center"/>
+        <w:rPr>
+          <w:rFonts w:eastAsia="Times New Roman"/>
+          <w:szCs w:val="28"/>
+        </w:rPr>
+      </w:pPr>
+      <w:r>
+        <w:rPr>
+          <w:rStyle w:val="mord"/>
+          <w:szCs w:val="28"/>
+        </w:rPr>
+        <w:t>k</w:t>
+      </w:r>
+      <w:r>
+        <w:rPr>
+          <w:rStyle w:val="mrel"/>
+          <w:szCs w:val="28"/>
+        </w:rPr>
+        <w:t>=</w:t>
+      </w:r>
+      <w:r>
+        <w:rPr>
+          <w:rStyle w:val="mord"/>
+          <w:szCs w:val="28"/>
+        </w:rPr>
+        <w:t>162500/169280</w:t>
+      </w:r>
+      <w:r>
+        <w:rPr>
+          <w:rStyle w:val="mpunct"/>
+          <w:szCs w:val="28"/>
+        </w:rPr>
+        <w:t>,</w:t>
+      </w:r>
+      <w:r>
+        <w:rPr>
+          <w:rStyle w:val="mord"/>
+          <w:szCs w:val="28"/>
+        </w:rPr>
+        <w:t>74</w:t>
+      </w:r>
+      <w:r>
+        <w:rPr>
+          <w:rStyle w:val="mrel"/>
+          <w:szCs w:val="28"/>
+        </w:rPr>
+        <w:t>=</w:t>
+      </w:r>
+      <w:r>
+        <w:rPr>
+          <w:rStyle w:val="mord"/>
+          <w:szCs w:val="28"/>
+        </w:rPr>
+        <w:t>0</w:t>
+      </w:r>
+      <w:r>
+        <w:rPr>
+          <w:rStyle w:val="mpunct"/>
+          <w:szCs w:val="28"/>
+        </w:rPr>
+        <w:t>,</w:t>
+      </w:r>
+      <w:r>
+        <w:rPr>
+          <w:rStyle w:val="mord"/>
+          <w:szCs w:val="28"/>
+        </w:rPr>
+        <w:t>96</w:t>
+      </w:r>
+    </w:p>
+    <w:p>
+      <w:pPr>
+        <w:pStyle w:val="afa"/>
+        <w:spacing w:before="0" w:beforeAutospacing="0" w:after="0" w:afterAutospacing="0" w:line="360" w:lineRule="auto"/>
+        <w:ind w:firstLine="709"/>
+        <w:jc w:val="both"/>
+        <w:rPr>
+          <w:sz w:val="28"/>
+          <w:szCs w:val="28"/>
+        </w:rPr>
+      </w:pPr>
+      <w:r>
+        <w:rPr>
+          <w:sz w:val="28"/>
+          <w:szCs w:val="28"/>
+        </w:rPr>
+        <w:t>Срок окупаемости проекта определяется по формуле:</w:t>
+      </w:r>
+    </w:p>
+    <w:p>
+      <w:pPr>
+        <w:pBdr>
+          <w:top w:val="none" w:sz="4" w:space="0" w:color="000000"/>
+          <w:left w:val="none" w:sz="4" w:space="0" w:color="000000"/>
+          <w:bottom w:val="none" w:sz="4" w:space="0" w:color="000000"/>
+          <w:right w:val="none" w:sz="4" w:space="0" w:color="000000"/>
+        </w:pBdr>
+        <w:spacing w:after="0" w:line="360" w:lineRule="auto"/>
+        <w:jc w:val="center"/>
+        <w:rPr>
+          <w:rStyle w:val="mord"/>
+          <w:szCs w:val="28"/>
+        </w:rPr>
+      </w:pPr>
+      <w:r>
+        <w:rPr>
+          <w:rStyle w:val="mord"/>
+          <w:szCs w:val="28"/>
+        </w:rPr>
+        <w:t>T</w:t>
+      </w:r>
+      <w:r>
+        <w:rPr>
+          <w:rStyle w:val="mrel"/>
+          <w:szCs w:val="28"/>
+        </w:rPr>
+        <w:t>=</w:t>
+      </w:r>
+      <w:r>
+        <w:rPr>
+          <w:rStyle w:val="mord"/>
+          <w:szCs w:val="28"/>
+        </w:rPr>
+        <w:t>Z</w:t>
+      </w:r>
+      <w:r>
+        <w:rPr>
+          <w:rStyle w:val="vlist-s"/>
+          <w:szCs w:val="28"/>
+        </w:rPr>
+        <w:t>/</w:t>
+      </w:r>
+      <w:bookmarkStart w:id="12" w:name="_GoBack"/>
+      <w:r>
+        <w:rPr>
+          <w:rStyle w:val="mord"/>
+          <w:szCs w:val="28"/>
+        </w:rPr>
+        <w:t>Э</w:t>
+      </w:r>
+      <w:bookmarkEnd w:id="12"/>
+    </w:p>
+    <w:p>
+      <w:pPr>
+        <w:pBdr>
+          <w:top w:val="none" w:sz="4" w:space="0" w:color="000000"/>
+          <w:left w:val="none" w:sz="4" w:space="0" w:color="000000"/>
+          <w:bottom w:val="none" w:sz="4" w:space="0" w:color="000000"/>
+          <w:right w:val="none" w:sz="4" w:space="0" w:color="000000"/>
+        </w:pBdr>
+        <w:spacing w:after="0" w:line="360" w:lineRule="auto"/>
+        <w:jc w:val="center"/>
+        <w:rPr>
+          <w:rStyle w:val="mord"/>
+          <w:szCs w:val="28"/>
+        </w:rPr>
+      </w:pPr>
+      <w:r>
+        <w:rPr>
+          <w:rStyle w:val="mord"/>
+          <w:szCs w:val="28"/>
+        </w:rPr>
+        <w:t>T</w:t>
+      </w:r>
+      <w:r>
+        <w:rPr>
+          <w:rStyle w:val="mrel"/>
+          <w:szCs w:val="28"/>
+        </w:rPr>
+        <w:t>=</w:t>
+      </w:r>
+      <w:r>
+        <w:rPr>
+          <w:rStyle w:val="mord"/>
+          <w:szCs w:val="28"/>
+        </w:rPr>
+        <w:t>169280</w:t>
+      </w:r>
+      <w:r>
+        <w:rPr>
+          <w:rStyle w:val="mpunct"/>
+          <w:szCs w:val="28"/>
+        </w:rPr>
+        <w:t>,</w:t>
+      </w:r>
+      <w:r>
+        <w:rPr>
+          <w:rStyle w:val="mord"/>
+          <w:szCs w:val="28"/>
+        </w:rPr>
+        <w:t>74/162500</w:t>
+      </w:r>
+      <w:r>
+        <w:rPr>
+          <w:rStyle w:val="mrel"/>
+          <w:szCs w:val="28"/>
+        </w:rPr>
+        <w:t>=</w:t>
+      </w:r>
+      <w:r>
+        <w:rPr>
+          <w:rStyle w:val="mord"/>
+          <w:szCs w:val="28"/>
+        </w:rPr>
+        <w:t>1</w:t>
+      </w:r>
+      <w:r>
+        <w:rPr>
+          <w:rStyle w:val="mpunct"/>
+          <w:szCs w:val="28"/>
+        </w:rPr>
+        <w:t>,</w:t>
+      </w:r>
+      <w:r>
+        <w:rPr>
+          <w:rStyle w:val="mord"/>
+          <w:szCs w:val="28"/>
+        </w:rPr>
+        <w:t>04 года</w:t>
       </w:r>
     </w:p>
     <w:p>
@@ -13727,7 +12983,7 @@
           <w:rFonts w:eastAsia="Times New Roman"/>
           <w:szCs w:val="28"/>
         </w:rPr>
-        <w:t>Оценка экономического эффекта</w:t>
+        <w:t>В таблице 10 приведены сводные показатели экономической эффективности проекта.</w:t>
       </w:r>
     </w:p>
     <w:p>
@@ -13751,7 +13007,7 @@
           <w:rFonts w:eastAsia="Times New Roman"/>
           <w:szCs w:val="28"/>
         </w:rPr>
-        <w:t>Для количественной оценки эффективности внедрения системы примем, что использование корпоративной базы знаний позволит сократить операционные затраты предприятия на обработку и поиск информации примерно на 15%.</w:t>
+        <w:t>Таблица 10 – Таблица показателей экономической эффективности</w:t>
       </w:r>
     </w:p>
     <w:p>
@@ -13770,392 +13026,6 @@
           <w:szCs w:val="28"/>
         </w:rPr>
       </w:pPr>
-      <w:r>
-        <w:rPr>
-          <w:rFonts w:eastAsia="Times New Roman"/>
-          <w:szCs w:val="28"/>
-        </w:rPr>
-        <w:t xml:space="preserve">Годовые затраты, связанные с поиском информации, консультациями специалистов и обработкой внутренних документов, оцениваются примерно в </w:t>
-      </w:r>
-      <w:r>
-        <w:rPr>
-          <w:rFonts w:eastAsia="Times New Roman"/>
-          <w:szCs w:val="28"/>
-          <w:highlight w:val="yellow"/>
-        </w:rPr>
-        <w:t>[Годовые затраты]</w:t>
-      </w:r>
-      <w:r>
-        <w:rPr>
-          <w:rFonts w:eastAsia="Times New Roman"/>
-          <w:szCs w:val="28"/>
-        </w:rPr>
-        <w:t xml:space="preserve"> рублей в год.</w:t>
-      </w:r>
-    </w:p>
-    <w:p>
-      <w:pPr>
-        <w:pBdr>
-          <w:top w:val="none" w:sz="4" w:space="0" w:color="000000"/>
-          <w:left w:val="none" w:sz="4" w:space="0" w:color="000000"/>
-          <w:bottom w:val="none" w:sz="4" w:space="0" w:color="000000"/>
-          <w:right w:val="none" w:sz="4" w:space="0" w:color="000000"/>
-        </w:pBdr>
-        <w:spacing w:after="0" w:line="360" w:lineRule="auto"/>
-        <w:ind w:firstLine="709"/>
-        <w:jc w:val="both"/>
-        <w:rPr>
-          <w:rFonts w:eastAsia="Times New Roman"/>
-          <w:szCs w:val="28"/>
-        </w:rPr>
-      </w:pPr>
-      <w:r>
-        <w:rPr>
-          <w:rFonts w:eastAsia="Times New Roman"/>
-          <w:szCs w:val="28"/>
-        </w:rPr>
-        <w:t>Годовой экономический эффект определяется по формуле:</w:t>
-      </w:r>
-    </w:p>
-    <w:p>
-      <w:pPr>
-        <w:pBdr>
-          <w:top w:val="none" w:sz="4" w:space="0" w:color="000000"/>
-          <w:left w:val="none" w:sz="4" w:space="0" w:color="000000"/>
-          <w:bottom w:val="none" w:sz="4" w:space="0" w:color="000000"/>
-          <w:right w:val="none" w:sz="4" w:space="0" w:color="000000"/>
-        </w:pBdr>
-        <w:spacing w:after="0" w:line="360" w:lineRule="auto"/>
-        <w:ind w:firstLine="709"/>
-        <w:jc w:val="center"/>
-        <w:rPr>
-          <w:rFonts w:eastAsia="Times New Roman"/>
-          <w:szCs w:val="28"/>
-        </w:rPr>
-      </w:pPr>
-      <w:r>
-        <w:rPr>
-          <w:rFonts w:eastAsia="Times New Roman"/>
-          <w:szCs w:val="28"/>
-        </w:rPr>
-        <w:t>E=</w:t>
-      </w:r>
-      <w:r>
-        <w:rPr>
-          <w:rFonts w:eastAsia="Times New Roman"/>
-          <w:szCs w:val="28"/>
-          <w:highlight w:val="yellow"/>
-        </w:rPr>
-        <w:t xml:space="preserve"> </w:t>
-      </w:r>
-      <w:r>
-        <w:rPr>
-          <w:rFonts w:eastAsia="Times New Roman"/>
-          <w:szCs w:val="28"/>
-          <w:highlight w:val="yellow"/>
-        </w:rPr>
-        <w:t>Годовые затраты</w:t>
-      </w:r>
-      <w:r>
-        <w:rPr>
-          <w:rFonts w:ascii="Cambria Math" w:eastAsia="Times New Roman" w:hAnsi="Cambria Math" w:cs="Cambria Math"/>
-          <w:szCs w:val="28"/>
-        </w:rPr>
-        <w:t xml:space="preserve"> </w:t>
-      </w:r>
-      <w:r>
-        <w:rPr>
-          <w:rFonts w:ascii="Cambria Math" w:eastAsia="Times New Roman" w:hAnsi="Cambria Math" w:cs="Cambria Math"/>
-          <w:szCs w:val="28"/>
-        </w:rPr>
-        <w:t>⋅</w:t>
-      </w:r>
-      <w:r>
-        <w:rPr>
-          <w:rFonts w:eastAsia="Times New Roman"/>
-          <w:szCs w:val="28"/>
-        </w:rPr>
-        <w:t>0,15=</w:t>
-      </w:r>
-      <w:r>
-        <w:rPr>
-          <w:rFonts w:eastAsia="Times New Roman"/>
-          <w:szCs w:val="28"/>
-        </w:rPr>
-        <w:t xml:space="preserve"> .. </w:t>
-      </w:r>
-      <w:r>
-        <w:rPr>
-          <w:rFonts w:eastAsia="Times New Roman"/>
-          <w:szCs w:val="28"/>
-        </w:rPr>
-        <w:t> руб. в год.</w:t>
-      </w:r>
-    </w:p>
-    <w:p>
-      <w:pPr>
-        <w:pBdr>
-          <w:top w:val="none" w:sz="4" w:space="0" w:color="000000"/>
-          <w:left w:val="none" w:sz="4" w:space="0" w:color="000000"/>
-          <w:bottom w:val="none" w:sz="4" w:space="0" w:color="000000"/>
-          <w:right w:val="none" w:sz="4" w:space="0" w:color="000000"/>
-        </w:pBdr>
-        <w:spacing w:after="0" w:line="360" w:lineRule="auto"/>
-        <w:ind w:firstLine="709"/>
-        <w:jc w:val="center"/>
-        <w:rPr>
-          <w:rFonts w:eastAsia="Times New Roman"/>
-          <w:szCs w:val="28"/>
-        </w:rPr>
-      </w:pPr>
-    </w:p>
-    <w:p>
-      <w:pPr>
-        <w:pBdr>
-          <w:top w:val="none" w:sz="4" w:space="0" w:color="000000"/>
-          <w:left w:val="none" w:sz="4" w:space="0" w:color="000000"/>
-          <w:bottom w:val="none" w:sz="4" w:space="0" w:color="000000"/>
-          <w:right w:val="none" w:sz="4" w:space="0" w:color="000000"/>
-        </w:pBdr>
-        <w:spacing w:after="0" w:line="360" w:lineRule="auto"/>
-        <w:ind w:firstLine="709"/>
-        <w:jc w:val="both"/>
-        <w:rPr>
-          <w:rFonts w:eastAsia="Times New Roman"/>
-          <w:szCs w:val="28"/>
-        </w:rPr>
-      </w:pPr>
-      <w:r>
-        <w:rPr>
-          <w:rFonts w:eastAsia="Times New Roman"/>
-          <w:szCs w:val="28"/>
-        </w:rPr>
-        <w:t>Инвестиции в проект (Z) равны рассчитанной стоимости системы:</w:t>
-      </w:r>
-    </w:p>
-    <w:p>
-      <w:pPr>
-        <w:pBdr>
-          <w:top w:val="none" w:sz="4" w:space="0" w:color="000000"/>
-          <w:left w:val="none" w:sz="4" w:space="0" w:color="000000"/>
-          <w:bottom w:val="none" w:sz="4" w:space="0" w:color="000000"/>
-          <w:right w:val="none" w:sz="4" w:space="0" w:color="000000"/>
-        </w:pBdr>
-        <w:spacing w:after="0" w:line="360" w:lineRule="auto"/>
-        <w:ind w:firstLine="709"/>
-        <w:jc w:val="both"/>
-        <w:rPr>
-          <w:rFonts w:eastAsia="Times New Roman"/>
-          <w:szCs w:val="28"/>
-        </w:rPr>
-      </w:pPr>
-    </w:p>
-    <w:p>
-      <w:pPr>
-        <w:spacing w:line="360" w:lineRule="auto"/>
-        <w:jc w:val="center"/>
-        <w:rPr>
-          <w:rFonts w:eastAsia="Nimbus Roman"/>
-          <w:szCs w:val="28"/>
-        </w:rPr>
-      </w:pPr>
-      <w:r>
-        <w:rPr>
-          <w:rFonts w:eastAsia="Times New Roman"/>
-          <w:szCs w:val="28"/>
-          <w:highlight w:val="yellow"/>
-        </w:rPr>
-        <w:t xml:space="preserve">Z = </w:t>
-      </w:r>
-      <w:r>
-        <w:rPr>
-          <w:szCs w:val="28"/>
-          <w:highlight w:val="yellow"/>
-        </w:rPr>
-        <w:t>З</w:t>
-      </w:r>
-      <w:r>
-        <w:rPr>
-          <w:szCs w:val="28"/>
-          <w:highlight w:val="yellow"/>
-          <w:vertAlign w:val="subscript"/>
-        </w:rPr>
-        <w:t xml:space="preserve">об </w:t>
-      </w:r>
-      <w:r>
-        <w:rPr>
-          <w:rFonts w:eastAsia="Times New Roman"/>
-          <w:szCs w:val="28"/>
-          <w:highlight w:val="yellow"/>
-        </w:rPr>
-        <w:t>руб.</w:t>
-      </w:r>
-    </w:p>
-    <w:p>
-      <w:pPr>
-        <w:pBdr>
-          <w:top w:val="none" w:sz="4" w:space="0" w:color="000000"/>
-          <w:left w:val="none" w:sz="4" w:space="0" w:color="000000"/>
-          <w:bottom w:val="none" w:sz="4" w:space="0" w:color="000000"/>
-          <w:right w:val="none" w:sz="4" w:space="0" w:color="000000"/>
-        </w:pBdr>
-        <w:spacing w:after="0" w:line="360" w:lineRule="auto"/>
-        <w:ind w:firstLine="709"/>
-        <w:jc w:val="both"/>
-        <w:rPr>
-          <w:rFonts w:eastAsia="Times New Roman"/>
-          <w:szCs w:val="28"/>
-        </w:rPr>
-      </w:pPr>
-      <w:r>
-        <w:rPr>
-          <w:rFonts w:eastAsia="Times New Roman"/>
-          <w:szCs w:val="28"/>
-        </w:rPr>
-        <w:t>Срок окупаемости проекта (T):</w:t>
-      </w:r>
-    </w:p>
-    <w:p>
-      <w:pPr>
-        <w:pBdr>
-          <w:top w:val="none" w:sz="4" w:space="0" w:color="000000"/>
-          <w:left w:val="none" w:sz="4" w:space="0" w:color="000000"/>
-          <w:bottom w:val="none" w:sz="4" w:space="0" w:color="000000"/>
-          <w:right w:val="none" w:sz="4" w:space="0" w:color="000000"/>
-        </w:pBdr>
-        <w:spacing w:after="0" w:line="360" w:lineRule="auto"/>
-        <w:ind w:firstLine="709"/>
-        <w:jc w:val="both"/>
-        <w:rPr>
-          <w:rFonts w:eastAsia="Times New Roman"/>
-          <w:szCs w:val="28"/>
-        </w:rPr>
-      </w:pPr>
-    </w:p>
-    <w:p>
-      <w:pPr>
-        <w:spacing w:line="360" w:lineRule="auto"/>
-        <w:jc w:val="center"/>
-        <w:rPr>
-          <w:rFonts w:eastAsia="Nimbus Roman"/>
-          <w:szCs w:val="28"/>
-        </w:rPr>
-      </w:pPr>
-      <w:r>
-        <w:rPr>
-          <w:rFonts w:eastAsia="Times New Roman"/>
-          <w:szCs w:val="28"/>
-        </w:rPr>
-        <w:t xml:space="preserve">Т = </w:t>
-      </w:r>
-      <w:r>
-        <w:rPr>
-          <w:szCs w:val="28"/>
-          <w:lang w:val="en-US"/>
-        </w:rPr>
-        <w:t>Z</w:t>
-      </w:r>
-      <w:r>
-        <w:rPr>
-          <w:rFonts w:eastAsia="Times New Roman"/>
-          <w:szCs w:val="28"/>
-        </w:rPr>
-        <w:t xml:space="preserve">/ </w:t>
-      </w:r>
-      <w:r>
-        <w:rPr>
-          <w:rFonts w:eastAsia="Times New Roman"/>
-          <w:szCs w:val="28"/>
-          <w:lang w:val="en-US"/>
-        </w:rPr>
-        <w:t>E</w:t>
-      </w:r>
-      <w:r>
-        <w:rPr>
-          <w:rFonts w:eastAsia="Times New Roman"/>
-          <w:szCs w:val="28"/>
-        </w:rPr>
-        <w:t xml:space="preserve"> = </w:t>
-      </w:r>
-      <w:r>
-        <w:rPr>
-          <w:rFonts w:eastAsia="Times New Roman"/>
-          <w:szCs w:val="28"/>
-        </w:rPr>
-        <w:t>0,87</w:t>
-      </w:r>
-      <w:r>
-        <w:rPr>
-          <w:rFonts w:eastAsia="Times New Roman"/>
-          <w:szCs w:val="28"/>
-        </w:rPr>
-        <w:t xml:space="preserve"> года (около 10 месяцев)</w:t>
-      </w:r>
-    </w:p>
-    <w:p>
-      <w:pPr>
-        <w:pBdr>
-          <w:top w:val="none" w:sz="4" w:space="0" w:color="000000"/>
-          <w:left w:val="none" w:sz="4" w:space="0" w:color="000000"/>
-          <w:bottom w:val="none" w:sz="4" w:space="0" w:color="000000"/>
-          <w:right w:val="none" w:sz="4" w:space="0" w:color="000000"/>
-        </w:pBdr>
-        <w:spacing w:after="0" w:line="360" w:lineRule="auto"/>
-        <w:ind w:firstLine="709"/>
-        <w:jc w:val="both"/>
-        <w:rPr>
-          <w:rFonts w:eastAsia="Times New Roman"/>
-          <w:szCs w:val="28"/>
-        </w:rPr>
-      </w:pPr>
-      <w:r>
-        <w:rPr>
-          <w:rFonts w:eastAsia="Times New Roman"/>
-          <w:szCs w:val="28"/>
-        </w:rPr>
-        <w:t>В таблице 10 приведены сводные данные экономического обоснования разработки и внедрения проекта.</w:t>
-      </w:r>
-    </w:p>
-    <w:p>
-      <w:pPr>
-        <w:pBdr>
-          <w:top w:val="none" w:sz="4" w:space="0" w:color="000000"/>
-          <w:left w:val="none" w:sz="4" w:space="0" w:color="000000"/>
-          <w:bottom w:val="none" w:sz="4" w:space="0" w:color="000000"/>
-          <w:right w:val="none" w:sz="4" w:space="0" w:color="000000"/>
-        </w:pBdr>
-        <w:spacing w:after="0" w:line="360" w:lineRule="auto"/>
-        <w:ind w:firstLine="709"/>
-        <w:jc w:val="both"/>
-        <w:rPr>
-          <w:rFonts w:eastAsia="Times New Roman"/>
-          <w:szCs w:val="28"/>
-        </w:rPr>
-      </w:pPr>
-    </w:p>
-    <w:p>
-      <w:pPr>
-        <w:pBdr>
-          <w:top w:val="none" w:sz="4" w:space="0" w:color="000000"/>
-          <w:left w:val="none" w:sz="4" w:space="0" w:color="000000"/>
-          <w:bottom w:val="none" w:sz="4" w:space="0" w:color="000000"/>
-          <w:right w:val="none" w:sz="4" w:space="0" w:color="000000"/>
-        </w:pBdr>
-        <w:spacing w:after="0" w:line="360" w:lineRule="auto"/>
-        <w:ind w:firstLine="709"/>
-        <w:jc w:val="both"/>
-        <w:rPr>
-          <w:rFonts w:eastAsia="Times New Roman"/>
-          <w:szCs w:val="28"/>
-        </w:rPr>
-      </w:pPr>
-      <w:r>
-        <w:rPr>
-          <w:rFonts w:eastAsia="Times New Roman"/>
-          <w:szCs w:val="28"/>
-        </w:rPr>
-        <w:t>Таблица 10 – Таблица показателей экономической эффективности</w:t>
-      </w:r>
     </w:p>
     <w:tbl>
       <w:tblPr>
@@ -14509,21 +13379,7 @@
               </w:rPr>
             </w:pPr>
             <w:r>
-              <w:rPr>
-                <w:szCs w:val="28"/>
-                <w:highlight w:val="yellow"/>
-                <w:lang w:val="ru-RU"/>
-              </w:rPr>
-              <w:t>З</w:t>
-            </w:r>
-            <w:r>
-              <w:rPr>
-                <w:szCs w:val="28"/>
-                <w:highlight w:val="yellow"/>
-                <w:vertAlign w:val="subscript"/>
-                <w:lang w:val="ru-RU"/>
-              </w:rPr>
-              <w:t>об</w:t>
+              <w:t>169 280,74</w:t>
             </w:r>
           </w:p>
         </w:tc>
@@ -14655,13 +13511,7 @@
               </w:rPr>
             </w:pPr>
             <w:r>
-              <w:rPr>
-                <w:rFonts w:cs="Times New Roman"/>
-                <w:szCs w:val="28"/>
-                <w:highlight w:val="yellow"/>
-                <w:lang w:val="ru-RU"/>
-              </w:rPr>
-              <w:t>ЭЭ</w:t>
+              <w:t>162 500</w:t>
             </w:r>
           </w:p>
         </w:tc>
@@ -14754,13 +13604,7 @@
               </w:rPr>
             </w:pPr>
             <w:r>
-              <w:rPr>
-                <w:rFonts w:cs="Times New Roman"/>
-                <w:szCs w:val="28"/>
-                <w:highlight w:val="yellow"/>
-                <w:lang w:val="ru-RU"/>
-              </w:rPr>
-              <w:t>к</w:t>
+              <w:t>0,96</w:t>
             </w:r>
           </w:p>
         </w:tc>
@@ -14871,13 +13715,7 @@
               </w:rPr>
             </w:pPr>
             <w:r>
-              <w:rPr>
-                <w:rFonts w:cs="Times New Roman"/>
-                <w:szCs w:val="28"/>
-                <w:highlight w:val="yellow"/>
-                <w:lang w:val="ru-RU"/>
-              </w:rPr>
-              <w:t>СО</w:t>
+              <w:t>12,5</w:t>
             </w:r>
           </w:p>
         </w:tc>
@@ -14900,16 +13738,10 @@
         </w:rPr>
       </w:pPr>
     </w:p>
-    <w:bookmarkEnd w:id="5"/>
-    <w:bookmarkEnd w:id="7"/>
+    <w:bookmarkEnd w:id="6"/>
+    <w:bookmarkEnd w:id="8"/>
     <w:p>
       <w:pPr>
-        <w:pBdr>
-          <w:top w:val="none" w:sz="4" w:space="0" w:color="000000"/>
-          <w:left w:val="none" w:sz="4" w:space="0" w:color="000000"/>
-          <w:bottom w:val="none" w:sz="4" w:space="0" w:color="000000"/>
-          <w:right w:val="none" w:sz="4" w:space="0" w:color="000000"/>
-        </w:pBdr>
         <w:spacing w:after="0" w:line="360" w:lineRule="auto"/>
         <w:ind w:firstLine="709"/>
         <w:jc w:val="both"/>
@@ -14928,12 +13760,6 @@
     </w:p>
     <w:p>
       <w:pPr>
-        <w:pBdr>
-          <w:top w:val="none" w:sz="4" w:space="0" w:color="000000"/>
-          <w:left w:val="none" w:sz="4" w:space="0" w:color="000000"/>
-          <w:bottom w:val="none" w:sz="4" w:space="0" w:color="000000"/>
-          <w:right w:val="none" w:sz="4" w:space="0" w:color="000000"/>
-        </w:pBdr>
         <w:spacing w:after="0" w:line="360" w:lineRule="auto"/>
         <w:ind w:firstLine="709"/>
         <w:jc w:val="both"/>
@@ -14947,68 +13773,11 @@
           <w:rFonts w:eastAsia="Times New Roman"/>
           <w:szCs w:val="28"/>
         </w:rPr>
-        <w:t xml:space="preserve">Полученные результаты свидетельствуют о высокой эффективности внедрения системы. Годовой экономический эффект составляет </w:t>
-      </w:r>
-      <w:r>
-        <w:rPr>
-          <w:highlight w:val="yellow"/>
-        </w:rPr>
-        <w:t>[</w:t>
-      </w:r>
-      <w:r>
-        <w:rPr>
-          <w:highlight w:val="yellow"/>
-        </w:rPr>
-        <w:t>экономический эффект</w:t>
-      </w:r>
-      <w:r>
-        <w:rPr>
-          <w:highlight w:val="yellow"/>
-        </w:rPr>
-        <w:t>]</w:t>
-      </w:r>
-      <w:r>
-        <w:t xml:space="preserve"> </w:t>
-      </w:r>
-      <w:r>
-        <w:rPr>
-          <w:rFonts w:eastAsia="Times New Roman"/>
-          <w:szCs w:val="28"/>
-        </w:rPr>
-        <w:t xml:space="preserve">рублей, что превышает затраты на разработку программного продукта. Коэффициент экономической эффективности равен </w:t>
-      </w:r>
-      <w:r>
-        <w:rPr>
-          <w:rFonts w:eastAsia="Times New Roman"/>
-          <w:szCs w:val="28"/>
-          <w:highlight w:val="yellow"/>
-        </w:rPr>
-        <w:t>[к]</w:t>
-      </w:r>
-      <w:r>
-        <w:rPr>
-          <w:rFonts w:eastAsia="Times New Roman"/>
-          <w:szCs w:val="28"/>
-          <w:highlight w:val="yellow"/>
-        </w:rPr>
-        <w:t>,</w:t>
-      </w:r>
-      <w:r>
-        <w:rPr>
-          <w:rFonts w:eastAsia="Times New Roman"/>
-          <w:szCs w:val="28"/>
-        </w:rPr>
-        <w:t xml:space="preserve"> что означает возврат вложенных средств уже в первый год эксплуатации системы.</w:t>
+        <w:t>Полученные результаты свидетельствуют о высокой эффективности внедрения системы. Годовой экономический эффект составляет 162 500 рублей, что позволяет компенсировать затраты на разработку программного продукта в относительно короткий срок. Коэффициент экономической эффективности равен 0,96, что подтверждает рациональность внедрения разработанной системы.</w:t>
       </w:r>
     </w:p>
     <w:p>
       <w:pPr>
-        <w:pBdr>
-          <w:top w:val="none" w:sz="4" w:space="0" w:color="000000"/>
-          <w:left w:val="none" w:sz="4" w:space="0" w:color="000000"/>
-          <w:bottom w:val="none" w:sz="4" w:space="0" w:color="000000"/>
-          <w:right w:val="none" w:sz="4" w:space="0" w:color="000000"/>
-        </w:pBdr>
         <w:spacing w:after="0" w:line="360" w:lineRule="auto"/>
         <w:ind w:firstLine="709"/>
         <w:jc w:val="both"/>
@@ -15022,32 +13791,11 @@
           <w:rFonts w:eastAsia="Times New Roman"/>
           <w:szCs w:val="28"/>
         </w:rPr>
-        <w:t xml:space="preserve">Срок окупаемости проекта составляет около </w:t>
-      </w:r>
-      <w:r>
-        <w:rPr>
-          <w:rFonts w:eastAsia="Times New Roman"/>
-          <w:szCs w:val="28"/>
-          <w:highlight w:val="yellow"/>
-        </w:rPr>
-        <w:t>[срок окупаемости]</w:t>
-      </w:r>
-      <w:r>
-        <w:rPr>
-          <w:rFonts w:eastAsia="Times New Roman"/>
-          <w:szCs w:val="28"/>
-        </w:rPr>
-        <w:t>, что является достаточно коротким периодом для проектов цифровизации бизнес-процессов предприятия.</w:t>
+        <w:t>Срок окупаемости проекта составляет около 12,5 месяцев, что является приемлемым показателем для проектов цифровизации внутренних бизнес-процессов предприятия.</w:t>
       </w:r>
     </w:p>
     <w:p>
       <w:pPr>
-        <w:pBdr>
-          <w:top w:val="none" w:sz="4" w:space="0" w:color="000000"/>
-          <w:left w:val="none" w:sz="4" w:space="0" w:color="000000"/>
-          <w:bottom w:val="none" w:sz="4" w:space="0" w:color="000000"/>
-          <w:right w:val="none" w:sz="4" w:space="0" w:color="000000"/>
-        </w:pBdr>
         <w:spacing w:after="0" w:line="360" w:lineRule="auto"/>
         <w:ind w:firstLine="709"/>
         <w:jc w:val="both"/>
@@ -15063,15 +13811,6 @@
         </w:rPr>
         <w:t>Таким образом, внедрение системы управления корпоративной базой знаний позволит повысить эффективность работы сотрудников, сократить время поиска информации и улучшить управление корпоративными знаниями в организации.</w:t>
       </w:r>
-    </w:p>
-    <w:p>
-      <w:pPr>
-        <w:spacing w:after="0" w:line="240" w:lineRule="auto"/>
-        <w:rPr>
-          <w:rFonts w:eastAsia="Times New Roman"/>
-          <w:szCs w:val="28"/>
-        </w:rPr>
-      </w:pPr>
       <w:r>
         <w:rPr>
           <w:rFonts w:eastAsia="Times New Roman"/>
@@ -15093,12 +13832,12 @@
         <w:ind w:firstLine="0"/>
         <w:jc w:val="center"/>
       </w:pPr>
-      <w:bookmarkStart w:id="12" w:name="_Toc223639659"/>
+      <w:bookmarkStart w:id="13" w:name="_Toc223785696"/>
       <w:r>
         <w:lastRenderedPageBreak/>
         <w:t>Заключение</w:t>
       </w:r>
-      <w:bookmarkEnd w:id="12"/>
+      <w:bookmarkEnd w:id="13"/>
     </w:p>
     <w:p/>
     <w:p>
@@ -15116,7 +13855,7 @@
           <w:rFonts w:eastAsia="Times New Roman"/>
           <w:szCs w:val="28"/>
         </w:rPr>
-        <w:t>В ходе выполнения курсовой работы на тему «Расчет экономической эффективности проектирования и разработки серверной части системы управления корпоративной базой знаний с интеллектуальным поиском с помощью чат-бота на примере ООО «БС-Платформа» была достигнута поставленная цель — проведена комплексная экономическая оценка проекта разработки информационной системы, предназначенной для автоматизации процессов хранения, поиска и использования корпоративных знаний.</w:t>
+        <w:t>В ходе выполнения курсовой работы на тему «Расчет экономической эффективности проектирования и разработки серверной части системы управления корпоративной базой знаний с интеллектуальным поиском с помощью чат-бота на примере ООО «БС-Платформа»» была достигнута поставленная цель — проведена комплексная экономическая оценка проекта разработки информационной системы, предназначенной для автоматизации процессов хранения, поиска и использования корпоративных знаний.</w:t>
       </w:r>
     </w:p>
     <w:p>
@@ -15134,363 +13873,7 @@
           <w:rFonts w:eastAsia="Times New Roman"/>
           <w:szCs w:val="28"/>
         </w:rPr>
-        <w:t>В процессе выполнения курсовой работы были решены следующие задачи:</w:t>
-      </w:r>
-    </w:p>
-    <w:p>
-      <w:pPr>
-        <w:pStyle w:val="afc"/>
-        <w:numPr>
-          <w:ilvl w:val="0"/>
-          <w:numId w:val="9"/>
-        </w:numPr>
-        <w:spacing w:after="0" w:line="360" w:lineRule="auto"/>
-        <w:ind w:left="0" w:firstLine="709"/>
-        <w:jc w:val="both"/>
-        <w:rPr>
-          <w:rFonts w:eastAsia="Times New Roman"/>
-          <w:szCs w:val="28"/>
-        </w:rPr>
-      </w:pPr>
-      <w:r>
-        <w:rPr>
-          <w:rFonts w:eastAsia="Times New Roman"/>
-          <w:szCs w:val="28"/>
-        </w:rPr>
-        <w:t xml:space="preserve">Проведен анализ структуры затрат на разработку программного обеспечения с учетом особенностей реализации ИТ-проекта. В рамках проекта была рассмотрена организация труда участников разработки, включающая разработчика программного обеспечения и руководителя проекта. Расчет затрат на оплату труда выполнялся на основе </w:t>
-      </w:r>
-      <w:r>
-        <w:rPr>
-          <w:rFonts w:eastAsia="Times New Roman"/>
-          <w:szCs w:val="28"/>
-          <w:highlight w:val="yellow"/>
-        </w:rPr>
-        <w:t>[часовой тарифной ставки разработчика] и [должностного оклада руководителя проекта]</w:t>
-      </w:r>
-      <w:r>
-        <w:rPr>
-          <w:rFonts w:eastAsia="Times New Roman"/>
-          <w:szCs w:val="28"/>
-        </w:rPr>
-        <w:t>, что позволило определить фонд заработной платы, страховые отчисления и накладные расходы.</w:t>
-      </w:r>
-    </w:p>
-    <w:p>
-      <w:pPr>
-        <w:pStyle w:val="afc"/>
-        <w:numPr>
-          <w:ilvl w:val="0"/>
-          <w:numId w:val="9"/>
-        </w:numPr>
-        <w:spacing w:after="0" w:line="360" w:lineRule="auto"/>
-        <w:ind w:left="0" w:firstLine="709"/>
-        <w:jc w:val="both"/>
-        <w:rPr>
-          <w:rFonts w:eastAsia="Times New Roman"/>
-          <w:szCs w:val="28"/>
-        </w:rPr>
-      </w:pPr>
-      <w:r>
-        <w:rPr>
-          <w:rFonts w:eastAsia="Times New Roman"/>
-          <w:szCs w:val="28"/>
-        </w:rPr>
-        <w:t xml:space="preserve">Выполнена калькуляция себестоимости разработки программного продукта. В результате расчетов установлено, что полные затраты на разработку серверной части системы управления корпоративной базой знаний составляют </w:t>
-      </w:r>
-      <w:r>
-        <w:rPr>
-          <w:rFonts w:eastAsia="Times New Roman"/>
-          <w:szCs w:val="28"/>
-          <w:highlight w:val="yellow"/>
-        </w:rPr>
-        <w:t>[</w:t>
-      </w:r>
-      <w:r>
-        <w:rPr>
-          <w:rFonts w:eastAsia="Times New Roman"/>
-          <w:szCs w:val="28"/>
-          <w:highlight w:val="yellow"/>
-        </w:rPr>
-        <w:t>З</w:t>
-      </w:r>
-      <w:r>
-        <w:rPr>
-          <w:rFonts w:eastAsia="Times New Roman"/>
-          <w:szCs w:val="28"/>
-          <w:highlight w:val="yellow"/>
-        </w:rPr>
-        <w:t>об]</w:t>
-      </w:r>
-      <w:r>
-        <w:rPr>
-          <w:rFonts w:eastAsia="Times New Roman"/>
-          <w:szCs w:val="28"/>
-        </w:rPr>
-        <w:t xml:space="preserve"> руб. Структура затрат соответствует особенностям ИТ-проектов: основную долю составляют затраты на оплату труда разработчиков и руководителя проекта, значительную часть занимают страховые взносы, тогда как материальные затраты и амортизация оборудования занимают относительно небольшую долю, что характерно для проектов разработки программного обеспечения.</w:t>
-      </w:r>
-    </w:p>
-    <w:p>
-      <w:pPr>
-        <w:pStyle w:val="afc"/>
-        <w:numPr>
-          <w:ilvl w:val="0"/>
-          <w:numId w:val="9"/>
-        </w:numPr>
-        <w:spacing w:after="0" w:line="360" w:lineRule="auto"/>
-        <w:ind w:left="0" w:firstLine="709"/>
-        <w:jc w:val="both"/>
-        <w:rPr>
-          <w:rFonts w:eastAsia="Times New Roman"/>
-          <w:szCs w:val="28"/>
-        </w:rPr>
-      </w:pPr>
-      <w:r>
-        <w:rPr>
-          <w:rFonts w:eastAsia="Times New Roman"/>
-          <w:szCs w:val="28"/>
-        </w:rPr>
-        <w:t xml:space="preserve">Определена расчетная стоимость программного продукта. С учетом принятого уровня рентабельности </w:t>
-      </w:r>
-      <w:r>
-        <w:rPr>
-          <w:rFonts w:eastAsia="Times New Roman"/>
-          <w:szCs w:val="28"/>
-          <w:highlight w:val="yellow"/>
-        </w:rPr>
-        <w:t>[</w:t>
-      </w:r>
-      <w:r>
-        <w:rPr>
-          <w:rFonts w:eastAsia="Times New Roman"/>
-          <w:szCs w:val="28"/>
-          <w:highlight w:val="yellow"/>
-        </w:rPr>
-        <w:t>Р</w:t>
-      </w:r>
-      <w:r>
-        <w:rPr>
-          <w:rFonts w:eastAsia="Times New Roman"/>
-          <w:szCs w:val="28"/>
-          <w:highlight w:val="yellow"/>
-        </w:rPr>
-        <w:t xml:space="preserve"> %]</w:t>
-      </w:r>
-      <w:r>
-        <w:rPr>
-          <w:rFonts w:eastAsia="Times New Roman"/>
-          <w:szCs w:val="28"/>
-        </w:rPr>
-        <w:t xml:space="preserve"> и налога на добавленную стоимость </w:t>
-      </w:r>
-      <w:r>
-        <w:rPr>
-          <w:rFonts w:eastAsia="Times New Roman"/>
-          <w:szCs w:val="28"/>
-          <w:highlight w:val="yellow"/>
-        </w:rPr>
-        <w:t xml:space="preserve">[НДС </w:t>
-      </w:r>
-      <w:r>
-        <w:rPr>
-          <w:rFonts w:eastAsia="Times New Roman"/>
-          <w:szCs w:val="28"/>
-          <w:highlight w:val="yellow"/>
-        </w:rPr>
-        <w:lastRenderedPageBreak/>
-        <w:t>%]</w:t>
-      </w:r>
-      <w:r>
-        <w:rPr>
-          <w:rFonts w:eastAsia="Times New Roman"/>
-          <w:szCs w:val="28"/>
-        </w:rPr>
-        <w:t xml:space="preserve"> итоговая цена разработки информационной системы составляет </w:t>
-      </w:r>
-      <w:r>
-        <w:rPr>
-          <w:rFonts w:eastAsia="Times New Roman"/>
-          <w:szCs w:val="28"/>
-          <w:highlight w:val="yellow"/>
-        </w:rPr>
-        <w:t>[C]</w:t>
-      </w:r>
-      <w:r>
-        <w:rPr>
-          <w:rFonts w:eastAsia="Times New Roman"/>
-          <w:szCs w:val="28"/>
-        </w:rPr>
-        <w:t xml:space="preserve"> руб. Полученная стоимость отражает экономически обоснованную цену разработки программного решения с учетом всех затрат и прибыли разработчика.</w:t>
-      </w:r>
-    </w:p>
-    <w:p>
-      <w:pPr>
-        <w:pStyle w:val="afc"/>
-        <w:numPr>
-          <w:ilvl w:val="0"/>
-          <w:numId w:val="9"/>
-        </w:numPr>
-        <w:spacing w:after="0" w:line="360" w:lineRule="auto"/>
-        <w:ind w:left="0" w:firstLine="709"/>
-        <w:jc w:val="both"/>
-        <w:rPr>
-          <w:rFonts w:eastAsia="Times New Roman"/>
-          <w:szCs w:val="28"/>
-        </w:rPr>
-      </w:pPr>
-      <w:r>
-        <w:rPr>
-          <w:rFonts w:eastAsia="Times New Roman"/>
-          <w:szCs w:val="28"/>
-        </w:rPr>
-        <w:t xml:space="preserve">Проведена оценка потенциального годового экономического эффекта от внедрения разработанной системы. Внедрение системы управления корпоративной базой знаний с интеллектуальным поиском позволит сократить время сотрудников на поиск информации, уменьшить количество повторяющихся консультаций со стороны опытных специалистов и ускорить процесс адаптации новых сотрудников. Предполагается, что автоматизация позволит сократить текущие операционные затраты предприятия на обработку и поиск корпоративной информации примерно </w:t>
-      </w:r>
-      <w:r>
-        <w:rPr>
-          <w:rFonts w:eastAsia="Times New Roman"/>
-          <w:szCs w:val="28"/>
-          <w:highlight w:val="yellow"/>
-        </w:rPr>
-        <w:t>на [k %].</w:t>
-      </w:r>
-    </w:p>
-    <w:p>
-      <w:pPr>
-        <w:pStyle w:val="afc"/>
-        <w:numPr>
-          <w:ilvl w:val="0"/>
-          <w:numId w:val="9"/>
-        </w:numPr>
-        <w:spacing w:after="0" w:line="360" w:lineRule="auto"/>
-        <w:ind w:left="0" w:firstLine="709"/>
-        <w:jc w:val="both"/>
-        <w:rPr>
-          <w:rFonts w:eastAsia="Times New Roman"/>
-          <w:szCs w:val="28"/>
-        </w:rPr>
-      </w:pPr>
-      <w:r>
-        <w:rPr>
-          <w:rFonts w:eastAsia="Times New Roman"/>
-          <w:szCs w:val="28"/>
-        </w:rPr>
-        <w:t xml:space="preserve">При текущих годовых затратах предприятия на выполнение данных операций, оцениваемых в </w:t>
-      </w:r>
-      <w:r>
-        <w:rPr>
-          <w:rFonts w:eastAsia="Times New Roman"/>
-          <w:szCs w:val="28"/>
-          <w:highlight w:val="yellow"/>
-        </w:rPr>
-        <w:t>[</w:t>
-      </w:r>
-      <w:proofErr w:type="spellStart"/>
-      <w:r>
-        <w:rPr>
-          <w:rFonts w:eastAsia="Times New Roman"/>
-          <w:szCs w:val="28"/>
-          <w:highlight w:val="yellow"/>
-        </w:rPr>
-        <w:t>Zгод</w:t>
-      </w:r>
-      <w:proofErr w:type="spellEnd"/>
-      <w:r>
-        <w:rPr>
-          <w:rFonts w:eastAsia="Times New Roman"/>
-          <w:szCs w:val="28"/>
-          <w:highlight w:val="yellow"/>
-        </w:rPr>
-        <w:t>]</w:t>
-      </w:r>
-      <w:r>
-        <w:rPr>
-          <w:rFonts w:eastAsia="Times New Roman"/>
-          <w:szCs w:val="28"/>
-        </w:rPr>
-        <w:t xml:space="preserve"> руб., ожидаемый экономический эффект от внедрения системы составит </w:t>
-      </w:r>
-      <w:r>
-        <w:rPr>
-          <w:rFonts w:eastAsia="Times New Roman"/>
-          <w:szCs w:val="28"/>
-          <w:highlight w:val="yellow"/>
-        </w:rPr>
-        <w:t xml:space="preserve">[E] </w:t>
-      </w:r>
-      <w:r>
-        <w:rPr>
-          <w:rFonts w:eastAsia="Times New Roman"/>
-          <w:szCs w:val="28"/>
-        </w:rPr>
-        <w:t>руб. в год.</w:t>
-      </w:r>
-    </w:p>
-    <w:p>
-      <w:pPr>
-        <w:pStyle w:val="afc"/>
-        <w:numPr>
-          <w:ilvl w:val="0"/>
-          <w:numId w:val="9"/>
-        </w:numPr>
-        <w:spacing w:after="0" w:line="360" w:lineRule="auto"/>
-        <w:ind w:left="0" w:firstLine="709"/>
-        <w:jc w:val="both"/>
-        <w:rPr>
-          <w:rFonts w:eastAsia="Times New Roman"/>
-          <w:szCs w:val="28"/>
-        </w:rPr>
-      </w:pPr>
-      <w:r>
-        <w:rPr>
-          <w:rFonts w:eastAsia="Times New Roman"/>
-          <w:szCs w:val="28"/>
-        </w:rPr>
-        <w:t xml:space="preserve">– Рассчитаны основные показатели экономической эффективности проекта. Проведенные расчеты показали, что затраты на разработку системы окупаются </w:t>
-      </w:r>
-      <w:r>
-        <w:rPr>
-          <w:rFonts w:eastAsia="Times New Roman"/>
-          <w:szCs w:val="28"/>
-          <w:highlight w:val="yellow"/>
-        </w:rPr>
-        <w:t>за [</w:t>
-      </w:r>
-      <w:r>
-        <w:rPr>
-          <w:rFonts w:eastAsia="Times New Roman"/>
-          <w:szCs w:val="28"/>
-          <w:highlight w:val="yellow"/>
-        </w:rPr>
-        <w:t>срок окупаемости</w:t>
-      </w:r>
-      <w:r>
-        <w:rPr>
-          <w:rFonts w:eastAsia="Times New Roman"/>
-          <w:szCs w:val="28"/>
-          <w:highlight w:val="yellow"/>
-        </w:rPr>
-        <w:t>]</w:t>
-      </w:r>
-      <w:r>
-        <w:rPr>
-          <w:rFonts w:eastAsia="Times New Roman"/>
-          <w:szCs w:val="28"/>
-        </w:rPr>
-        <w:t>. Коэффициент экономической эффективности составляет [</w:t>
-      </w:r>
-      <w:r>
-        <w:rPr>
-          <w:rFonts w:eastAsia="Times New Roman"/>
-          <w:szCs w:val="28"/>
-          <w:highlight w:val="yellow"/>
-        </w:rPr>
-        <w:t>K],</w:t>
-      </w:r>
-      <w:r>
-        <w:rPr>
-          <w:rFonts w:eastAsia="Times New Roman"/>
-          <w:szCs w:val="28"/>
-        </w:rPr>
-        <w:t xml:space="preserve"> что свидетельствует о целесообразности инвестирования средств в разработку и внедрение данной информационной системы.</w:t>
+        <w:t>В процессе выполнения курсовой работы были решены поставленные задачи.</w:t>
       </w:r>
     </w:p>
     <w:p>
@@ -15508,7 +13891,7 @@
           <w:rFonts w:eastAsia="Times New Roman"/>
           <w:szCs w:val="28"/>
         </w:rPr>
-        <w:t>Разработка и внедрение системы управления корпоративной базой знаний с интеллектуальным поиском и чат-ботом для ООО «БС-Платформа» является экономически обоснованным и эффективным решением. Сравнительно короткий срок окупаемости и положительное значение коэффициента экономической эффективности свидетельствуют о высокой эффективности проекта и приемлемом уровне финансовых рисков.</w:t>
+        <w:t>Проведен анализ состава и структуры собственного и заемного капитала предприятия. Установлено, что для реализации проекта разработки серверной части системы управления корпоративной базой знаний для ООО «БС-Платформа» наиболее целесообразным является использование собственного капитала. Такой подход позволяет минимизировать финансовые риски, сохранить финансовую устойчивость предприятия и обеспечить контроль над затратами в процессе разработки и внедрения системы.</w:t>
       </w:r>
     </w:p>
     <w:p>
@@ -15526,15 +13909,7 @@
           <w:rFonts w:eastAsia="Times New Roman"/>
           <w:szCs w:val="28"/>
         </w:rPr>
-        <w:t xml:space="preserve">Помимо прямого экономического эффекта, внедрение системы обеспечивает ряд дополнительных преимуществ для предприятия. К ним относятся повышение эффективности работы сотрудников, сокращение времени поиска корпоративной информации, повышение качества внутренних коммуникаций и снижение </w:t>
-      </w:r>
-      <w:r>
-        <w:rPr>
-          <w:rFonts w:eastAsia="Times New Roman"/>
-          <w:szCs w:val="28"/>
-        </w:rPr>
-        <w:lastRenderedPageBreak/>
-        <w:t>нагрузки на опытных специалистов, выполняющих роль консультантов. Кроме того, использование централизованной базы знаний способствует ускорению процесса адаптации новых сотрудников и повышению уровня управляемости информационными ресурсами организации.</w:t>
+        <w:t>Выполнен расчет величины затрат на проектирование и разработку системы. В ходе расчетов определены материальные затраты, затраты на оплату труда разработчика и куратора проекта, премиальный фонд, страховые отчисления, накладные расходы, а также постоянные издержки, связанные с амортизацией оборудования и его обслуживанием. Расчет затрат на оплату труда выполнялся исходя из часовой тарифной ставки программиста 230 руб./ч и должностного оклада куратора проекта 43 000 руб.</w:t>
       </w:r>
     </w:p>
     <w:p>
@@ -15552,7 +13927,124 @@
           <w:rFonts w:eastAsia="Times New Roman"/>
           <w:szCs w:val="28"/>
         </w:rPr>
-        <w:t>Таким образом, проведенные технико-экономические расчеты подтверждают целесообразность разработки и внедрения системы управления корпоративной базой знаний в ООО «БС-Платформа». Реализация данного проекта позволит повысить эффективность использования корпоративной информации, снизить операционные издержки и создать основу для дальнейшей цифровизации внутренних бизнес-процессов предприятия.</w:t>
+        <w:t xml:space="preserve">В результате проведенной калькуляции установлено, что полные затраты на разработку серверной части системы управления корпоративной базой знаний составляют 169 280,74 руб. Структура затрат соответствует особенностям ИТ-проектов: основную долю составляют затраты на оплату труда участников разработки </w:t>
+      </w:r>
+      <w:r>
+        <w:rPr>
+          <w:rFonts w:eastAsia="Times New Roman"/>
+          <w:szCs w:val="28"/>
+        </w:rPr>
+        <w:lastRenderedPageBreak/>
+        <w:t>и страховые отчисления, тогда как материальные затраты и амортизация оборудования занимают сравнительно небольшую долю.</w:t>
+      </w:r>
+    </w:p>
+    <w:p>
+      <w:pPr>
+        <w:spacing w:after="0" w:line="360" w:lineRule="auto"/>
+        <w:ind w:firstLine="709"/>
+        <w:jc w:val="both"/>
+        <w:rPr>
+          <w:rFonts w:eastAsia="Times New Roman"/>
+          <w:szCs w:val="28"/>
+        </w:rPr>
+      </w:pPr>
+      <w:r>
+        <w:rPr>
+          <w:rFonts w:eastAsia="Times New Roman"/>
+          <w:szCs w:val="28"/>
+        </w:rPr>
+        <w:t>Определена расчетная стоимость программного продукта. С учетом принятого уровня рентабельности 10% и налога на добавленную стоимость 22% итоговая цена разработки информационной системы составила 227 174,75 руб. Полученная стоимость отражает экономически обоснованную цену разработки программного решения с учетом всех затрат и прибыли разработчика.</w:t>
+      </w:r>
+    </w:p>
+    <w:p>
+      <w:pPr>
+        <w:spacing w:after="0" w:line="360" w:lineRule="auto"/>
+        <w:ind w:firstLine="709"/>
+        <w:jc w:val="both"/>
+        <w:rPr>
+          <w:rFonts w:eastAsia="Times New Roman"/>
+          <w:szCs w:val="28"/>
+        </w:rPr>
+      </w:pPr>
+      <w:r>
+        <w:rPr>
+          <w:rFonts w:eastAsia="Times New Roman"/>
+          <w:szCs w:val="28"/>
+        </w:rPr>
+        <w:t>Проведена оценка годового экономического эффекта от внедрения разработанной системы. В расчетах принято, что до внедрения системы разработчики тратили в среднем 3 часа в неделю на поиск необходимой информации, а после внедрения системы и использования интеллектуального чат-бота это время сокращается до 0,5 часа в неделю. При экономии времени 2,5 часа в неделю на одного сотрудника, ставке 250 руб./ч, численности команды 5 человек и расчете на 52 недели в год годовой экономический эффект от внедрения системы составил 162 500 руб.</w:t>
+      </w:r>
+    </w:p>
+    <w:p>
+      <w:pPr>
+        <w:spacing w:after="0" w:line="360" w:lineRule="auto"/>
+        <w:ind w:firstLine="709"/>
+        <w:jc w:val="both"/>
+        <w:rPr>
+          <w:rFonts w:eastAsia="Times New Roman"/>
+          <w:szCs w:val="28"/>
+        </w:rPr>
+      </w:pPr>
+      <w:r>
+        <w:rPr>
+          <w:rFonts w:eastAsia="Times New Roman"/>
+          <w:szCs w:val="28"/>
+        </w:rPr>
+        <w:t>Рассчитаны основные показатели экономической эффективности проекта. Проведенные расчеты показали, что коэффициент экономической эффективности составляет 0,96, а срок окупаемости проекта — 12,5 месяцев. Это свидетельствует о том, что разработка и внедрение системы управления корпоративной базой знаний является экономически оправданным решением для предприятия.</w:t>
+      </w:r>
+    </w:p>
+    <w:p>
+      <w:pPr>
+        <w:spacing w:after="0" w:line="360" w:lineRule="auto"/>
+        <w:ind w:firstLine="709"/>
+        <w:jc w:val="both"/>
+        <w:rPr>
+          <w:rFonts w:eastAsia="Times New Roman"/>
+          <w:szCs w:val="28"/>
+        </w:rPr>
+      </w:pPr>
+      <w:r>
+        <w:rPr>
+          <w:rFonts w:eastAsia="Times New Roman"/>
+          <w:szCs w:val="28"/>
+        </w:rPr>
+        <w:t>Разработка и внедрение системы управления корпоративной базой знаний с интеллектуальным поиском и чат-ботом для ООО «БС-Платформа» является экономически обоснованным и эффективным решением. Полученные результаты подтверждают, что внедрение системы позволит сократить время поиска информации, уменьшить количество повторяющихся консультаций, снизить нагрузку на опытных специалистов и повысить доступность корпоративных знаний для сотрудников компании.</w:t>
+      </w:r>
+    </w:p>
+    <w:p>
+      <w:pPr>
+        <w:spacing w:after="0" w:line="360" w:lineRule="auto"/>
+        <w:ind w:firstLine="709"/>
+        <w:jc w:val="both"/>
+        <w:rPr>
+          <w:rFonts w:eastAsia="Times New Roman"/>
+          <w:szCs w:val="28"/>
+        </w:rPr>
+      </w:pPr>
+      <w:r>
+        <w:rPr>
+          <w:rFonts w:eastAsia="Times New Roman"/>
+          <w:szCs w:val="28"/>
+        </w:rPr>
+        <w:lastRenderedPageBreak/>
+        <w:t>Помимо прямого экономического эффекта, внедрение системы обеспечивает и дополнительные организационные преимущества. К ним относятся повышение эффективности работы сотрудников, улучшение качества внутренних коммуникаций, ускорение адаптации новых работников, повышение управляемости информационными ресурсами предприятия и создание условий для дальнейшей цифровизации внутренних бизнес-процессов.</w:t>
+      </w:r>
+    </w:p>
+    <w:p>
+      <w:pPr>
+        <w:spacing w:after="0" w:line="360" w:lineRule="auto"/>
+        <w:ind w:firstLine="709"/>
+        <w:jc w:val="both"/>
+        <w:rPr>
+          <w:rFonts w:eastAsia="Times New Roman"/>
+          <w:szCs w:val="28"/>
+        </w:rPr>
+      </w:pPr>
+      <w:r>
+        <w:rPr>
+          <w:rFonts w:eastAsia="Times New Roman"/>
+          <w:szCs w:val="28"/>
+        </w:rPr>
+        <w:t>Таким образом, проведенные технико-экономические расчеты подтверждают целесообразность разработки и внедрения серверной части системы управления корпоративной базой знаний с интеллектуальным поиском и чат-ботом в ООО «БС-Платформа». Реализация данного проекта позволит повысить эффективность использования корпоративной информации, сократить операционные издержки и создать основу для дальнейшего развития цифровой инфраструктуры предприятия.</w:t>
       </w:r>
       <w:r>
         <w:rPr>
@@ -15575,12 +14067,12 @@
         <w:ind w:firstLine="0"/>
         <w:jc w:val="center"/>
       </w:pPr>
-      <w:bookmarkStart w:id="13" w:name="_Toc223639660"/>
+      <w:bookmarkStart w:id="14" w:name="_Toc223785697"/>
       <w:r>
         <w:lastRenderedPageBreak/>
         <w:t>Литература</w:t>
       </w:r>
-      <w:bookmarkEnd w:id="13"/>
+      <w:bookmarkEnd w:id="14"/>
     </w:p>
     <w:p>
       <w:pPr>
@@ -15616,7 +14108,25 @@
           <w:color w:val="000000"/>
           <w:szCs w:val="28"/>
         </w:rPr>
-        <w:t>ГАРАНТ Федеральный закон от 3 июля 2016г. N 315-ФЗ «О внесении изменений в часть первую Гражданского кодекса Российской Федерации и отдельные законодательные акты Российской Федерации»(Электронный ресурс).</w:t>
+        <w:t xml:space="preserve">ГАРАНТ Федеральный закон от 3 июля 2016г. N 315-ФЗ «О внесении изменений в часть первую Гражданского кодекса Российской Федерации и отдельные законодательные акты Российской </w:t>
+      </w:r>
+      <w:proofErr w:type="gramStart"/>
+      <w:r>
+        <w:rPr>
+          <w:rFonts w:eastAsia="Times New Roman"/>
+          <w:color w:val="000000"/>
+          <w:szCs w:val="28"/>
+        </w:rPr>
+        <w:t>Федерации»(</w:t>
+      </w:r>
+      <w:proofErr w:type="gramEnd"/>
+      <w:r>
+        <w:rPr>
+          <w:rFonts w:eastAsia="Times New Roman"/>
+          <w:color w:val="000000"/>
+          <w:szCs w:val="28"/>
+        </w:rPr>
+        <w:t>Электронный ресурс).</w:t>
       </w:r>
     </w:p>
     <w:p>
@@ -15649,7 +14159,7 @@
         </w:rPr>
         <w:t xml:space="preserve">Трудовой кодекс Российской Федерации от 30.12.2001 N 197-ФЗ (ред. от 28.12.2025) – официальный текст. – Режим доступа: </w:t>
       </w:r>
-      <w:hyperlink r:id="rId74" w:tooltip="http://www.consultant.ru/document/cons_doc_LAW_34683/" w:history="1">
+      <w:hyperlink r:id="rId54" w:tooltip="http://www.consultant.ru/document/cons_doc_LAW_34683/" w:history="1">
         <w:r>
           <w:rPr>
             <w:rFonts w:eastAsia="Times New Roman"/>
@@ -15698,7 +14208,7 @@
         </w:rPr>
         <w:t xml:space="preserve">Налоговый кодекс Российской Федерации (часть вторая) от 05.08.2000 N 117-ФЗ (ред. от 29.12.2020) – официальный текст. – Режим доступа: </w:t>
       </w:r>
-      <w:hyperlink r:id="rId75" w:tooltip="http://www.consultant.ru/document/cons_doc_LAW_28165/" w:history="1">
+      <w:hyperlink r:id="rId55" w:tooltip="http://www.consultant.ru/document/cons_doc_LAW_28165/" w:history="1">
         <w:r>
           <w:rPr>
             <w:rFonts w:eastAsia="Times New Roman"/>
@@ -15747,7 +14257,7 @@
         </w:rPr>
         <w:t xml:space="preserve">Федеральный закон «О страховых взносах в Пенсионный фонд Российской Федерации, Фонд социального страхования Российской Федерации, Федеральный фонд обязательного медицинского страхования» от 24.07.2009 N 212-ФЗ (утратил силу) // Пенсионный фонд РФ. Тарифы страховых взносов [Электронный ресурс]. – Режим доступа: </w:t>
       </w:r>
-      <w:hyperlink r:id="rId76" w:tooltip="https://www.pfrf.ru/" w:history="1">
+      <w:hyperlink r:id="rId56" w:tooltip="https://www.pfrf.ru/" w:history="1">
         <w:r>
           <w:rPr>
             <w:rFonts w:eastAsia="Times New Roman"/>
@@ -15896,13 +14406,23 @@
         <w:t>перераб</w:t>
       </w:r>
       <w:proofErr w:type="spellEnd"/>
+      <w:proofErr w:type="gramStart"/>
       <w:r>
         <w:rPr>
           <w:rFonts w:eastAsia="Times New Roman"/>
           <w:color w:val="000000"/>
           <w:szCs w:val="28"/>
         </w:rPr>
-        <w:t>. и доп. – М.: ИНФРА-М, 2020. – 672 с. – (Высшее образование).</w:t>
+        <w:t>.</w:t>
+      </w:r>
+      <w:proofErr w:type="gramEnd"/>
+      <w:r>
+        <w:rPr>
+          <w:rFonts w:eastAsia="Times New Roman"/>
+          <w:color w:val="000000"/>
+          <w:szCs w:val="28"/>
+        </w:rPr>
+        <w:t xml:space="preserve"> и доп. – М.: ИНФРА-М, 2020. – 672 с. – (Высшее образование).</w:t>
       </w:r>
     </w:p>
     <w:p>
@@ -15935,7 +14455,7 @@
         </w:rPr>
         <w:t xml:space="preserve">Официальный сайт Федеральной службы государственной статистики (Росстат) [Электронный ресурс]. – Режим доступа: </w:t>
       </w:r>
-      <w:hyperlink r:id="rId77" w:tooltip="https://rosstat.gov.ru/" w:history="1">
+      <w:hyperlink r:id="rId57" w:tooltip="https://rosstat.gov.ru/" w:history="1">
         <w:r>
           <w:rPr>
             <w:rFonts w:eastAsia="Times New Roman"/>
@@ -15965,7 +14485,7 @@
 </file>
 
 <file path=word/endnotes.xml><?xml version="1.0" encoding="utf-8"?>
-<w:endnotes xmlns:wpc="http://schemas.microsoft.com/office/word/2010/wordprocessingCanvas" xmlns:cx="http://schemas.microsoft.com/office/drawing/2014/chartex" xmlns:cx1="http://schemas.microsoft.com/office/drawing/2015/9/8/chartex" xmlns:cx2="http://schemas.microsoft.com/office/drawing/2015/10/21/chartex" xmlns:cx3="http://schemas.microsoft.com/office/drawing/2016/5/9/chartex" xmlns:cx4="http://schemas.microsoft.com/office/drawing/2016/5/10/chartex" xmlns:cx5="http://schemas.microsoft.com/office/drawing/2016/5/11/chartex" xmlns:cx6="http://schemas.microsoft.com/office/drawing/2016/5/12/chartex" xmlns:cx7="http://schemas.microsoft.com/office/drawing/2016/5/13/chartex" xmlns:cx8="http://schemas.microsoft.com/office/drawing/2016/5/14/chartex" xmlns:mc="http://schemas.openxmlformats.org/markup-compatibility/2006" xmlns:aink="http://schemas.microsoft.com/office/drawing/2016/ink" xmlns:am3d="http://schemas.microsoft.com/office/drawing/2017/model3d" xmlns:o="urn:schemas-microsoft-com:office:office" xmlns:r="http://schemas.openxmlformats.org/officeDocument/2006/relationships" xmlns:m="http://schemas.openxmlformats.org/officeDocument/2006/math" xmlns:v="urn:schemas-microsoft-com:vml" xmlns:wp14="http://schemas.microsoft.com/office/word/2010/wordprocessingDrawing" xmlns:wp="http://schemas.openxmlformats.org/drawingml/2006/wordprocessingDrawing" xmlns:w10="urn:schemas-microsoft-com:office:word" xmlns:w="http://schemas.openxmlformats.org/wordprocessingml/2006/main" xmlns:w14="http://schemas.microsoft.com/office/word/2010/wordml" xmlns:w15="http://schemas.microsoft.com/office/word/2012/wordml" xmlns:w16cex="http://schemas.microsoft.com/office/word/2018/wordml/cex" xmlns:w16cid="http://schemas.microsoft.com/office/word/2016/wordml/cid" xmlns:w16="http://schemas.microsoft.com/office/word/2018/wordml" xmlns:w16sdtdh="http://schemas.microsoft.com/office/word/2020/wordml/sdtdatahash" xmlns:w16se="http://schemas.microsoft.com/office/word/2015/wordml/symex" xmlns:wpg="http://schemas.microsoft.com/office/word/2010/wordprocessingGroup" xmlns:wpi="http://schemas.microsoft.com/office/word/2010/wordprocessingInk" xmlns:wne="http://schemas.microsoft.com/office/word/2006/wordml" xmlns:wps="http://schemas.microsoft.com/office/word/2010/wordprocessingShape" mc:Ignorable="w14 w15 w16se w16cid w16 w16cex w16sdtdh wp14">
+<w:endnotes xmlns:wpc="http://schemas.microsoft.com/office/word/2010/wordprocessingCanvas" xmlns:cx="http://schemas.microsoft.com/office/drawing/2014/chartex" xmlns:mc="http://schemas.openxmlformats.org/markup-compatibility/2006" xmlns:o="urn:schemas-microsoft-com:office:office" xmlns:r="http://schemas.openxmlformats.org/officeDocument/2006/relationships" xmlns:m="http://schemas.openxmlformats.org/officeDocument/2006/math" xmlns:v="urn:schemas-microsoft-com:vml" xmlns:wp14="http://schemas.microsoft.com/office/word/2010/wordprocessingDrawing" xmlns:wp="http://schemas.openxmlformats.org/drawingml/2006/wordprocessingDrawing" xmlns:w10="urn:schemas-microsoft-com:office:word" xmlns:w="http://schemas.openxmlformats.org/wordprocessingml/2006/main" xmlns:w14="http://schemas.microsoft.com/office/word/2010/wordml" xmlns:w15="http://schemas.microsoft.com/office/word/2012/wordml" xmlns:w16se="http://schemas.microsoft.com/office/word/2015/wordml/symex" xmlns:wpg="http://schemas.microsoft.com/office/word/2010/wordprocessingGroup" xmlns:wpi="http://schemas.microsoft.com/office/word/2010/wordprocessingInk" xmlns:wne="http://schemas.microsoft.com/office/word/2006/wordml" xmlns:wps="http://schemas.microsoft.com/office/word/2010/wordprocessingShape" mc:Ignorable="w14 w15 w16se wp14">
   <w:endnote w:type="separator" w:id="-1">
     <w:p>
       <w:pPr>
@@ -15990,7 +14510,7 @@
 </file>
 
 <file path=word/footer1.xml><?xml version="1.0" encoding="utf-8"?>
-<w:ftr xmlns:wpc="http://schemas.microsoft.com/office/word/2010/wordprocessingCanvas" xmlns:cx="http://schemas.microsoft.com/office/drawing/2014/chartex" xmlns:cx1="http://schemas.microsoft.com/office/drawing/2015/9/8/chartex" xmlns:cx2="http://schemas.microsoft.com/office/drawing/2015/10/21/chartex" xmlns:cx3="http://schemas.microsoft.com/office/drawing/2016/5/9/chartex" xmlns:cx4="http://schemas.microsoft.com/office/drawing/2016/5/10/chartex" xmlns:cx5="http://schemas.microsoft.com/office/drawing/2016/5/11/chartex" xmlns:cx6="http://schemas.microsoft.com/office/drawing/2016/5/12/chartex" xmlns:cx7="http://schemas.microsoft.com/office/drawing/2016/5/13/chartex" xmlns:cx8="http://schemas.microsoft.com/office/drawing/2016/5/14/chartex" xmlns:mc="http://schemas.openxmlformats.org/markup-compatibility/2006" xmlns:aink="http://schemas.microsoft.com/office/drawing/2016/ink" xmlns:am3d="http://schemas.microsoft.com/office/drawing/2017/model3d" xmlns:o="urn:schemas-microsoft-com:office:office" xmlns:r="http://schemas.openxmlformats.org/officeDocument/2006/relationships" xmlns:m="http://schemas.openxmlformats.org/officeDocument/2006/math" xmlns:v="urn:schemas-microsoft-com:vml" xmlns:wp14="http://schemas.microsoft.com/office/word/2010/wordprocessingDrawing" xmlns:wp="http://schemas.openxmlformats.org/drawingml/2006/wordprocessingDrawing" xmlns:w10="urn:schemas-microsoft-com:office:word" xmlns:w="http://schemas.openxmlformats.org/wordprocessingml/2006/main" xmlns:w14="http://schemas.microsoft.com/office/word/2010/wordml" xmlns:w15="http://schemas.microsoft.com/office/word/2012/wordml" xmlns:w16cex="http://schemas.microsoft.com/office/word/2018/wordml/cex" xmlns:w16cid="http://schemas.microsoft.com/office/word/2016/wordml/cid" xmlns:w16="http://schemas.microsoft.com/office/word/2018/wordml" xmlns:w16sdtdh="http://schemas.microsoft.com/office/word/2020/wordml/sdtdatahash" xmlns:w16se="http://schemas.microsoft.com/office/word/2015/wordml/symex" xmlns:wpg="http://schemas.microsoft.com/office/word/2010/wordprocessingGroup" xmlns:wpi="http://schemas.microsoft.com/office/word/2010/wordprocessingInk" xmlns:wne="http://schemas.microsoft.com/office/word/2006/wordml" xmlns:wps="http://schemas.microsoft.com/office/word/2010/wordprocessingShape" mc:Ignorable="w14 w15 w16se w16cid w16 w16cex w16sdtdh wp14">
+<w:ftr xmlns:wpc="http://schemas.microsoft.com/office/word/2010/wordprocessingCanvas" xmlns:cx="http://schemas.microsoft.com/office/drawing/2014/chartex" xmlns:mc="http://schemas.openxmlformats.org/markup-compatibility/2006" xmlns:o="urn:schemas-microsoft-com:office:office" xmlns:r="http://schemas.openxmlformats.org/officeDocument/2006/relationships" xmlns:m="http://schemas.openxmlformats.org/officeDocument/2006/math" xmlns:v="urn:schemas-microsoft-com:vml" xmlns:wp14="http://schemas.microsoft.com/office/word/2010/wordprocessingDrawing" xmlns:wp="http://schemas.openxmlformats.org/drawingml/2006/wordprocessingDrawing" xmlns:w10="urn:schemas-microsoft-com:office:word" xmlns:w="http://schemas.openxmlformats.org/wordprocessingml/2006/main" xmlns:w14="http://schemas.microsoft.com/office/word/2010/wordml" xmlns:w15="http://schemas.microsoft.com/office/word/2012/wordml" xmlns:w16se="http://schemas.microsoft.com/office/word/2015/wordml/symex" xmlns:wpg="http://schemas.microsoft.com/office/word/2010/wordprocessingGroup" xmlns:wpi="http://schemas.microsoft.com/office/word/2010/wordprocessingInk" xmlns:wne="http://schemas.microsoft.com/office/word/2006/wordml" xmlns:wps="http://schemas.microsoft.com/office/word/2010/wordprocessingShape" mc:Ignorable="w14 w15 w16se wp14">
   <w:p>
     <w:pPr>
       <w:pStyle w:val="af4"/>
@@ -16617,7 +15137,7 @@
                                 <w:i/>
                                 <w:noProof/>
                               </w:rPr>
-                              <w:t>25</w:t>
+                              <w:t>29</w:t>
                             </w:r>
                             <w:r>
                               <w:rPr>
@@ -16680,36 +15200,17 @@
                                 <w:rFonts w:ascii="GOST type B" w:hAnsi="GOST type B"/>
                                 <w:lang w:val="ru-RU"/>
                               </w:rPr>
-                              <w:t>22</w:t>
+                              <w:t>222.</w:t>
                             </w:r>
+                            <w:proofErr w:type="gramStart"/>
                             <w:r>
                               <w:rPr>
                                 <w:rFonts w:ascii="GOST type B" w:hAnsi="GOST type B"/>
                                 <w:lang w:val="ru-RU"/>
                               </w:rPr>
-                              <w:t>2</w:t>
+                              <w:t>11.ПЗ</w:t>
                             </w:r>
-                            <w:r>
-                              <w:rPr>
-                                <w:rFonts w:ascii="GOST type B" w:hAnsi="GOST type B"/>
-                                <w:lang w:val="ru-RU"/>
-                              </w:rPr>
-                              <w:t>.</w:t>
-                            </w:r>
-                            <w:r>
-                              <w:rPr>
-                                <w:rFonts w:ascii="GOST type B" w:hAnsi="GOST type B"/>
-                                <w:lang w:val="ru-RU"/>
-                              </w:rPr>
-                              <w:t>11</w:t>
-                            </w:r>
-                            <w:r>
-                              <w:rPr>
-                                <w:rFonts w:ascii="GOST type B" w:hAnsi="GOST type B"/>
-                                <w:lang w:val="ru-RU"/>
-                              </w:rPr>
-                              <w:t>.ПЗ</w:t>
-                            </w:r>
+                            <w:proofErr w:type="gramEnd"/>
                           </w:p>
                           <w:p>
                             <w:pPr>
@@ -16945,7 +15446,7 @@
                           <w:i/>
                           <w:noProof/>
                         </w:rPr>
-                        <w:t>25</w:t>
+                        <w:t>29</w:t>
                       </w:r>
                       <w:r>
                         <w:rPr>
@@ -16988,36 +15489,17 @@
                           <w:rFonts w:ascii="GOST type B" w:hAnsi="GOST type B"/>
                           <w:lang w:val="ru-RU"/>
                         </w:rPr>
-                        <w:t>22</w:t>
+                        <w:t>222.</w:t>
                       </w:r>
+                      <w:proofErr w:type="gramStart"/>
                       <w:r>
                         <w:rPr>
                           <w:rFonts w:ascii="GOST type B" w:hAnsi="GOST type B"/>
                           <w:lang w:val="ru-RU"/>
                         </w:rPr>
-                        <w:t>2</w:t>
+                        <w:t>11.ПЗ</w:t>
                       </w:r>
-                      <w:r>
-                        <w:rPr>
-                          <w:rFonts w:ascii="GOST type B" w:hAnsi="GOST type B"/>
-                          <w:lang w:val="ru-RU"/>
-                        </w:rPr>
-                        <w:t>.</w:t>
-                      </w:r>
-                      <w:r>
-                        <w:rPr>
-                          <w:rFonts w:ascii="GOST type B" w:hAnsi="GOST type B"/>
-                          <w:lang w:val="ru-RU"/>
-                        </w:rPr>
-                        <w:t>11</w:t>
-                      </w:r>
-                      <w:r>
-                        <w:rPr>
-                          <w:rFonts w:ascii="GOST type B" w:hAnsi="GOST type B"/>
-                          <w:lang w:val="ru-RU"/>
-                        </w:rPr>
-                        <w:t>.ПЗ</w:t>
-                      </w:r>
+                      <w:proofErr w:type="gramEnd"/>
                     </w:p>
                     <w:p>
                       <w:pPr>
@@ -17048,7 +15530,7 @@
 </file>
 
 <file path=word/footer2.xml><?xml version="1.0" encoding="utf-8"?>
-<w:ftr xmlns:wpc="http://schemas.microsoft.com/office/word/2010/wordprocessingCanvas" xmlns:cx="http://schemas.microsoft.com/office/drawing/2014/chartex" xmlns:cx1="http://schemas.microsoft.com/office/drawing/2015/9/8/chartex" xmlns:cx2="http://schemas.microsoft.com/office/drawing/2015/10/21/chartex" xmlns:cx3="http://schemas.microsoft.com/office/drawing/2016/5/9/chartex" xmlns:cx4="http://schemas.microsoft.com/office/drawing/2016/5/10/chartex" xmlns:cx5="http://schemas.microsoft.com/office/drawing/2016/5/11/chartex" xmlns:cx6="http://schemas.microsoft.com/office/drawing/2016/5/12/chartex" xmlns:cx7="http://schemas.microsoft.com/office/drawing/2016/5/13/chartex" xmlns:cx8="http://schemas.microsoft.com/office/drawing/2016/5/14/chartex" xmlns:mc="http://schemas.openxmlformats.org/markup-compatibility/2006" xmlns:aink="http://schemas.microsoft.com/office/drawing/2016/ink" xmlns:am3d="http://schemas.microsoft.com/office/drawing/2017/model3d" xmlns:o="urn:schemas-microsoft-com:office:office" xmlns:r="http://schemas.openxmlformats.org/officeDocument/2006/relationships" xmlns:m="http://schemas.openxmlformats.org/officeDocument/2006/math" xmlns:v="urn:schemas-microsoft-com:vml" xmlns:wp14="http://schemas.microsoft.com/office/word/2010/wordprocessingDrawing" xmlns:wp="http://schemas.openxmlformats.org/drawingml/2006/wordprocessingDrawing" xmlns:w10="urn:schemas-microsoft-com:office:word" xmlns:w="http://schemas.openxmlformats.org/wordprocessingml/2006/main" xmlns:w14="http://schemas.microsoft.com/office/word/2010/wordml" xmlns:w15="http://schemas.microsoft.com/office/word/2012/wordml" xmlns:w16cex="http://schemas.microsoft.com/office/word/2018/wordml/cex" xmlns:w16cid="http://schemas.microsoft.com/office/word/2016/wordml/cid" xmlns:w16="http://schemas.microsoft.com/office/word/2018/wordml" xmlns:w16sdtdh="http://schemas.microsoft.com/office/word/2020/wordml/sdtdatahash" xmlns:w16se="http://schemas.microsoft.com/office/word/2015/wordml/symex" xmlns:wpg="http://schemas.microsoft.com/office/word/2010/wordprocessingGroup" xmlns:wpi="http://schemas.microsoft.com/office/word/2010/wordprocessingInk" xmlns:wne="http://schemas.microsoft.com/office/word/2006/wordml" xmlns:wps="http://schemas.microsoft.com/office/word/2010/wordprocessingShape" mc:Ignorable="w14 w15 w16se w16cid w16 w16cex w16sdtdh wp14">
+<w:ftr xmlns:wpc="http://schemas.microsoft.com/office/word/2010/wordprocessingCanvas" xmlns:cx="http://schemas.microsoft.com/office/drawing/2014/chartex" xmlns:mc="http://schemas.openxmlformats.org/markup-compatibility/2006" xmlns:o="urn:schemas-microsoft-com:office:office" xmlns:r="http://schemas.openxmlformats.org/officeDocument/2006/relationships" xmlns:m="http://schemas.openxmlformats.org/officeDocument/2006/math" xmlns:v="urn:schemas-microsoft-com:vml" xmlns:wp14="http://schemas.microsoft.com/office/word/2010/wordprocessingDrawing" xmlns:wp="http://schemas.openxmlformats.org/drawingml/2006/wordprocessingDrawing" xmlns:w10="urn:schemas-microsoft-com:office:word" xmlns:w="http://schemas.openxmlformats.org/wordprocessingml/2006/main" xmlns:w14="http://schemas.microsoft.com/office/word/2010/wordml" xmlns:w15="http://schemas.microsoft.com/office/word/2012/wordml" xmlns:w16se="http://schemas.microsoft.com/office/word/2015/wordml/symex" xmlns:wpg="http://schemas.microsoft.com/office/word/2010/wordprocessingGroup" xmlns:wpi="http://schemas.microsoft.com/office/word/2010/wordprocessingInk" xmlns:wne="http://schemas.microsoft.com/office/word/2006/wordml" xmlns:wps="http://schemas.microsoft.com/office/word/2010/wordprocessingShape" mc:Ignorable="w14 w15 w16se wp14">
   <w:p>
     <w:pPr>
       <w:pStyle w:val="af4"/>
@@ -17105,7 +15587,6 @@
                               <w:szCs w:val="19"/>
                             </w:rPr>
                           </w:pPr>
-                          <w:proofErr w:type="spellStart"/>
                           <w:r>
                             <w:rPr>
                               <w:rFonts w:ascii="GOST type B" w:hAnsi="GOST type B"/>
@@ -17114,28 +15595,7 @@
                               <w:sz w:val="19"/>
                               <w:szCs w:val="19"/>
                             </w:rPr>
-                            <w:t>Гумаров</w:t>
-                          </w:r>
-                          <w:proofErr w:type="spellEnd"/>
-                          <w:r>
-                            <w:rPr>
-                              <w:rFonts w:ascii="GOST type B" w:hAnsi="GOST type B"/>
-                              <w:i/>
-                              <w:color w:val="000000" w:themeColor="text1"/>
-                              <w:sz w:val="19"/>
-                              <w:szCs w:val="19"/>
-                            </w:rPr>
-                            <w:t xml:space="preserve"> Т. Р</w:t>
-                          </w:r>
-                          <w:r>
-                            <w:rPr>
-                              <w:rFonts w:ascii="GOST type B" w:hAnsi="GOST type B"/>
-                              <w:i/>
-                              <w:color w:val="000000" w:themeColor="text1"/>
-                              <w:sz w:val="19"/>
-                              <w:szCs w:val="19"/>
-                            </w:rPr>
-                            <w:t>.</w:t>
+                            <w:t>Гумаров Т. Р.</w:t>
                           </w:r>
                         </w:p>
                         <w:p>
@@ -17186,7 +15646,6 @@
                         <w:szCs w:val="19"/>
                       </w:rPr>
                     </w:pPr>
-                    <w:proofErr w:type="spellStart"/>
                     <w:r>
                       <w:rPr>
                         <w:rFonts w:ascii="GOST type B" w:hAnsi="GOST type B"/>
@@ -17195,28 +15654,7 @@
                         <w:sz w:val="19"/>
                         <w:szCs w:val="19"/>
                       </w:rPr>
-                      <w:t>Гумаров</w:t>
-                    </w:r>
-                    <w:proofErr w:type="spellEnd"/>
-                    <w:r>
-                      <w:rPr>
-                        <w:rFonts w:ascii="GOST type B" w:hAnsi="GOST type B"/>
-                        <w:i/>
-                        <w:color w:val="000000" w:themeColor="text1"/>
-                        <w:sz w:val="19"/>
-                        <w:szCs w:val="19"/>
-                      </w:rPr>
-                      <w:t xml:space="preserve"> Т. Р</w:t>
-                    </w:r>
-                    <w:r>
-                      <w:rPr>
-                        <w:rFonts w:ascii="GOST type B" w:hAnsi="GOST type B"/>
-                        <w:i/>
-                        <w:color w:val="000000" w:themeColor="text1"/>
-                        <w:sz w:val="19"/>
-                        <w:szCs w:val="19"/>
-                      </w:rPr>
-                      <w:t>.</w:t>
+                      <w:t>Гумаров Т. Р.</w:t>
                     </w:r>
                   </w:p>
                   <w:p>
@@ -17249,7 +15687,7 @@
 </file>
 
 <file path=word/footnotes.xml><?xml version="1.0" encoding="utf-8"?>
-<w:footnotes xmlns:wpc="http://schemas.microsoft.com/office/word/2010/wordprocessingCanvas" xmlns:cx="http://schemas.microsoft.com/office/drawing/2014/chartex" xmlns:cx1="http://schemas.microsoft.com/office/drawing/2015/9/8/chartex" xmlns:cx2="http://schemas.microsoft.com/office/drawing/2015/10/21/chartex" xmlns:cx3="http://schemas.microsoft.com/office/drawing/2016/5/9/chartex" xmlns:cx4="http://schemas.microsoft.com/office/drawing/2016/5/10/chartex" xmlns:cx5="http://schemas.microsoft.com/office/drawing/2016/5/11/chartex" xmlns:cx6="http://schemas.microsoft.com/office/drawing/2016/5/12/chartex" xmlns:cx7="http://schemas.microsoft.com/office/drawing/2016/5/13/chartex" xmlns:cx8="http://schemas.microsoft.com/office/drawing/2016/5/14/chartex" xmlns:mc="http://schemas.openxmlformats.org/markup-compatibility/2006" xmlns:aink="http://schemas.microsoft.com/office/drawing/2016/ink" xmlns:am3d="http://schemas.microsoft.com/office/drawing/2017/model3d" xmlns:o="urn:schemas-microsoft-com:office:office" xmlns:r="http://schemas.openxmlformats.org/officeDocument/2006/relationships" xmlns:m="http://schemas.openxmlformats.org/officeDocument/2006/math" xmlns:v="urn:schemas-microsoft-com:vml" xmlns:wp14="http://schemas.microsoft.com/office/word/2010/wordprocessingDrawing" xmlns:wp="http://schemas.openxmlformats.org/drawingml/2006/wordprocessingDrawing" xmlns:w10="urn:schemas-microsoft-com:office:word" xmlns:w="http://schemas.openxmlformats.org/wordprocessingml/2006/main" xmlns:w14="http://schemas.microsoft.com/office/word/2010/wordml" xmlns:w15="http://schemas.microsoft.com/office/word/2012/wordml" xmlns:w16cex="http://schemas.microsoft.com/office/word/2018/wordml/cex" xmlns:w16cid="http://schemas.microsoft.com/office/word/2016/wordml/cid" xmlns:w16="http://schemas.microsoft.com/office/word/2018/wordml" xmlns:w16sdtdh="http://schemas.microsoft.com/office/word/2020/wordml/sdtdatahash" xmlns:w16se="http://schemas.microsoft.com/office/word/2015/wordml/symex" xmlns:wpg="http://schemas.microsoft.com/office/word/2010/wordprocessingGroup" xmlns:wpi="http://schemas.microsoft.com/office/word/2010/wordprocessingInk" xmlns:wne="http://schemas.microsoft.com/office/word/2006/wordml" xmlns:wps="http://schemas.microsoft.com/office/word/2010/wordprocessingShape" mc:Ignorable="w14 w15 w16se w16cid w16 w16cex w16sdtdh wp14">
+<w:footnotes xmlns:wpc="http://schemas.microsoft.com/office/word/2010/wordprocessingCanvas" xmlns:cx="http://schemas.microsoft.com/office/drawing/2014/chartex" xmlns:mc="http://schemas.openxmlformats.org/markup-compatibility/2006" xmlns:o="urn:schemas-microsoft-com:office:office" xmlns:r="http://schemas.openxmlformats.org/officeDocument/2006/relationships" xmlns:m="http://schemas.openxmlformats.org/officeDocument/2006/math" xmlns:v="urn:schemas-microsoft-com:vml" xmlns:wp14="http://schemas.microsoft.com/office/word/2010/wordprocessingDrawing" xmlns:wp="http://schemas.openxmlformats.org/drawingml/2006/wordprocessingDrawing" xmlns:w10="urn:schemas-microsoft-com:office:word" xmlns:w="http://schemas.openxmlformats.org/wordprocessingml/2006/main" xmlns:w14="http://schemas.microsoft.com/office/word/2010/wordml" xmlns:w15="http://schemas.microsoft.com/office/word/2012/wordml" xmlns:w16se="http://schemas.microsoft.com/office/word/2015/wordml/symex" xmlns:wpg="http://schemas.microsoft.com/office/word/2010/wordprocessingGroup" xmlns:wpi="http://schemas.microsoft.com/office/word/2010/wordprocessingInk" xmlns:wne="http://schemas.microsoft.com/office/word/2006/wordml" xmlns:wps="http://schemas.microsoft.com/office/word/2010/wordprocessingShape" mc:Ignorable="w14 w15 w16se wp14">
   <w:footnote w:type="separator" w:id="-1">
     <w:p>
       <w:pPr>
@@ -17274,7 +15712,7 @@
 </file>
 
 <file path=word/header1.xml><?xml version="1.0" encoding="utf-8"?>
-<w:hdr xmlns:wpc="http://schemas.microsoft.com/office/word/2010/wordprocessingCanvas" xmlns:cx="http://schemas.microsoft.com/office/drawing/2014/chartex" xmlns:cx1="http://schemas.microsoft.com/office/drawing/2015/9/8/chartex" xmlns:cx2="http://schemas.microsoft.com/office/drawing/2015/10/21/chartex" xmlns:cx3="http://schemas.microsoft.com/office/drawing/2016/5/9/chartex" xmlns:cx4="http://schemas.microsoft.com/office/drawing/2016/5/10/chartex" xmlns:cx5="http://schemas.microsoft.com/office/drawing/2016/5/11/chartex" xmlns:cx6="http://schemas.microsoft.com/office/drawing/2016/5/12/chartex" xmlns:cx7="http://schemas.microsoft.com/office/drawing/2016/5/13/chartex" xmlns:cx8="http://schemas.microsoft.com/office/drawing/2016/5/14/chartex" xmlns:mc="http://schemas.openxmlformats.org/markup-compatibility/2006" xmlns:aink="http://schemas.microsoft.com/office/drawing/2016/ink" xmlns:am3d="http://schemas.microsoft.com/office/drawing/2017/model3d" xmlns:o="urn:schemas-microsoft-com:office:office" xmlns:r="http://schemas.openxmlformats.org/officeDocument/2006/relationships" xmlns:m="http://schemas.openxmlformats.org/officeDocument/2006/math" xmlns:v="urn:schemas-microsoft-com:vml" xmlns:wp14="http://schemas.microsoft.com/office/word/2010/wordprocessingDrawing" xmlns:wp="http://schemas.openxmlformats.org/drawingml/2006/wordprocessingDrawing" xmlns:w10="urn:schemas-microsoft-com:office:word" xmlns:w="http://schemas.openxmlformats.org/wordprocessingml/2006/main" xmlns:w14="http://schemas.microsoft.com/office/word/2010/wordml" xmlns:w15="http://schemas.microsoft.com/office/word/2012/wordml" xmlns:w16cex="http://schemas.microsoft.com/office/word/2018/wordml/cex" xmlns:w16cid="http://schemas.microsoft.com/office/word/2016/wordml/cid" xmlns:w16="http://schemas.microsoft.com/office/word/2018/wordml" xmlns:w16sdtdh="http://schemas.microsoft.com/office/word/2020/wordml/sdtdatahash" xmlns:w16se="http://schemas.microsoft.com/office/word/2015/wordml/symex" xmlns:wpg="http://schemas.microsoft.com/office/word/2010/wordprocessingGroup" xmlns:wpi="http://schemas.microsoft.com/office/word/2010/wordprocessingInk" xmlns:wne="http://schemas.microsoft.com/office/word/2006/wordml" xmlns:wps="http://schemas.microsoft.com/office/word/2010/wordprocessingShape" mc:Ignorable="w14 w15 w16se w16cid w16 w16cex w16sdtdh wp14">
+<w:hdr xmlns:wpc="http://schemas.microsoft.com/office/word/2010/wordprocessingCanvas" xmlns:cx="http://schemas.microsoft.com/office/drawing/2014/chartex" xmlns:mc="http://schemas.openxmlformats.org/markup-compatibility/2006" xmlns:o="urn:schemas-microsoft-com:office:office" xmlns:r="http://schemas.openxmlformats.org/officeDocument/2006/relationships" xmlns:m="http://schemas.openxmlformats.org/officeDocument/2006/math" xmlns:v="urn:schemas-microsoft-com:vml" xmlns:wp14="http://schemas.microsoft.com/office/word/2010/wordprocessingDrawing" xmlns:wp="http://schemas.openxmlformats.org/drawingml/2006/wordprocessingDrawing" xmlns:w10="urn:schemas-microsoft-com:office:word" xmlns:w="http://schemas.openxmlformats.org/wordprocessingml/2006/main" xmlns:w14="http://schemas.microsoft.com/office/word/2010/wordml" xmlns:w15="http://schemas.microsoft.com/office/word/2012/wordml" xmlns:w16se="http://schemas.microsoft.com/office/word/2015/wordml/symex" xmlns:wpg="http://schemas.microsoft.com/office/word/2010/wordprocessingGroup" xmlns:wpi="http://schemas.microsoft.com/office/word/2010/wordprocessingInk" xmlns:wne="http://schemas.microsoft.com/office/word/2006/wordml" xmlns:wps="http://schemas.microsoft.com/office/word/2010/wordprocessingShape" mc:Ignorable="w14 w15 w16se wp14">
   <w:p>
     <w:pPr>
       <w:pStyle w:val="af2"/>
@@ -17297,7 +15735,7 @@
 </file>
 
 <file path=word/header2.xml><?xml version="1.0" encoding="utf-8"?>
-<w:hdr xmlns:wpc="http://schemas.microsoft.com/office/word/2010/wordprocessingCanvas" xmlns:cx="http://schemas.microsoft.com/office/drawing/2014/chartex" xmlns:cx1="http://schemas.microsoft.com/office/drawing/2015/9/8/chartex" xmlns:cx2="http://schemas.microsoft.com/office/drawing/2015/10/21/chartex" xmlns:cx3="http://schemas.microsoft.com/office/drawing/2016/5/9/chartex" xmlns:cx4="http://schemas.microsoft.com/office/drawing/2016/5/10/chartex" xmlns:cx5="http://schemas.microsoft.com/office/drawing/2016/5/11/chartex" xmlns:cx6="http://schemas.microsoft.com/office/drawing/2016/5/12/chartex" xmlns:cx7="http://schemas.microsoft.com/office/drawing/2016/5/13/chartex" xmlns:cx8="http://schemas.microsoft.com/office/drawing/2016/5/14/chartex" xmlns:mc="http://schemas.openxmlformats.org/markup-compatibility/2006" xmlns:aink="http://schemas.microsoft.com/office/drawing/2016/ink" xmlns:am3d="http://schemas.microsoft.com/office/drawing/2017/model3d" xmlns:o="urn:schemas-microsoft-com:office:office" xmlns:r="http://schemas.openxmlformats.org/officeDocument/2006/relationships" xmlns:m="http://schemas.openxmlformats.org/officeDocument/2006/math" xmlns:v="urn:schemas-microsoft-com:vml" xmlns:wp14="http://schemas.microsoft.com/office/word/2010/wordprocessingDrawing" xmlns:wp="http://schemas.openxmlformats.org/drawingml/2006/wordprocessingDrawing" xmlns:w10="urn:schemas-microsoft-com:office:word" xmlns:w="http://schemas.openxmlformats.org/wordprocessingml/2006/main" xmlns:w14="http://schemas.microsoft.com/office/word/2010/wordml" xmlns:w15="http://schemas.microsoft.com/office/word/2012/wordml" xmlns:w16cex="http://schemas.microsoft.com/office/word/2018/wordml/cex" xmlns:w16cid="http://schemas.microsoft.com/office/word/2016/wordml/cid" xmlns:w16="http://schemas.microsoft.com/office/word/2018/wordml" xmlns:w16sdtdh="http://schemas.microsoft.com/office/word/2020/wordml/sdtdatahash" xmlns:w16se="http://schemas.microsoft.com/office/word/2015/wordml/symex" xmlns:wpg="http://schemas.microsoft.com/office/word/2010/wordprocessingGroup" xmlns:wpi="http://schemas.microsoft.com/office/word/2010/wordprocessingInk" xmlns:wne="http://schemas.microsoft.com/office/word/2006/wordml" xmlns:wps="http://schemas.microsoft.com/office/word/2010/wordprocessingShape" mc:Ignorable="w14 w15 w16se w16cid w16 w16cex w16sdtdh wp14">
+<w:hdr xmlns:wpc="http://schemas.microsoft.com/office/word/2010/wordprocessingCanvas" xmlns:cx="http://schemas.microsoft.com/office/drawing/2014/chartex" xmlns:mc="http://schemas.openxmlformats.org/markup-compatibility/2006" xmlns:o="urn:schemas-microsoft-com:office:office" xmlns:r="http://schemas.openxmlformats.org/officeDocument/2006/relationships" xmlns:m="http://schemas.openxmlformats.org/officeDocument/2006/math" xmlns:v="urn:schemas-microsoft-com:vml" xmlns:wp14="http://schemas.microsoft.com/office/word/2010/wordprocessingDrawing" xmlns:wp="http://schemas.openxmlformats.org/drawingml/2006/wordprocessingDrawing" xmlns:w10="urn:schemas-microsoft-com:office:word" xmlns:w="http://schemas.openxmlformats.org/wordprocessingml/2006/main" xmlns:w14="http://schemas.microsoft.com/office/word/2010/wordml" xmlns:w15="http://schemas.microsoft.com/office/word/2012/wordml" xmlns:w16se="http://schemas.microsoft.com/office/word/2015/wordml/symex" xmlns:wpg="http://schemas.microsoft.com/office/word/2010/wordprocessingGroup" xmlns:wpi="http://schemas.microsoft.com/office/word/2010/wordprocessingInk" xmlns:wne="http://schemas.microsoft.com/office/word/2006/wordml" xmlns:wps="http://schemas.microsoft.com/office/word/2010/wordprocessingShape" mc:Ignorable="w14 w15 w16se wp14">
   <w:p>
     <w:pPr>
       <w:pStyle w:val="af2"/>
@@ -17952,37 +16390,18 @@
                                 <w:rFonts w:ascii="GOST type B" w:hAnsi="GOST type B"/>
                                 <w:lang w:val="ru-RU"/>
                               </w:rPr>
-                              <w:t>22</w:t>
+                              <w:t>222.</w:t>
                             </w:r>
+                            <w:proofErr w:type="gramStart"/>
                             <w:r>
                               <w:rPr>
                                 <w:rFonts w:ascii="GOST type B" w:hAnsi="GOST type B"/>
                                 <w:lang w:val="ru-RU"/>
                               </w:rPr>
-                              <w:t>2</w:t>
-                            </w:r>
-                            <w:r>
-                              <w:rPr>
-                                <w:rFonts w:ascii="GOST type B" w:hAnsi="GOST type B"/>
-                                <w:lang w:val="ru-RU"/>
-                              </w:rPr>
-                              <w:t>.</w:t>
-                            </w:r>
-                            <w:r>
-                              <w:rPr>
-                                <w:rFonts w:ascii="GOST type B" w:hAnsi="GOST type B"/>
-                                <w:lang w:val="ru-RU"/>
-                              </w:rPr>
-                              <w:t>11</w:t>
-                            </w:r>
-                            <w:r>
-                              <w:rPr>
-                                <w:rFonts w:ascii="GOST type B" w:hAnsi="GOST type B"/>
-                                <w:lang w:val="ru-RU"/>
-                              </w:rPr>
-                              <w:t>.ПЗ</w:t>
+                              <w:t>11.ПЗ</w:t>
                             </w:r>
                             <w:bookmarkEnd w:id="0"/>
+                            <w:proofErr w:type="gramEnd"/>
                           </w:p>
                           <w:p/>
                         </w:txbxContent>
@@ -18932,37 +17351,18 @@
                           <w:rFonts w:ascii="GOST type B" w:hAnsi="GOST type B"/>
                           <w:lang w:val="ru-RU"/>
                         </w:rPr>
-                        <w:t>22</w:t>
+                        <w:t>222.</w:t>
                       </w:r>
+                      <w:proofErr w:type="gramStart"/>
                       <w:r>
                         <w:rPr>
                           <w:rFonts w:ascii="GOST type B" w:hAnsi="GOST type B"/>
                           <w:lang w:val="ru-RU"/>
                         </w:rPr>
-                        <w:t>2</w:t>
-                      </w:r>
-                      <w:r>
-                        <w:rPr>
-                          <w:rFonts w:ascii="GOST type B" w:hAnsi="GOST type B"/>
-                          <w:lang w:val="ru-RU"/>
-                        </w:rPr>
-                        <w:t>.</w:t>
-                      </w:r>
-                      <w:r>
-                        <w:rPr>
-                          <w:rFonts w:ascii="GOST type B" w:hAnsi="GOST type B"/>
-                          <w:lang w:val="ru-RU"/>
-                        </w:rPr>
-                        <w:t>11</w:t>
-                      </w:r>
-                      <w:r>
-                        <w:rPr>
-                          <w:rFonts w:ascii="GOST type B" w:hAnsi="GOST type B"/>
-                          <w:lang w:val="ru-RU"/>
-                        </w:rPr>
-                        <w:t>.ПЗ</w:t>
+                        <w:t>11.ПЗ</w:t>
                       </w:r>
                       <w:bookmarkEnd w:id="1"/>
+                      <w:proofErr w:type="gramEnd"/>
                     </w:p>
                     <w:p/>
                   </w:txbxContent>
@@ -19240,7 +17640,7 @@
 </file>
 
 <file path=word/numbering.xml><?xml version="1.0" encoding="utf-8"?>
-<w:numbering xmlns:wpc="http://schemas.microsoft.com/office/word/2010/wordprocessingCanvas" xmlns:cx="http://schemas.microsoft.com/office/drawing/2014/chartex" xmlns:cx1="http://schemas.microsoft.com/office/drawing/2015/9/8/chartex" xmlns:cx2="http://schemas.microsoft.com/office/drawing/2015/10/21/chartex" xmlns:cx3="http://schemas.microsoft.com/office/drawing/2016/5/9/chartex" xmlns:cx4="http://schemas.microsoft.com/office/drawing/2016/5/10/chartex" xmlns:cx5="http://schemas.microsoft.com/office/drawing/2016/5/11/chartex" xmlns:cx6="http://schemas.microsoft.com/office/drawing/2016/5/12/chartex" xmlns:cx7="http://schemas.microsoft.com/office/drawing/2016/5/13/chartex" xmlns:cx8="http://schemas.microsoft.com/office/drawing/2016/5/14/chartex" xmlns:mc="http://schemas.openxmlformats.org/markup-compatibility/2006" xmlns:aink="http://schemas.microsoft.com/office/drawing/2016/ink" xmlns:am3d="http://schemas.microsoft.com/office/drawing/2017/model3d" xmlns:o="urn:schemas-microsoft-com:office:office" xmlns:r="http://schemas.openxmlformats.org/officeDocument/2006/relationships" xmlns:m="http://schemas.openxmlformats.org/officeDocument/2006/math" xmlns:v="urn:schemas-microsoft-com:vml" xmlns:wp14="http://schemas.microsoft.com/office/word/2010/wordprocessingDrawing" xmlns:wp="http://schemas.openxmlformats.org/drawingml/2006/wordprocessingDrawing" xmlns:w10="urn:schemas-microsoft-com:office:word" xmlns:w="http://schemas.openxmlformats.org/wordprocessingml/2006/main" xmlns:w14="http://schemas.microsoft.com/office/word/2010/wordml" xmlns:w15="http://schemas.microsoft.com/office/word/2012/wordml" xmlns:w16cex="http://schemas.microsoft.com/office/word/2018/wordml/cex" xmlns:w16cid="http://schemas.microsoft.com/office/word/2016/wordml/cid" xmlns:w16="http://schemas.microsoft.com/office/word/2018/wordml" xmlns:w16sdtdh="http://schemas.microsoft.com/office/word/2020/wordml/sdtdatahash" xmlns:w16se="http://schemas.microsoft.com/office/word/2015/wordml/symex" xmlns:wpg="http://schemas.microsoft.com/office/word/2010/wordprocessingGroup" xmlns:wpi="http://schemas.microsoft.com/office/word/2010/wordprocessingInk" xmlns:wne="http://schemas.microsoft.com/office/word/2006/wordml" xmlns:wps="http://schemas.microsoft.com/office/word/2010/wordprocessingShape" mc:Ignorable="w14 w15 w16se w16cid w16 w16cex w16sdtdh wp14">
+<w:numbering xmlns:wpc="http://schemas.microsoft.com/office/word/2010/wordprocessingCanvas" xmlns:cx="http://schemas.microsoft.com/office/drawing/2014/chartex" xmlns:mc="http://schemas.openxmlformats.org/markup-compatibility/2006" xmlns:o="urn:schemas-microsoft-com:office:office" xmlns:r="http://schemas.openxmlformats.org/officeDocument/2006/relationships" xmlns:m="http://schemas.openxmlformats.org/officeDocument/2006/math" xmlns:v="urn:schemas-microsoft-com:vml" xmlns:wp14="http://schemas.microsoft.com/office/word/2010/wordprocessingDrawing" xmlns:wp="http://schemas.openxmlformats.org/drawingml/2006/wordprocessingDrawing" xmlns:w10="urn:schemas-microsoft-com:office:word" xmlns:w="http://schemas.openxmlformats.org/wordprocessingml/2006/main" xmlns:w14="http://schemas.microsoft.com/office/word/2010/wordml" xmlns:w15="http://schemas.microsoft.com/office/word/2012/wordml" xmlns:w16se="http://schemas.microsoft.com/office/word/2015/wordml/symex" xmlns:wpg="http://schemas.microsoft.com/office/word/2010/wordprocessingGroup" xmlns:wpi="http://schemas.microsoft.com/office/word/2010/wordprocessingInk" xmlns:wne="http://schemas.microsoft.com/office/word/2006/wordml" xmlns:wps="http://schemas.microsoft.com/office/word/2010/wordprocessingShape" mc:Ignorable="w14 w15 w16se wp14">
   <w:abstractNum w:abstractNumId="0" w15:restartNumberingAfterBreak="0">
     <w:nsid w:val="03894B3C"/>
     <w:multiLevelType w:val="hybridMultilevel"/>
@@ -19921,6 +18321,119 @@
     </w:lvl>
   </w:abstractNum>
   <w:abstractNum w:abstractNumId="6" w15:restartNumberingAfterBreak="0">
+    <w:nsid w:val="39860F61"/>
+    <w:multiLevelType w:val="hybridMultilevel"/>
+    <w:tmpl w:val="74986422"/>
+    <w:lvl w:ilvl="0" w:tplc="04190001">
+      <w:start w:val="1"/>
+      <w:numFmt w:val="bullet"/>
+      <w:lvlText w:val=""/>
+      <w:lvlJc w:val="left"/>
+      <w:pPr>
+        <w:ind w:left="1429" w:hanging="360"/>
+      </w:pPr>
+      <w:rPr>
+        <w:rFonts w:ascii="Symbol" w:hAnsi="Symbol" w:hint="default"/>
+      </w:rPr>
+    </w:lvl>
+    <w:lvl w:ilvl="1" w:tplc="04190003" w:tentative="1">
+      <w:start w:val="1"/>
+      <w:numFmt w:val="bullet"/>
+      <w:lvlText w:val="o"/>
+      <w:lvlJc w:val="left"/>
+      <w:pPr>
+        <w:ind w:left="2149" w:hanging="360"/>
+      </w:pPr>
+      <w:rPr>
+        <w:rFonts w:ascii="Courier New" w:hAnsi="Courier New" w:cs="Courier New" w:hint="default"/>
+      </w:rPr>
+    </w:lvl>
+    <w:lvl w:ilvl="2" w:tplc="04190005" w:tentative="1">
+      <w:start w:val="1"/>
+      <w:numFmt w:val="bullet"/>
+      <w:lvlText w:val=""/>
+      <w:lvlJc w:val="left"/>
+      <w:pPr>
+        <w:ind w:left="2869" w:hanging="360"/>
+      </w:pPr>
+      <w:rPr>
+        <w:rFonts w:ascii="Wingdings" w:hAnsi="Wingdings" w:hint="default"/>
+      </w:rPr>
+    </w:lvl>
+    <w:lvl w:ilvl="3" w:tplc="04190001" w:tentative="1">
+      <w:start w:val="1"/>
+      <w:numFmt w:val="bullet"/>
+      <w:lvlText w:val=""/>
+      <w:lvlJc w:val="left"/>
+      <w:pPr>
+        <w:ind w:left="3589" w:hanging="360"/>
+      </w:pPr>
+      <w:rPr>
+        <w:rFonts w:ascii="Symbol" w:hAnsi="Symbol" w:hint="default"/>
+      </w:rPr>
+    </w:lvl>
+    <w:lvl w:ilvl="4" w:tplc="04190003" w:tentative="1">
+      <w:start w:val="1"/>
+      <w:numFmt w:val="bullet"/>
+      <w:lvlText w:val="o"/>
+      <w:lvlJc w:val="left"/>
+      <w:pPr>
+        <w:ind w:left="4309" w:hanging="360"/>
+      </w:pPr>
+      <w:rPr>
+        <w:rFonts w:ascii="Courier New" w:hAnsi="Courier New" w:cs="Courier New" w:hint="default"/>
+      </w:rPr>
+    </w:lvl>
+    <w:lvl w:ilvl="5" w:tplc="04190005" w:tentative="1">
+      <w:start w:val="1"/>
+      <w:numFmt w:val="bullet"/>
+      <w:lvlText w:val=""/>
+      <w:lvlJc w:val="left"/>
+      <w:pPr>
+        <w:ind w:left="5029" w:hanging="360"/>
+      </w:pPr>
+      <w:rPr>
+        <w:rFonts w:ascii="Wingdings" w:hAnsi="Wingdings" w:hint="default"/>
+      </w:rPr>
+    </w:lvl>
+    <w:lvl w:ilvl="6" w:tplc="04190001" w:tentative="1">
+      <w:start w:val="1"/>
+      <w:numFmt w:val="bullet"/>
+      <w:lvlText w:val=""/>
+      <w:lvlJc w:val="left"/>
+      <w:pPr>
+        <w:ind w:left="5749" w:hanging="360"/>
+      </w:pPr>
+      <w:rPr>
+        <w:rFonts w:ascii="Symbol" w:hAnsi="Symbol" w:hint="default"/>
+      </w:rPr>
+    </w:lvl>
+    <w:lvl w:ilvl="7" w:tplc="04190003" w:tentative="1">
+      <w:start w:val="1"/>
+      <w:numFmt w:val="bullet"/>
+      <w:lvlText w:val="o"/>
+      <w:lvlJc w:val="left"/>
+      <w:pPr>
+        <w:ind w:left="6469" w:hanging="360"/>
+      </w:pPr>
+      <w:rPr>
+        <w:rFonts w:ascii="Courier New" w:hAnsi="Courier New" w:cs="Courier New" w:hint="default"/>
+      </w:rPr>
+    </w:lvl>
+    <w:lvl w:ilvl="8" w:tplc="04190005" w:tentative="1">
+      <w:start w:val="1"/>
+      <w:numFmt w:val="bullet"/>
+      <w:lvlText w:val=""/>
+      <w:lvlJc w:val="left"/>
+      <w:pPr>
+        <w:ind w:left="7189" w:hanging="360"/>
+      </w:pPr>
+      <w:rPr>
+        <w:rFonts w:ascii="Wingdings" w:hAnsi="Wingdings" w:hint="default"/>
+      </w:rPr>
+    </w:lvl>
+  </w:abstractNum>
+  <w:abstractNum w:abstractNumId="7" w15:restartNumberingAfterBreak="0">
     <w:nsid w:val="401C278F"/>
     <w:multiLevelType w:val="multilevel"/>
     <w:tmpl w:val="B6D6E6A2"/>
@@ -20069,7 +18582,7 @@
       </w:rPr>
     </w:lvl>
   </w:abstractNum>
-  <w:abstractNum w:abstractNumId="7" w15:restartNumberingAfterBreak="0">
+  <w:abstractNum w:abstractNumId="8" w15:restartNumberingAfterBreak="0">
     <w:nsid w:val="411D378F"/>
     <w:multiLevelType w:val="multilevel"/>
     <w:tmpl w:val="F67A2AD6"/>
@@ -20182,7 +18695,7 @@
       </w:rPr>
     </w:lvl>
   </w:abstractNum>
-  <w:abstractNum w:abstractNumId="8" w15:restartNumberingAfterBreak="0">
+  <w:abstractNum w:abstractNumId="9" w15:restartNumberingAfterBreak="0">
     <w:nsid w:val="4C32604E"/>
     <w:multiLevelType w:val="multilevel"/>
     <w:tmpl w:val="D41A7CB0"/>
@@ -20298,6 +18811,7 @@
   </w:abstractNum>
   <w:num w:numId="1">
     <w:abstractNumId w:val="2"/>
+    <w:lvlOverride w:ilvl="0"/>
     <w:lvlOverride w:ilvl="1">
       <w:startOverride w:val="1"/>
     </w:lvlOverride>
@@ -20319,13 +18833,12 @@
     <w:lvlOverride w:ilvl="7">
       <w:startOverride w:val="1"/>
     </w:lvlOverride>
-    <w:lvlOverride w:ilvl="0"/>
   </w:num>
   <w:num w:numId="2">
-    <w:abstractNumId w:val="8"/>
+    <w:abstractNumId w:val="9"/>
   </w:num>
   <w:num w:numId="3">
-    <w:abstractNumId w:val="7"/>
+    <w:abstractNumId w:val="8"/>
   </w:num>
   <w:num w:numId="4">
     <w:abstractNumId w:val="4"/>
@@ -20334,7 +18847,7 @@
     <w:abstractNumId w:val="1"/>
   </w:num>
   <w:num w:numId="6">
-    <w:abstractNumId w:val="6"/>
+    <w:abstractNumId w:val="7"/>
   </w:num>
   <w:num w:numId="7">
     <w:abstractNumId w:val="0"/>
@@ -20345,12 +18858,15 @@
   <w:num w:numId="9">
     <w:abstractNumId w:val="5"/>
   </w:num>
+  <w:num w:numId="10">
+    <w:abstractNumId w:val="6"/>
+  </w:num>
   <w:numIdMacAtCleanup w:val="6"/>
 </w:numbering>
 </file>
 
 <file path=word/styles.xml><?xml version="1.0" encoding="utf-8"?>
-<w:styles xmlns:mc="http://schemas.openxmlformats.org/markup-compatibility/2006" xmlns:r="http://schemas.openxmlformats.org/officeDocument/2006/relationships" xmlns:w="http://schemas.openxmlformats.org/wordprocessingml/2006/main" xmlns:w14="http://schemas.microsoft.com/office/word/2010/wordml" xmlns:w15="http://schemas.microsoft.com/office/word/2012/wordml" xmlns:w16cex="http://schemas.microsoft.com/office/word/2018/wordml/cex" xmlns:w16cid="http://schemas.microsoft.com/office/word/2016/wordml/cid" xmlns:w16="http://schemas.microsoft.com/office/word/2018/wordml" xmlns:w16sdtdh="http://schemas.microsoft.com/office/word/2020/wordml/sdtdatahash" xmlns:w16se="http://schemas.microsoft.com/office/word/2015/wordml/symex" mc:Ignorable="w14 w15 w16se w16cid w16 w16cex w16sdtdh">
+<w:styles xmlns:mc="http://schemas.openxmlformats.org/markup-compatibility/2006" xmlns:r="http://schemas.openxmlformats.org/officeDocument/2006/relationships" xmlns:w="http://schemas.openxmlformats.org/wordprocessingml/2006/main" xmlns:w14="http://schemas.microsoft.com/office/word/2010/wordml" xmlns:w15="http://schemas.microsoft.com/office/word/2012/wordml" xmlns:w16se="http://schemas.microsoft.com/office/word/2015/wordml/symex" mc:Ignorable="w14 w15 w16se">
   <w:docDefaults>
     <w:rPrDefault>
       <w:rPr>
@@ -20360,7 +18876,7 @@
     </w:rPrDefault>
     <w:pPrDefault/>
   </w:docDefaults>
-  <w:latentStyles w:defLockedState="0" w:defUIPriority="99" w:defSemiHidden="0" w:defUnhideWhenUsed="0" w:defQFormat="0" w:count="376">
+  <w:latentStyles w:defLockedState="0" w:defUIPriority="99" w:defSemiHidden="0" w:defUnhideWhenUsed="0" w:defQFormat="0" w:count="371">
     <w:lsdException w:name="Normal" w:uiPriority="0" w:qFormat="1"/>
     <w:lsdException w:name="heading 1" w:uiPriority="9" w:qFormat="1"/>
     <w:lsdException w:name="heading 2" w:semiHidden="1" w:uiPriority="9" w:unhideWhenUsed="1" w:qFormat="1"/>
@@ -20466,6 +18982,7 @@
     <w:lsdException w:name="HTML Sample" w:semiHidden="1" w:unhideWhenUsed="1"/>
     <w:lsdException w:name="HTML Typewriter" w:semiHidden="1" w:unhideWhenUsed="1"/>
     <w:lsdException w:name="HTML Variable" w:semiHidden="1" w:unhideWhenUsed="1"/>
+    <w:lsdException w:name="Normal Table" w:semiHidden="1" w:unhideWhenUsed="1"/>
     <w:lsdException w:name="annotation subject" w:semiHidden="1" w:unhideWhenUsed="1"/>
     <w:lsdException w:name="No List" w:semiHidden="1" w:unhideWhenUsed="1"/>
     <w:lsdException w:name="Outline List 1" w:semiHidden="1" w:unhideWhenUsed="1"/>
@@ -20508,8 +19025,11 @@
     <w:lsdException w:name="Table Contemporary" w:semiHidden="1" w:unhideWhenUsed="1"/>
     <w:lsdException w:name="Table Elegant" w:semiHidden="1" w:unhideWhenUsed="1"/>
     <w:lsdException w:name="Table Professional" w:semiHidden="1" w:unhideWhenUsed="1"/>
+    <w:lsdException w:name="Table Subtle 1" w:semiHidden="1" w:unhideWhenUsed="1"/>
     <w:lsdException w:name="Table Subtle 2" w:semiHidden="1" w:unhideWhenUsed="1"/>
     <w:lsdException w:name="Table Web 1" w:semiHidden="1" w:unhideWhenUsed="1"/>
+    <w:lsdException w:name="Table Web 2" w:semiHidden="1" w:unhideWhenUsed="1"/>
+    <w:lsdException w:name="Table Web 3" w:semiHidden="1" w:unhideWhenUsed="1"/>
     <w:lsdException w:name="Balloon Text" w:semiHidden="1" w:unhideWhenUsed="1"/>
     <w:lsdException w:name="Table Grid" w:uiPriority="59"/>
     <w:lsdException w:name="Table Theme" w:semiHidden="1" w:unhideWhenUsed="1"/>
@@ -20728,11 +19248,6 @@
     <w:lsdException w:name="List Table 5 Dark Accent 6" w:uiPriority="50"/>
     <w:lsdException w:name="List Table 6 Colorful Accent 6" w:uiPriority="51"/>
     <w:lsdException w:name="List Table 7 Colorful Accent 6" w:uiPriority="52"/>
-    <w:lsdException w:name="Mention" w:semiHidden="1" w:unhideWhenUsed="1"/>
-    <w:lsdException w:name="Smart Hyperlink" w:semiHidden="1" w:unhideWhenUsed="1"/>
-    <w:lsdException w:name="Hashtag" w:semiHidden="1" w:unhideWhenUsed="1"/>
-    <w:lsdException w:name="Unresolved Mention" w:semiHidden="1" w:unhideWhenUsed="1"/>
-    <w:lsdException w:name="Smart Link" w:semiHidden="1" w:unhideWhenUsed="1"/>
   </w:latentStyles>
   <w:style w:type="paragraph" w:default="1" w:styleId="a0">
     <w:name w:val="Normal"/>
@@ -20934,6 +19449,7 @@
   <w:style w:type="character" w:default="1" w:styleId="a1">
     <w:name w:val="Default Paragraph Font"/>
     <w:uiPriority w:val="1"/>
+    <w:semiHidden/>
     <w:unhideWhenUsed/>
   </w:style>
   <w:style w:type="table" w:default="1" w:styleId="a2">
@@ -32700,6 +31216,31 @@
     <w:basedOn w:val="a1"/>
     <w:rsid w:val="00162DC2"/>
   </w:style>
+  <w:style w:type="character" w:customStyle="1" w:styleId="mpunct">
+    <w:name w:val="mpunct"/>
+    <w:basedOn w:val="a1"/>
+    <w:rsid w:val="005869D4"/>
+  </w:style>
+  <w:style w:type="character" w:customStyle="1" w:styleId="mrel">
+    <w:name w:val="mrel"/>
+    <w:basedOn w:val="a1"/>
+    <w:rsid w:val="005869D4"/>
+  </w:style>
+  <w:style w:type="character" w:customStyle="1" w:styleId="mopen">
+    <w:name w:val="mopen"/>
+    <w:basedOn w:val="a1"/>
+    <w:rsid w:val="0076280A"/>
+  </w:style>
+  <w:style w:type="character" w:customStyle="1" w:styleId="mclose">
+    <w:name w:val="mclose"/>
+    <w:basedOn w:val="a1"/>
+    <w:rsid w:val="0076280A"/>
+  </w:style>
+  <w:style w:type="character" w:customStyle="1" w:styleId="katex-mathml">
+    <w:name w:val="katex-mathml"/>
+    <w:basedOn w:val="a1"/>
+    <w:rsid w:val="00421057"/>
+  </w:style>
 </w:styles>
 </file>
 
@@ -33089,14 +31630,34 @@
 </file>
 
 <file path=customXml/item1.xml><?xml version="1.0" encoding="utf-8"?>
-<b:Sources xmlns:b="http://schemas.openxmlformats.org/officeDocument/2006/bibliography" xmlns="http://schemas.openxmlformats.org/officeDocument/2006/bibliography" SelectedStyle="\APA.XSL" StyleName="APA"/>
+<inkml:ink xmlns:inkml="http://www.w3.org/2003/InkML">
+  <inkml:definitions>
+    <inkml:context xml:id="ctx0">
+      <inkml:inkSource xml:id="inkSrc0">
+        <inkml:traceFormat>
+          <inkml:channel name="X" type="integer" min="-2.14748E9" max="2.14748E9" units="cm"/>
+          <inkml:channel name="Y" type="integer" min="-2.14748E9" max="2.14748E9" units="cm"/>
+        </inkml:traceFormat>
+        <inkml:channelProperties>
+          <inkml:channelProperty channel="X" name="resolution" value="1000" units="1/cm"/>
+          <inkml:channelProperty channel="Y" name="resolution" value="1000" units="1/cm"/>
+        </inkml:channelProperties>
+      </inkml:inkSource>
+      <inkml:timestamp xml:id="ts0" timeString="2024-05-24T18:35:43.365"/>
+    </inkml:context>
+    <inkml:brush xml:id="br0">
+      <inkml:brushProperty name="width" value="0.05" units="cm"/>
+      <inkml:brushProperty name="height" value="0.3" units="cm"/>
+      <inkml:brushProperty name="color" value="#849398"/>
+      <inkml:brushProperty name="ignorePressure" value="1"/>
+      <inkml:brushProperty name="inkEffects" value="pencil"/>
+    </inkml:brush>
+  </inkml:definitions>
+  <inkml:trace contextRef="#ctx0" brushRef="#br0">0 0,'0'0</inkml:trace>
+</inkml:ink>
 </file>
 
 <file path=customXml/item2.xml><?xml version="1.0" encoding="utf-8"?>
-<b:Sources xmlns:b="http://schemas.openxmlformats.org/officeDocument/2006/bibliography" xmlns="http://schemas.openxmlformats.org/officeDocument/2006/bibliography" SelectedStyle="\APA.XSL" StyleName="APA"/>
-</file>
-
-<file path=customXml/item3.xml><?xml version="1.0" encoding="utf-8"?>
 <inkml:ink xmlns:inkml="http://www.w3.org/2003/InkML">
   <inkml:definitions>
     <inkml:context xml:id="ctx0">
@@ -33125,55 +31686,27 @@
 </inkml:ink>
 </file>
 
+<file path=customXml/item3.xml><?xml version="1.0" encoding="utf-8"?>
+<b:Sources xmlns:b="http://schemas.openxmlformats.org/officeDocument/2006/bibliography" xmlns="http://schemas.openxmlformats.org/officeDocument/2006/bibliography" SelectedStyle="\APA.XSL" StyleName="APA"/>
+</file>
+
 <file path=customXml/item4.xml><?xml version="1.0" encoding="utf-8"?>
 <b:Sources xmlns:b="http://schemas.openxmlformats.org/officeDocument/2006/bibliography" xmlns="http://schemas.openxmlformats.org/officeDocument/2006/bibliography" SelectedStyle="\APA.XSL" StyleName="APA"/>
 </file>
 
 <file path=customXml/item5.xml><?xml version="1.0" encoding="utf-8"?>
-<inkml:ink xmlns:inkml="http://www.w3.org/2003/InkML">
-  <inkml:definitions>
-    <inkml:context xml:id="ctx0">
-      <inkml:inkSource xml:id="inkSrc0">
-        <inkml:traceFormat>
-          <inkml:channel name="X" type="integer" min="-2.14748E9" max="2.14748E9" units="cm"/>
-          <inkml:channel name="Y" type="integer" min="-2.14748E9" max="2.14748E9" units="cm"/>
-        </inkml:traceFormat>
-        <inkml:channelProperties>
-          <inkml:channelProperty channel="X" name="resolution" value="1000" units="1/cm"/>
-          <inkml:channelProperty channel="Y" name="resolution" value="1000" units="1/cm"/>
-        </inkml:channelProperties>
-      </inkml:inkSource>
-      <inkml:timestamp xml:id="ts0" timeString="2024-05-24T18:35:43.365"/>
-    </inkml:context>
-    <inkml:brush xml:id="br0">
-      <inkml:brushProperty name="width" value="0.05" units="cm"/>
-      <inkml:brushProperty name="height" value="0.3" units="cm"/>
-      <inkml:brushProperty name="color" value="#849398"/>
-      <inkml:brushProperty name="ignorePressure" value="1"/>
-      <inkml:brushProperty name="inkEffects" value="pencil"/>
-    </inkml:brush>
-  </inkml:definitions>
-  <inkml:trace contextRef="#ctx0" brushRef="#br0">0 0,'0'0</inkml:trace>
-</inkml:ink>
+<b:Sources xmlns:b="http://schemas.openxmlformats.org/officeDocument/2006/bibliography" xmlns="http://schemas.openxmlformats.org/officeDocument/2006/bibliography" SelectedStyle="\APA.XSL" StyleName="APA"/>
 </file>
 
 <file path=customXml/itemProps1.xml><?xml version="1.0" encoding="utf-8"?>
-<ds:datastoreItem xmlns:ds="http://schemas.openxmlformats.org/officeDocument/2006/customXml" ds:itemID="{9ECE5094-88E0-4840-AD21-30C106205F72}">
+<ds:datastoreItem xmlns:ds="http://schemas.openxmlformats.org/officeDocument/2006/customXml" ds:itemID="{0000006C-0000-0000-3006-FFFBFC7F0000}">
   <ds:schemaRefs>
-    <ds:schemaRef ds:uri="http://schemas.openxmlformats.org/officeDocument/2006/bibliography"/>
+    <ds:schemaRef ds:uri="http://www.w3.org/2003/InkML"/>
   </ds:schemaRefs>
 </ds:datastoreItem>
 </file>
 
 <file path=customXml/itemProps2.xml><?xml version="1.0" encoding="utf-8"?>
-<ds:datastoreItem xmlns:ds="http://schemas.openxmlformats.org/officeDocument/2006/customXml" ds:itemID="{B90D0716-C66F-4267-94C8-6768420514C3}">
-  <ds:schemaRefs>
-    <ds:schemaRef ds:uri="http://schemas.openxmlformats.org/officeDocument/2006/bibliography"/>
-  </ds:schemaRefs>
-</ds:datastoreItem>
-</file>
-
-<file path=customXml/itemProps3.xml><?xml version="1.0" encoding="utf-8"?>
 <ds:datastoreItem xmlns:ds="http://schemas.openxmlformats.org/officeDocument/2006/customXml" ds:itemID="{661C0473-653D-4286-8E20-1EE715924F2E}">
   <ds:schemaRefs>
     <ds:schemaRef ds:uri="http://www.w3.org/2003/InkML"/>
@@ -33181,8 +31714,16 @@
 </ds:datastoreItem>
 </file>
 
+<file path=customXml/itemProps3.xml><?xml version="1.0" encoding="utf-8"?>
+<ds:datastoreItem xmlns:ds="http://schemas.openxmlformats.org/officeDocument/2006/customXml" ds:itemID="{DB9B5260-F1B7-4695-BC46-24AFEEB707ED}">
+  <ds:schemaRefs>
+    <ds:schemaRef ds:uri="http://schemas.openxmlformats.org/officeDocument/2006/bibliography"/>
+  </ds:schemaRefs>
+</ds:datastoreItem>
+</file>
+
 <file path=customXml/itemProps4.xml><?xml version="1.0" encoding="utf-8"?>
-<ds:datastoreItem xmlns:ds="http://schemas.openxmlformats.org/officeDocument/2006/customXml" ds:itemID="{509A24E3-D0B6-4584-8AF0-692378354670}">
+<ds:datastoreItem xmlns:ds="http://schemas.openxmlformats.org/officeDocument/2006/customXml" ds:itemID="{F5602EBE-85A5-4442-ADB6-D5859D56500D}">
   <ds:schemaRefs>
     <ds:schemaRef ds:uri="http://schemas.openxmlformats.org/officeDocument/2006/bibliography"/>
   </ds:schemaRefs>
@@ -33190,9 +31731,9 @@
 </file>
 
 <file path=customXml/itemProps5.xml><?xml version="1.0" encoding="utf-8"?>
-<ds:datastoreItem xmlns:ds="http://schemas.openxmlformats.org/officeDocument/2006/customXml" ds:itemID="{0000006C-0000-0000-3006-FFFBFC7F0000}">
+<ds:datastoreItem xmlns:ds="http://schemas.openxmlformats.org/officeDocument/2006/customXml" ds:itemID="{5F40B7A8-E311-4B54-8FF7-CF2F98C8C910}">
   <ds:schemaRefs>
-    <ds:schemaRef ds:uri="http://www.w3.org/2003/InkML"/>
+    <ds:schemaRef ds:uri="http://schemas.openxmlformats.org/officeDocument/2006/bibliography"/>
   </ds:schemaRefs>
 </ds:datastoreItem>
 </file>